--- a/tools/Netcat_NC/File Transfer And Communication_Project/FileTransfer_Communication_Project.docx
+++ b/tools/Netcat_NC/File Transfer And Communication_Project/FileTransfer_Communication_Project.docx
@@ -1,6 +1,6 @@
 
 <file path=word/document.xml><?xml version="1.0" encoding="utf-8"?>
-<w:document xmlns:wpc="http://schemas.microsoft.com/office/word/2010/wordprocessingCanvas" xmlns:mc="http://schemas.openxmlformats.org/markup-compatibility/2006" xmlns:o="urn:schemas-microsoft-com:office:office" xmlns:r="http://schemas.openxmlformats.org/officeDocument/2006/relationships" xmlns:m="http://schemas.openxmlformats.org/officeDocument/2006/math" xmlns:v="urn:schemas-microsoft-com:vml" xmlns:wp14="http://schemas.microsoft.com/office/word/2010/wordprocessingDrawing" xmlns:wp="http://schemas.openxmlformats.org/drawingml/2006/wordprocessingDrawing" xmlns:w10="urn:schemas-microsoft-com:office:word" xmlns:w="http://schemas.openxmlformats.org/wordprocessingml/2006/main" xmlns:w14="http://schemas.microsoft.com/office/word/2010/wordml" xmlns:w15="http://schemas.microsoft.com/office/word/2012/wordml" xmlns:wpg="http://schemas.microsoft.com/office/word/2010/wordprocessingGroup" xmlns:wpi="http://schemas.microsoft.com/office/word/2010/wordprocessingInk" xmlns:wne="http://schemas.microsoft.com/office/word/2006/wordml" xmlns:wps="http://schemas.microsoft.com/office/word/2010/wordprocessingShape" xmlns:cx="http://schemas.microsoft.com/office/drawing/2014/chartex" xmlns:cx1="http://schemas.microsoft.com/office/drawing/2015/9/8/chartex" xmlns:cx2="http://schemas.microsoft.com/office/drawing/2015/10/21/chartex" xmlns:cx3="http://schemas.microsoft.com/office/drawing/2016/5/9/chartex" xmlns:cx4="http://schemas.microsoft.com/office/drawing/2016/5/10/chartex" xmlns:cx5="http://schemas.microsoft.com/office/drawing/2016/5/11/chartex" xmlns:cx6="http://schemas.microsoft.com/office/drawing/2016/5/12/chartex" xmlns:cx7="http://schemas.microsoft.com/office/drawing/2016/5/13/chartex" xmlns:cx8="http://schemas.microsoft.com/office/drawing/2016/5/14/chartex" xmlns:aink="http://schemas.microsoft.com/office/drawing/2016/ink" xmlns:am3d="http://schemas.microsoft.com/office/drawing/2017/model3d" xmlns:w16cex="http://schemas.microsoft.com/office/word/2018/wordml/cex" xmlns:w16cid="http://schemas.microsoft.com/office/word/2016/wordml/cid" xmlns:w16="http://schemas.microsoft.com/office/word/2018/wordml" xmlns:w16sdtdh="http://schemas.microsoft.com/office/word/2020/wordml/sdtdatahash" xmlns:w16se="http://schemas.microsoft.com/office/word/2015/wordml/symex" mc:Ignorable="w14 w15 wp14">
+<w:document xmlns:wpc="http://schemas.microsoft.com/office/word/2010/wordprocessingCanvas" xmlns:cx="http://schemas.microsoft.com/office/drawing/2014/chartex" xmlns:cx1="http://schemas.microsoft.com/office/drawing/2015/9/8/chartex" xmlns:cx2="http://schemas.microsoft.com/office/drawing/2015/10/21/chartex" xmlns:cx3="http://schemas.microsoft.com/office/drawing/2016/5/9/chartex" xmlns:cx4="http://schemas.microsoft.com/office/drawing/2016/5/10/chartex" xmlns:cx5="http://schemas.microsoft.com/office/drawing/2016/5/11/chartex" xmlns:cx6="http://schemas.microsoft.com/office/drawing/2016/5/12/chartex" xmlns:cx7="http://schemas.microsoft.com/office/drawing/2016/5/13/chartex" xmlns:cx8="http://schemas.microsoft.com/office/drawing/2016/5/14/chartex" xmlns:mc="http://schemas.openxmlformats.org/markup-compatibility/2006" xmlns:aink="http://schemas.microsoft.com/office/drawing/2016/ink" xmlns:am3d="http://schemas.microsoft.com/office/drawing/2017/model3d" xmlns:o="urn:schemas-microsoft-com:office:office" xmlns:oel="http://schemas.microsoft.com/office/2019/extlst" xmlns:r="http://schemas.openxmlformats.org/officeDocument/2006/relationships" xmlns:m="http://schemas.openxmlformats.org/officeDocument/2006/math" xmlns:v="urn:schemas-microsoft-com:vml" xmlns:wp14="http://schemas.microsoft.com/office/word/2010/wordprocessingDrawing" xmlns:wp="http://schemas.openxmlformats.org/drawingml/2006/wordprocessingDrawing" xmlns:w10="urn:schemas-microsoft-com:office:word" xmlns:w="http://schemas.openxmlformats.org/wordprocessingml/2006/main" xmlns:w14="http://schemas.microsoft.com/office/word/2010/wordml" xmlns:w15="http://schemas.microsoft.com/office/word/2012/wordml" xmlns:w16cex="http://schemas.microsoft.com/office/word/2018/wordml/cex" xmlns:w16cid="http://schemas.microsoft.com/office/word/2016/wordml/cid" xmlns:w16="http://schemas.microsoft.com/office/word/2018/wordml" xmlns:w16du="http://schemas.microsoft.com/office/word/2023/wordml/word16du" xmlns:w16sdtdh="http://schemas.microsoft.com/office/word/2020/wordml/sdtdatahash" xmlns:w16sdtfl="http://schemas.microsoft.com/office/word/2024/wordml/sdtformatlock" xmlns:w16se="http://schemas.microsoft.com/office/word/2015/wordml/symex" xmlns:wpg="http://schemas.microsoft.com/office/word/2010/wordprocessingGroup" xmlns:wpi="http://schemas.microsoft.com/office/word/2010/wordprocessingInk" xmlns:wne="http://schemas.microsoft.com/office/word/2006/wordml" xmlns:wps="http://schemas.microsoft.com/office/word/2010/wordprocessingShape" mc:Ignorable="w14 w15 w16se w16cid w16 w16cex w16sdtdh w16sdtfl w16du wp14">
   <w:body>
     <w:p>
       <w:pPr>
@@ -19,14 +19,15 @@
           <w:sz w:val="24"/>
           <w:szCs w:val="24"/>
         </w:rPr>
-        <w:t xml:space="preserve">WEEKLY CYBERSECURITY TOOLS TRACK</w:t>
-      </w:r>
-    </w:p>
-    <w:p>
-      <w:pPr>
-        <w:spacing w:after="100" w:before="260"/>
+        <w:t>WEEKLY CYBERSECURITY TOOLS TRACK</w:t>
+      </w:r>
+    </w:p>
+    <w:p>
+      <w:pPr>
+        <w:spacing w:before="260" w:after="100"/>
         <w:jc w:val="center"/>
       </w:pPr>
+      <w:proofErr w:type="spellStart"/>
       <w:r>
         <w:rPr>
           <w:b/>
@@ -35,7 +36,18 @@
           <w:sz w:val="60"/>
           <w:szCs w:val="60"/>
         </w:rPr>
-        <w:t xml:space="preserve">Netcat (nc)</w:t>
+        <w:t>Netcat</w:t>
+      </w:r>
+      <w:proofErr w:type="spellEnd"/>
+      <w:r>
+        <w:rPr>
+          <w:b/>
+          <w:bCs/>
+          <w:color w:val="000000"/>
+          <w:sz w:val="60"/>
+          <w:szCs w:val="60"/>
+        </w:rPr>
+        <w:t xml:space="preserve"> (nc)</w:t>
       </w:r>
     </w:p>
     <w:p>
@@ -51,7 +63,7 @@
           <w:sz w:val="30"/>
           <w:szCs w:val="30"/>
         </w:rPr>
-        <w:t xml:space="preserve">Module 1 — File Transfer &amp; Two-Way Communication</w:t>
+        <w:t>File Transfer &amp; Two-Way Communication</w:t>
       </w:r>
     </w:p>
     <w:p>
@@ -67,7 +79,29 @@
           <w:sz w:val="21"/>
           <w:szCs w:val="21"/>
         </w:rPr>
-        <w:t xml:space="preserve">Hands-on lab practicals using Netcat between a Kali Linux attacker VM and a Metasploitable2 target VM, run over a private VirtualBox host-only network.</w:t>
+        <w:t xml:space="preserve">Hands-on lab practicals using </w:t>
+      </w:r>
+      <w:proofErr w:type="spellStart"/>
+      <w:r>
+        <w:rPr>
+          <w:i/>
+          <w:iCs/>
+          <w:color w:val="4D4D4D"/>
+          <w:sz w:val="21"/>
+          <w:szCs w:val="21"/>
+        </w:rPr>
+        <w:t>Netcat</w:t>
+      </w:r>
+      <w:proofErr w:type="spellEnd"/>
+      <w:r>
+        <w:rPr>
+          <w:i/>
+          <w:iCs/>
+          <w:color w:val="4D4D4D"/>
+          <w:sz w:val="21"/>
+          <w:szCs w:val="21"/>
+        </w:rPr>
+        <w:t xml:space="preserve"> between a Kali Linux attacker VM and a Metasploitable2 target VM, run over a private VirtualBox host-only network.</w:t>
       </w:r>
     </w:p>
     <w:p>
@@ -78,10 +112,8 @@
       <w:r>
         <w:rPr>
           <w:color w:val="4D4D4D"/>
-          <w:sz w:val="20"/>
-          <w:szCs w:val="20"/>
-        </w:rPr>
-        <w:t xml:space="preserve">Prepared by</w:t>
+        </w:rPr>
+        <w:t>Prepared by</w:t>
       </w:r>
     </w:p>
     <w:p>
@@ -97,7 +129,7 @@
           <w:sz w:val="24"/>
           <w:szCs w:val="24"/>
         </w:rPr>
-        <w:t xml:space="preserve">Emmanuel Aidoo</w:t>
+        <w:t>Emmanuel Aidoo</w:t>
       </w:r>
     </w:p>
     <w:p>
@@ -110,7 +142,7 @@
           <w:sz w:val="18"/>
           <w:szCs w:val="18"/>
         </w:rPr>
-        <w:t xml:space="preserve">Lab environment: Kali Linux (attacker) · Metasploitable2 (target) · Oracle VirtualBox</w:t>
+        <w:t>Lab environment: Kali Linux (attacker) · Metasploitable2 (target) · Oracle VirtualBox</w:t>
       </w:r>
     </w:p>
     <w:p>
@@ -121,9 +153,9 @@
     <w:p>
       <w:pPr>
         <w:sectPr>
-          <w:pgSz w:w="12240" w:h="15840" w:orient="portrait"/>
+          <w:pgSz w:w="12240" w:h="15840"/>
           <w:pgMar w:top="900" w:right="1000" w:bottom="900" w:left="1000" w:header="708" w:footer="708" w:gutter="0"/>
-          <w:pgNumType/>
+          <w:cols w:space="720"/>
           <w:docGrid w:linePitch="360"/>
         </w:sectPr>
       </w:pPr>
@@ -132,132 +164,154 @@
       <w:pPr>
         <w:pStyle w:val="Heading1"/>
         <w:pBdr>
-          <w:bottom w:val="single" w:color="333333" w:sz="12" w:space="6"/>
+          <w:bottom w:val="single" w:sz="12" w:space="6" w:color="333333"/>
         </w:pBdr>
-        <w:spacing w:after="200" w:before="0"/>
-      </w:pPr>
-      <w:r>
-        <w:rPr>
-          <w:rFonts w:ascii="Calibri" w:cs="Calibri" w:eastAsia="Calibri" w:hAnsi="Calibri"/>
+        <w:spacing w:after="200"/>
+      </w:pPr>
+      <w:r>
+        <w:rPr>
           <w:b/>
           <w:bCs/>
           <w:color w:val="000000"/>
-          <w:sz w:val="32"/>
-          <w:szCs w:val="32"/>
-        </w:rPr>
-        <w:t xml:space="preserve">Table of Contents</w:t>
+        </w:rPr>
+        <w:lastRenderedPageBreak/>
+        <w:t>Table of Contents</w:t>
       </w:r>
     </w:p>
     <w:p>
       <w:pPr>
         <w:tabs>
-          <w:tab w:val="right" w:pos="9350" w:leader="dot"/>
+          <w:tab w:val="right" w:leader="dot" w:pos="9350"/>
         </w:tabs>
         <w:spacing w:after="160"/>
       </w:pPr>
       <w:r>
         <w:rPr>
-          <w:rFonts w:ascii="Calibri" w:cs="Calibri" w:eastAsia="Calibri" w:hAnsi="Calibri"/>
           <w:color w:val="262626"/>
           <w:sz w:val="22"/>
           <w:szCs w:val="22"/>
         </w:rPr>
-        <w:t xml:space="preserve">Module Overview</w:t>
-      </w:r>
-      <w:r>
-        <w:rPr>
-          <w:rFonts w:ascii="Calibri" w:cs="Calibri" w:eastAsia="Calibri" w:hAnsi="Calibri"/>
+        <w:t>Project</w:t>
+      </w:r>
+      <w:r>
+        <w:rPr>
+          <w:color w:val="262626"/>
+          <w:sz w:val="22"/>
+          <w:szCs w:val="22"/>
+        </w:rPr>
+        <w:t xml:space="preserve"> Overview</w:t>
+      </w:r>
+      <w:r>
+        <w:rPr>
           <w:b/>
           <w:bCs/>
           <w:color w:val="000000"/>
           <w:sz w:val="22"/>
           <w:szCs w:val="22"/>
         </w:rPr>
-        <w:t xml:space="preserve">	3</w:t>
+        <w:tab/>
+        <w:t>3</w:t>
       </w:r>
     </w:p>
     <w:p>
       <w:pPr>
         <w:tabs>
-          <w:tab w:val="right" w:pos="9350" w:leader="dot"/>
+          <w:tab w:val="right" w:leader="dot" w:pos="9350"/>
         </w:tabs>
         <w:spacing w:after="160"/>
       </w:pPr>
       <w:r>
         <w:rPr>
-          <w:rFonts w:ascii="Calibri" w:cs="Calibri" w:eastAsia="Calibri" w:hAnsi="Calibri"/>
           <w:color w:val="262626"/>
           <w:sz w:val="22"/>
           <w:szCs w:val="22"/>
         </w:rPr>
-        <w:t xml:space="preserve">1.  File Transfer with Netcat</w:t>
-      </w:r>
-      <w:r>
-        <w:rPr>
-          <w:rFonts w:ascii="Calibri" w:cs="Calibri" w:eastAsia="Calibri" w:hAnsi="Calibri"/>
+        <w:t xml:space="preserve">1.  File Transfer with </w:t>
+      </w:r>
+      <w:proofErr w:type="spellStart"/>
+      <w:r>
+        <w:rPr>
+          <w:color w:val="262626"/>
+          <w:sz w:val="22"/>
+          <w:szCs w:val="22"/>
+        </w:rPr>
+        <w:t>Netcat</w:t>
+      </w:r>
+      <w:proofErr w:type="spellEnd"/>
+      <w:r>
+        <w:rPr>
           <w:b/>
           <w:bCs/>
           <w:color w:val="000000"/>
           <w:sz w:val="22"/>
           <w:szCs w:val="22"/>
         </w:rPr>
-        <w:t xml:space="preserve">	4</w:t>
+        <w:tab/>
+        <w:t>4</w:t>
       </w:r>
     </w:p>
     <w:p>
       <w:pPr>
         <w:tabs>
-          <w:tab w:val="right" w:pos="9350" w:leader="dot"/>
+          <w:tab w:val="right" w:leader="dot" w:pos="9350"/>
         </w:tabs>
         <w:spacing w:after="160"/>
       </w:pPr>
       <w:r>
         <w:rPr>
-          <w:rFonts w:ascii="Calibri" w:cs="Calibri" w:eastAsia="Calibri" w:hAnsi="Calibri"/>
           <w:color w:val="262626"/>
           <w:sz w:val="22"/>
           <w:szCs w:val="22"/>
         </w:rPr>
-        <w:t xml:space="preserve">2.  Two-Way Communication (Chat) with Netcat</w:t>
-      </w:r>
-      <w:r>
-        <w:rPr>
-          <w:rFonts w:ascii="Calibri" w:cs="Calibri" w:eastAsia="Calibri" w:hAnsi="Calibri"/>
+        <w:t xml:space="preserve">2.  Two-Way Communication (Chat) with </w:t>
+      </w:r>
+      <w:proofErr w:type="spellStart"/>
+      <w:r>
+        <w:rPr>
+          <w:color w:val="262626"/>
+          <w:sz w:val="22"/>
+          <w:szCs w:val="22"/>
+        </w:rPr>
+        <w:t>Netcat</w:t>
+      </w:r>
+      <w:proofErr w:type="spellEnd"/>
+      <w:r>
+        <w:rPr>
           <w:b/>
           <w:bCs/>
           <w:color w:val="000000"/>
           <w:sz w:val="22"/>
           <w:szCs w:val="22"/>
         </w:rPr>
-        <w:t xml:space="preserve">	6</w:t>
+        <w:tab/>
+        <w:t>6</w:t>
       </w:r>
     </w:p>
     <w:p>
       <w:pPr>
         <w:tabs>
-          <w:tab w:val="right" w:pos="9350" w:leader="dot"/>
+          <w:tab w:val="right" w:leader="dot" w:pos="9350"/>
         </w:tabs>
         <w:spacing w:after="160"/>
       </w:pPr>
       <w:r>
         <w:rPr>
-          <w:rFonts w:ascii="Calibri" w:cs="Calibri" w:eastAsia="Calibri" w:hAnsi="Calibri"/>
           <w:color w:val="262626"/>
           <w:sz w:val="22"/>
           <w:szCs w:val="22"/>
         </w:rPr>
-        <w:t xml:space="preserve">Key Takeaways</w:t>
-      </w:r>
-      <w:r>
-        <w:rPr>
-          <w:rFonts w:ascii="Calibri" w:cs="Calibri" w:eastAsia="Calibri" w:hAnsi="Calibri"/>
+        <w:t>Key Takeaways</w:t>
+      </w:r>
+      <w:r>
+        <w:rPr>
           <w:b/>
           <w:bCs/>
           <w:color w:val="000000"/>
           <w:sz w:val="22"/>
           <w:szCs w:val="22"/>
         </w:rPr>
-        <w:t xml:space="preserve">	8</w:t>
+        <w:tab/>
+        <w:t>8</w:t>
       </w:r>
     </w:p>
     <w:p>
@@ -269,72 +323,132 @@
       <w:pPr>
         <w:pStyle w:val="Heading1"/>
         <w:pBdr>
-          <w:bottom w:val="single" w:color="333333" w:sz="12" w:space="6"/>
+          <w:bottom w:val="single" w:sz="12" w:space="6" w:color="333333"/>
         </w:pBdr>
-        <w:spacing w:after="200" w:before="0"/>
-      </w:pPr>
-      <w:r>
-        <w:rPr>
-          <w:rFonts w:ascii="Calibri" w:cs="Calibri" w:eastAsia="Calibri" w:hAnsi="Calibri"/>
+        <w:spacing w:after="200"/>
+      </w:pPr>
+      <w:r>
+        <w:rPr>
           <w:b/>
           <w:bCs/>
           <w:color w:val="000000"/>
-          <w:sz w:val="32"/>
-          <w:szCs w:val="32"/>
-        </w:rPr>
-        <w:t xml:space="preserve">Module Overview</w:t>
-      </w:r>
-    </w:p>
-    <w:p>
-      <w:pPr>
-        <w:spacing w:after="160" w:line="300"/>
-      </w:pPr>
-      <w:r>
-        <w:rPr>
-          <w:color w:val="262626"/>
-          <w:sz w:val="21"/>
-          <w:szCs w:val="21"/>
-        </w:rPr>
-        <w:t xml:space="preserve">Netcat (nc) is a lightweight command-line networking utility often described as the "TCP/IP Swiss Army knife." It reads and writes data across network connections using TCP or UDP, which makes it useful for banner grabbing, port scanning, file transfer, and building simple client/server communication channels.</w:t>
-      </w:r>
-    </w:p>
-    <w:p>
-      <w:pPr>
-        <w:spacing w:after="160" w:line="300"/>
-      </w:pPr>
-      <w:r>
-        <w:rPr>
-          <w:color w:val="262626"/>
-          <w:sz w:val="21"/>
-          <w:szCs w:val="21"/>
-        </w:rPr>
-        <w:t xml:space="preserve">This module documents two beginner practicals carried out across two virtual machines on the same VirtualBox host-only network: a Metasploitable2 VM acting as one endpoint (192.168.56.102) and a Kali Linux VM acting as the other endpoint (192.168.56.101). The goal was to understand Netcat's listener/client model (-l to listen, and a plain nc &lt;ip&gt; &lt;port&gt; to connect) before moving on to more advanced uses such as reverse shells and port scanning in later modules.</w:t>
+        </w:rPr>
+        <w:lastRenderedPageBreak/>
+        <w:t xml:space="preserve">Project </w:t>
+      </w:r>
+      <w:r>
+        <w:rPr>
+          <w:b/>
+          <w:bCs/>
+          <w:color w:val="000000"/>
+        </w:rPr>
+        <w:t>Overview</w:t>
+      </w:r>
+    </w:p>
+    <w:p>
+      <w:pPr>
+        <w:spacing w:after="160" w:line="300" w:lineRule="auto"/>
+      </w:pPr>
+      <w:proofErr w:type="spellStart"/>
+      <w:r>
+        <w:rPr>
+          <w:color w:val="262626"/>
+          <w:sz w:val="21"/>
+          <w:szCs w:val="21"/>
+        </w:rPr>
+        <w:t>Netcat</w:t>
+      </w:r>
+      <w:proofErr w:type="spellEnd"/>
+      <w:r>
+        <w:rPr>
+          <w:color w:val="262626"/>
+          <w:sz w:val="21"/>
+          <w:szCs w:val="21"/>
+        </w:rPr>
+        <w:t xml:space="preserve"> (nc) is a lightweight command-line networking utility often described as the "TCP/IP Swiss Army knife." It reads and writes data across network connections using TCP or UDP, which makes it useful for banner grabbing, port scanning, file transfer, and building simple client/server communication channels.</w:t>
+      </w:r>
+    </w:p>
+    <w:p>
+      <w:pPr>
+        <w:spacing w:after="160" w:line="300" w:lineRule="auto"/>
+      </w:pPr>
+      <w:r>
+        <w:rPr>
+          <w:color w:val="262626"/>
+          <w:sz w:val="21"/>
+          <w:szCs w:val="21"/>
+        </w:rPr>
+        <w:t xml:space="preserve">This module documents two beginner practicals carried out across two virtual machines on the same VirtualBox host-only network: a Metasploitable2 VM acting as one endpoint (192.168.56.102) and a Kali Linux VM acting as the other endpoint (192.168.56.101). The goal was to understand </w:t>
+      </w:r>
+      <w:proofErr w:type="spellStart"/>
+      <w:r>
+        <w:rPr>
+          <w:color w:val="262626"/>
+          <w:sz w:val="21"/>
+          <w:szCs w:val="21"/>
+        </w:rPr>
+        <w:t>Netcat's</w:t>
+      </w:r>
+      <w:proofErr w:type="spellEnd"/>
+      <w:r>
+        <w:rPr>
+          <w:color w:val="262626"/>
+          <w:sz w:val="21"/>
+          <w:szCs w:val="21"/>
+        </w:rPr>
+        <w:t xml:space="preserve"> listener/client model (-l to listen, and a plain nc &lt;</w:t>
+      </w:r>
+      <w:proofErr w:type="spellStart"/>
+      <w:r>
+        <w:rPr>
+          <w:color w:val="262626"/>
+          <w:sz w:val="21"/>
+          <w:szCs w:val="21"/>
+        </w:rPr>
+        <w:t>ip</w:t>
+      </w:r>
+      <w:proofErr w:type="spellEnd"/>
+      <w:r>
+        <w:rPr>
+          <w:color w:val="262626"/>
+          <w:sz w:val="21"/>
+          <w:szCs w:val="21"/>
+        </w:rPr>
+        <w:t>&gt; &lt;port&gt; to connect) before moving on to more advanced uses such as reverse shells and port scanning in later modules.</w:t>
       </w:r>
     </w:p>
     <w:tbl>
       <w:tblPr>
-        <w:tblW w:type="pct" w:w="100%"/>
+        <w:tblW w:w="5000" w:type="pct"/>
         <w:tblBorders>
-          <w:top w:val="none" w:color="auto" w:sz="0"/>
-          <w:left w:val="none" w:color="auto" w:sz="0"/>
-          <w:bottom w:val="none" w:color="auto" w:sz="0"/>
-          <w:right w:val="none" w:color="auto" w:sz="0"/>
-          <w:insideH w:val="single" w:color="auto" w:sz="4"/>
-          <w:insideV w:val="single" w:color="auto" w:sz="4"/>
+          <w:insideH w:val="single" w:sz="4" w:space="0" w:color="auto"/>
+          <w:insideV w:val="single" w:sz="4" w:space="0" w:color="auto"/>
         </w:tblBorders>
+        <w:tblCellMar>
+          <w:left w:w="10" w:type="dxa"/>
+          <w:right w:w="10" w:type="dxa"/>
+        </w:tblCellMar>
+        <w:tblLook w:val="04A0" w:firstRow="1" w:lastRow="0" w:firstColumn="1" w:lastColumn="0" w:noHBand="0" w:noVBand="1"/>
       </w:tblPr>
       <w:tblGrid>
-        <w:gridCol w:w="100"/>
+        <w:gridCol w:w="10040"/>
       </w:tblGrid>
       <w:tr>
-        <w:tc>
-          <w:tcPr>
-            <w:shd w:fill="000000" w:color="auto" w:val="clear"/>
-            <w:tcMar>
-              <w:top w:type="dxa" w:w="100"/>
-              <w:left w:type="dxa" w:w="180"/>
-              <w:bottom w:type="dxa" w:w="100"/>
-              <w:right w:type="dxa" w:w="180"/>
+        <w:tblPrEx>
+          <w:tblCellMar>
+            <w:top w:w="0" w:type="dxa"/>
+            <w:bottom w:w="0" w:type="dxa"/>
+          </w:tblCellMar>
+        </w:tblPrEx>
+        <w:tc>
+          <w:tcPr>
+            <w:tcW w:w="0" w:type="auto"/>
+            <w:shd w:val="clear" w:color="auto" w:fill="000000"/>
+            <w:tcMar>
+              <w:top w:w="100" w:type="dxa"/>
+              <w:left w:w="180" w:type="dxa"/>
+              <w:bottom w:w="100" w:type="dxa"/>
+              <w:right w:w="180" w:type="dxa"/>
             </w:tcMar>
           </w:tcPr>
           <w:p>
@@ -346,7 +460,7 @@
                 <w:sz w:val="19"/>
                 <w:szCs w:val="19"/>
               </w:rPr>
-              <w:t xml:space="preserve">ENVIRONMENT</w:t>
+              <w:t>ENVIRONMENT</w:t>
             </w:r>
           </w:p>
         </w:tc>
@@ -354,35 +468,46 @@
     </w:tbl>
     <w:p>
       <w:pPr>
-        <w:spacing w:after="200" w:before="120"/>
+        <w:spacing w:before="120" w:after="200"/>
       </w:pPr>
     </w:p>
     <w:tbl>
       <w:tblPr>
-        <w:tblW w:type="pct" w:w="100%"/>
+        <w:tblW w:w="5000" w:type="pct"/>
         <w:tblBorders>
-          <w:top w:val="single" w:color="BFBFBF" w:sz="2"/>
-          <w:left w:val="single" w:color="BFBFBF" w:sz="2"/>
-          <w:bottom w:val="single" w:color="BFBFBF" w:sz="2"/>
-          <w:right w:val="single" w:color="BFBFBF" w:sz="2"/>
-          <w:insideH w:val="single" w:color="BFBFBF" w:sz="2"/>
-          <w:insideV w:val="single" w:color="BFBFBF" w:sz="2"/>
+          <w:top w:val="single" w:sz="2" w:space="0" w:color="BFBFBF"/>
+          <w:left w:val="single" w:sz="2" w:space="0" w:color="BFBFBF"/>
+          <w:bottom w:val="single" w:sz="2" w:space="0" w:color="BFBFBF"/>
+          <w:right w:val="single" w:sz="2" w:space="0" w:color="BFBFBF"/>
+          <w:insideH w:val="single" w:sz="2" w:space="0" w:color="BFBFBF"/>
+          <w:insideV w:val="single" w:sz="2" w:space="0" w:color="BFBFBF"/>
         </w:tblBorders>
+        <w:tblCellMar>
+          <w:left w:w="10" w:type="dxa"/>
+          <w:right w:w="10" w:type="dxa"/>
+        </w:tblCellMar>
+        <w:tblLook w:val="04A0" w:firstRow="1" w:lastRow="0" w:firstColumn="1" w:lastColumn="0" w:noHBand="0" w:noVBand="1"/>
       </w:tblPr>
       <w:tblGrid>
-        <w:gridCol w:w="3200"/>
-        <w:gridCol w:w="6100"/>
+        <w:gridCol w:w="3453"/>
+        <w:gridCol w:w="6581"/>
       </w:tblGrid>
       <w:tr>
-        <w:tc>
-          <w:tcPr>
-            <w:tcW w:type="dxa" w:w="3200"/>
-            <w:shd w:fill="333333" w:color="auto" w:val="clear"/>
-            <w:tcMar>
-              <w:top w:type="dxa" w:w="100"/>
-              <w:left w:type="dxa" w:w="150"/>
-              <w:bottom w:type="dxa" w:w="100"/>
-              <w:right w:type="dxa" w:w="150"/>
+        <w:tblPrEx>
+          <w:tblCellMar>
+            <w:top w:w="0" w:type="dxa"/>
+            <w:bottom w:w="0" w:type="dxa"/>
+          </w:tblCellMar>
+        </w:tblPrEx>
+        <w:tc>
+          <w:tcPr>
+            <w:tcW w:w="3200" w:type="dxa"/>
+            <w:shd w:val="clear" w:color="auto" w:fill="333333"/>
+            <w:tcMar>
+              <w:top w:w="100" w:type="dxa"/>
+              <w:left w:w="150" w:type="dxa"/>
+              <w:bottom w:w="100" w:type="dxa"/>
+              <w:right w:w="150" w:type="dxa"/>
             </w:tcMar>
             <w:vAlign w:val="center"/>
           </w:tcPr>
@@ -395,19 +520,19 @@
                 <w:sz w:val="19"/>
                 <w:szCs w:val="19"/>
               </w:rPr>
-              <w:t xml:space="preserve">Setting</w:t>
-            </w:r>
-          </w:p>
-        </w:tc>
-        <w:tc>
-          <w:tcPr>
-            <w:tcW w:type="dxa" w:w="6100"/>
-            <w:shd w:fill="000000" w:color="auto" w:val="clear"/>
-            <w:tcMar>
-              <w:top w:type="dxa" w:w="100"/>
-              <w:left w:type="dxa" w:w="150"/>
-              <w:bottom w:type="dxa" w:w="100"/>
-              <w:right w:type="dxa" w:w="150"/>
+              <w:t>Setting</w:t>
+            </w:r>
+          </w:p>
+        </w:tc>
+        <w:tc>
+          <w:tcPr>
+            <w:tcW w:w="6100" w:type="dxa"/>
+            <w:shd w:val="clear" w:color="auto" w:fill="000000"/>
+            <w:tcMar>
+              <w:top w:w="100" w:type="dxa"/>
+              <w:left w:w="150" w:type="dxa"/>
+              <w:bottom w:w="100" w:type="dxa"/>
+              <w:right w:w="150" w:type="dxa"/>
             </w:tcMar>
             <w:vAlign w:val="center"/>
           </w:tcPr>
@@ -420,21 +545,27 @@
                 <w:sz w:val="19"/>
                 <w:szCs w:val="19"/>
               </w:rPr>
-              <w:t xml:space="preserve">Detail</w:t>
+              <w:t>Detail</w:t>
             </w:r>
           </w:p>
         </w:tc>
       </w:tr>
       <w:tr>
-        <w:tc>
-          <w:tcPr>
-            <w:tcW w:type="dxa" w:w="3200"/>
-            <w:shd w:fill="F2F2F2" w:color="auto" w:val="clear"/>
-            <w:tcMar>
-              <w:top w:type="dxa" w:w="100"/>
-              <w:left w:type="dxa" w:w="150"/>
-              <w:bottom w:type="dxa" w:w="100"/>
-              <w:right w:type="dxa" w:w="150"/>
+        <w:tblPrEx>
+          <w:tblCellMar>
+            <w:top w:w="0" w:type="dxa"/>
+            <w:bottom w:w="0" w:type="dxa"/>
+          </w:tblCellMar>
+        </w:tblPrEx>
+        <w:tc>
+          <w:tcPr>
+            <w:tcW w:w="3200" w:type="dxa"/>
+            <w:shd w:val="clear" w:color="auto" w:fill="F2F2F2"/>
+            <w:tcMar>
+              <w:top w:w="100" w:type="dxa"/>
+              <w:left w:w="150" w:type="dxa"/>
+              <w:bottom w:w="100" w:type="dxa"/>
+              <w:right w:w="150" w:type="dxa"/>
             </w:tcMar>
             <w:vAlign w:val="center"/>
           </w:tcPr>
@@ -447,46 +578,50 @@
                 <w:sz w:val="19"/>
                 <w:szCs w:val="19"/>
               </w:rPr>
-              <w:t xml:space="preserve">Attacker / client VM</w:t>
-            </w:r>
-          </w:p>
-        </w:tc>
-        <w:tc>
-          <w:tcPr>
-            <w:tcW w:type="dxa" w:w="6100"/>
-            <w:shd w:fill="FFFFFF" w:color="auto" w:val="clear"/>
-            <w:tcMar>
-              <w:top w:type="dxa" w:w="100"/>
-              <w:left w:type="dxa" w:w="150"/>
-              <w:bottom w:type="dxa" w:w="100"/>
-              <w:right w:type="dxa" w:w="150"/>
+              <w:t>Attacker / client VM</w:t>
+            </w:r>
+          </w:p>
+        </w:tc>
+        <w:tc>
+          <w:tcPr>
+            <w:tcW w:w="6100" w:type="dxa"/>
+            <w:shd w:val="clear" w:color="auto" w:fill="FFFFFF"/>
+            <w:tcMar>
+              <w:top w:w="100" w:type="dxa"/>
+              <w:left w:w="150" w:type="dxa"/>
+              <w:bottom w:w="100" w:type="dxa"/>
+              <w:right w:w="150" w:type="dxa"/>
             </w:tcMar>
             <w:vAlign w:val="center"/>
           </w:tcPr>
           <w:p>
             <w:r>
               <w:rPr>
-                <w:b w:val="false"/>
-                <w:bCs w:val="false"/>
                 <w:color w:val="262626"/>
                 <w:sz w:val="19"/>
                 <w:szCs w:val="19"/>
               </w:rPr>
-              <w:t xml:space="preserve">Kali Linux — 192.168.56.101</w:t>
+              <w:t>Kali Linux — 192.168.56.101</w:t>
             </w:r>
           </w:p>
         </w:tc>
       </w:tr>
       <w:tr>
-        <w:tc>
-          <w:tcPr>
-            <w:tcW w:type="dxa" w:w="3200"/>
-            <w:shd w:fill="F2F2F2" w:color="auto" w:val="clear"/>
-            <w:tcMar>
-              <w:top w:type="dxa" w:w="100"/>
-              <w:left w:type="dxa" w:w="150"/>
-              <w:bottom w:type="dxa" w:w="100"/>
-              <w:right w:type="dxa" w:w="150"/>
+        <w:tblPrEx>
+          <w:tblCellMar>
+            <w:top w:w="0" w:type="dxa"/>
+            <w:bottom w:w="0" w:type="dxa"/>
+          </w:tblCellMar>
+        </w:tblPrEx>
+        <w:tc>
+          <w:tcPr>
+            <w:tcW w:w="3200" w:type="dxa"/>
+            <w:shd w:val="clear" w:color="auto" w:fill="F2F2F2"/>
+            <w:tcMar>
+              <w:top w:w="100" w:type="dxa"/>
+              <w:left w:w="150" w:type="dxa"/>
+              <w:bottom w:w="100" w:type="dxa"/>
+              <w:right w:w="150" w:type="dxa"/>
             </w:tcMar>
             <w:vAlign w:val="center"/>
           </w:tcPr>
@@ -499,46 +634,50 @@
                 <w:sz w:val="19"/>
                 <w:szCs w:val="19"/>
               </w:rPr>
-              <w:t xml:space="preserve">Target / server VM</w:t>
-            </w:r>
-          </w:p>
-        </w:tc>
-        <w:tc>
-          <w:tcPr>
-            <w:tcW w:type="dxa" w:w="6100"/>
-            <w:shd w:fill="FFFFFF" w:color="auto" w:val="clear"/>
-            <w:tcMar>
-              <w:top w:type="dxa" w:w="100"/>
-              <w:left w:type="dxa" w:w="150"/>
-              <w:bottom w:type="dxa" w:w="100"/>
-              <w:right w:type="dxa" w:w="150"/>
+              <w:t>Target / server VM</w:t>
+            </w:r>
+          </w:p>
+        </w:tc>
+        <w:tc>
+          <w:tcPr>
+            <w:tcW w:w="6100" w:type="dxa"/>
+            <w:shd w:val="clear" w:color="auto" w:fill="FFFFFF"/>
+            <w:tcMar>
+              <w:top w:w="100" w:type="dxa"/>
+              <w:left w:w="150" w:type="dxa"/>
+              <w:bottom w:w="100" w:type="dxa"/>
+              <w:right w:w="150" w:type="dxa"/>
             </w:tcMar>
             <w:vAlign w:val="center"/>
           </w:tcPr>
           <w:p>
             <w:r>
               <w:rPr>
-                <w:b w:val="false"/>
-                <w:bCs w:val="false"/>
                 <w:color w:val="262626"/>
                 <w:sz w:val="19"/>
                 <w:szCs w:val="19"/>
               </w:rPr>
-              <w:t xml:space="preserve">Metasploitable2 — 192.168.56.102</w:t>
+              <w:t>Metasploitable2 — 192.168.56.102</w:t>
             </w:r>
           </w:p>
         </w:tc>
       </w:tr>
       <w:tr>
-        <w:tc>
-          <w:tcPr>
-            <w:tcW w:type="dxa" w:w="3200"/>
-            <w:shd w:fill="F2F2F2" w:color="auto" w:val="clear"/>
-            <w:tcMar>
-              <w:top w:type="dxa" w:w="100"/>
-              <w:left w:type="dxa" w:w="150"/>
-              <w:bottom w:type="dxa" w:w="100"/>
-              <w:right w:type="dxa" w:w="150"/>
+        <w:tblPrEx>
+          <w:tblCellMar>
+            <w:top w:w="0" w:type="dxa"/>
+            <w:bottom w:w="0" w:type="dxa"/>
+          </w:tblCellMar>
+        </w:tblPrEx>
+        <w:tc>
+          <w:tcPr>
+            <w:tcW w:w="3200" w:type="dxa"/>
+            <w:shd w:val="clear" w:color="auto" w:fill="F2F2F2"/>
+            <w:tcMar>
+              <w:top w:w="100" w:type="dxa"/>
+              <w:left w:w="150" w:type="dxa"/>
+              <w:bottom w:w="100" w:type="dxa"/>
+              <w:right w:w="150" w:type="dxa"/>
             </w:tcMar>
             <w:vAlign w:val="center"/>
           </w:tcPr>
@@ -551,46 +690,50 @@
                 <w:sz w:val="19"/>
                 <w:szCs w:val="19"/>
               </w:rPr>
-              <w:t xml:space="preserve">Network</w:t>
-            </w:r>
-          </w:p>
-        </w:tc>
-        <w:tc>
-          <w:tcPr>
-            <w:tcW w:type="dxa" w:w="6100"/>
-            <w:shd w:fill="FFFFFF" w:color="auto" w:val="clear"/>
-            <w:tcMar>
-              <w:top w:type="dxa" w:w="100"/>
-              <w:left w:type="dxa" w:w="150"/>
-              <w:bottom w:type="dxa" w:w="100"/>
-              <w:right w:type="dxa" w:w="150"/>
+              <w:t>Network</w:t>
+            </w:r>
+          </w:p>
+        </w:tc>
+        <w:tc>
+          <w:tcPr>
+            <w:tcW w:w="6100" w:type="dxa"/>
+            <w:shd w:val="clear" w:color="auto" w:fill="FFFFFF"/>
+            <w:tcMar>
+              <w:top w:w="100" w:type="dxa"/>
+              <w:left w:w="150" w:type="dxa"/>
+              <w:bottom w:w="100" w:type="dxa"/>
+              <w:right w:w="150" w:type="dxa"/>
             </w:tcMar>
             <w:vAlign w:val="center"/>
           </w:tcPr>
           <w:p>
             <w:r>
               <w:rPr>
-                <w:b w:val="false"/>
-                <w:bCs w:val="false"/>
                 <w:color w:val="262626"/>
                 <w:sz w:val="19"/>
                 <w:szCs w:val="19"/>
               </w:rPr>
-              <w:t xml:space="preserve">VirtualBox host-only adapter (192.168.56.0/24)</w:t>
+              <w:t>VirtualBox host-only adapter (192.168.56.0/24)</w:t>
             </w:r>
           </w:p>
         </w:tc>
       </w:tr>
       <w:tr>
-        <w:tc>
-          <w:tcPr>
-            <w:tcW w:type="dxa" w:w="3200"/>
-            <w:shd w:fill="F2F2F2" w:color="auto" w:val="clear"/>
-            <w:tcMar>
-              <w:top w:type="dxa" w:w="100"/>
-              <w:left w:type="dxa" w:w="150"/>
-              <w:bottom w:type="dxa" w:w="100"/>
-              <w:right w:type="dxa" w:w="150"/>
+        <w:tblPrEx>
+          <w:tblCellMar>
+            <w:top w:w="0" w:type="dxa"/>
+            <w:bottom w:w="0" w:type="dxa"/>
+          </w:tblCellMar>
+        </w:tblPrEx>
+        <w:tc>
+          <w:tcPr>
+            <w:tcW w:w="3200" w:type="dxa"/>
+            <w:shd w:val="clear" w:color="auto" w:fill="F2F2F2"/>
+            <w:tcMar>
+              <w:top w:w="100" w:type="dxa"/>
+              <w:left w:w="150" w:type="dxa"/>
+              <w:bottom w:w="100" w:type="dxa"/>
+              <w:right w:w="150" w:type="dxa"/>
             </w:tcMar>
             <w:vAlign w:val="center"/>
           </w:tcPr>
@@ -603,32 +746,48 @@
                 <w:sz w:val="19"/>
                 <w:szCs w:val="19"/>
               </w:rPr>
-              <w:t xml:space="preserve">Tool</w:t>
-            </w:r>
-          </w:p>
-        </w:tc>
-        <w:tc>
-          <w:tcPr>
-            <w:tcW w:type="dxa" w:w="6100"/>
-            <w:shd w:fill="FFFFFF" w:color="auto" w:val="clear"/>
-            <w:tcMar>
-              <w:top w:type="dxa" w:w="100"/>
-              <w:left w:type="dxa" w:w="150"/>
-              <w:bottom w:type="dxa" w:w="100"/>
-              <w:right w:type="dxa" w:w="150"/>
+              <w:t>Tool</w:t>
+            </w:r>
+          </w:p>
+        </w:tc>
+        <w:tc>
+          <w:tcPr>
+            <w:tcW w:w="6100" w:type="dxa"/>
+            <w:shd w:val="clear" w:color="auto" w:fill="FFFFFF"/>
+            <w:tcMar>
+              <w:top w:w="100" w:type="dxa"/>
+              <w:left w:w="150" w:type="dxa"/>
+              <w:bottom w:w="100" w:type="dxa"/>
+              <w:right w:w="150" w:type="dxa"/>
             </w:tcMar>
             <w:vAlign w:val="center"/>
           </w:tcPr>
           <w:p>
             <w:r>
               <w:rPr>
-                <w:b w:val="false"/>
-                <w:bCs w:val="false"/>
                 <w:color w:val="262626"/>
                 <w:sz w:val="19"/>
                 <w:szCs w:val="19"/>
               </w:rPr>
-              <w:t xml:space="preserve">GNU Netcat (nc)</w:t>
+              <w:t xml:space="preserve">GNU </w:t>
+            </w:r>
+            <w:proofErr w:type="spellStart"/>
+            <w:r>
+              <w:rPr>
+                <w:color w:val="262626"/>
+                <w:sz w:val="19"/>
+                <w:szCs w:val="19"/>
+              </w:rPr>
+              <w:t>Netcat</w:t>
+            </w:r>
+            <w:proofErr w:type="spellEnd"/>
+            <w:r>
+              <w:rPr>
+                <w:color w:val="262626"/>
+                <w:sz w:val="19"/>
+                <w:szCs w:val="19"/>
+              </w:rPr>
+              <w:t xml:space="preserve"> (nc)</w:t>
             </w:r>
           </w:p>
         </w:tc>
@@ -643,59 +802,85 @@
       <w:pPr>
         <w:pStyle w:val="Heading1"/>
         <w:pBdr>
-          <w:bottom w:val="single" w:color="333333" w:sz="12" w:space="6"/>
+          <w:bottom w:val="single" w:sz="12" w:space="6" w:color="333333"/>
         </w:pBdr>
-        <w:spacing w:after="200" w:before="0"/>
-      </w:pPr>
-      <w:r>
-        <w:rPr>
-          <w:rFonts w:ascii="Calibri" w:cs="Calibri" w:eastAsia="Calibri" w:hAnsi="Calibri"/>
+        <w:spacing w:after="200"/>
+      </w:pPr>
+      <w:r>
+        <w:rPr>
           <w:b/>
           <w:bCs/>
           <w:color w:val="000000"/>
-          <w:sz w:val="32"/>
-          <w:szCs w:val="32"/>
-        </w:rPr>
-        <w:t xml:space="preserve">1. File Transfer with Netcat</w:t>
-      </w:r>
-    </w:p>
-    <w:p>
-      <w:pPr>
-        <w:spacing w:after="160" w:line="300"/>
-      </w:pPr>
-      <w:r>
-        <w:rPr>
-          <w:color w:val="262626"/>
-          <w:sz w:val="21"/>
-          <w:szCs w:val="21"/>
-        </w:rPr>
-        <w:t xml:space="preserve">Netcat can move a file between two hosts with no dedicated file-transfer protocol: one side listens and redirects the incoming stream into a file, and the other side connects and feeds a file into the stream. This practical sent a text file from the Kali VM to the Metasploitable2 VM over port 4444.</w:t>
+        </w:rPr>
+        <w:lastRenderedPageBreak/>
+        <w:t xml:space="preserve">1. File Transfer with </w:t>
+      </w:r>
+      <w:proofErr w:type="spellStart"/>
+      <w:r>
+        <w:rPr>
+          <w:b/>
+          <w:bCs/>
+          <w:color w:val="000000"/>
+        </w:rPr>
+        <w:t>Netcat</w:t>
+      </w:r>
+      <w:proofErr w:type="spellEnd"/>
+    </w:p>
+    <w:p>
+      <w:pPr>
+        <w:spacing w:after="160" w:line="300" w:lineRule="auto"/>
+      </w:pPr>
+      <w:proofErr w:type="spellStart"/>
+      <w:r>
+        <w:rPr>
+          <w:color w:val="262626"/>
+          <w:sz w:val="21"/>
+          <w:szCs w:val="21"/>
+        </w:rPr>
+        <w:t>Netcat</w:t>
+      </w:r>
+      <w:proofErr w:type="spellEnd"/>
+      <w:r>
+        <w:rPr>
+          <w:color w:val="262626"/>
+          <w:sz w:val="21"/>
+          <w:szCs w:val="21"/>
+        </w:rPr>
+        <w:t xml:space="preserve"> can move a file between two hosts with no dedicated file-transfer protocol: one side listens and redirects the incoming stream into a file, and the other side connects and feeds a file into the stream. This practical sent a text file from the Kali VM to the Metasploitable2 VM over port 4444.</w:t>
       </w:r>
     </w:p>
     <w:tbl>
       <w:tblPr>
-        <w:tblW w:type="pct" w:w="100%"/>
+        <w:tblW w:w="5000" w:type="pct"/>
         <w:tblBorders>
-          <w:top w:val="none" w:color="auto" w:sz="0"/>
-          <w:left w:val="none" w:color="auto" w:sz="0"/>
-          <w:bottom w:val="none" w:color="auto" w:sz="0"/>
-          <w:right w:val="none" w:color="auto" w:sz="0"/>
-          <w:insideH w:val="single" w:color="auto" w:sz="4"/>
-          <w:insideV w:val="single" w:color="auto" w:sz="4"/>
+          <w:insideH w:val="single" w:sz="4" w:space="0" w:color="auto"/>
+          <w:insideV w:val="single" w:sz="4" w:space="0" w:color="auto"/>
         </w:tblBorders>
+        <w:tblCellMar>
+          <w:left w:w="10" w:type="dxa"/>
+          <w:right w:w="10" w:type="dxa"/>
+        </w:tblCellMar>
+        <w:tblLook w:val="04A0" w:firstRow="1" w:lastRow="0" w:firstColumn="1" w:lastColumn="0" w:noHBand="0" w:noVBand="1"/>
       </w:tblPr>
       <w:tblGrid>
-        <w:gridCol w:w="100"/>
+        <w:gridCol w:w="10040"/>
       </w:tblGrid>
       <w:tr>
-        <w:tc>
-          <w:tcPr>
-            <w:shd w:fill="000000" w:color="auto" w:val="clear"/>
-            <w:tcMar>
-              <w:top w:type="dxa" w:w="100"/>
-              <w:left w:type="dxa" w:w="180"/>
-              <w:bottom w:type="dxa" w:w="100"/>
-              <w:right w:type="dxa" w:w="180"/>
+        <w:tblPrEx>
+          <w:tblCellMar>
+            <w:top w:w="0" w:type="dxa"/>
+            <w:bottom w:w="0" w:type="dxa"/>
+          </w:tblCellMar>
+        </w:tblPrEx>
+        <w:tc>
+          <w:tcPr>
+            <w:tcW w:w="0" w:type="auto"/>
+            <w:shd w:val="clear" w:color="auto" w:fill="000000"/>
+            <w:tcMar>
+              <w:top w:w="100" w:type="dxa"/>
+              <w:left w:w="180" w:type="dxa"/>
+              <w:bottom w:w="100" w:type="dxa"/>
+              <w:right w:w="180" w:type="dxa"/>
             </w:tcMar>
           </w:tcPr>
           <w:p>
@@ -707,7 +892,7 @@
                 <w:sz w:val="19"/>
                 <w:szCs w:val="19"/>
               </w:rPr>
-              <w:t xml:space="preserve">COMMANDS USED</w:t>
+              <w:t>COMMANDS USED</w:t>
             </w:r>
           </w:p>
         </w:tc>
@@ -720,28 +905,40 @@
     </w:p>
     <w:tbl>
       <w:tblPr>
-        <w:tblW w:type="pct" w:w="100%"/>
+        <w:tblW w:w="5000" w:type="pct"/>
         <w:tblBorders>
-          <w:top w:val="single" w:color="000000" w:sz="4"/>
-          <w:left w:val="single" w:color="000000" w:sz="4"/>
-          <w:bottom w:val="single" w:color="000000" w:sz="4"/>
-          <w:right w:val="single" w:color="000000" w:sz="4"/>
-          <w:insideH w:val="single" w:color="auto" w:sz="4"/>
-          <w:insideV w:val="single" w:color="auto" w:sz="4"/>
+          <w:top w:val="single" w:sz="4" w:space="0" w:color="000000"/>
+          <w:left w:val="single" w:sz="4" w:space="0" w:color="000000"/>
+          <w:bottom w:val="single" w:sz="4" w:space="0" w:color="000000"/>
+          <w:right w:val="single" w:sz="4" w:space="0" w:color="000000"/>
+          <w:insideH w:val="single" w:sz="4" w:space="0" w:color="auto"/>
+          <w:insideV w:val="single" w:sz="4" w:space="0" w:color="auto"/>
         </w:tblBorders>
+        <w:tblCellMar>
+          <w:left w:w="10" w:type="dxa"/>
+          <w:right w:w="10" w:type="dxa"/>
+        </w:tblCellMar>
+        <w:tblLook w:val="04A0" w:firstRow="1" w:lastRow="0" w:firstColumn="1" w:lastColumn="0" w:noHBand="0" w:noVBand="1"/>
       </w:tblPr>
       <w:tblGrid>
-        <w:gridCol w:w="100"/>
+        <w:gridCol w:w="10030"/>
       </w:tblGrid>
       <w:tr>
-        <w:tc>
-          <w:tcPr>
-            <w:shd w:fill="1A1A1A" w:color="auto" w:val="clear"/>
-            <w:tcMar>
-              <w:top w:type="dxa" w:w="160"/>
-              <w:left w:type="dxa" w:w="200"/>
-              <w:bottom w:type="dxa" w:w="160"/>
-              <w:right w:type="dxa" w:w="200"/>
+        <w:tblPrEx>
+          <w:tblCellMar>
+            <w:top w:w="0" w:type="dxa"/>
+            <w:bottom w:w="0" w:type="dxa"/>
+          </w:tblCellMar>
+        </w:tblPrEx>
+        <w:tc>
+          <w:tcPr>
+            <w:tcW w:w="0" w:type="auto"/>
+            <w:shd w:val="clear" w:color="auto" w:fill="1A1A1A"/>
+            <w:tcMar>
+              <w:top w:w="160" w:type="dxa"/>
+              <w:left w:w="200" w:type="dxa"/>
+              <w:bottom w:w="160" w:type="dxa"/>
+              <w:right w:w="200" w:type="dxa"/>
             </w:tcMar>
           </w:tcPr>
           <w:p>
@@ -750,12 +947,12 @@
             </w:pPr>
             <w:r>
               <w:rPr>
-                <w:rFonts w:ascii="Consolas" w:cs="Consolas" w:eastAsia="Consolas" w:hAnsi="Consolas"/>
+                <w:rFonts w:ascii="Consolas" w:eastAsia="Consolas" w:hAnsi="Consolas" w:cs="Consolas"/>
                 <w:color w:val="E8E8E8"/>
                 <w:sz w:val="19"/>
                 <w:szCs w:val="19"/>
               </w:rPr>
-              <w:t xml:space="preserve"># On Metasploitable2 (listener / receiver) — 192.168.56.102</w:t>
+              <w:t># On Metasploitable2 (listener / receiver) — 192.168.56.102</w:t>
             </w:r>
           </w:p>
           <w:p>
@@ -764,27 +961,38 @@
             </w:pPr>
             <w:r>
               <w:rPr>
-                <w:rFonts w:ascii="Consolas" w:cs="Consolas" w:eastAsia="Consolas" w:hAnsi="Consolas"/>
+                <w:rFonts w:ascii="Consolas" w:eastAsia="Consolas" w:hAnsi="Consolas" w:cs="Consolas"/>
                 <w:color w:val="E8E8E8"/>
                 <w:sz w:val="19"/>
                 <w:szCs w:val="19"/>
               </w:rPr>
-              <w:t xml:space="preserve">$ nc -lvp 4444 &gt;receiveed.txt</w:t>
+              <w:t>$ nc -</w:t>
+            </w:r>
+            <w:proofErr w:type="spellStart"/>
+            <w:r>
+              <w:rPr>
+                <w:rFonts w:ascii="Consolas" w:eastAsia="Consolas" w:hAnsi="Consolas" w:cs="Consolas"/>
+                <w:color w:val="E8E8E8"/>
+                <w:sz w:val="19"/>
+                <w:szCs w:val="19"/>
+              </w:rPr>
+              <w:t>lvp</w:t>
+            </w:r>
+            <w:proofErr w:type="spellEnd"/>
+            <w:r>
+              <w:rPr>
+                <w:rFonts w:ascii="Consolas" w:eastAsia="Consolas" w:hAnsi="Consolas" w:cs="Consolas"/>
+                <w:color w:val="E8E8E8"/>
+                <w:sz w:val="19"/>
+                <w:szCs w:val="19"/>
+              </w:rPr>
+              <w:t xml:space="preserve"> 4444 &gt;receiveed.txt</w:t>
             </w:r>
           </w:p>
           <w:p>
             <w:pPr>
               <w:spacing w:after="40"/>
             </w:pPr>
-            <w:r>
-              <w:rPr>
-                <w:rFonts w:ascii="Consolas" w:cs="Consolas" w:eastAsia="Consolas" w:hAnsi="Consolas"/>
-                <w:color w:val="C9C9C9"/>
-                <w:sz w:val="19"/>
-                <w:szCs w:val="19"/>
-              </w:rPr>
-              <w:t xml:space="preserve"/>
-            </w:r>
           </w:p>
           <w:p>
             <w:pPr>
@@ -792,12 +1000,12 @@
             </w:pPr>
             <w:r>
               <w:rPr>
-                <w:rFonts w:ascii="Consolas" w:cs="Consolas" w:eastAsia="Consolas" w:hAnsi="Consolas"/>
+                <w:rFonts w:ascii="Consolas" w:eastAsia="Consolas" w:hAnsi="Consolas" w:cs="Consolas"/>
                 <w:color w:val="E8E8E8"/>
                 <w:sz w:val="19"/>
                 <w:szCs w:val="19"/>
               </w:rPr>
-              <w:t xml:space="preserve"># On Kali (client / sender) — 192.168.56.101</w:t>
+              <w:t># On Kali (client / sender) — 192.168.56.101</w:t>
             </w:r>
           </w:p>
           <w:p>
@@ -806,12 +1014,12 @@
             </w:pPr>
             <w:r>
               <w:rPr>
-                <w:rFonts w:ascii="Consolas" w:cs="Consolas" w:eastAsia="Consolas" w:hAnsi="Consolas"/>
+                <w:rFonts w:ascii="Consolas" w:eastAsia="Consolas" w:hAnsi="Consolas" w:cs="Consolas"/>
                 <w:color w:val="E8E8E8"/>
                 <w:sz w:val="19"/>
                 <w:szCs w:val="19"/>
               </w:rPr>
-              <w:t xml:space="preserve">$ nc 192.168.56.102 4444 &lt;send.txt</w:t>
+              <w:t>$ nc 192.168.56.102 4444 &lt;send.txt</w:t>
             </w:r>
           </w:p>
         </w:tc>
@@ -820,57 +1028,131 @@
     <w:p>
       <w:pPr>
         <w:pStyle w:val="Heading2"/>
-        <w:spacing w:after="140" w:before="260"/>
-      </w:pPr>
-      <w:r>
-        <w:rPr>
-          <w:rFonts w:ascii="Calibri" w:cs="Calibri" w:eastAsia="Calibri" w:hAnsi="Calibri"/>
+        <w:spacing w:before="260" w:after="140"/>
+      </w:pPr>
+      <w:r>
+        <w:rPr>
           <w:b/>
           <w:bCs/>
           <w:color w:val="333333"/>
           <w:sz w:val="25"/>
           <w:szCs w:val="25"/>
         </w:rPr>
-        <w:t xml:space="preserve">What I Learned</w:t>
-      </w:r>
-    </w:p>
-    <w:p>
-      <w:pPr>
-        <w:spacing w:after="160" w:line="300"/>
-      </w:pPr>
-      <w:r>
-        <w:rPr>
-          <w:color w:val="262626"/>
-          <w:sz w:val="21"/>
-          <w:szCs w:val="21"/>
-        </w:rPr>
-        <w:t xml:space="preserve">The receiving side is set up first: nc -lvp 4444 tells Netcat to listen (-l), print connection details verbosely (-v), stay on port 4444 (-p 4444), and the shell redirection &gt;receiveed.txt writes anything received on that socket straight into a file instead of the screen. The sending side is a plain client connection, nc &lt;target-ip&gt; &lt;port&gt;, with &lt;send.txt redirecting the local file's contents into the socket as the payload.</w:t>
-      </w:r>
-    </w:p>
-    <w:p>
-      <w:pPr>
-        <w:spacing w:after="160" w:line="300"/>
-      </w:pPr>
-      <w:r>
-        <w:rPr>
-          <w:color w:val="262626"/>
-          <w:sz w:val="21"/>
-          <w:szCs w:val="21"/>
-        </w:rPr>
-        <w:t xml:space="preserve">As soon as the client connects, Netcat has no built-in concept of "end of file" for a transfer — it simply streams bytes until the input (or the connection) ends, which is why this pattern works for arbitrarily large files as well as small text files. On the listener side, the terminal reported an inverse (reverse-DNS) host lookup failure for the connecting address; this is expected in an isolated lab network with no DNS server and does not affect the transfer.</w:t>
-      </w:r>
-    </w:p>
-    <w:p>
-      <w:pPr>
-        <w:spacing w:after="100" w:before="140"/>
+        <w:t>What I Learned</w:t>
+      </w:r>
+    </w:p>
+    <w:p>
+      <w:pPr>
+        <w:spacing w:after="160" w:line="300" w:lineRule="auto"/>
+      </w:pPr>
+      <w:r>
+        <w:rPr>
+          <w:color w:val="262626"/>
+          <w:sz w:val="21"/>
+          <w:szCs w:val="21"/>
+        </w:rPr>
+        <w:t>The receiving side is set up first: nc -</w:t>
+      </w:r>
+      <w:proofErr w:type="spellStart"/>
+      <w:r>
+        <w:rPr>
+          <w:color w:val="262626"/>
+          <w:sz w:val="21"/>
+          <w:szCs w:val="21"/>
+        </w:rPr>
+        <w:t>lvp</w:t>
+      </w:r>
+      <w:proofErr w:type="spellEnd"/>
+      <w:r>
+        <w:rPr>
+          <w:color w:val="262626"/>
+          <w:sz w:val="21"/>
+          <w:szCs w:val="21"/>
+        </w:rPr>
+        <w:t xml:space="preserve"> 4444 tells </w:t>
+      </w:r>
+      <w:proofErr w:type="spellStart"/>
+      <w:r>
+        <w:rPr>
+          <w:color w:val="262626"/>
+          <w:sz w:val="21"/>
+          <w:szCs w:val="21"/>
+        </w:rPr>
+        <w:t>Netcat</w:t>
+      </w:r>
+      <w:proofErr w:type="spellEnd"/>
+      <w:r>
+        <w:rPr>
+          <w:color w:val="262626"/>
+          <w:sz w:val="21"/>
+          <w:szCs w:val="21"/>
+        </w:rPr>
+        <w:t xml:space="preserve"> to listen (-l), print connection details verbosely (-v), stay on port 4444 (-p 4444), and the shell redirection &gt;receiveed.txt writes anything received on that socket straight into a file instead of the screen. The sending side is a plain client connection, nc &lt;target-</w:t>
+      </w:r>
+      <w:proofErr w:type="spellStart"/>
+      <w:r>
+        <w:rPr>
+          <w:color w:val="262626"/>
+          <w:sz w:val="21"/>
+          <w:szCs w:val="21"/>
+        </w:rPr>
+        <w:t>ip</w:t>
+      </w:r>
+      <w:proofErr w:type="spellEnd"/>
+      <w:r>
+        <w:rPr>
+          <w:color w:val="262626"/>
+          <w:sz w:val="21"/>
+          <w:szCs w:val="21"/>
+        </w:rPr>
+        <w:t>&gt; &lt;port&gt;, with &lt;send.txt redirecting the local file's contents into the socket as the payload.</w:t>
+      </w:r>
+    </w:p>
+    <w:p>
+      <w:pPr>
+        <w:spacing w:after="160" w:line="300" w:lineRule="auto"/>
+      </w:pPr>
+      <w:r>
+        <w:rPr>
+          <w:color w:val="262626"/>
+          <w:sz w:val="21"/>
+          <w:szCs w:val="21"/>
+        </w:rPr>
+        <w:t xml:space="preserve">As soon as the client connects, </w:t>
+      </w:r>
+      <w:proofErr w:type="spellStart"/>
+      <w:r>
+        <w:rPr>
+          <w:color w:val="262626"/>
+          <w:sz w:val="21"/>
+          <w:szCs w:val="21"/>
+        </w:rPr>
+        <w:t>Netcat</w:t>
+      </w:r>
+      <w:proofErr w:type="spellEnd"/>
+      <w:r>
+        <w:rPr>
+          <w:color w:val="262626"/>
+          <w:sz w:val="21"/>
+          <w:szCs w:val="21"/>
+        </w:rPr>
+        <w:t xml:space="preserve"> has no built-in concept of "end of file" for a transfer — it simply streams bytes until the input (or the connection) ends, which is why this pattern works for arbitrarily large files as well as small text files. On the listener side, the terminal reported an inverse (reverse-DNS) host lookup failure for the connecting address; this is expected in an isolated lab network with no DNS server and does not affect the transfer.</w:t>
+      </w:r>
+    </w:p>
+    <w:p>
+      <w:pPr>
+        <w:spacing w:before="140" w:after="100"/>
         <w:jc w:val="center"/>
       </w:pPr>
       <w:r>
+        <w:rPr>
+          <w:noProof/>
+        </w:rPr>
         <w:drawing>
-          <wp:inline distT="0" distB="0" distL="0" distR="0">
+          <wp:inline distT="0" distB="0" distL="0" distR="0" wp14:anchorId="73139EBE" wp14:editId="52BDE55E">
             <wp:extent cx="5124450" cy="2562225"/>
-            <wp:effectExtent t="0" r="0" b="0" l="0"/>
-            <wp:docPr id="1" name="" descr="" title=""/>
+            <wp:effectExtent l="0" t="0" r="0" b="0"/>
+            <wp:docPr id="1" name="Picture 1"/>
             <wp:cNvGraphicFramePr>
               <a:graphicFrameLocks xmlns:a="http://schemas.openxmlformats.org/drawingml/2006/main" noChangeAspect="1"/>
             </wp:cNvGraphicFramePr>
@@ -878,13 +1160,13 @@
               <a:graphicData uri="http://schemas.openxmlformats.org/drawingml/2006/picture">
                 <pic:pic xmlns:pic="http://schemas.openxmlformats.org/drawingml/2006/picture">
                   <pic:nvPicPr>
-                    <pic:cNvPr id="0" name="" descr=""/>
+                    <pic:cNvPr id="0" name=""/>
                     <pic:cNvPicPr>
                       <a:picLocks noChangeAspect="1" noChangeArrowheads="1"/>
                     </pic:cNvPicPr>
                   </pic:nvPicPr>
                   <pic:blipFill>
-                    <a:blip r:embed="rId9" cstate="none"/>
+                    <a:blip r:embed="rId7"/>
                     <a:srcRect/>
                     <a:stretch>
                       <a:fillRect/>
@@ -919,33 +1201,63 @@
           <w:sz w:val="18"/>
           <w:szCs w:val="18"/>
         </w:rPr>
-        <w:t xml:space="preserve">Figure 1 — Kali sending send.txt to the Metasploitable2 listener on port 4444; the received file is verified with dir and cat on the target.</w:t>
+        <w:t xml:space="preserve">Figure 1 — Kali sending send.txt to the Metasploitable2 listener on port 4444; the received file is verified with </w:t>
+      </w:r>
+      <w:proofErr w:type="spellStart"/>
+      <w:r>
+        <w:rPr>
+          <w:i/>
+          <w:iCs/>
+          <w:color w:val="4D4D4D"/>
+          <w:sz w:val="18"/>
+          <w:szCs w:val="18"/>
+        </w:rPr>
+        <w:t>dir</w:t>
+      </w:r>
+      <w:proofErr w:type="spellEnd"/>
+      <w:r>
+        <w:rPr>
+          <w:i/>
+          <w:iCs/>
+          <w:color w:val="4D4D4D"/>
+          <w:sz w:val="18"/>
+          <w:szCs w:val="18"/>
+        </w:rPr>
+        <w:t xml:space="preserve"> and cat on the target.</w:t>
       </w:r>
     </w:p>
     <w:tbl>
       <w:tblPr>
-        <w:tblW w:type="pct" w:w="100%"/>
+        <w:tblW w:w="5000" w:type="pct"/>
         <w:tblBorders>
-          <w:top w:val="none" w:color="auto" w:sz="0"/>
-          <w:left w:val="none" w:color="auto" w:sz="0"/>
-          <w:bottom w:val="none" w:color="auto" w:sz="0"/>
-          <w:right w:val="none" w:color="auto" w:sz="0"/>
-          <w:insideH w:val="single" w:color="auto" w:sz="4"/>
-          <w:insideV w:val="single" w:color="auto" w:sz="4"/>
+          <w:insideH w:val="single" w:sz="4" w:space="0" w:color="auto"/>
+          <w:insideV w:val="single" w:sz="4" w:space="0" w:color="auto"/>
         </w:tblBorders>
+        <w:tblCellMar>
+          <w:left w:w="10" w:type="dxa"/>
+          <w:right w:w="10" w:type="dxa"/>
+        </w:tblCellMar>
+        <w:tblLook w:val="04A0" w:firstRow="1" w:lastRow="0" w:firstColumn="1" w:lastColumn="0" w:noHBand="0" w:noVBand="1"/>
       </w:tblPr>
       <w:tblGrid>
-        <w:gridCol w:w="100"/>
+        <w:gridCol w:w="10040"/>
       </w:tblGrid>
       <w:tr>
-        <w:tc>
-          <w:tcPr>
-            <w:shd w:fill="333333" w:color="auto" w:val="clear"/>
-            <w:tcMar>
-              <w:top w:type="dxa" w:w="100"/>
-              <w:left w:type="dxa" w:w="180"/>
-              <w:bottom w:type="dxa" w:w="100"/>
-              <w:right w:type="dxa" w:w="180"/>
+        <w:tblPrEx>
+          <w:tblCellMar>
+            <w:top w:w="0" w:type="dxa"/>
+            <w:bottom w:w="0" w:type="dxa"/>
+          </w:tblCellMar>
+        </w:tblPrEx>
+        <w:tc>
+          <w:tcPr>
+            <w:tcW w:w="0" w:type="auto"/>
+            <w:shd w:val="clear" w:color="auto" w:fill="333333"/>
+            <w:tcMar>
+              <w:top w:w="100" w:type="dxa"/>
+              <w:left w:w="180" w:type="dxa"/>
+              <w:bottom w:w="100" w:type="dxa"/>
+              <w:right w:w="180" w:type="dxa"/>
             </w:tcMar>
           </w:tcPr>
           <w:p>
@@ -957,7 +1269,7 @@
                 <w:sz w:val="19"/>
                 <w:szCs w:val="19"/>
               </w:rPr>
-              <w:t xml:space="preserve">RESULT SUMMARY</w:t>
+              <w:t>RESULT SUMMARY</w:t>
             </w:r>
           </w:p>
         </w:tc>
@@ -970,30 +1282,41 @@
     </w:p>
     <w:tbl>
       <w:tblPr>
-        <w:tblW w:type="pct" w:w="100%"/>
+        <w:tblW w:w="5000" w:type="pct"/>
         <w:tblBorders>
-          <w:top w:val="single" w:color="BFBFBF" w:sz="2"/>
-          <w:left w:val="single" w:color="BFBFBF" w:sz="2"/>
-          <w:bottom w:val="single" w:color="BFBFBF" w:sz="2"/>
-          <w:right w:val="single" w:color="BFBFBF" w:sz="2"/>
-          <w:insideH w:val="single" w:color="BFBFBF" w:sz="2"/>
-          <w:insideV w:val="single" w:color="BFBFBF" w:sz="2"/>
+          <w:top w:val="single" w:sz="2" w:space="0" w:color="BFBFBF"/>
+          <w:left w:val="single" w:sz="2" w:space="0" w:color="BFBFBF"/>
+          <w:bottom w:val="single" w:sz="2" w:space="0" w:color="BFBFBF"/>
+          <w:right w:val="single" w:sz="2" w:space="0" w:color="BFBFBF"/>
+          <w:insideH w:val="single" w:sz="2" w:space="0" w:color="BFBFBF"/>
+          <w:insideV w:val="single" w:sz="2" w:space="0" w:color="BFBFBF"/>
         </w:tblBorders>
+        <w:tblCellMar>
+          <w:left w:w="10" w:type="dxa"/>
+          <w:right w:w="10" w:type="dxa"/>
+        </w:tblCellMar>
+        <w:tblLook w:val="04A0" w:firstRow="1" w:lastRow="0" w:firstColumn="1" w:lastColumn="0" w:noHBand="0" w:noVBand="1"/>
       </w:tblPr>
       <w:tblGrid>
-        <w:gridCol w:w="3200"/>
-        <w:gridCol w:w="6100"/>
+        <w:gridCol w:w="6990"/>
+        <w:gridCol w:w="3044"/>
       </w:tblGrid>
       <w:tr>
-        <w:tc>
-          <w:tcPr>
-            <w:tcW w:type="dxa" w:w="3200"/>
-            <w:shd w:fill="333333" w:color="auto" w:val="clear"/>
-            <w:tcMar>
-              <w:top w:type="dxa" w:w="100"/>
-              <w:left w:type="dxa" w:w="150"/>
-              <w:bottom w:type="dxa" w:w="100"/>
-              <w:right w:type="dxa" w:w="150"/>
+        <w:tblPrEx>
+          <w:tblCellMar>
+            <w:top w:w="0" w:type="dxa"/>
+            <w:bottom w:w="0" w:type="dxa"/>
+          </w:tblCellMar>
+        </w:tblPrEx>
+        <w:tc>
+          <w:tcPr>
+            <w:tcW w:w="3200" w:type="dxa"/>
+            <w:shd w:val="clear" w:color="auto" w:fill="333333"/>
+            <w:tcMar>
+              <w:top w:w="100" w:type="dxa"/>
+              <w:left w:w="150" w:type="dxa"/>
+              <w:bottom w:w="100" w:type="dxa"/>
+              <w:right w:w="150" w:type="dxa"/>
             </w:tcMar>
             <w:vAlign w:val="center"/>
           </w:tcPr>
@@ -1006,19 +1329,19 @@
                 <w:sz w:val="19"/>
                 <w:szCs w:val="19"/>
               </w:rPr>
-              <w:t xml:space="preserve">Item</w:t>
-            </w:r>
-          </w:p>
-        </w:tc>
-        <w:tc>
-          <w:tcPr>
-            <w:tcW w:type="dxa" w:w="6100"/>
-            <w:shd w:fill="000000" w:color="auto" w:val="clear"/>
-            <w:tcMar>
-              <w:top w:type="dxa" w:w="100"/>
-              <w:left w:type="dxa" w:w="150"/>
-              <w:bottom w:type="dxa" w:w="100"/>
-              <w:right w:type="dxa" w:w="150"/>
+              <w:t>Item</w:t>
+            </w:r>
+          </w:p>
+        </w:tc>
+        <w:tc>
+          <w:tcPr>
+            <w:tcW w:w="6100" w:type="dxa"/>
+            <w:shd w:val="clear" w:color="auto" w:fill="000000"/>
+            <w:tcMar>
+              <w:top w:w="100" w:type="dxa"/>
+              <w:left w:w="150" w:type="dxa"/>
+              <w:bottom w:w="100" w:type="dxa"/>
+              <w:right w:w="150" w:type="dxa"/>
             </w:tcMar>
             <w:vAlign w:val="center"/>
           </w:tcPr>
@@ -1031,21 +1354,27 @@
                 <w:sz w:val="19"/>
                 <w:szCs w:val="19"/>
               </w:rPr>
-              <w:t xml:space="preserve">Observation</w:t>
+              <w:t>Observation</w:t>
             </w:r>
           </w:p>
         </w:tc>
       </w:tr>
       <w:tr>
-        <w:tc>
-          <w:tcPr>
-            <w:tcW w:type="dxa" w:w="3200"/>
-            <w:shd w:fill="F2F2F2" w:color="auto" w:val="clear"/>
-            <w:tcMar>
-              <w:top w:type="dxa" w:w="100"/>
-              <w:left w:type="dxa" w:w="150"/>
-              <w:bottom w:type="dxa" w:w="100"/>
-              <w:right w:type="dxa" w:w="150"/>
+        <w:tblPrEx>
+          <w:tblCellMar>
+            <w:top w:w="0" w:type="dxa"/>
+            <w:bottom w:w="0" w:type="dxa"/>
+          </w:tblCellMar>
+        </w:tblPrEx>
+        <w:tc>
+          <w:tcPr>
+            <w:tcW w:w="3200" w:type="dxa"/>
+            <w:shd w:val="clear" w:color="auto" w:fill="F2F2F2"/>
+            <w:tcMar>
+              <w:top w:w="100" w:type="dxa"/>
+              <w:left w:w="150" w:type="dxa"/>
+              <w:bottom w:w="100" w:type="dxa"/>
+              <w:right w:w="150" w:type="dxa"/>
             </w:tcMar>
             <w:vAlign w:val="center"/>
           </w:tcPr>
@@ -1058,46 +1387,69 @@
                 <w:sz w:val="19"/>
                 <w:szCs w:val="19"/>
               </w:rPr>
-              <w:t xml:space="preserve">Listener command</w:t>
-            </w:r>
-          </w:p>
-        </w:tc>
-        <w:tc>
-          <w:tcPr>
-            <w:tcW w:type="dxa" w:w="6100"/>
-            <w:shd w:fill="FFFFFF" w:color="auto" w:val="clear"/>
-            <w:tcMar>
-              <w:top w:type="dxa" w:w="100"/>
-              <w:left w:type="dxa" w:w="150"/>
-              <w:bottom w:type="dxa" w:w="100"/>
-              <w:right w:type="dxa" w:w="150"/>
+              <w:lastRenderedPageBreak/>
+              <w:t>Listener command</w:t>
+            </w:r>
+          </w:p>
+        </w:tc>
+        <w:tc>
+          <w:tcPr>
+            <w:tcW w:w="6100" w:type="dxa"/>
+            <w:shd w:val="clear" w:color="auto" w:fill="FFFFFF"/>
+            <w:tcMar>
+              <w:top w:w="100" w:type="dxa"/>
+              <w:left w:w="150" w:type="dxa"/>
+              <w:bottom w:w="100" w:type="dxa"/>
+              <w:right w:w="150" w:type="dxa"/>
             </w:tcMar>
             <w:vAlign w:val="center"/>
           </w:tcPr>
           <w:p>
             <w:r>
               <w:rPr>
-                <w:b w:val="false"/>
-                <w:bCs w:val="false"/>
                 <w:color w:val="262626"/>
                 <w:sz w:val="19"/>
                 <w:szCs w:val="19"/>
               </w:rPr>
-              <w:t xml:space="preserve">nc -lvp 4444 &gt;receiveed.txt (Metasploitable2)</w:t>
+              <w:t>nc -</w:t>
+            </w:r>
+            <w:proofErr w:type="spellStart"/>
+            <w:r>
+              <w:rPr>
+                <w:color w:val="262626"/>
+                <w:sz w:val="19"/>
+                <w:szCs w:val="19"/>
+              </w:rPr>
+              <w:t>lvp</w:t>
+            </w:r>
+            <w:proofErr w:type="spellEnd"/>
+            <w:r>
+              <w:rPr>
+                <w:color w:val="262626"/>
+                <w:sz w:val="19"/>
+                <w:szCs w:val="19"/>
+              </w:rPr>
+              <w:t xml:space="preserve"> 4444 &gt;receiveed.txt (Metasploitable2)</w:t>
             </w:r>
           </w:p>
         </w:tc>
       </w:tr>
       <w:tr>
-        <w:tc>
-          <w:tcPr>
-            <w:tcW w:type="dxa" w:w="3200"/>
-            <w:shd w:fill="F2F2F2" w:color="auto" w:val="clear"/>
-            <w:tcMar>
-              <w:top w:type="dxa" w:w="100"/>
-              <w:left w:type="dxa" w:w="150"/>
-              <w:bottom w:type="dxa" w:w="100"/>
-              <w:right w:type="dxa" w:w="150"/>
+        <w:tblPrEx>
+          <w:tblCellMar>
+            <w:top w:w="0" w:type="dxa"/>
+            <w:bottom w:w="0" w:type="dxa"/>
+          </w:tblCellMar>
+        </w:tblPrEx>
+        <w:tc>
+          <w:tcPr>
+            <w:tcW w:w="3200" w:type="dxa"/>
+            <w:shd w:val="clear" w:color="auto" w:fill="F2F2F2"/>
+            <w:tcMar>
+              <w:top w:w="100" w:type="dxa"/>
+              <w:left w:w="150" w:type="dxa"/>
+              <w:bottom w:w="100" w:type="dxa"/>
+              <w:right w:w="150" w:type="dxa"/>
             </w:tcMar>
             <w:vAlign w:val="center"/>
           </w:tcPr>
@@ -1110,46 +1462,50 @@
                 <w:sz w:val="19"/>
                 <w:szCs w:val="19"/>
               </w:rPr>
-              <w:t xml:space="preserve">Sender command</w:t>
-            </w:r>
-          </w:p>
-        </w:tc>
-        <w:tc>
-          <w:tcPr>
-            <w:tcW w:type="dxa" w:w="6100"/>
-            <w:shd w:fill="FFFFFF" w:color="auto" w:val="clear"/>
-            <w:tcMar>
-              <w:top w:type="dxa" w:w="100"/>
-              <w:left w:type="dxa" w:w="150"/>
-              <w:bottom w:type="dxa" w:w="100"/>
-              <w:right w:type="dxa" w:w="150"/>
+              <w:t>Sender command</w:t>
+            </w:r>
+          </w:p>
+        </w:tc>
+        <w:tc>
+          <w:tcPr>
+            <w:tcW w:w="6100" w:type="dxa"/>
+            <w:shd w:val="clear" w:color="auto" w:fill="FFFFFF"/>
+            <w:tcMar>
+              <w:top w:w="100" w:type="dxa"/>
+              <w:left w:w="150" w:type="dxa"/>
+              <w:bottom w:w="100" w:type="dxa"/>
+              <w:right w:w="150" w:type="dxa"/>
             </w:tcMar>
             <w:vAlign w:val="center"/>
           </w:tcPr>
           <w:p>
             <w:r>
               <w:rPr>
-                <w:b w:val="false"/>
-                <w:bCs w:val="false"/>
                 <w:color w:val="262626"/>
                 <w:sz w:val="19"/>
                 <w:szCs w:val="19"/>
               </w:rPr>
-              <w:t xml:space="preserve">nc 192.168.56.102 4444 &lt;send.txt (Kali)</w:t>
+              <w:t>nc 192.168.56.102 4444 &lt;send.txt (Kali)</w:t>
             </w:r>
           </w:p>
         </w:tc>
       </w:tr>
       <w:tr>
-        <w:tc>
-          <w:tcPr>
-            <w:tcW w:type="dxa" w:w="3200"/>
-            <w:shd w:fill="F2F2F2" w:color="auto" w:val="clear"/>
-            <w:tcMar>
-              <w:top w:type="dxa" w:w="100"/>
-              <w:left w:type="dxa" w:w="150"/>
-              <w:bottom w:type="dxa" w:w="100"/>
-              <w:right w:type="dxa" w:w="150"/>
+        <w:tblPrEx>
+          <w:tblCellMar>
+            <w:top w:w="0" w:type="dxa"/>
+            <w:bottom w:w="0" w:type="dxa"/>
+          </w:tblCellMar>
+        </w:tblPrEx>
+        <w:tc>
+          <w:tcPr>
+            <w:tcW w:w="3200" w:type="dxa"/>
+            <w:shd w:val="clear" w:color="auto" w:fill="F2F2F2"/>
+            <w:tcMar>
+              <w:top w:w="100" w:type="dxa"/>
+              <w:left w:w="150" w:type="dxa"/>
+              <w:bottom w:w="100" w:type="dxa"/>
+              <w:right w:w="150" w:type="dxa"/>
             </w:tcMar>
             <w:vAlign w:val="center"/>
           </w:tcPr>
@@ -1162,46 +1518,50 @@
                 <w:sz w:val="19"/>
                 <w:szCs w:val="19"/>
               </w:rPr>
-              <w:t xml:space="preserve">Connection reported</w:t>
-            </w:r>
-          </w:p>
-        </w:tc>
-        <w:tc>
-          <w:tcPr>
-            <w:tcW w:type="dxa" w:w="6100"/>
-            <w:shd w:fill="FFFFFF" w:color="auto" w:val="clear"/>
-            <w:tcMar>
-              <w:top w:type="dxa" w:w="100"/>
-              <w:left w:type="dxa" w:w="150"/>
-              <w:bottom w:type="dxa" w:w="100"/>
-              <w:right w:type="dxa" w:w="150"/>
+              <w:t>Connection reported</w:t>
+            </w:r>
+          </w:p>
+        </w:tc>
+        <w:tc>
+          <w:tcPr>
+            <w:tcW w:w="6100" w:type="dxa"/>
+            <w:shd w:val="clear" w:color="auto" w:fill="FFFFFF"/>
+            <w:tcMar>
+              <w:top w:w="100" w:type="dxa"/>
+              <w:left w:w="150" w:type="dxa"/>
+              <w:bottom w:w="100" w:type="dxa"/>
+              <w:right w:w="150" w:type="dxa"/>
             </w:tcMar>
             <w:vAlign w:val="center"/>
           </w:tcPr>
           <w:p>
             <w:r>
               <w:rPr>
-                <w:b w:val="false"/>
-                <w:bCs w:val="false"/>
                 <w:color w:val="262626"/>
                 <w:sz w:val="19"/>
                 <w:szCs w:val="19"/>
               </w:rPr>
-              <w:t xml:space="preserve">connect to [192.168.56.102] from (UNKNOWN) [192.168.56.101] 58422</w:t>
+              <w:t>connect to [192.168.56.102] from (UNKNOWN) [192.168.56.101] 58422</w:t>
             </w:r>
           </w:p>
         </w:tc>
       </w:tr>
       <w:tr>
-        <w:tc>
-          <w:tcPr>
-            <w:tcW w:type="dxa" w:w="3200"/>
-            <w:shd w:fill="F2F2F2" w:color="auto" w:val="clear"/>
-            <w:tcMar>
-              <w:top w:type="dxa" w:w="100"/>
-              <w:left w:type="dxa" w:w="150"/>
-              <w:bottom w:type="dxa" w:w="100"/>
-              <w:right w:type="dxa" w:w="150"/>
+        <w:tblPrEx>
+          <w:tblCellMar>
+            <w:top w:w="0" w:type="dxa"/>
+            <w:bottom w:w="0" w:type="dxa"/>
+          </w:tblCellMar>
+        </w:tblPrEx>
+        <w:tc>
+          <w:tcPr>
+            <w:tcW w:w="3200" w:type="dxa"/>
+            <w:shd w:val="clear" w:color="auto" w:fill="F2F2F2"/>
+            <w:tcMar>
+              <w:top w:w="100" w:type="dxa"/>
+              <w:left w:w="150" w:type="dxa"/>
+              <w:bottom w:w="100" w:type="dxa"/>
+              <w:right w:w="150" w:type="dxa"/>
             </w:tcMar>
             <w:vAlign w:val="center"/>
           </w:tcPr>
@@ -1214,46 +1574,50 @@
                 <w:sz w:val="19"/>
                 <w:szCs w:val="19"/>
               </w:rPr>
-              <w:t xml:space="preserve">File received</w:t>
-            </w:r>
-          </w:p>
-        </w:tc>
-        <w:tc>
-          <w:tcPr>
-            <w:tcW w:type="dxa" w:w="6100"/>
-            <w:shd w:fill="FFFFFF" w:color="auto" w:val="clear"/>
-            <w:tcMar>
-              <w:top w:type="dxa" w:w="100"/>
-              <w:left w:type="dxa" w:w="150"/>
-              <w:bottom w:type="dxa" w:w="100"/>
-              <w:right w:type="dxa" w:w="150"/>
+              <w:t>File received</w:t>
+            </w:r>
+          </w:p>
+        </w:tc>
+        <w:tc>
+          <w:tcPr>
+            <w:tcW w:w="6100" w:type="dxa"/>
+            <w:shd w:val="clear" w:color="auto" w:fill="FFFFFF"/>
+            <w:tcMar>
+              <w:top w:w="100" w:type="dxa"/>
+              <w:left w:w="150" w:type="dxa"/>
+              <w:bottom w:w="100" w:type="dxa"/>
+              <w:right w:w="150" w:type="dxa"/>
             </w:tcMar>
             <w:vAlign w:val="center"/>
           </w:tcPr>
           <w:p>
             <w:r>
               <w:rPr>
-                <w:b w:val="false"/>
-                <w:bCs w:val="false"/>
                 <w:color w:val="262626"/>
                 <w:sz w:val="19"/>
                 <w:szCs w:val="19"/>
               </w:rPr>
-              <w:t xml:space="preserve">receiveed.txt — content: "This is the received file."</w:t>
+              <w:t>receiveed.txt — content: "This is the received file."</w:t>
             </w:r>
           </w:p>
         </w:tc>
       </w:tr>
       <w:tr>
-        <w:tc>
-          <w:tcPr>
-            <w:tcW w:type="dxa" w:w="3200"/>
-            <w:shd w:fill="F2F2F2" w:color="auto" w:val="clear"/>
-            <w:tcMar>
-              <w:top w:type="dxa" w:w="100"/>
-              <w:left w:type="dxa" w:w="150"/>
-              <w:bottom w:type="dxa" w:w="100"/>
-              <w:right w:type="dxa" w:w="150"/>
+        <w:tblPrEx>
+          <w:tblCellMar>
+            <w:top w:w="0" w:type="dxa"/>
+            <w:bottom w:w="0" w:type="dxa"/>
+          </w:tblCellMar>
+        </w:tblPrEx>
+        <w:tc>
+          <w:tcPr>
+            <w:tcW w:w="3200" w:type="dxa"/>
+            <w:shd w:val="clear" w:color="auto" w:fill="F2F2F2"/>
+            <w:tcMar>
+              <w:top w:w="100" w:type="dxa"/>
+              <w:left w:w="150" w:type="dxa"/>
+              <w:bottom w:w="100" w:type="dxa"/>
+              <w:right w:w="150" w:type="dxa"/>
             </w:tcMar>
             <w:vAlign w:val="center"/>
           </w:tcPr>
@@ -1266,61 +1630,72 @@
                 <w:sz w:val="19"/>
                 <w:szCs w:val="19"/>
               </w:rPr>
-              <w:t xml:space="preserve">Verification</w:t>
-            </w:r>
-          </w:p>
-        </w:tc>
-        <w:tc>
-          <w:tcPr>
-            <w:tcW w:type="dxa" w:w="6100"/>
-            <w:shd w:fill="FFFFFF" w:color="auto" w:val="clear"/>
-            <w:tcMar>
-              <w:top w:type="dxa" w:w="100"/>
-              <w:left w:type="dxa" w:w="150"/>
-              <w:bottom w:type="dxa" w:w="100"/>
-              <w:right w:type="dxa" w:w="150"/>
+              <w:t>Verification</w:t>
+            </w:r>
+          </w:p>
+        </w:tc>
+        <w:tc>
+          <w:tcPr>
+            <w:tcW w:w="6100" w:type="dxa"/>
+            <w:shd w:val="clear" w:color="auto" w:fill="FFFFFF"/>
+            <w:tcMar>
+              <w:top w:w="100" w:type="dxa"/>
+              <w:left w:w="150" w:type="dxa"/>
+              <w:bottom w:w="100" w:type="dxa"/>
+              <w:right w:w="150" w:type="dxa"/>
             </w:tcMar>
             <w:vAlign w:val="center"/>
           </w:tcPr>
           <w:p>
-            <w:r>
-              <w:rPr>
-                <w:b w:val="false"/>
-                <w:bCs w:val="false"/>
+            <w:proofErr w:type="spellStart"/>
+            <w:r>
+              <w:rPr>
                 <w:color w:val="262626"/>
                 <w:sz w:val="19"/>
                 <w:szCs w:val="19"/>
               </w:rPr>
-              <w:t xml:space="preserve">dir listed the new file; cat receiveed.txt confirmed its contents</w:t>
+              <w:t>dir</w:t>
+            </w:r>
+            <w:proofErr w:type="spellEnd"/>
+            <w:r>
+              <w:rPr>
+                <w:color w:val="262626"/>
+                <w:sz w:val="19"/>
+                <w:szCs w:val="19"/>
+              </w:rPr>
+              <w:t xml:space="preserve"> listed the new file; cat receiveed.txt confirmed its contents</w:t>
             </w:r>
           </w:p>
         </w:tc>
       </w:tr>
-    </w:tbl>
-    <w:tbl>
-      <w:tblPr>
-        <w:tblW w:type="pct" w:w="100%"/>
-        <w:tblBorders>
-          <w:top w:val="single" w:color="000000" w:sz="6"/>
-          <w:left w:val="single" w:color="000000" w:sz="6"/>
-          <w:bottom w:val="single" w:color="000000" w:sz="6"/>
-          <w:right w:val="single" w:color="000000" w:sz="6"/>
-          <w:insideH w:val="single" w:color="auto" w:sz="4"/>
-          <w:insideV w:val="single" w:color="auto" w:sz="4"/>
-        </w:tblBorders>
-      </w:tblPr>
-      <w:tblGrid>
-        <w:gridCol w:w="100"/>
-      </w:tblGrid>
       <w:tr>
-        <w:tc>
-          <w:tcPr>
-            <w:shd w:fill="F2F2F2" w:color="auto" w:val="clear"/>
-            <w:tcMar>
-              <w:top w:type="dxa" w:w="160"/>
-              <w:left w:type="dxa" w:w="220"/>
-              <w:bottom w:type="dxa" w:w="160"/>
-              <w:right w:type="dxa" w:w="220"/>
+        <w:tblPrEx>
+          <w:tblBorders>
+            <w:top w:val="single" w:sz="6" w:space="0" w:color="000000"/>
+            <w:left w:val="single" w:sz="6" w:space="0" w:color="000000"/>
+            <w:bottom w:val="single" w:sz="6" w:space="0" w:color="000000"/>
+            <w:right w:val="single" w:sz="6" w:space="0" w:color="000000"/>
+            <w:insideH w:val="single" w:sz="4" w:space="0" w:color="auto"/>
+            <w:insideV w:val="single" w:sz="4" w:space="0" w:color="auto"/>
+          </w:tblBorders>
+          <w:tblCellMar>
+            <w:top w:w="0" w:type="dxa"/>
+            <w:bottom w:w="0" w:type="dxa"/>
+          </w:tblCellMar>
+        </w:tblPrEx>
+        <w:trPr>
+          <w:gridAfter w:val="1"/>
+          <w:wAfter w:w="9195" w:type="dxa"/>
+        </w:trPr>
+        <w:tc>
+          <w:tcPr>
+            <w:tcW w:w="0" w:type="auto"/>
+            <w:shd w:val="clear" w:color="auto" w:fill="F2F2F2"/>
+            <w:tcMar>
+              <w:top w:w="160" w:type="dxa"/>
+              <w:left w:w="220" w:type="dxa"/>
+              <w:bottom w:w="160" w:type="dxa"/>
+              <w:right w:w="220" w:type="dxa"/>
             </w:tcMar>
           </w:tcPr>
           <w:p>
@@ -1332,20 +1707,44 @@
                 <w:b/>
                 <w:bCs/>
                 <w:color w:val="000000"/>
-                <w:sz w:val="20"/>
-                <w:szCs w:val="20"/>
-              </w:rPr>
-              <w:t xml:space="preserve">My Observation</w:t>
+              </w:rPr>
+              <w:t>My Observation</w:t>
             </w:r>
           </w:p>
           <w:p>
             <w:r>
               <w:rPr>
                 <w:color w:val="1A1A1A"/>
-                <w:sz w:val="20"/>
-                <w:szCs w:val="20"/>
-              </w:rPr>
-              <w:t xml:space="preserve">I mistyped the output filename as receiveed.txt (double "e") in the listener command, and the transfer still completed without error — Netcat doesn't validate filenames, it just writes to whatever path the shell redirection gives it. In a real engagement this is a good reminder to double-check output filenames before starting the listener, since a typo won't fail loudly; it will just quietly create a differently-named file. I also noticed the listener never terminates on its own after the file is fully received — I had to confirm completion by checking the file and then close the listener with Ctrl+C.</w:t>
+              </w:rPr>
+              <w:t xml:space="preserve">I mistyped the output filename as receiveed.txt (double "e") in the listener command, and the transfer still completed without error — </w:t>
+            </w:r>
+            <w:proofErr w:type="spellStart"/>
+            <w:r>
+              <w:rPr>
+                <w:color w:val="1A1A1A"/>
+              </w:rPr>
+              <w:t>Netcat</w:t>
+            </w:r>
+            <w:proofErr w:type="spellEnd"/>
+            <w:r>
+              <w:rPr>
+                <w:color w:val="1A1A1A"/>
+              </w:rPr>
+              <w:t xml:space="preserve"> doesn't validate filenames, it just writes to whatever path the shell redirection gives it. In a real engagement this is a good reminder to double-check output filenames before starting the listener, since a typo won't fail loudly; it will just quietly create a differently-named file. I also noticed the listener never terminates on its own after the file is fully received — I had to confirm completion by checking the file and then close the listener with </w:t>
+            </w:r>
+            <w:proofErr w:type="spellStart"/>
+            <w:r>
+              <w:rPr>
+                <w:color w:val="1A1A1A"/>
+              </w:rPr>
+              <w:t>Ctrl+C</w:t>
+            </w:r>
+            <w:proofErr w:type="spellEnd"/>
+            <w:r>
+              <w:rPr>
+                <w:color w:val="1A1A1A"/>
+              </w:rPr>
+              <w:t>.</w:t>
             </w:r>
           </w:p>
         </w:tc>
@@ -1360,59 +1759,93 @@
       <w:pPr>
         <w:pStyle w:val="Heading1"/>
         <w:pBdr>
-          <w:bottom w:val="single" w:color="333333" w:sz="12" w:space="6"/>
+          <w:bottom w:val="single" w:sz="12" w:space="6" w:color="333333"/>
         </w:pBdr>
-        <w:spacing w:after="200" w:before="0"/>
-      </w:pPr>
-      <w:r>
-        <w:rPr>
-          <w:rFonts w:ascii="Calibri" w:cs="Calibri" w:eastAsia="Calibri" w:hAnsi="Calibri"/>
+        <w:spacing w:after="200"/>
+      </w:pPr>
+      <w:r>
+        <w:rPr>
           <w:b/>
           <w:bCs/>
           <w:color w:val="000000"/>
-          <w:sz w:val="32"/>
-          <w:szCs w:val="32"/>
-        </w:rPr>
-        <w:t xml:space="preserve">2. Two-Way Communication (Chat) with Netcat</w:t>
-      </w:r>
-    </w:p>
-    <w:p>
-      <w:pPr>
-        <w:spacing w:after="160" w:line="300"/>
-      </w:pPr>
-      <w:r>
-        <w:rPr>
-          <w:color w:val="262626"/>
-          <w:sz w:val="21"/>
-          <w:szCs w:val="21"/>
-        </w:rPr>
-        <w:t xml:space="preserve">Beyond files, a plain Netcat connection is just a raw TCP pipe, so typing text on either end sends it live to the other side. This practical set up a simple two-way chat between the Kali and Metasploitable2 VMs, with the listener role swapped to Kali this time.</w:t>
+        </w:rPr>
+        <w:lastRenderedPageBreak/>
+        <w:t xml:space="preserve">2. Two-Way Communication (Chat) with </w:t>
+      </w:r>
+      <w:proofErr w:type="spellStart"/>
+      <w:r>
+        <w:rPr>
+          <w:b/>
+          <w:bCs/>
+          <w:color w:val="000000"/>
+        </w:rPr>
+        <w:t>Netcat</w:t>
+      </w:r>
+      <w:proofErr w:type="spellEnd"/>
+    </w:p>
+    <w:p>
+      <w:pPr>
+        <w:spacing w:after="160" w:line="300" w:lineRule="auto"/>
+      </w:pPr>
+      <w:r>
+        <w:rPr>
+          <w:color w:val="262626"/>
+          <w:sz w:val="21"/>
+          <w:szCs w:val="21"/>
+        </w:rPr>
+        <w:t xml:space="preserve">Beyond files, a plain </w:t>
+      </w:r>
+      <w:proofErr w:type="spellStart"/>
+      <w:r>
+        <w:rPr>
+          <w:color w:val="262626"/>
+          <w:sz w:val="21"/>
+          <w:szCs w:val="21"/>
+        </w:rPr>
+        <w:t>Netcat</w:t>
+      </w:r>
+      <w:proofErr w:type="spellEnd"/>
+      <w:r>
+        <w:rPr>
+          <w:color w:val="262626"/>
+          <w:sz w:val="21"/>
+          <w:szCs w:val="21"/>
+        </w:rPr>
+        <w:t xml:space="preserve"> connection is just a raw TCP pipe, so typing text on either end sends it live to the other side. This practical set up a simple two-way chat between the Kali and Metasploitable2 VMs, with the listener role swapped to Kali this time.</w:t>
       </w:r>
     </w:p>
     <w:tbl>
       <w:tblPr>
-        <w:tblW w:type="pct" w:w="100%"/>
+        <w:tblW w:w="5000" w:type="pct"/>
         <w:tblBorders>
-          <w:top w:val="none" w:color="auto" w:sz="0"/>
-          <w:left w:val="none" w:color="auto" w:sz="0"/>
-          <w:bottom w:val="none" w:color="auto" w:sz="0"/>
-          <w:right w:val="none" w:color="auto" w:sz="0"/>
-          <w:insideH w:val="single" w:color="auto" w:sz="4"/>
-          <w:insideV w:val="single" w:color="auto" w:sz="4"/>
+          <w:insideH w:val="single" w:sz="4" w:space="0" w:color="auto"/>
+          <w:insideV w:val="single" w:sz="4" w:space="0" w:color="auto"/>
         </w:tblBorders>
+        <w:tblCellMar>
+          <w:left w:w="10" w:type="dxa"/>
+          <w:right w:w="10" w:type="dxa"/>
+        </w:tblCellMar>
+        <w:tblLook w:val="04A0" w:firstRow="1" w:lastRow="0" w:firstColumn="1" w:lastColumn="0" w:noHBand="0" w:noVBand="1"/>
       </w:tblPr>
       <w:tblGrid>
-        <w:gridCol w:w="100"/>
+        <w:gridCol w:w="10040"/>
       </w:tblGrid>
       <w:tr>
-        <w:tc>
-          <w:tcPr>
-            <w:shd w:fill="000000" w:color="auto" w:val="clear"/>
-            <w:tcMar>
-              <w:top w:type="dxa" w:w="100"/>
-              <w:left w:type="dxa" w:w="180"/>
-              <w:bottom w:type="dxa" w:w="100"/>
-              <w:right w:type="dxa" w:w="180"/>
+        <w:tblPrEx>
+          <w:tblCellMar>
+            <w:top w:w="0" w:type="dxa"/>
+            <w:bottom w:w="0" w:type="dxa"/>
+          </w:tblCellMar>
+        </w:tblPrEx>
+        <w:tc>
+          <w:tcPr>
+            <w:tcW w:w="0" w:type="auto"/>
+            <w:shd w:val="clear" w:color="auto" w:fill="000000"/>
+            <w:tcMar>
+              <w:top w:w="100" w:type="dxa"/>
+              <w:left w:w="180" w:type="dxa"/>
+              <w:bottom w:w="100" w:type="dxa"/>
+              <w:right w:w="180" w:type="dxa"/>
             </w:tcMar>
           </w:tcPr>
           <w:p>
@@ -1424,7 +1857,7 @@
                 <w:sz w:val="19"/>
                 <w:szCs w:val="19"/>
               </w:rPr>
-              <w:t xml:space="preserve">COMMANDS USED</w:t>
+              <w:t>COMMANDS USED</w:t>
             </w:r>
           </w:p>
         </w:tc>
@@ -1437,28 +1870,40 @@
     </w:p>
     <w:tbl>
       <w:tblPr>
-        <w:tblW w:type="pct" w:w="100%"/>
+        <w:tblW w:w="5000" w:type="pct"/>
         <w:tblBorders>
-          <w:top w:val="single" w:color="000000" w:sz="4"/>
-          <w:left w:val="single" w:color="000000" w:sz="4"/>
-          <w:bottom w:val="single" w:color="000000" w:sz="4"/>
-          <w:right w:val="single" w:color="000000" w:sz="4"/>
-          <w:insideH w:val="single" w:color="auto" w:sz="4"/>
-          <w:insideV w:val="single" w:color="auto" w:sz="4"/>
+          <w:top w:val="single" w:sz="4" w:space="0" w:color="000000"/>
+          <w:left w:val="single" w:sz="4" w:space="0" w:color="000000"/>
+          <w:bottom w:val="single" w:sz="4" w:space="0" w:color="000000"/>
+          <w:right w:val="single" w:sz="4" w:space="0" w:color="000000"/>
+          <w:insideH w:val="single" w:sz="4" w:space="0" w:color="auto"/>
+          <w:insideV w:val="single" w:sz="4" w:space="0" w:color="auto"/>
         </w:tblBorders>
+        <w:tblCellMar>
+          <w:left w:w="10" w:type="dxa"/>
+          <w:right w:w="10" w:type="dxa"/>
+        </w:tblCellMar>
+        <w:tblLook w:val="04A0" w:firstRow="1" w:lastRow="0" w:firstColumn="1" w:lastColumn="0" w:noHBand="0" w:noVBand="1"/>
       </w:tblPr>
       <w:tblGrid>
-        <w:gridCol w:w="100"/>
+        <w:gridCol w:w="10030"/>
       </w:tblGrid>
       <w:tr>
-        <w:tc>
-          <w:tcPr>
-            <w:shd w:fill="1A1A1A" w:color="auto" w:val="clear"/>
-            <w:tcMar>
-              <w:top w:type="dxa" w:w="160"/>
-              <w:left w:type="dxa" w:w="200"/>
-              <w:bottom w:type="dxa" w:w="160"/>
-              <w:right w:type="dxa" w:w="200"/>
+        <w:tblPrEx>
+          <w:tblCellMar>
+            <w:top w:w="0" w:type="dxa"/>
+            <w:bottom w:w="0" w:type="dxa"/>
+          </w:tblCellMar>
+        </w:tblPrEx>
+        <w:tc>
+          <w:tcPr>
+            <w:tcW w:w="0" w:type="auto"/>
+            <w:shd w:val="clear" w:color="auto" w:fill="1A1A1A"/>
+            <w:tcMar>
+              <w:top w:w="160" w:type="dxa"/>
+              <w:left w:w="200" w:type="dxa"/>
+              <w:bottom w:w="160" w:type="dxa"/>
+              <w:right w:w="200" w:type="dxa"/>
             </w:tcMar>
           </w:tcPr>
           <w:p>
@@ -1467,12 +1912,12 @@
             </w:pPr>
             <w:r>
               <w:rPr>
-                <w:rFonts w:ascii="Consolas" w:cs="Consolas" w:eastAsia="Consolas" w:hAnsi="Consolas"/>
+                <w:rFonts w:ascii="Consolas" w:eastAsia="Consolas" w:hAnsi="Consolas" w:cs="Consolas"/>
                 <w:color w:val="E8E8E8"/>
                 <w:sz w:val="19"/>
                 <w:szCs w:val="19"/>
               </w:rPr>
-              <w:t xml:space="preserve"># On Kali (listener) — 192.168.56.101</w:t>
+              <w:t># On Kali (listener) — 192.168.56.101</w:t>
             </w:r>
           </w:p>
           <w:p>
@@ -1481,27 +1926,38 @@
             </w:pPr>
             <w:r>
               <w:rPr>
-                <w:rFonts w:ascii="Consolas" w:cs="Consolas" w:eastAsia="Consolas" w:hAnsi="Consolas"/>
+                <w:rFonts w:ascii="Consolas" w:eastAsia="Consolas" w:hAnsi="Consolas" w:cs="Consolas"/>
                 <w:color w:val="E8E8E8"/>
                 <w:sz w:val="19"/>
                 <w:szCs w:val="19"/>
               </w:rPr>
-              <w:t xml:space="preserve">$ nc -n -lvp 4444</w:t>
+              <w:t>$ nc -n -</w:t>
+            </w:r>
+            <w:proofErr w:type="spellStart"/>
+            <w:r>
+              <w:rPr>
+                <w:rFonts w:ascii="Consolas" w:eastAsia="Consolas" w:hAnsi="Consolas" w:cs="Consolas"/>
+                <w:color w:val="E8E8E8"/>
+                <w:sz w:val="19"/>
+                <w:szCs w:val="19"/>
+              </w:rPr>
+              <w:t>lvp</w:t>
+            </w:r>
+            <w:proofErr w:type="spellEnd"/>
+            <w:r>
+              <w:rPr>
+                <w:rFonts w:ascii="Consolas" w:eastAsia="Consolas" w:hAnsi="Consolas" w:cs="Consolas"/>
+                <w:color w:val="E8E8E8"/>
+                <w:sz w:val="19"/>
+                <w:szCs w:val="19"/>
+              </w:rPr>
+              <w:t xml:space="preserve"> 4444</w:t>
             </w:r>
           </w:p>
           <w:p>
             <w:pPr>
               <w:spacing w:after="40"/>
             </w:pPr>
-            <w:r>
-              <w:rPr>
-                <w:rFonts w:ascii="Consolas" w:cs="Consolas" w:eastAsia="Consolas" w:hAnsi="Consolas"/>
-                <w:color w:val="C9C9C9"/>
-                <w:sz w:val="19"/>
-                <w:szCs w:val="19"/>
-              </w:rPr>
-              <w:t xml:space="preserve"/>
-            </w:r>
           </w:p>
           <w:p>
             <w:pPr>
@@ -1509,12 +1965,12 @@
             </w:pPr>
             <w:r>
               <w:rPr>
-                <w:rFonts w:ascii="Consolas" w:cs="Consolas" w:eastAsia="Consolas" w:hAnsi="Consolas"/>
+                <w:rFonts w:ascii="Consolas" w:eastAsia="Consolas" w:hAnsi="Consolas" w:cs="Consolas"/>
                 <w:color w:val="E8E8E8"/>
                 <w:sz w:val="19"/>
                 <w:szCs w:val="19"/>
               </w:rPr>
-              <w:t xml:space="preserve"># On Metasploitable2 (client) — 192.168.56.102</w:t>
+              <w:t># On Metasploitable2 (client) — 192.168.56.102</w:t>
             </w:r>
           </w:p>
           <w:p>
@@ -1523,12 +1979,12 @@
             </w:pPr>
             <w:r>
               <w:rPr>
-                <w:rFonts w:ascii="Consolas" w:cs="Consolas" w:eastAsia="Consolas" w:hAnsi="Consolas"/>
+                <w:rFonts w:ascii="Consolas" w:eastAsia="Consolas" w:hAnsi="Consolas" w:cs="Consolas"/>
                 <w:color w:val="E8E8E8"/>
                 <w:sz w:val="19"/>
                 <w:szCs w:val="19"/>
               </w:rPr>
-              <w:t xml:space="preserve">$ nc 192.168.56.101 4444</w:t>
+              <w:t>$ nc 192.168.56.101 4444</w:t>
             </w:r>
           </w:p>
         </w:tc>
@@ -1537,57 +1993,131 @@
     <w:p>
       <w:pPr>
         <w:pStyle w:val="Heading2"/>
-        <w:spacing w:after="140" w:before="260"/>
-      </w:pPr>
-      <w:r>
-        <w:rPr>
-          <w:rFonts w:ascii="Calibri" w:cs="Calibri" w:eastAsia="Calibri" w:hAnsi="Calibri"/>
+        <w:spacing w:before="260" w:after="140"/>
+      </w:pPr>
+      <w:r>
+        <w:rPr>
           <w:b/>
           <w:bCs/>
           <w:color w:val="333333"/>
           <w:sz w:val="25"/>
           <w:szCs w:val="25"/>
         </w:rPr>
-        <w:t xml:space="preserve">What I Learned</w:t>
-      </w:r>
-    </w:p>
-    <w:p>
-      <w:pPr>
-        <w:spacing w:after="160" w:line="300"/>
-      </w:pPr>
-      <w:r>
-        <w:rPr>
-          <w:color w:val="262626"/>
-          <w:sz w:val="21"/>
-          <w:szCs w:val="21"/>
-        </w:rPr>
-        <w:t xml:space="preserve">Once the client connects, Netcat keeps the TCP connection open in the foreground on both ends, and stdin/stdout are simply piped across the socket — so a full-duplex chat happens as soon as both sides start typing, with no extra chat protocol involved. This time the -n flag was added on the listener side, which tells Netcat to skip DNS/reverse-DNS resolution entirely; because the earlier file-transfer practical logged a host-lookup failure for the same reason, adding -n here suppressed that message and connected slightly faster.</w:t>
-      </w:r>
-    </w:p>
-    <w:p>
-      <w:pPr>
-        <w:spacing w:after="160" w:line="300"/>
-      </w:pPr>
-      <w:r>
-        <w:rPr>
-          <w:color w:val="262626"/>
-          <w:sz w:val="21"/>
-          <w:szCs w:val="21"/>
-        </w:rPr>
-        <w:t xml:space="preserve">The conversation shown below ("Hi / Hello / How are you doing? / I am good / Yourself? / I am doing amazing, thanks for asking.") appears identically on both terminals in real time, which is the clearest demonstration that Netcat is not doing anything file- or protocol-specific here — it is only relaying raw bytes between two open sockets.</w:t>
-      </w:r>
-    </w:p>
-    <w:p>
-      <w:pPr>
-        <w:spacing w:after="100" w:before="140"/>
+        <w:t>What I Learned</w:t>
+      </w:r>
+    </w:p>
+    <w:p>
+      <w:pPr>
+        <w:spacing w:after="160" w:line="300" w:lineRule="auto"/>
+      </w:pPr>
+      <w:r>
+        <w:rPr>
+          <w:color w:val="262626"/>
+          <w:sz w:val="21"/>
+          <w:szCs w:val="21"/>
+        </w:rPr>
+        <w:t xml:space="preserve">Once the client connects, </w:t>
+      </w:r>
+      <w:proofErr w:type="spellStart"/>
+      <w:r>
+        <w:rPr>
+          <w:color w:val="262626"/>
+          <w:sz w:val="21"/>
+          <w:szCs w:val="21"/>
+        </w:rPr>
+        <w:t>Netcat</w:t>
+      </w:r>
+      <w:proofErr w:type="spellEnd"/>
+      <w:r>
+        <w:rPr>
+          <w:color w:val="262626"/>
+          <w:sz w:val="21"/>
+          <w:szCs w:val="21"/>
+        </w:rPr>
+        <w:t xml:space="preserve"> keeps the TCP connection open in the foreground on both ends, and stdin/</w:t>
+      </w:r>
+      <w:proofErr w:type="spellStart"/>
+      <w:r>
+        <w:rPr>
+          <w:color w:val="262626"/>
+          <w:sz w:val="21"/>
+          <w:szCs w:val="21"/>
+        </w:rPr>
+        <w:t>stdout</w:t>
+      </w:r>
+      <w:proofErr w:type="spellEnd"/>
+      <w:r>
+        <w:rPr>
+          <w:color w:val="262626"/>
+          <w:sz w:val="21"/>
+          <w:szCs w:val="21"/>
+        </w:rPr>
+        <w:t xml:space="preserve"> are simply piped across the socket — so a full-duplex chat happens as soon as both sides start typing, with no extra chat protocol involved. This time the -n flag was added on the listener side, which tells </w:t>
+      </w:r>
+      <w:proofErr w:type="spellStart"/>
+      <w:r>
+        <w:rPr>
+          <w:color w:val="262626"/>
+          <w:sz w:val="21"/>
+          <w:szCs w:val="21"/>
+        </w:rPr>
+        <w:t>Netcat</w:t>
+      </w:r>
+      <w:proofErr w:type="spellEnd"/>
+      <w:r>
+        <w:rPr>
+          <w:color w:val="262626"/>
+          <w:sz w:val="21"/>
+          <w:szCs w:val="21"/>
+        </w:rPr>
+        <w:t xml:space="preserve"> to skip DNS/reverse-DNS resolution entirely; because the earlier file-transfer practical logged a host-lookup failure for the same reason, adding -n here suppressed that message and connected slightly faster.</w:t>
+      </w:r>
+    </w:p>
+    <w:p>
+      <w:pPr>
+        <w:spacing w:after="160" w:line="300" w:lineRule="auto"/>
+      </w:pPr>
+      <w:r>
+        <w:rPr>
+          <w:color w:val="262626"/>
+          <w:sz w:val="21"/>
+          <w:szCs w:val="21"/>
+        </w:rPr>
+        <w:t xml:space="preserve">The conversation shown below ("Hi / Hello / How are you doing? / I am good / Yourself? / I am doing amazing, thanks for asking.") appears identically on both terminals in real time, which is the clearest demonstration that </w:t>
+      </w:r>
+      <w:proofErr w:type="spellStart"/>
+      <w:r>
+        <w:rPr>
+          <w:color w:val="262626"/>
+          <w:sz w:val="21"/>
+          <w:szCs w:val="21"/>
+        </w:rPr>
+        <w:t>Netcat</w:t>
+      </w:r>
+      <w:proofErr w:type="spellEnd"/>
+      <w:r>
+        <w:rPr>
+          <w:color w:val="262626"/>
+          <w:sz w:val="21"/>
+          <w:szCs w:val="21"/>
+        </w:rPr>
+        <w:t xml:space="preserve"> is not doing anything file- or protocol-specific here — it is only relaying raw bytes between two open sockets.</w:t>
+      </w:r>
+    </w:p>
+    <w:p>
+      <w:pPr>
+        <w:spacing w:before="140" w:after="100"/>
         <w:jc w:val="center"/>
       </w:pPr>
       <w:r>
+        <w:rPr>
+          <w:noProof/>
+        </w:rPr>
         <w:drawing>
-          <wp:inline distT="0" distB="0" distL="0" distR="0">
+          <wp:inline distT="0" distB="0" distL="0" distR="0" wp14:anchorId="5A153B36" wp14:editId="7B8D6E51">
             <wp:extent cx="5124450" cy="2562225"/>
-            <wp:effectExtent t="0" r="0" b="0" l="0"/>
-            <wp:docPr id="1" name="" descr="" title=""/>
+            <wp:effectExtent l="0" t="0" r="0" b="0"/>
+            <wp:docPr id="1472251879" name="Picture 1472251879"/>
             <wp:cNvGraphicFramePr>
               <a:graphicFrameLocks xmlns:a="http://schemas.openxmlformats.org/drawingml/2006/main" noChangeAspect="1"/>
             </wp:cNvGraphicFramePr>
@@ -1595,13 +2125,13 @@
               <a:graphicData uri="http://schemas.openxmlformats.org/drawingml/2006/picture">
                 <pic:pic xmlns:pic="http://schemas.openxmlformats.org/drawingml/2006/picture">
                   <pic:nvPicPr>
-                    <pic:cNvPr id="0" name="" descr=""/>
+                    <pic:cNvPr id="0" name=""/>
                     <pic:cNvPicPr>
                       <a:picLocks noChangeAspect="1" noChangeArrowheads="1"/>
                     </pic:cNvPicPr>
                   </pic:nvPicPr>
                   <pic:blipFill>
-                    <a:blip r:embed="rId10" cstate="none"/>
+                    <a:blip r:embed="rId8"/>
                     <a:srcRect/>
                     <a:stretch>
                       <a:fillRect/>
@@ -1636,33 +2166,63 @@
           <w:sz w:val="18"/>
           <w:szCs w:val="18"/>
         </w:rPr>
-        <w:t xml:space="preserve">Figure 2 — A live two-way chat over a single Netcat TCP connection, shown mirrored on the Metasploitable2 (left) and Kali (right) terminals.</w:t>
+        <w:t xml:space="preserve">Figure 2 — A live two-way chat over a single </w:t>
+      </w:r>
+      <w:proofErr w:type="spellStart"/>
+      <w:r>
+        <w:rPr>
+          <w:i/>
+          <w:iCs/>
+          <w:color w:val="4D4D4D"/>
+          <w:sz w:val="18"/>
+          <w:szCs w:val="18"/>
+        </w:rPr>
+        <w:t>Netcat</w:t>
+      </w:r>
+      <w:proofErr w:type="spellEnd"/>
+      <w:r>
+        <w:rPr>
+          <w:i/>
+          <w:iCs/>
+          <w:color w:val="4D4D4D"/>
+          <w:sz w:val="18"/>
+          <w:szCs w:val="18"/>
+        </w:rPr>
+        <w:t xml:space="preserve"> TCP connection, shown mirrored on the Metasploitable2 (left) and Kali (right) terminals.</w:t>
       </w:r>
     </w:p>
     <w:tbl>
       <w:tblPr>
-        <w:tblW w:type="pct" w:w="100%"/>
+        <w:tblW w:w="5000" w:type="pct"/>
         <w:tblBorders>
-          <w:top w:val="none" w:color="auto" w:sz="0"/>
-          <w:left w:val="none" w:color="auto" w:sz="0"/>
-          <w:bottom w:val="none" w:color="auto" w:sz="0"/>
-          <w:right w:val="none" w:color="auto" w:sz="0"/>
-          <w:insideH w:val="single" w:color="auto" w:sz="4"/>
-          <w:insideV w:val="single" w:color="auto" w:sz="4"/>
+          <w:insideH w:val="single" w:sz="4" w:space="0" w:color="auto"/>
+          <w:insideV w:val="single" w:sz="4" w:space="0" w:color="auto"/>
         </w:tblBorders>
+        <w:tblCellMar>
+          <w:left w:w="10" w:type="dxa"/>
+          <w:right w:w="10" w:type="dxa"/>
+        </w:tblCellMar>
+        <w:tblLook w:val="04A0" w:firstRow="1" w:lastRow="0" w:firstColumn="1" w:lastColumn="0" w:noHBand="0" w:noVBand="1"/>
       </w:tblPr>
       <w:tblGrid>
-        <w:gridCol w:w="100"/>
+        <w:gridCol w:w="10040"/>
       </w:tblGrid>
       <w:tr>
-        <w:tc>
-          <w:tcPr>
-            <w:shd w:fill="333333" w:color="auto" w:val="clear"/>
-            <w:tcMar>
-              <w:top w:type="dxa" w:w="100"/>
-              <w:left w:type="dxa" w:w="180"/>
-              <w:bottom w:type="dxa" w:w="100"/>
-              <w:right w:type="dxa" w:w="180"/>
+        <w:tblPrEx>
+          <w:tblCellMar>
+            <w:top w:w="0" w:type="dxa"/>
+            <w:bottom w:w="0" w:type="dxa"/>
+          </w:tblCellMar>
+        </w:tblPrEx>
+        <w:tc>
+          <w:tcPr>
+            <w:tcW w:w="0" w:type="auto"/>
+            <w:shd w:val="clear" w:color="auto" w:fill="333333"/>
+            <w:tcMar>
+              <w:top w:w="100" w:type="dxa"/>
+              <w:left w:w="180" w:type="dxa"/>
+              <w:bottom w:w="100" w:type="dxa"/>
+              <w:right w:w="180" w:type="dxa"/>
             </w:tcMar>
           </w:tcPr>
           <w:p>
@@ -1674,7 +2234,7 @@
                 <w:sz w:val="19"/>
                 <w:szCs w:val="19"/>
               </w:rPr>
-              <w:t xml:space="preserve">RESULT SUMMARY</w:t>
+              <w:t>RESULT SUMMARY</w:t>
             </w:r>
           </w:p>
         </w:tc>
@@ -1687,30 +2247,41 @@
     </w:p>
     <w:tbl>
       <w:tblPr>
-        <w:tblW w:type="pct" w:w="100%"/>
+        <w:tblW w:w="5000" w:type="pct"/>
         <w:tblBorders>
-          <w:top w:val="single" w:color="BFBFBF" w:sz="2"/>
-          <w:left w:val="single" w:color="BFBFBF" w:sz="2"/>
-          <w:bottom w:val="single" w:color="BFBFBF" w:sz="2"/>
-          <w:right w:val="single" w:color="BFBFBF" w:sz="2"/>
-          <w:insideH w:val="single" w:color="BFBFBF" w:sz="2"/>
-          <w:insideV w:val="single" w:color="BFBFBF" w:sz="2"/>
+          <w:top w:val="single" w:sz="2" w:space="0" w:color="BFBFBF"/>
+          <w:left w:val="single" w:sz="2" w:space="0" w:color="BFBFBF"/>
+          <w:bottom w:val="single" w:sz="2" w:space="0" w:color="BFBFBF"/>
+          <w:right w:val="single" w:sz="2" w:space="0" w:color="BFBFBF"/>
+          <w:insideH w:val="single" w:sz="2" w:space="0" w:color="BFBFBF"/>
+          <w:insideV w:val="single" w:sz="2" w:space="0" w:color="BFBFBF"/>
         </w:tblBorders>
+        <w:tblCellMar>
+          <w:left w:w="10" w:type="dxa"/>
+          <w:right w:w="10" w:type="dxa"/>
+        </w:tblCellMar>
+        <w:tblLook w:val="04A0" w:firstRow="1" w:lastRow="0" w:firstColumn="1" w:lastColumn="0" w:noHBand="0" w:noVBand="1"/>
       </w:tblPr>
       <w:tblGrid>
-        <w:gridCol w:w="3200"/>
-        <w:gridCol w:w="6100"/>
+        <w:gridCol w:w="6983"/>
+        <w:gridCol w:w="3051"/>
       </w:tblGrid>
       <w:tr>
-        <w:tc>
-          <w:tcPr>
-            <w:tcW w:type="dxa" w:w="3200"/>
-            <w:shd w:fill="333333" w:color="auto" w:val="clear"/>
-            <w:tcMar>
-              <w:top w:type="dxa" w:w="100"/>
-              <w:left w:type="dxa" w:w="150"/>
-              <w:bottom w:type="dxa" w:w="100"/>
-              <w:right w:type="dxa" w:w="150"/>
+        <w:tblPrEx>
+          <w:tblCellMar>
+            <w:top w:w="0" w:type="dxa"/>
+            <w:bottom w:w="0" w:type="dxa"/>
+          </w:tblCellMar>
+        </w:tblPrEx>
+        <w:tc>
+          <w:tcPr>
+            <w:tcW w:w="3200" w:type="dxa"/>
+            <w:shd w:val="clear" w:color="auto" w:fill="333333"/>
+            <w:tcMar>
+              <w:top w:w="100" w:type="dxa"/>
+              <w:left w:w="150" w:type="dxa"/>
+              <w:bottom w:w="100" w:type="dxa"/>
+              <w:right w:w="150" w:type="dxa"/>
             </w:tcMar>
             <w:vAlign w:val="center"/>
           </w:tcPr>
@@ -1723,19 +2294,20 @@
                 <w:sz w:val="19"/>
                 <w:szCs w:val="19"/>
               </w:rPr>
-              <w:t xml:space="preserve">Item</w:t>
-            </w:r>
-          </w:p>
-        </w:tc>
-        <w:tc>
-          <w:tcPr>
-            <w:tcW w:type="dxa" w:w="6100"/>
-            <w:shd w:fill="000000" w:color="auto" w:val="clear"/>
-            <w:tcMar>
-              <w:top w:type="dxa" w:w="100"/>
-              <w:left w:type="dxa" w:w="150"/>
-              <w:bottom w:type="dxa" w:w="100"/>
-              <w:right w:type="dxa" w:w="150"/>
+              <w:lastRenderedPageBreak/>
+              <w:t>Item</w:t>
+            </w:r>
+          </w:p>
+        </w:tc>
+        <w:tc>
+          <w:tcPr>
+            <w:tcW w:w="6100" w:type="dxa"/>
+            <w:shd w:val="clear" w:color="auto" w:fill="000000"/>
+            <w:tcMar>
+              <w:top w:w="100" w:type="dxa"/>
+              <w:left w:w="150" w:type="dxa"/>
+              <w:bottom w:w="100" w:type="dxa"/>
+              <w:right w:w="150" w:type="dxa"/>
             </w:tcMar>
             <w:vAlign w:val="center"/>
           </w:tcPr>
@@ -1748,21 +2320,27 @@
                 <w:sz w:val="19"/>
                 <w:szCs w:val="19"/>
               </w:rPr>
-              <w:t xml:space="preserve">Observation</w:t>
+              <w:t>Observation</w:t>
             </w:r>
           </w:p>
         </w:tc>
       </w:tr>
       <w:tr>
-        <w:tc>
-          <w:tcPr>
-            <w:tcW w:type="dxa" w:w="3200"/>
-            <w:shd w:fill="F2F2F2" w:color="auto" w:val="clear"/>
-            <w:tcMar>
-              <w:top w:type="dxa" w:w="100"/>
-              <w:left w:type="dxa" w:w="150"/>
-              <w:bottom w:type="dxa" w:w="100"/>
-              <w:right w:type="dxa" w:w="150"/>
+        <w:tblPrEx>
+          <w:tblCellMar>
+            <w:top w:w="0" w:type="dxa"/>
+            <w:bottom w:w="0" w:type="dxa"/>
+          </w:tblCellMar>
+        </w:tblPrEx>
+        <w:tc>
+          <w:tcPr>
+            <w:tcW w:w="3200" w:type="dxa"/>
+            <w:shd w:val="clear" w:color="auto" w:fill="F2F2F2"/>
+            <w:tcMar>
+              <w:top w:w="100" w:type="dxa"/>
+              <w:left w:w="150" w:type="dxa"/>
+              <w:bottom w:w="100" w:type="dxa"/>
+              <w:right w:w="150" w:type="dxa"/>
             </w:tcMar>
             <w:vAlign w:val="center"/>
           </w:tcPr>
@@ -1775,46 +2353,68 @@
                 <w:sz w:val="19"/>
                 <w:szCs w:val="19"/>
               </w:rPr>
-              <w:t xml:space="preserve">Listener command</w:t>
-            </w:r>
-          </w:p>
-        </w:tc>
-        <w:tc>
-          <w:tcPr>
-            <w:tcW w:type="dxa" w:w="6100"/>
-            <w:shd w:fill="FFFFFF" w:color="auto" w:val="clear"/>
-            <w:tcMar>
-              <w:top w:type="dxa" w:w="100"/>
-              <w:left w:type="dxa" w:w="150"/>
-              <w:bottom w:type="dxa" w:w="100"/>
-              <w:right w:type="dxa" w:w="150"/>
+              <w:t>Listener command</w:t>
+            </w:r>
+          </w:p>
+        </w:tc>
+        <w:tc>
+          <w:tcPr>
+            <w:tcW w:w="6100" w:type="dxa"/>
+            <w:shd w:val="clear" w:color="auto" w:fill="FFFFFF"/>
+            <w:tcMar>
+              <w:top w:w="100" w:type="dxa"/>
+              <w:left w:w="150" w:type="dxa"/>
+              <w:bottom w:w="100" w:type="dxa"/>
+              <w:right w:w="150" w:type="dxa"/>
             </w:tcMar>
             <w:vAlign w:val="center"/>
           </w:tcPr>
           <w:p>
             <w:r>
               <w:rPr>
-                <w:b w:val="false"/>
-                <w:bCs w:val="false"/>
                 <w:color w:val="262626"/>
                 <w:sz w:val="19"/>
                 <w:szCs w:val="19"/>
               </w:rPr>
-              <w:t xml:space="preserve">nc -n -lvp 4444 (Kali)</w:t>
+              <w:t>nc -n -</w:t>
+            </w:r>
+            <w:proofErr w:type="spellStart"/>
+            <w:r>
+              <w:rPr>
+                <w:color w:val="262626"/>
+                <w:sz w:val="19"/>
+                <w:szCs w:val="19"/>
+              </w:rPr>
+              <w:t>lvp</w:t>
+            </w:r>
+            <w:proofErr w:type="spellEnd"/>
+            <w:r>
+              <w:rPr>
+                <w:color w:val="262626"/>
+                <w:sz w:val="19"/>
+                <w:szCs w:val="19"/>
+              </w:rPr>
+              <w:t xml:space="preserve"> 4444 (Kali)</w:t>
             </w:r>
           </w:p>
         </w:tc>
       </w:tr>
       <w:tr>
-        <w:tc>
-          <w:tcPr>
-            <w:tcW w:type="dxa" w:w="3200"/>
-            <w:shd w:fill="F2F2F2" w:color="auto" w:val="clear"/>
-            <w:tcMar>
-              <w:top w:type="dxa" w:w="100"/>
-              <w:left w:type="dxa" w:w="150"/>
-              <w:bottom w:type="dxa" w:w="100"/>
-              <w:right w:type="dxa" w:w="150"/>
+        <w:tblPrEx>
+          <w:tblCellMar>
+            <w:top w:w="0" w:type="dxa"/>
+            <w:bottom w:w="0" w:type="dxa"/>
+          </w:tblCellMar>
+        </w:tblPrEx>
+        <w:tc>
+          <w:tcPr>
+            <w:tcW w:w="3200" w:type="dxa"/>
+            <w:shd w:val="clear" w:color="auto" w:fill="F2F2F2"/>
+            <w:tcMar>
+              <w:top w:w="100" w:type="dxa"/>
+              <w:left w:w="150" w:type="dxa"/>
+              <w:bottom w:w="100" w:type="dxa"/>
+              <w:right w:w="150" w:type="dxa"/>
             </w:tcMar>
             <w:vAlign w:val="center"/>
           </w:tcPr>
@@ -1827,46 +2427,50 @@
                 <w:sz w:val="19"/>
                 <w:szCs w:val="19"/>
               </w:rPr>
-              <w:t xml:space="preserve">Client command</w:t>
-            </w:r>
-          </w:p>
-        </w:tc>
-        <w:tc>
-          <w:tcPr>
-            <w:tcW w:type="dxa" w:w="6100"/>
-            <w:shd w:fill="FFFFFF" w:color="auto" w:val="clear"/>
-            <w:tcMar>
-              <w:top w:type="dxa" w:w="100"/>
-              <w:left w:type="dxa" w:w="150"/>
-              <w:bottom w:type="dxa" w:w="100"/>
-              <w:right w:type="dxa" w:w="150"/>
+              <w:t>Client command</w:t>
+            </w:r>
+          </w:p>
+        </w:tc>
+        <w:tc>
+          <w:tcPr>
+            <w:tcW w:w="6100" w:type="dxa"/>
+            <w:shd w:val="clear" w:color="auto" w:fill="FFFFFF"/>
+            <w:tcMar>
+              <w:top w:w="100" w:type="dxa"/>
+              <w:left w:w="150" w:type="dxa"/>
+              <w:bottom w:w="100" w:type="dxa"/>
+              <w:right w:w="150" w:type="dxa"/>
             </w:tcMar>
             <w:vAlign w:val="center"/>
           </w:tcPr>
           <w:p>
             <w:r>
               <w:rPr>
-                <w:b w:val="false"/>
-                <w:bCs w:val="false"/>
                 <w:color w:val="262626"/>
                 <w:sz w:val="19"/>
                 <w:szCs w:val="19"/>
               </w:rPr>
-              <w:t xml:space="preserve">nc 192.168.56.101 4444 (Metasploitable2)</w:t>
+              <w:t>nc 192.168.56.101 4444 (Metasploitable2)</w:t>
             </w:r>
           </w:p>
         </w:tc>
       </w:tr>
       <w:tr>
-        <w:tc>
-          <w:tcPr>
-            <w:tcW w:type="dxa" w:w="3200"/>
-            <w:shd w:fill="F2F2F2" w:color="auto" w:val="clear"/>
-            <w:tcMar>
-              <w:top w:type="dxa" w:w="100"/>
-              <w:left w:type="dxa" w:w="150"/>
-              <w:bottom w:type="dxa" w:w="100"/>
-              <w:right w:type="dxa" w:w="150"/>
+        <w:tblPrEx>
+          <w:tblCellMar>
+            <w:top w:w="0" w:type="dxa"/>
+            <w:bottom w:w="0" w:type="dxa"/>
+          </w:tblCellMar>
+        </w:tblPrEx>
+        <w:tc>
+          <w:tcPr>
+            <w:tcW w:w="3200" w:type="dxa"/>
+            <w:shd w:val="clear" w:color="auto" w:fill="F2F2F2"/>
+            <w:tcMar>
+              <w:top w:w="100" w:type="dxa"/>
+              <w:left w:w="150" w:type="dxa"/>
+              <w:bottom w:w="100" w:type="dxa"/>
+              <w:right w:w="150" w:type="dxa"/>
             </w:tcMar>
             <w:vAlign w:val="center"/>
           </w:tcPr>
@@ -1879,50 +2483,55 @@
                 <w:sz w:val="19"/>
                 <w:szCs w:val="19"/>
               </w:rPr>
-              <w:t xml:space="preserve">Connection reported</w:t>
-            </w:r>
-          </w:p>
-        </w:tc>
-        <w:tc>
-          <w:tcPr>
-            <w:tcW w:type="dxa" w:w="6100"/>
-            <w:shd w:fill="FFFFFF" w:color="auto" w:val="clear"/>
-            <w:tcMar>
-              <w:top w:type="dxa" w:w="100"/>
-              <w:left w:type="dxa" w:w="150"/>
-              <w:bottom w:type="dxa" w:w="100"/>
-              <w:right w:type="dxa" w:w="150"/>
+              <w:t>Connection reported</w:t>
+            </w:r>
+          </w:p>
+        </w:tc>
+        <w:tc>
+          <w:tcPr>
+            <w:tcW w:w="6100" w:type="dxa"/>
+            <w:shd w:val="clear" w:color="auto" w:fill="FFFFFF"/>
+            <w:tcMar>
+              <w:top w:w="100" w:type="dxa"/>
+              <w:left w:w="150" w:type="dxa"/>
+              <w:bottom w:w="100" w:type="dxa"/>
+              <w:right w:w="150" w:type="dxa"/>
             </w:tcMar>
             <w:vAlign w:val="center"/>
           </w:tcPr>
           <w:p>
             <w:r>
               <w:rPr>
-                <w:b w:val="false"/>
-                <w:bCs w:val="false"/>
                 <w:color w:val="262626"/>
                 <w:sz w:val="19"/>
                 <w:szCs w:val="19"/>
               </w:rPr>
-              <w:t xml:space="preserve">connect to [192.168.56.101] from (UNKNOWN) [192.168.56.102] 54170</w:t>
+              <w:t>connect to [192.168.56.101] from (UNKNOWN) [192.168.56.102] 54170</w:t>
             </w:r>
           </w:p>
         </w:tc>
       </w:tr>
       <w:tr>
-        <w:tc>
-          <w:tcPr>
-            <w:tcW w:type="dxa" w:w="3200"/>
-            <w:shd w:fill="F2F2F2" w:color="auto" w:val="clear"/>
-            <w:tcMar>
-              <w:top w:type="dxa" w:w="100"/>
-              <w:left w:type="dxa" w:w="150"/>
-              <w:bottom w:type="dxa" w:w="100"/>
-              <w:right w:type="dxa" w:w="150"/>
+        <w:tblPrEx>
+          <w:tblCellMar>
+            <w:top w:w="0" w:type="dxa"/>
+            <w:bottom w:w="0" w:type="dxa"/>
+          </w:tblCellMar>
+        </w:tblPrEx>
+        <w:tc>
+          <w:tcPr>
+            <w:tcW w:w="3200" w:type="dxa"/>
+            <w:shd w:val="clear" w:color="auto" w:fill="F2F2F2"/>
+            <w:tcMar>
+              <w:top w:w="100" w:type="dxa"/>
+              <w:left w:w="150" w:type="dxa"/>
+              <w:bottom w:w="100" w:type="dxa"/>
+              <w:right w:w="150" w:type="dxa"/>
             </w:tcMar>
             <w:vAlign w:val="center"/>
           </w:tcPr>
           <w:p>
+            <w:proofErr w:type="spellStart"/>
             <w:r>
               <w:rPr>
                 <w:b/>
@@ -1931,46 +2540,51 @@
                 <w:sz w:val="19"/>
                 <w:szCs w:val="19"/>
               </w:rPr>
-              <w:t xml:space="preserve">Behaviour</w:t>
-            </w:r>
-          </w:p>
-        </w:tc>
-        <w:tc>
-          <w:tcPr>
-            <w:tcW w:type="dxa" w:w="6100"/>
-            <w:shd w:fill="FFFFFF" w:color="auto" w:val="clear"/>
-            <w:tcMar>
-              <w:top w:type="dxa" w:w="100"/>
-              <w:left w:type="dxa" w:w="150"/>
-              <w:bottom w:type="dxa" w:w="100"/>
-              <w:right w:type="dxa" w:w="150"/>
+              <w:t>Behaviour</w:t>
+            </w:r>
+            <w:proofErr w:type="spellEnd"/>
+          </w:p>
+        </w:tc>
+        <w:tc>
+          <w:tcPr>
+            <w:tcW w:w="6100" w:type="dxa"/>
+            <w:shd w:val="clear" w:color="auto" w:fill="FFFFFF"/>
+            <w:tcMar>
+              <w:top w:w="100" w:type="dxa"/>
+              <w:left w:w="150" w:type="dxa"/>
+              <w:bottom w:w="100" w:type="dxa"/>
+              <w:right w:w="150" w:type="dxa"/>
             </w:tcMar>
             <w:vAlign w:val="center"/>
           </w:tcPr>
           <w:p>
             <w:r>
               <w:rPr>
-                <w:b w:val="false"/>
-                <w:bCs w:val="false"/>
                 <w:color w:val="262626"/>
                 <w:sz w:val="19"/>
                 <w:szCs w:val="19"/>
               </w:rPr>
-              <w:t xml:space="preserve">Full-duplex, real-time text exchange — identical on both terminals</w:t>
+              <w:t>Full-duplex, real-time text exchange — identical on both terminals</w:t>
             </w:r>
           </w:p>
         </w:tc>
       </w:tr>
       <w:tr>
-        <w:tc>
-          <w:tcPr>
-            <w:tcW w:type="dxa" w:w="3200"/>
-            <w:shd w:fill="F2F2F2" w:color="auto" w:val="clear"/>
-            <w:tcMar>
-              <w:top w:type="dxa" w:w="100"/>
-              <w:left w:type="dxa" w:w="150"/>
-              <w:bottom w:type="dxa" w:w="100"/>
-              <w:right w:type="dxa" w:w="150"/>
+        <w:tblPrEx>
+          <w:tblCellMar>
+            <w:top w:w="0" w:type="dxa"/>
+            <w:bottom w:w="0" w:type="dxa"/>
+          </w:tblCellMar>
+        </w:tblPrEx>
+        <w:tc>
+          <w:tcPr>
+            <w:tcW w:w="3200" w:type="dxa"/>
+            <w:shd w:val="clear" w:color="auto" w:fill="F2F2F2"/>
+            <w:tcMar>
+              <w:top w:w="100" w:type="dxa"/>
+              <w:left w:w="150" w:type="dxa"/>
+              <w:bottom w:w="100" w:type="dxa"/>
+              <w:right w:w="150" w:type="dxa"/>
             </w:tcMar>
             <w:vAlign w:val="center"/>
           </w:tcPr>
@@ -1983,61 +2597,62 @@
                 <w:sz w:val="19"/>
                 <w:szCs w:val="19"/>
               </w:rPr>
-              <w:t xml:space="preserve">Flag change</w:t>
-            </w:r>
-          </w:p>
-        </w:tc>
-        <w:tc>
-          <w:tcPr>
-            <w:tcW w:type="dxa" w:w="6100"/>
-            <w:shd w:fill="FFFFFF" w:color="auto" w:val="clear"/>
-            <w:tcMar>
-              <w:top w:type="dxa" w:w="100"/>
-              <w:left w:type="dxa" w:w="150"/>
-              <w:bottom w:type="dxa" w:w="100"/>
-              <w:right w:type="dxa" w:w="150"/>
+              <w:t>Flag change</w:t>
+            </w:r>
+          </w:p>
+        </w:tc>
+        <w:tc>
+          <w:tcPr>
+            <w:tcW w:w="6100" w:type="dxa"/>
+            <w:shd w:val="clear" w:color="auto" w:fill="FFFFFF"/>
+            <w:tcMar>
+              <w:top w:w="100" w:type="dxa"/>
+              <w:left w:w="150" w:type="dxa"/>
+              <w:bottom w:w="100" w:type="dxa"/>
+              <w:right w:w="150" w:type="dxa"/>
             </w:tcMar>
             <w:vAlign w:val="center"/>
           </w:tcPr>
           <w:p>
             <w:r>
               <w:rPr>
-                <w:b w:val="false"/>
-                <w:bCs w:val="false"/>
                 <w:color w:val="262626"/>
                 <w:sz w:val="19"/>
                 <w:szCs w:val="19"/>
               </w:rPr>
-              <w:t xml:space="preserve">-n added on the listener to skip DNS lookups seen in Practical 1</w:t>
+              <w:t>-n added on the listener to skip DNS lookups seen in Practical 1</w:t>
             </w:r>
           </w:p>
         </w:tc>
       </w:tr>
-    </w:tbl>
-    <w:tbl>
-      <w:tblPr>
-        <w:tblW w:type="pct" w:w="100%"/>
-        <w:tblBorders>
-          <w:top w:val="single" w:color="000000" w:sz="6"/>
-          <w:left w:val="single" w:color="000000" w:sz="6"/>
-          <w:bottom w:val="single" w:color="000000" w:sz="6"/>
-          <w:right w:val="single" w:color="000000" w:sz="6"/>
-          <w:insideH w:val="single" w:color="auto" w:sz="4"/>
-          <w:insideV w:val="single" w:color="auto" w:sz="4"/>
-        </w:tblBorders>
-      </w:tblPr>
-      <w:tblGrid>
-        <w:gridCol w:w="100"/>
-      </w:tblGrid>
       <w:tr>
-        <w:tc>
-          <w:tcPr>
-            <w:shd w:fill="F2F2F2" w:color="auto" w:val="clear"/>
-            <w:tcMar>
-              <w:top w:type="dxa" w:w="160"/>
-              <w:left w:type="dxa" w:w="220"/>
-              <w:bottom w:type="dxa" w:w="160"/>
-              <w:right w:type="dxa" w:w="220"/>
+        <w:tblPrEx>
+          <w:tblBorders>
+            <w:top w:val="single" w:sz="6" w:space="0" w:color="000000"/>
+            <w:left w:val="single" w:sz="6" w:space="0" w:color="000000"/>
+            <w:bottom w:val="single" w:sz="6" w:space="0" w:color="000000"/>
+            <w:right w:val="single" w:sz="6" w:space="0" w:color="000000"/>
+            <w:insideH w:val="single" w:sz="4" w:space="0" w:color="auto"/>
+            <w:insideV w:val="single" w:sz="4" w:space="0" w:color="auto"/>
+          </w:tblBorders>
+          <w:tblCellMar>
+            <w:top w:w="0" w:type="dxa"/>
+            <w:bottom w:w="0" w:type="dxa"/>
+          </w:tblCellMar>
+        </w:tblPrEx>
+        <w:trPr>
+          <w:gridAfter w:val="1"/>
+          <w:wAfter w:w="9195" w:type="dxa"/>
+        </w:trPr>
+        <w:tc>
+          <w:tcPr>
+            <w:tcW w:w="0" w:type="auto"/>
+            <w:shd w:val="clear" w:color="auto" w:fill="F2F2F2"/>
+            <w:tcMar>
+              <w:top w:w="160" w:type="dxa"/>
+              <w:left w:w="220" w:type="dxa"/>
+              <w:bottom w:w="160" w:type="dxa"/>
+              <w:right w:w="220" w:type="dxa"/>
             </w:tcMar>
           </w:tcPr>
           <w:p>
@@ -2049,20 +2664,30 @@
                 <w:b/>
                 <w:bCs/>
                 <w:color w:val="000000"/>
-                <w:sz w:val="20"/>
-                <w:szCs w:val="20"/>
-              </w:rPr>
-              <w:t xml:space="preserve">My Observation</w:t>
+              </w:rPr>
+              <w:t>My Observation</w:t>
             </w:r>
           </w:p>
           <w:p>
             <w:r>
               <w:rPr>
                 <w:color w:val="1A1A1A"/>
-                <w:sz w:val="20"/>
-                <w:szCs w:val="20"/>
-              </w:rPr>
-              <w:t xml:space="preserve">This practical made it click that a raw Netcat connection has no idea whether it's carrying a chat message, a file, or a shell command — it's all just bytes on a socket. That's exactly why the same tool doubles as a file-transfer utility in Section 1 and a chat channel here, and why (in a later, more advanced module) the same pattern with a shell bound to the socket becomes a reverse shell. The -n flag is a small but useful habit to carry forward: it removes the reverse-DNS delay/error I saw in the first practical whenever the target network has no working DNS.</w:t>
+              </w:rPr>
+              <w:t xml:space="preserve">This practical made it click that a raw </w:t>
+            </w:r>
+            <w:proofErr w:type="spellStart"/>
+            <w:r>
+              <w:rPr>
+                <w:color w:val="1A1A1A"/>
+              </w:rPr>
+              <w:t>Netcat</w:t>
+            </w:r>
+            <w:proofErr w:type="spellEnd"/>
+            <w:r>
+              <w:rPr>
+                <w:color w:val="1A1A1A"/>
+              </w:rPr>
+              <w:t xml:space="preserve"> connection has no idea whether it's carrying a chat message, a file, or a shell command — it's all just bytes on a socket. That's exactly why the same tool doubles as a file-transfer utility in Section 1 and a chat channel here, and why (in a later, more advanced module) the same pattern with a shell bound to the socket becomes a reverse shell. The -n flag is a small but useful habit to carry forward: it removes the reverse-DNS delay/error I saw in the first practical whenever the target network has no working DNS.</w:t>
             </w:r>
           </w:p>
         </w:tc>
@@ -2077,20 +2702,18 @@
       <w:pPr>
         <w:pStyle w:val="Heading1"/>
         <w:pBdr>
-          <w:bottom w:val="single" w:color="333333" w:sz="12" w:space="6"/>
+          <w:bottom w:val="single" w:sz="12" w:space="6" w:color="333333"/>
         </w:pBdr>
-        <w:spacing w:after="200" w:before="0"/>
-      </w:pPr>
-      <w:r>
-        <w:rPr>
-          <w:rFonts w:ascii="Calibri" w:cs="Calibri" w:eastAsia="Calibri" w:hAnsi="Calibri"/>
+        <w:spacing w:after="200"/>
+      </w:pPr>
+      <w:r>
+        <w:rPr>
           <w:b/>
           <w:bCs/>
           <w:color w:val="000000"/>
-          <w:sz w:val="32"/>
-          <w:szCs w:val="32"/>
-        </w:rPr>
-        <w:t xml:space="preserve">Key Takeaways</w:t>
+        </w:rPr>
+        <w:lastRenderedPageBreak/>
+        <w:t>Key Takeaways</w:t>
       </w:r>
     </w:p>
     <w:p>
@@ -2102,13 +2725,41 @@
         </w:numPr>
         <w:spacing w:after="90"/>
       </w:pPr>
-      <w:r>
-        <w:rPr>
-          <w:color w:val="262626"/>
-          <w:sz w:val="21"/>
-          <w:szCs w:val="21"/>
-        </w:rPr>
-        <w:t xml:space="preserve">Netcat's core model is simple: one side listens with -l (optionally -v for verbose, -p &lt;port&gt; for the port), and the other side connects with a plain nc &lt;ip&gt; &lt;port&gt;.</w:t>
+      <w:proofErr w:type="spellStart"/>
+      <w:r>
+        <w:rPr>
+          <w:color w:val="262626"/>
+          <w:sz w:val="21"/>
+          <w:szCs w:val="21"/>
+        </w:rPr>
+        <w:t>Netcat's</w:t>
+      </w:r>
+      <w:proofErr w:type="spellEnd"/>
+      <w:r>
+        <w:rPr>
+          <w:color w:val="262626"/>
+          <w:sz w:val="21"/>
+          <w:szCs w:val="21"/>
+        </w:rPr>
+        <w:t xml:space="preserve"> core model is simple: one side listens with -l (optionally -v for verbose, -p &lt;port&gt; for the port), and the other side connects with a plain nc &lt;</w:t>
+      </w:r>
+      <w:proofErr w:type="spellStart"/>
+      <w:r>
+        <w:rPr>
+          <w:color w:val="262626"/>
+          <w:sz w:val="21"/>
+          <w:szCs w:val="21"/>
+        </w:rPr>
+        <w:t>ip</w:t>
+      </w:r>
+      <w:proofErr w:type="spellEnd"/>
+      <w:r>
+        <w:rPr>
+          <w:color w:val="262626"/>
+          <w:sz w:val="21"/>
+          <w:szCs w:val="21"/>
+        </w:rPr>
+        <w:t>&gt; &lt;port&gt;.</w:t>
       </w:r>
     </w:p>
     <w:p>
@@ -2126,7 +2777,43 @@
           <w:sz w:val="21"/>
           <w:szCs w:val="21"/>
         </w:rPr>
-        <w:t xml:space="preserve">Shell redirection (&gt; to write, &lt; to read) is what turns a raw Netcat pipe into a file-transfer tool — Netcat itself has no concept of "file"; it only moves bytes.</w:t>
+        <w:t xml:space="preserve">Shell redirection (&gt; to write, &lt; to read) is what turns a raw </w:t>
+      </w:r>
+      <w:proofErr w:type="spellStart"/>
+      <w:r>
+        <w:rPr>
+          <w:color w:val="262626"/>
+          <w:sz w:val="21"/>
+          <w:szCs w:val="21"/>
+        </w:rPr>
+        <w:t>Netcat</w:t>
+      </w:r>
+      <w:proofErr w:type="spellEnd"/>
+      <w:r>
+        <w:rPr>
+          <w:color w:val="262626"/>
+          <w:sz w:val="21"/>
+          <w:szCs w:val="21"/>
+        </w:rPr>
+        <w:t xml:space="preserve"> pipe into a file-transfer tool — </w:t>
+      </w:r>
+      <w:proofErr w:type="spellStart"/>
+      <w:r>
+        <w:rPr>
+          <w:color w:val="262626"/>
+          <w:sz w:val="21"/>
+          <w:szCs w:val="21"/>
+        </w:rPr>
+        <w:t>Netcat</w:t>
+      </w:r>
+      <w:proofErr w:type="spellEnd"/>
+      <w:r>
+        <w:rPr>
+          <w:color w:val="262626"/>
+          <w:sz w:val="21"/>
+          <w:szCs w:val="21"/>
+        </w:rPr>
+        <w:t xml:space="preserve"> itself has no concept of "file"; it only moves bytes.</w:t>
       </w:r>
     </w:p>
     <w:p>
@@ -2144,7 +2831,25 @@
           <w:sz w:val="21"/>
           <w:szCs w:val="21"/>
         </w:rPr>
-        <w:t xml:space="preserve">A live Netcat connection is inherently two-way (full-duplex): typing on either end sends data to the other immediately, which is the same mechanism a reverse or bind shell later relies on.</w:t>
+        <w:t xml:space="preserve">A live </w:t>
+      </w:r>
+      <w:proofErr w:type="spellStart"/>
+      <w:r>
+        <w:rPr>
+          <w:color w:val="262626"/>
+          <w:sz w:val="21"/>
+          <w:szCs w:val="21"/>
+        </w:rPr>
+        <w:t>Netcat</w:t>
+      </w:r>
+      <w:proofErr w:type="spellEnd"/>
+      <w:r>
+        <w:rPr>
+          <w:color w:val="262626"/>
+          <w:sz w:val="21"/>
+          <w:szCs w:val="21"/>
+        </w:rPr>
+        <w:t xml:space="preserve"> connection is inherently two-way (full-duplex): typing on either end sends data to the other immediately, which is the same mechanism a reverse or bind shell later relies on.</w:t>
       </w:r>
     </w:p>
     <w:p>
@@ -2162,7 +2867,7 @@
           <w:sz w:val="21"/>
           <w:szCs w:val="21"/>
         </w:rPr>
-        <w:t xml:space="preserve">The -n flag skips DNS/reverse-DNS resolution, which avoids the host-lookup delay/error seen when connecting on a lab network with no DNS server.</w:t>
+        <w:t>The -n flag skips DNS/reverse-DNS resolution, which avoids the host-lookup delay/error seen when connecting on a lab network with no DNS server.</w:t>
       </w:r>
     </w:p>
     <w:p>
@@ -2180,7 +2885,25 @@
           <w:sz w:val="21"/>
           <w:szCs w:val="21"/>
         </w:rPr>
-        <w:t xml:space="preserve">Because Netcat performs no validation on filenames or input, small mistakes (like a mistyped output filename) fail silently rather than throwing an error — output should always be checked, not assumed.</w:t>
+        <w:t xml:space="preserve">Because </w:t>
+      </w:r>
+      <w:proofErr w:type="spellStart"/>
+      <w:r>
+        <w:rPr>
+          <w:color w:val="262626"/>
+          <w:sz w:val="21"/>
+          <w:szCs w:val="21"/>
+        </w:rPr>
+        <w:t>Netcat</w:t>
+      </w:r>
+      <w:proofErr w:type="spellEnd"/>
+      <w:r>
+        <w:rPr>
+          <w:color w:val="262626"/>
+          <w:sz w:val="21"/>
+          <w:szCs w:val="21"/>
+        </w:rPr>
+        <w:t xml:space="preserve"> performs no validation on filenames or input, small mistakes (like a mistyped output filename) fail silently rather than throwing an error — output should always be checked, not assumed.</w:t>
       </w:r>
     </w:p>
     <w:p>
@@ -2192,41 +2915,44 @@
           <w:i/>
           <w:iCs/>
           <w:color w:val="4D4D4D"/>
-          <w:sz w:val="20"/>
-          <w:szCs w:val="20"/>
-        </w:rPr>
-        <w:t xml:space="preserve">Next up: banner grabbing and basic port scanning with Netcat (-z, -w), before moving on to reverse and bind shells.</w:t>
+        </w:rPr>
+        <w:t xml:space="preserve">Next up: banner grabbing and basic port scanning with </w:t>
+      </w:r>
+      <w:proofErr w:type="spellStart"/>
+      <w:r>
+        <w:rPr>
+          <w:i/>
+          <w:iCs/>
+          <w:color w:val="4D4D4D"/>
+        </w:rPr>
+        <w:t>Netcat</w:t>
+      </w:r>
+      <w:proofErr w:type="spellEnd"/>
+      <w:r>
+        <w:rPr>
+          <w:i/>
+          <w:iCs/>
+          <w:color w:val="4D4D4D"/>
+        </w:rPr>
+        <w:t xml:space="preserve"> (-z, -w), before moving on to reverse and bind shells.</w:t>
       </w:r>
     </w:p>
     <w:sectPr>
-      <w:headerReference w:type="default" r:id="rId7"/>
-      <w:footerReference w:type="default" r:id="rId8"/>
-      <w:pgSz w:w="12240" w:h="15840" w:orient="portrait"/>
+      <w:headerReference w:type="default" r:id="rId9"/>
+      <w:footerReference w:type="default" r:id="rId10"/>
+      <w:pgSz w:w="12240" w:h="15840"/>
       <w:pgMar w:top="1000" w:right="1100" w:bottom="1000" w:left="1100" w:header="708" w:footer="708" w:gutter="0"/>
-      <w:pgNumType/>
+      <w:cols w:space="720"/>
       <w:docGrid w:linePitch="360"/>
     </w:sectPr>
   </w:body>
 </w:document>
 </file>
 
-<file path=word/comments.xml><?xml version="1.0" encoding="utf-8"?>
-<w:comments xmlns:cx="http://schemas.microsoft.com/office/drawing/2014/chartex" xmlns:cx1="http://schemas.microsoft.com/office/drawing/2015/9/8/chartex" xmlns:cx2="http://schemas.microsoft.com/office/drawing/2015/10/21/chartex" xmlns:cx3="http://schemas.microsoft.com/office/drawing/2016/5/9/chartex" xmlns:cx4="http://schemas.microsoft.com/office/drawing/2016/5/10/chartex" xmlns:cx5="http://schemas.microsoft.com/office/drawing/2016/5/11/chartex" xmlns:cx6="http://schemas.microsoft.com/office/drawing/2016/5/12/chartex" xmlns:cx7="http://schemas.microsoft.com/office/drawing/2016/5/13/chartex" xmlns:cx8="http://schemas.microsoft.com/office/drawing/2016/5/14/chartex" xmlns:mc="http://schemas.openxmlformats.org/markup-compatibility/2006" xmlns:aink="http://schemas.microsoft.com/office/drawing/2016/ink" xmlns:am3d="http://schemas.microsoft.com/office/drawing/2017/model3d" xmlns:o="urn:schemas-microsoft-com:office:office" xmlns:r="http://schemas.openxmlformats.org/officeDocument/2006/relationships" xmlns:m="http://schemas.openxmlformats.org/officeDocument/2006/math" xmlns:v="urn:schemas-microsoft-com:vml" xmlns:wp14="http://schemas.microsoft.com/office/word/2010/wordprocessingDrawing" xmlns:wp="http://schemas.openxmlformats.org/drawingml/2006/wordprocessingDrawing" xmlns:w10="urn:schemas-microsoft-com:office:word" xmlns:w="http://schemas.openxmlformats.org/wordprocessingml/2006/main" xmlns:w14="http://schemas.microsoft.com/office/word/2010/wordml" xmlns:w15="http://schemas.microsoft.com/office/word/2012/wordml" xmlns:w16cex="http://schemas.microsoft.com/office/word/2018/wordml/cex" xmlns:w16cid="http://schemas.microsoft.com/office/word/2016/wordml/cid" xmlns:w16="http://schemas.microsoft.com/office/word/2018/wordml" xmlns:w16sdtdh="http://schemas.microsoft.com/office/word/2020/wordml/sdtdatahash" xmlns:w16se="http://schemas.microsoft.com/office/word/2015/wordml/symex" xmlns:wpg="http://schemas.microsoft.com/office/word/2010/wordprocessingGroup" xmlns:wpi="http://schemas.microsoft.com/office/word/2010/wordprocessingInk" xmlns:wne="http://schemas.microsoft.com/office/word/2006/wordml" xmlns:wps="http://schemas.microsoft.com/office/word/2010/wordprocessingShape"/>
-</file>
-
 <file path=word/endnotes.xml><?xml version="1.0" encoding="utf-8"?>
-<w:endnotes xmlns:wpc="http://schemas.microsoft.com/office/word/2010/wordprocessingCanvas" xmlns:mc="http://schemas.openxmlformats.org/markup-compatibility/2006" xmlns:o="urn:schemas-microsoft-com:office:office" xmlns:r="http://schemas.openxmlformats.org/officeDocument/2006/relationships" xmlns:m="http://schemas.openxmlformats.org/officeDocument/2006/math" xmlns:v="urn:schemas-microsoft-com:vml" xmlns:wp14="http://schemas.microsoft.com/office/word/2010/wordprocessingDrawing" xmlns:wp="http://schemas.openxmlformats.org/drawingml/2006/wordprocessingDrawing" xmlns:w10="urn:schemas-microsoft-com:office:word" xmlns:w="http://schemas.openxmlformats.org/wordprocessingml/2006/main" xmlns:w14="http://schemas.microsoft.com/office/word/2010/wordml" xmlns:w15="http://schemas.microsoft.com/office/word/2012/wordml" xmlns:wpg="http://schemas.microsoft.com/office/word/2010/wordprocessingGroup" xmlns:wpi="http://schemas.microsoft.com/office/word/2010/wordprocessingInk" xmlns:wne="http://schemas.microsoft.com/office/word/2006/wordml" xmlns:wps="http://schemas.microsoft.com/office/word/2010/wordprocessingShape" mc:Ignorable="w14 w15 wp14">
+<w:endnotes xmlns:wpc="http://schemas.microsoft.com/office/word/2010/wordprocessingCanvas" xmlns:cx="http://schemas.microsoft.com/office/drawing/2014/chartex" xmlns:cx1="http://schemas.microsoft.com/office/drawing/2015/9/8/chartex" xmlns:cx2="http://schemas.microsoft.com/office/drawing/2015/10/21/chartex" xmlns:cx3="http://schemas.microsoft.com/office/drawing/2016/5/9/chartex" xmlns:cx4="http://schemas.microsoft.com/office/drawing/2016/5/10/chartex" xmlns:cx5="http://schemas.microsoft.com/office/drawing/2016/5/11/chartex" xmlns:cx6="http://schemas.microsoft.com/office/drawing/2016/5/12/chartex" xmlns:cx7="http://schemas.microsoft.com/office/drawing/2016/5/13/chartex" xmlns:cx8="http://schemas.microsoft.com/office/drawing/2016/5/14/chartex" xmlns:mc="http://schemas.openxmlformats.org/markup-compatibility/2006" xmlns:aink="http://schemas.microsoft.com/office/drawing/2016/ink" xmlns:am3d="http://schemas.microsoft.com/office/drawing/2017/model3d" xmlns:o="urn:schemas-microsoft-com:office:office" xmlns:oel="http://schemas.microsoft.com/office/2019/extlst" xmlns:r="http://schemas.openxmlformats.org/officeDocument/2006/relationships" xmlns:m="http://schemas.openxmlformats.org/officeDocument/2006/math" xmlns:v="urn:schemas-microsoft-com:vml" xmlns:wp14="http://schemas.microsoft.com/office/word/2010/wordprocessingDrawing" xmlns:wp="http://schemas.openxmlformats.org/drawingml/2006/wordprocessingDrawing" xmlns:w10="urn:schemas-microsoft-com:office:word" xmlns:w="http://schemas.openxmlformats.org/wordprocessingml/2006/main" xmlns:w14="http://schemas.microsoft.com/office/word/2010/wordml" xmlns:w15="http://schemas.microsoft.com/office/word/2012/wordml" xmlns:w16cex="http://schemas.microsoft.com/office/word/2018/wordml/cex" xmlns:w16cid="http://schemas.microsoft.com/office/word/2016/wordml/cid" xmlns:w16="http://schemas.microsoft.com/office/word/2018/wordml" xmlns:w16du="http://schemas.microsoft.com/office/word/2023/wordml/word16du" xmlns:w16sdtdh="http://schemas.microsoft.com/office/word/2020/wordml/sdtdatahash" xmlns:w16sdtfl="http://schemas.microsoft.com/office/word/2024/wordml/sdtformatlock" xmlns:w16se="http://schemas.microsoft.com/office/word/2015/wordml/symex" xmlns:wpg="http://schemas.microsoft.com/office/word/2010/wordprocessingGroup" xmlns:wpi="http://schemas.microsoft.com/office/word/2010/wordprocessingInk" xmlns:wne="http://schemas.microsoft.com/office/word/2006/wordml" xmlns:wps="http://schemas.microsoft.com/office/word/2010/wordprocessingShape" mc:Ignorable="w14 w15 w16se w16cid w16 w16cex w16sdtdh w16sdtfl w16du wp14">
   <w:endnote w:type="separator" w:id="-1">
     <w:p>
-      <w:pPr>
-        <w:spacing w:after="0" w:line="240" w:lineRule="auto"/>
-      </w:pPr>
-      <w:r>
-        <w:rPr>
-          <w:rStyle w:val="EndnoteReference"/>
-        </w:rPr>
-        <w:endnoteRef/>
-      </w:r>
       <w:r>
         <w:separator/>
       </w:r>
@@ -2234,15 +2960,6 @@
   </w:endnote>
   <w:endnote w:type="continuationSeparator" w:id="0">
     <w:p>
-      <w:pPr>
-        <w:spacing w:after="0" w:line="240" w:lineRule="auto"/>
-      </w:pPr>
-      <w:r>
-        <w:rPr>
-          <w:rStyle w:val="EndnoteReference"/>
-        </w:rPr>
-        <w:endnoteRef/>
-      </w:r>
       <w:r>
         <w:continuationSeparator/>
       </w:r>
@@ -2252,7 +2969,7 @@
 </file>
 
 <file path=word/footer1.xml><?xml version="1.0" encoding="utf-8"?>
-<w:ftr xmlns:wpc="http://schemas.microsoft.com/office/word/2010/wordprocessingCanvas" xmlns:mc="http://schemas.openxmlformats.org/markup-compatibility/2006" xmlns:o="urn:schemas-microsoft-com:office:office" xmlns:r="http://schemas.openxmlformats.org/officeDocument/2006/relationships" xmlns:m="http://schemas.openxmlformats.org/officeDocument/2006/math" xmlns:v="urn:schemas-microsoft-com:vml" xmlns:wp14="http://schemas.microsoft.com/office/word/2010/wordprocessingDrawing" xmlns:wp="http://schemas.openxmlformats.org/drawingml/2006/wordprocessingDrawing" xmlns:w10="urn:schemas-microsoft-com:office:word" xmlns:w="http://schemas.openxmlformats.org/wordprocessingml/2006/main" xmlns:w14="http://schemas.microsoft.com/office/word/2010/wordml" xmlns:w15="http://schemas.microsoft.com/office/word/2012/wordml" xmlns:wpg="http://schemas.microsoft.com/office/word/2010/wordprocessingGroup" xmlns:wpi="http://schemas.microsoft.com/office/word/2010/wordprocessingInk" xmlns:wne="http://schemas.microsoft.com/office/word/2006/wordml" xmlns:wps="http://schemas.microsoft.com/office/word/2010/wordprocessingShape">
+<w:ftr xmlns:wpc="http://schemas.microsoft.com/office/word/2010/wordprocessingCanvas" xmlns:cx="http://schemas.microsoft.com/office/drawing/2014/chartex" xmlns:cx1="http://schemas.microsoft.com/office/drawing/2015/9/8/chartex" xmlns:cx2="http://schemas.microsoft.com/office/drawing/2015/10/21/chartex" xmlns:cx3="http://schemas.microsoft.com/office/drawing/2016/5/9/chartex" xmlns:cx4="http://schemas.microsoft.com/office/drawing/2016/5/10/chartex" xmlns:cx5="http://schemas.microsoft.com/office/drawing/2016/5/11/chartex" xmlns:cx6="http://schemas.microsoft.com/office/drawing/2016/5/12/chartex" xmlns:cx7="http://schemas.microsoft.com/office/drawing/2016/5/13/chartex" xmlns:cx8="http://schemas.microsoft.com/office/drawing/2016/5/14/chartex" xmlns:mc="http://schemas.openxmlformats.org/markup-compatibility/2006" xmlns:aink="http://schemas.microsoft.com/office/drawing/2016/ink" xmlns:am3d="http://schemas.microsoft.com/office/drawing/2017/model3d" xmlns:o="urn:schemas-microsoft-com:office:office" xmlns:oel="http://schemas.microsoft.com/office/2019/extlst" xmlns:r="http://schemas.openxmlformats.org/officeDocument/2006/relationships" xmlns:m="http://schemas.openxmlformats.org/officeDocument/2006/math" xmlns:v="urn:schemas-microsoft-com:vml" xmlns:wp14="http://schemas.microsoft.com/office/word/2010/wordprocessingDrawing" xmlns:wp="http://schemas.openxmlformats.org/drawingml/2006/wordprocessingDrawing" xmlns:w10="urn:schemas-microsoft-com:office:word" xmlns:w="http://schemas.openxmlformats.org/wordprocessingml/2006/main" xmlns:w14="http://schemas.microsoft.com/office/word/2010/wordml" xmlns:w15="http://schemas.microsoft.com/office/word/2012/wordml" xmlns:w16cex="http://schemas.microsoft.com/office/word/2018/wordml/cex" xmlns:w16cid="http://schemas.microsoft.com/office/word/2016/wordml/cid" xmlns:w16="http://schemas.microsoft.com/office/word/2018/wordml" xmlns:w16du="http://schemas.microsoft.com/office/word/2023/wordml/word16du" xmlns:w16sdtdh="http://schemas.microsoft.com/office/word/2020/wordml/sdtdatahash" xmlns:w16sdtfl="http://schemas.microsoft.com/office/word/2024/wordml/sdtformatlock" xmlns:w16se="http://schemas.microsoft.com/office/word/2015/wordml/symex" xmlns:wpg="http://schemas.microsoft.com/office/word/2010/wordprocessingGroup" xmlns:wpi="http://schemas.microsoft.com/office/word/2010/wordprocessingInk" xmlns:wne="http://schemas.microsoft.com/office/word/2006/wordml" xmlns:wps="http://schemas.microsoft.com/office/word/2010/wordprocessingShape" mc:Ignorable="w14 w15 w16se w16cid w16 w16cex w16sdtdh w16sdtfl w16du wp14">
   <w:p>
     <w:pPr>
       <w:jc w:val="center"/>
@@ -2272,8 +2989,38 @@
         <w:szCs w:val="16"/>
       </w:rPr>
       <w:fldChar w:fldCharType="begin"/>
-      <w:instrText xml:space="preserve">PAGE</w:instrText>
+    </w:r>
+    <w:r>
+      <w:rPr>
+        <w:color w:val="4D4D4D"/>
+        <w:sz w:val="16"/>
+        <w:szCs w:val="16"/>
+      </w:rPr>
+      <w:instrText>PAGE</w:instrText>
+    </w:r>
+    <w:r>
+      <w:rPr>
+        <w:color w:val="4D4D4D"/>
+        <w:sz w:val="16"/>
+        <w:szCs w:val="16"/>
+      </w:rPr>
       <w:fldChar w:fldCharType="separate"/>
+    </w:r>
+    <w:r>
+      <w:rPr>
+        <w:noProof/>
+        <w:color w:val="4D4D4D"/>
+        <w:sz w:val="16"/>
+        <w:szCs w:val="16"/>
+      </w:rPr>
+      <w:t>1</w:t>
+    </w:r>
+    <w:r>
+      <w:rPr>
+        <w:color w:val="4D4D4D"/>
+        <w:sz w:val="16"/>
+        <w:szCs w:val="16"/>
+      </w:rPr>
       <w:fldChar w:fldCharType="end"/>
     </w:r>
   </w:p>
@@ -2281,18 +3028,9 @@
 </file>
 
 <file path=word/footnotes.xml><?xml version="1.0" encoding="utf-8"?>
-<w:footnotes xmlns:wpc="http://schemas.microsoft.com/office/word/2010/wordprocessingCanvas" xmlns:mc="http://schemas.openxmlformats.org/markup-compatibility/2006" xmlns:o="urn:schemas-microsoft-com:office:office" xmlns:r="http://schemas.openxmlformats.org/officeDocument/2006/relationships" xmlns:m="http://schemas.openxmlformats.org/officeDocument/2006/math" xmlns:v="urn:schemas-microsoft-com:vml" xmlns:wp14="http://schemas.microsoft.com/office/word/2010/wordprocessingDrawing" xmlns:wp="http://schemas.openxmlformats.org/drawingml/2006/wordprocessingDrawing" xmlns:w10="urn:schemas-microsoft-com:office:word" xmlns:w="http://schemas.openxmlformats.org/wordprocessingml/2006/main" xmlns:w14="http://schemas.microsoft.com/office/word/2010/wordml" xmlns:w15="http://schemas.microsoft.com/office/word/2012/wordml" xmlns:wpg="http://schemas.microsoft.com/office/word/2010/wordprocessingGroup" xmlns:wpi="http://schemas.microsoft.com/office/word/2010/wordprocessingInk" xmlns:wne="http://schemas.microsoft.com/office/word/2006/wordml" xmlns:wps="http://schemas.microsoft.com/office/word/2010/wordprocessingShape" mc:Ignorable="w14 w15 wp14">
+<w:footnotes xmlns:wpc="http://schemas.microsoft.com/office/word/2010/wordprocessingCanvas" xmlns:cx="http://schemas.microsoft.com/office/drawing/2014/chartex" xmlns:cx1="http://schemas.microsoft.com/office/drawing/2015/9/8/chartex" xmlns:cx2="http://schemas.microsoft.com/office/drawing/2015/10/21/chartex" xmlns:cx3="http://schemas.microsoft.com/office/drawing/2016/5/9/chartex" xmlns:cx4="http://schemas.microsoft.com/office/drawing/2016/5/10/chartex" xmlns:cx5="http://schemas.microsoft.com/office/drawing/2016/5/11/chartex" xmlns:cx6="http://schemas.microsoft.com/office/drawing/2016/5/12/chartex" xmlns:cx7="http://schemas.microsoft.com/office/drawing/2016/5/13/chartex" xmlns:cx8="http://schemas.microsoft.com/office/drawing/2016/5/14/chartex" xmlns:mc="http://schemas.openxmlformats.org/markup-compatibility/2006" xmlns:aink="http://schemas.microsoft.com/office/drawing/2016/ink" xmlns:am3d="http://schemas.microsoft.com/office/drawing/2017/model3d" xmlns:o="urn:schemas-microsoft-com:office:office" xmlns:oel="http://schemas.microsoft.com/office/2019/extlst" xmlns:r="http://schemas.openxmlformats.org/officeDocument/2006/relationships" xmlns:m="http://schemas.openxmlformats.org/officeDocument/2006/math" xmlns:v="urn:schemas-microsoft-com:vml" xmlns:wp14="http://schemas.microsoft.com/office/word/2010/wordprocessingDrawing" xmlns:wp="http://schemas.openxmlformats.org/drawingml/2006/wordprocessingDrawing" xmlns:w10="urn:schemas-microsoft-com:office:word" xmlns:w="http://schemas.openxmlformats.org/wordprocessingml/2006/main" xmlns:w14="http://schemas.microsoft.com/office/word/2010/wordml" xmlns:w15="http://schemas.microsoft.com/office/word/2012/wordml" xmlns:w16cex="http://schemas.microsoft.com/office/word/2018/wordml/cex" xmlns:w16cid="http://schemas.microsoft.com/office/word/2016/wordml/cid" xmlns:w16="http://schemas.microsoft.com/office/word/2018/wordml" xmlns:w16du="http://schemas.microsoft.com/office/word/2023/wordml/word16du" xmlns:w16sdtdh="http://schemas.microsoft.com/office/word/2020/wordml/sdtdatahash" xmlns:w16sdtfl="http://schemas.microsoft.com/office/word/2024/wordml/sdtformatlock" xmlns:w16se="http://schemas.microsoft.com/office/word/2015/wordml/symex" xmlns:wpg="http://schemas.microsoft.com/office/word/2010/wordprocessingGroup" xmlns:wpi="http://schemas.microsoft.com/office/word/2010/wordprocessingInk" xmlns:wne="http://schemas.microsoft.com/office/word/2006/wordml" xmlns:wps="http://schemas.microsoft.com/office/word/2010/wordprocessingShape" mc:Ignorable="w14 w15 w16se w16cid w16 w16cex w16sdtdh w16sdtfl w16du wp14">
   <w:footnote w:type="separator" w:id="-1">
     <w:p>
-      <w:pPr>
-        <w:spacing w:after="0" w:line="240" w:lineRule="auto"/>
-      </w:pPr>
-      <w:r>
-        <w:rPr>
-          <w:rStyle w:val="FootnoteReference"/>
-        </w:rPr>
-        <w:footnoteRef/>
-      </w:r>
       <w:r>
         <w:separator/>
       </w:r>
@@ -2300,15 +3038,6 @@
   </w:footnote>
   <w:footnote w:type="continuationSeparator" w:id="0">
     <w:p>
-      <w:pPr>
-        <w:spacing w:after="0" w:line="240" w:lineRule="auto"/>
-      </w:pPr>
-      <w:r>
-        <w:rPr>
-          <w:rStyle w:val="FootnoteReference"/>
-        </w:rPr>
-        <w:footnoteRef/>
-      </w:r>
       <w:r>
         <w:continuationSeparator/>
       </w:r>
@@ -2318,11 +3047,11 @@
 </file>
 
 <file path=word/header1.xml><?xml version="1.0" encoding="utf-8"?>
-<w:hdr xmlns:wpc="http://schemas.microsoft.com/office/word/2010/wordprocessingCanvas" xmlns:mc="http://schemas.openxmlformats.org/markup-compatibility/2006" xmlns:o="urn:schemas-microsoft-com:office:office" xmlns:r="http://schemas.openxmlformats.org/officeDocument/2006/relationships" xmlns:m="http://schemas.openxmlformats.org/officeDocument/2006/math" xmlns:v="urn:schemas-microsoft-com:vml" xmlns:wp14="http://schemas.microsoft.com/office/word/2010/wordprocessingDrawing" xmlns:wp="http://schemas.openxmlformats.org/drawingml/2006/wordprocessingDrawing" xmlns:w10="urn:schemas-microsoft-com:office:word" xmlns:w="http://schemas.openxmlformats.org/wordprocessingml/2006/main" xmlns:w14="http://schemas.microsoft.com/office/word/2010/wordml" xmlns:w15="http://schemas.microsoft.com/office/word/2012/wordml" xmlns:wpg="http://schemas.microsoft.com/office/word/2010/wordprocessingGroup" xmlns:wpi="http://schemas.microsoft.com/office/word/2010/wordprocessingInk" xmlns:wne="http://schemas.microsoft.com/office/word/2006/wordml" xmlns:wps="http://schemas.microsoft.com/office/word/2010/wordprocessingShape" xmlns:cx="http://schemas.microsoft.com/office/drawing/2014/chartex" xmlns:cx1="http://schemas.microsoft.com/office/drawing/2015/9/8/chartex" xmlns:cx2="http://schemas.microsoft.com/office/drawing/2015/10/21/chartex" xmlns:cx3="http://schemas.microsoft.com/office/drawing/2016/5/9/chartex" xmlns:cx4="http://schemas.microsoft.com/office/drawing/2016/5/10/chartex" xmlns:cx5="http://schemas.microsoft.com/office/drawing/2016/5/11/chartex" xmlns:cx6="http://schemas.microsoft.com/office/drawing/2016/5/12/chartex" xmlns:cx7="http://schemas.microsoft.com/office/drawing/2016/5/13/chartex" xmlns:cx8="http://schemas.microsoft.com/office/drawing/2016/5/14/chartex" xmlns:w16cid="http://schemas.microsoft.com/office/word/2016/wordml/cid" xmlns:w16se="http://schemas.microsoft.com/office/word/2015/wordml/symex">
+<w:hdr xmlns:wpc="http://schemas.microsoft.com/office/word/2010/wordprocessingCanvas" xmlns:cx="http://schemas.microsoft.com/office/drawing/2014/chartex" xmlns:cx1="http://schemas.microsoft.com/office/drawing/2015/9/8/chartex" xmlns:cx2="http://schemas.microsoft.com/office/drawing/2015/10/21/chartex" xmlns:cx3="http://schemas.microsoft.com/office/drawing/2016/5/9/chartex" xmlns:cx4="http://schemas.microsoft.com/office/drawing/2016/5/10/chartex" xmlns:cx5="http://schemas.microsoft.com/office/drawing/2016/5/11/chartex" xmlns:cx6="http://schemas.microsoft.com/office/drawing/2016/5/12/chartex" xmlns:cx7="http://schemas.microsoft.com/office/drawing/2016/5/13/chartex" xmlns:cx8="http://schemas.microsoft.com/office/drawing/2016/5/14/chartex" xmlns:mc="http://schemas.openxmlformats.org/markup-compatibility/2006" xmlns:aink="http://schemas.microsoft.com/office/drawing/2016/ink" xmlns:am3d="http://schemas.microsoft.com/office/drawing/2017/model3d" xmlns:o="urn:schemas-microsoft-com:office:office" xmlns:oel="http://schemas.microsoft.com/office/2019/extlst" xmlns:r="http://schemas.openxmlformats.org/officeDocument/2006/relationships" xmlns:m="http://schemas.openxmlformats.org/officeDocument/2006/math" xmlns:v="urn:schemas-microsoft-com:vml" xmlns:wp14="http://schemas.microsoft.com/office/word/2010/wordprocessingDrawing" xmlns:wp="http://schemas.openxmlformats.org/drawingml/2006/wordprocessingDrawing" xmlns:w10="urn:schemas-microsoft-com:office:word" xmlns:w="http://schemas.openxmlformats.org/wordprocessingml/2006/main" xmlns:w14="http://schemas.microsoft.com/office/word/2010/wordml" xmlns:w15="http://schemas.microsoft.com/office/word/2012/wordml" xmlns:w16cex="http://schemas.microsoft.com/office/word/2018/wordml/cex" xmlns:w16cid="http://schemas.microsoft.com/office/word/2016/wordml/cid" xmlns:w16="http://schemas.microsoft.com/office/word/2018/wordml" xmlns:w16du="http://schemas.microsoft.com/office/word/2023/wordml/word16du" xmlns:w16sdtdh="http://schemas.microsoft.com/office/word/2020/wordml/sdtdatahash" xmlns:w16sdtfl="http://schemas.microsoft.com/office/word/2024/wordml/sdtformatlock" xmlns:w16se="http://schemas.microsoft.com/office/word/2015/wordml/symex" xmlns:wpg="http://schemas.microsoft.com/office/word/2010/wordprocessingGroup" xmlns:wpi="http://schemas.microsoft.com/office/word/2010/wordprocessingInk" xmlns:wne="http://schemas.microsoft.com/office/word/2006/wordml" xmlns:wps="http://schemas.microsoft.com/office/word/2010/wordprocessingShape" mc:Ignorable="w14 w15 w16se w16cid w16 w16cex w16sdtdh w16sdtfl w16du wp14">
   <w:p>
     <w:pPr>
       <w:pBdr>
-        <w:bottom w:val="single" w:color="D9D9D9" w:sz="4" w:space="4"/>
+        <w:bottom w:val="single" w:sz="4" w:space="4" w:color="D9D9D9"/>
       </w:pBdr>
       <w:jc w:val="right"/>
     </w:pPr>
@@ -2332,17 +3061,19 @@
         <w:sz w:val="16"/>
         <w:szCs w:val="16"/>
       </w:rPr>
-      <w:t xml:space="preserve">Netcat Module 1 — File Transfer &amp; Communication</w:t>
+      <w:t>File Transfer &amp; Communication</w:t>
     </w:r>
   </w:p>
 </w:hdr>
 </file>
 
 <file path=word/numbering.xml><?xml version="1.0" encoding="utf-8"?>
-<w:numbering xmlns:wpc="http://schemas.microsoft.com/office/word/2010/wordprocessingCanvas" xmlns:mc="http://schemas.openxmlformats.org/markup-compatibility/2006" xmlns:o="urn:schemas-microsoft-com:office:office" xmlns:r="http://schemas.openxmlformats.org/officeDocument/2006/relationships" xmlns:m="http://schemas.openxmlformats.org/officeDocument/2006/math" xmlns:v="urn:schemas-microsoft-com:vml" xmlns:wp14="http://schemas.microsoft.com/office/word/2010/wordprocessingDrawing" xmlns:wp="http://schemas.openxmlformats.org/drawingml/2006/wordprocessingDrawing" xmlns:w10="urn:schemas-microsoft-com:office:word" xmlns:w="http://schemas.openxmlformats.org/wordprocessingml/2006/main" xmlns:w14="http://schemas.microsoft.com/office/word/2010/wordml" xmlns:w15="http://schemas.microsoft.com/office/word/2012/wordml" xmlns:wpg="http://schemas.microsoft.com/office/word/2010/wordprocessingGroup" xmlns:wpi="http://schemas.microsoft.com/office/word/2010/wordprocessingInk" xmlns:wne="http://schemas.microsoft.com/office/word/2006/wordml" xmlns:wps="http://schemas.microsoft.com/office/word/2010/wordprocessingShape" mc:Ignorable="w14 w15 wp14">
-  <w:abstractNum w:abstractNumId="1" w15:restartNumberingAfterBreak="0">
+<w:numbering xmlns:wpc="http://schemas.microsoft.com/office/word/2010/wordprocessingCanvas" xmlns:cx="http://schemas.microsoft.com/office/drawing/2014/chartex" xmlns:cx1="http://schemas.microsoft.com/office/drawing/2015/9/8/chartex" xmlns:cx2="http://schemas.microsoft.com/office/drawing/2015/10/21/chartex" xmlns:cx3="http://schemas.microsoft.com/office/drawing/2016/5/9/chartex" xmlns:cx4="http://schemas.microsoft.com/office/drawing/2016/5/10/chartex" xmlns:cx5="http://schemas.microsoft.com/office/drawing/2016/5/11/chartex" xmlns:cx6="http://schemas.microsoft.com/office/drawing/2016/5/12/chartex" xmlns:cx7="http://schemas.microsoft.com/office/drawing/2016/5/13/chartex" xmlns:cx8="http://schemas.microsoft.com/office/drawing/2016/5/14/chartex" xmlns:mc="http://schemas.openxmlformats.org/markup-compatibility/2006" xmlns:aink="http://schemas.microsoft.com/office/drawing/2016/ink" xmlns:am3d="http://schemas.microsoft.com/office/drawing/2017/model3d" xmlns:o="urn:schemas-microsoft-com:office:office" xmlns:oel="http://schemas.microsoft.com/office/2019/extlst" xmlns:r="http://schemas.openxmlformats.org/officeDocument/2006/relationships" xmlns:m="http://schemas.openxmlformats.org/officeDocument/2006/math" xmlns:v="urn:schemas-microsoft-com:vml" xmlns:wp14="http://schemas.microsoft.com/office/word/2010/wordprocessingDrawing" xmlns:wp="http://schemas.openxmlformats.org/drawingml/2006/wordprocessingDrawing" xmlns:w10="urn:schemas-microsoft-com:office:word" xmlns:w="http://schemas.openxmlformats.org/wordprocessingml/2006/main" xmlns:w14="http://schemas.microsoft.com/office/word/2010/wordml" xmlns:w15="http://schemas.microsoft.com/office/word/2012/wordml" xmlns:w16cex="http://schemas.microsoft.com/office/word/2018/wordml/cex" xmlns:w16cid="http://schemas.microsoft.com/office/word/2016/wordml/cid" xmlns:w16="http://schemas.microsoft.com/office/word/2018/wordml" xmlns:w16du="http://schemas.microsoft.com/office/word/2023/wordml/word16du" xmlns:w16sdtdh="http://schemas.microsoft.com/office/word/2020/wordml/sdtdatahash" xmlns:w16sdtfl="http://schemas.microsoft.com/office/word/2024/wordml/sdtformatlock" xmlns:w16se="http://schemas.microsoft.com/office/word/2015/wordml/symex" xmlns:wpg="http://schemas.microsoft.com/office/word/2010/wordprocessingGroup" xmlns:wpi="http://schemas.microsoft.com/office/word/2010/wordprocessingInk" xmlns:wne="http://schemas.microsoft.com/office/word/2006/wordml" xmlns:wps="http://schemas.microsoft.com/office/word/2010/wordprocessingShape" mc:Ignorable="w14 w15 w16se w16cid w16 w16cex w16sdtdh w16sdtfl w16du wp14">
+  <w:abstractNum w:abstractNumId="0" w15:restartNumberingAfterBreak="0">
+    <w:nsid w:val="65B11496"/>
     <w:multiLevelType w:val="hybridMultilevel"/>
-    <w:lvl w:ilvl="0" w15:tentative="1">
+    <w:tmpl w:val="3814B568"/>
+    <w:lvl w:ilvl="0" w:tplc="FED61022">
       <w:start w:val="1"/>
       <w:numFmt w:val="bullet"/>
       <w:lvlText w:val="●"/>
@@ -2351,7 +3082,7 @@
         <w:ind w:left="720" w:hanging="360"/>
       </w:pPr>
     </w:lvl>
-    <w:lvl w:ilvl="1" w15:tentative="1">
+    <w:lvl w:ilvl="1" w:tplc="5CEAF8DE">
       <w:start w:val="1"/>
       <w:numFmt w:val="bullet"/>
       <w:lvlText w:val="○"/>
@@ -2360,7 +3091,7 @@
         <w:ind w:left="1440" w:hanging="360"/>
       </w:pPr>
     </w:lvl>
-    <w:lvl w:ilvl="2" w15:tentative="1">
+    <w:lvl w:ilvl="2" w:tplc="1602C3CA">
       <w:start w:val="1"/>
       <w:numFmt w:val="bullet"/>
       <w:lvlText w:val="■"/>
@@ -2369,7 +3100,7 @@
         <w:ind w:left="2160" w:hanging="360"/>
       </w:pPr>
     </w:lvl>
-    <w:lvl w:ilvl="3" w15:tentative="1">
+    <w:lvl w:ilvl="3" w:tplc="BE9CE3B4">
       <w:start w:val="1"/>
       <w:numFmt w:val="bullet"/>
       <w:lvlText w:val="●"/>
@@ -2378,7 +3109,7 @@
         <w:ind w:left="2880" w:hanging="360"/>
       </w:pPr>
     </w:lvl>
-    <w:lvl w:ilvl="4" w15:tentative="1">
+    <w:lvl w:ilvl="4" w:tplc="FC2E1034">
       <w:start w:val="1"/>
       <w:numFmt w:val="bullet"/>
       <w:lvlText w:val="○"/>
@@ -2387,7 +3118,7 @@
         <w:ind w:left="3600" w:hanging="360"/>
       </w:pPr>
     </w:lvl>
-    <w:lvl w:ilvl="5" w15:tentative="1">
+    <w:lvl w:ilvl="5" w:tplc="DC925D58">
       <w:start w:val="1"/>
       <w:numFmt w:val="bullet"/>
       <w:lvlText w:val="■"/>
@@ -2396,7 +3127,7 @@
         <w:ind w:left="4320" w:hanging="360"/>
       </w:pPr>
     </w:lvl>
-    <w:lvl w:ilvl="6" w15:tentative="1">
+    <w:lvl w:ilvl="6" w:tplc="6198749E">
       <w:start w:val="1"/>
       <w:numFmt w:val="bullet"/>
       <w:lvlText w:val="●"/>
@@ -2405,7 +3136,7 @@
         <w:ind w:left="5040" w:hanging="360"/>
       </w:pPr>
     </w:lvl>
-    <w:lvl w:ilvl="7" w15:tentative="1">
+    <w:lvl w:ilvl="7" w:tplc="441435EE">
       <w:start w:val="1"/>
       <w:numFmt w:val="bullet"/>
       <w:lvlText w:val="●"/>
@@ -2414,7 +3145,7 @@
         <w:ind w:left="5760" w:hanging="360"/>
       </w:pPr>
     </w:lvl>
-    <w:lvl w:ilvl="8" w15:tentative="1">
+    <w:lvl w:ilvl="8" w:tplc="5CDA6BFA">
       <w:start w:val="1"/>
       <w:numFmt w:val="bullet"/>
       <w:lvlText w:val="●"/>
@@ -2424,8 +3155,8 @@
       </w:pPr>
     </w:lvl>
   </w:abstractNum>
-  <w:num w:numId="1">
-    <w:abstractNumId w:val="1"/>
+  <w:num w:numId="1" w16cid:durableId="1073548350">
+    <w:abstractNumId w:val="0"/>
     <w:lvlOverride w:ilvl="0">
       <w:startOverride w:val="1"/>
     </w:lvlOverride>
@@ -2434,30 +3165,405 @@
 </file>
 
 <file path=word/styles.xml><?xml version="1.0" encoding="utf-8"?>
-<w:styles xmlns:mc="http://schemas.openxmlformats.org/markup-compatibility/2006" xmlns:r="http://schemas.openxmlformats.org/officeDocument/2006/relationships" xmlns:w="http://schemas.openxmlformats.org/wordprocessingml/2006/main" xmlns:w14="http://schemas.microsoft.com/office/word/2010/wordml" xmlns:w15="http://schemas.microsoft.com/office/word/2012/wordml" mc:Ignorable="w14 w15">
+<w:styles xmlns:mc="http://schemas.openxmlformats.org/markup-compatibility/2006" xmlns:r="http://schemas.openxmlformats.org/officeDocument/2006/relationships" xmlns:w="http://schemas.openxmlformats.org/wordprocessingml/2006/main" xmlns:w14="http://schemas.microsoft.com/office/word/2010/wordml" xmlns:w15="http://schemas.microsoft.com/office/word/2012/wordml" xmlns:w16cex="http://schemas.microsoft.com/office/word/2018/wordml/cex" xmlns:w16cid="http://schemas.microsoft.com/office/word/2016/wordml/cid" xmlns:w16="http://schemas.microsoft.com/office/word/2018/wordml" xmlns:w16du="http://schemas.microsoft.com/office/word/2023/wordml/word16du" xmlns:w16sdtdh="http://schemas.microsoft.com/office/word/2020/wordml/sdtdatahash" xmlns:w16sdtfl="http://schemas.microsoft.com/office/word/2024/wordml/sdtformatlock" xmlns:w16se="http://schemas.microsoft.com/office/word/2015/wordml/symex" mc:Ignorable="w14 w15 w16se w16cid w16 w16cex w16sdtdh w16sdtfl w16du">
   <w:docDefaults>
     <w:rPrDefault>
       <w:rPr>
-        <w:rFonts w:ascii="Calibri" w:cs="Calibri" w:eastAsia="Calibri" w:hAnsi="Calibri"/>
+        <w:rFonts w:ascii="Calibri" w:eastAsia="Calibri" w:hAnsi="Calibri" w:cs="Calibri"/>
+        <w:lang w:val="en-US" w:eastAsia="en-US" w:bidi="ar-SA"/>
       </w:rPr>
     </w:rPrDefault>
     <w:pPrDefault/>
   </w:docDefaults>
-  <w:style w:type="paragraph" w:styleId="Title">
-    <w:name w:val="Title"/>
-    <w:basedOn w:val="Normal"/>
-    <w:next w:val="Normal"/>
+  <w:latentStyles w:defLockedState="0" w:defUIPriority="99" w:defSemiHidden="0" w:defUnhideWhenUsed="0" w:defQFormat="0" w:count="376">
+    <w:lsdException w:name="Normal" w:uiPriority="0" w:qFormat="1"/>
+    <w:lsdException w:name="heading 1" w:uiPriority="9" w:qFormat="1"/>
+    <w:lsdException w:name="heading 2" w:semiHidden="1" w:uiPriority="9" w:unhideWhenUsed="1" w:qFormat="1"/>
+    <w:lsdException w:name="heading 3" w:semiHidden="1" w:uiPriority="9" w:unhideWhenUsed="1" w:qFormat="1"/>
+    <w:lsdException w:name="heading 4" w:semiHidden="1" w:uiPriority="9" w:unhideWhenUsed="1" w:qFormat="1"/>
+    <w:lsdException w:name="heading 5" w:semiHidden="1" w:uiPriority="9" w:unhideWhenUsed="1" w:qFormat="1"/>
+    <w:lsdException w:name="heading 6" w:semiHidden="1" w:uiPriority="9" w:unhideWhenUsed="1" w:qFormat="1"/>
+    <w:lsdException w:name="heading 7" w:semiHidden="1" w:uiPriority="9" w:unhideWhenUsed="1" w:qFormat="1"/>
+    <w:lsdException w:name="heading 8" w:semiHidden="1" w:uiPriority="9" w:unhideWhenUsed="1" w:qFormat="1"/>
+    <w:lsdException w:name="heading 9" w:semiHidden="1" w:uiPriority="9" w:unhideWhenUsed="1" w:qFormat="1"/>
+    <w:lsdException w:name="index 1" w:semiHidden="1" w:unhideWhenUsed="1"/>
+    <w:lsdException w:name="index 2" w:semiHidden="1" w:unhideWhenUsed="1"/>
+    <w:lsdException w:name="index 3" w:semiHidden="1" w:unhideWhenUsed="1"/>
+    <w:lsdException w:name="index 4" w:semiHidden="1" w:unhideWhenUsed="1"/>
+    <w:lsdException w:name="index 5" w:semiHidden="1" w:unhideWhenUsed="1"/>
+    <w:lsdException w:name="index 6" w:semiHidden="1" w:unhideWhenUsed="1"/>
+    <w:lsdException w:name="index 7" w:semiHidden="1" w:unhideWhenUsed="1"/>
+    <w:lsdException w:name="index 8" w:semiHidden="1" w:unhideWhenUsed="1"/>
+    <w:lsdException w:name="index 9" w:semiHidden="1" w:unhideWhenUsed="1"/>
+    <w:lsdException w:name="toc 1" w:semiHidden="1" w:uiPriority="39" w:unhideWhenUsed="1"/>
+    <w:lsdException w:name="toc 2" w:semiHidden="1" w:uiPriority="39" w:unhideWhenUsed="1"/>
+    <w:lsdException w:name="toc 3" w:semiHidden="1" w:uiPriority="39" w:unhideWhenUsed="1"/>
+    <w:lsdException w:name="toc 4" w:semiHidden="1" w:uiPriority="39" w:unhideWhenUsed="1"/>
+    <w:lsdException w:name="toc 5" w:semiHidden="1" w:uiPriority="39" w:unhideWhenUsed="1"/>
+    <w:lsdException w:name="toc 6" w:semiHidden="1" w:uiPriority="39" w:unhideWhenUsed="1"/>
+    <w:lsdException w:name="toc 7" w:semiHidden="1" w:uiPriority="39" w:unhideWhenUsed="1"/>
+    <w:lsdException w:name="toc 8" w:semiHidden="1" w:uiPriority="39" w:unhideWhenUsed="1"/>
+    <w:lsdException w:name="toc 9" w:semiHidden="1" w:uiPriority="39" w:unhideWhenUsed="1"/>
+    <w:lsdException w:name="Normal Indent" w:semiHidden="1" w:unhideWhenUsed="1"/>
+    <w:lsdException w:name="footnote text" w:semiHidden="1" w:unhideWhenUsed="1"/>
+    <w:lsdException w:name="annotation text" w:semiHidden="1" w:unhideWhenUsed="1"/>
+    <w:lsdException w:name="header" w:semiHidden="1" w:unhideWhenUsed="1"/>
+    <w:lsdException w:name="footer" w:semiHidden="1" w:unhideWhenUsed="1"/>
+    <w:lsdException w:name="index heading" w:semiHidden="1" w:unhideWhenUsed="1"/>
+    <w:lsdException w:name="caption" w:semiHidden="1" w:uiPriority="35" w:unhideWhenUsed="1" w:qFormat="1"/>
+    <w:lsdException w:name="table of figures" w:semiHidden="1" w:unhideWhenUsed="1"/>
+    <w:lsdException w:name="envelope address" w:semiHidden="1" w:unhideWhenUsed="1"/>
+    <w:lsdException w:name="envelope return" w:semiHidden="1" w:unhideWhenUsed="1"/>
+    <w:lsdException w:name="footnote reference" w:semiHidden="1" w:unhideWhenUsed="1"/>
+    <w:lsdException w:name="annotation reference" w:semiHidden="1" w:unhideWhenUsed="1"/>
+    <w:lsdException w:name="line number" w:semiHidden="1" w:unhideWhenUsed="1"/>
+    <w:lsdException w:name="page number" w:semiHidden="1" w:unhideWhenUsed="1"/>
+    <w:lsdException w:name="endnote reference" w:semiHidden="1" w:unhideWhenUsed="1"/>
+    <w:lsdException w:name="endnote text" w:semiHidden="1" w:unhideWhenUsed="1"/>
+    <w:lsdException w:name="table of authorities" w:semiHidden="1" w:unhideWhenUsed="1"/>
+    <w:lsdException w:name="macro" w:semiHidden="1" w:unhideWhenUsed="1"/>
+    <w:lsdException w:name="toa heading" w:semiHidden="1" w:unhideWhenUsed="1"/>
+    <w:lsdException w:name="List" w:semiHidden="1" w:unhideWhenUsed="1"/>
+    <w:lsdException w:name="List Bullet" w:semiHidden="1" w:unhideWhenUsed="1"/>
+    <w:lsdException w:name="List Number" w:semiHidden="1" w:unhideWhenUsed="1"/>
+    <w:lsdException w:name="List 2" w:semiHidden="1" w:unhideWhenUsed="1"/>
+    <w:lsdException w:name="List 3" w:semiHidden="1" w:unhideWhenUsed="1"/>
+    <w:lsdException w:name="List 4" w:semiHidden="1" w:unhideWhenUsed="1"/>
+    <w:lsdException w:name="List 5" w:semiHidden="1" w:unhideWhenUsed="1"/>
+    <w:lsdException w:name="List Bullet 2" w:semiHidden="1" w:unhideWhenUsed="1"/>
+    <w:lsdException w:name="List Bullet 3" w:semiHidden="1" w:unhideWhenUsed="1"/>
+    <w:lsdException w:name="List Bullet 4" w:semiHidden="1" w:unhideWhenUsed="1"/>
+    <w:lsdException w:name="List Bullet 5" w:semiHidden="1" w:unhideWhenUsed="1"/>
+    <w:lsdException w:name="List Number 2" w:semiHidden="1" w:unhideWhenUsed="1"/>
+    <w:lsdException w:name="List Number 3" w:semiHidden="1" w:unhideWhenUsed="1"/>
+    <w:lsdException w:name="List Number 4" w:semiHidden="1" w:unhideWhenUsed="1"/>
+    <w:lsdException w:name="List Number 5" w:semiHidden="1" w:unhideWhenUsed="1"/>
+    <w:lsdException w:name="Title" w:uiPriority="10" w:qFormat="1"/>
+    <w:lsdException w:name="Closing" w:semiHidden="1" w:unhideWhenUsed="1"/>
+    <w:lsdException w:name="Signature" w:semiHidden="1" w:unhideWhenUsed="1"/>
+    <w:lsdException w:name="Default Paragraph Font" w:semiHidden="1" w:uiPriority="1" w:unhideWhenUsed="1"/>
+    <w:lsdException w:name="Body Text" w:semiHidden="1" w:unhideWhenUsed="1"/>
+    <w:lsdException w:name="Body Text Indent" w:semiHidden="1" w:unhideWhenUsed="1"/>
+    <w:lsdException w:name="List Continue" w:semiHidden="1" w:unhideWhenUsed="1"/>
+    <w:lsdException w:name="List Continue 2" w:semiHidden="1" w:unhideWhenUsed="1"/>
+    <w:lsdException w:name="List Continue 3" w:semiHidden="1" w:unhideWhenUsed="1"/>
+    <w:lsdException w:name="List Continue 4" w:semiHidden="1" w:unhideWhenUsed="1"/>
+    <w:lsdException w:name="List Continue 5" w:semiHidden="1" w:unhideWhenUsed="1"/>
+    <w:lsdException w:name="Message Header" w:semiHidden="1" w:unhideWhenUsed="1"/>
+    <w:lsdException w:name="Subtitle" w:uiPriority="11" w:qFormat="1"/>
+    <w:lsdException w:name="Salutation" w:semiHidden="1" w:unhideWhenUsed="1"/>
+    <w:lsdException w:name="Date" w:semiHidden="1" w:unhideWhenUsed="1"/>
+    <w:lsdException w:name="Body Text First Indent" w:semiHidden="1" w:unhideWhenUsed="1"/>
+    <w:lsdException w:name="Body Text First Indent 2" w:semiHidden="1" w:unhideWhenUsed="1"/>
+    <w:lsdException w:name="Note Heading" w:semiHidden="1" w:unhideWhenUsed="1"/>
+    <w:lsdException w:name="Body Text 2" w:semiHidden="1" w:unhideWhenUsed="1"/>
+    <w:lsdException w:name="Body Text 3" w:semiHidden="1" w:unhideWhenUsed="1"/>
+    <w:lsdException w:name="Body Text Indent 2" w:semiHidden="1" w:unhideWhenUsed="1"/>
+    <w:lsdException w:name="Body Text Indent 3" w:semiHidden="1" w:unhideWhenUsed="1"/>
+    <w:lsdException w:name="Block Text" w:semiHidden="1" w:unhideWhenUsed="1"/>
+    <w:lsdException w:name="Hyperlink" w:semiHidden="1" w:unhideWhenUsed="1"/>
+    <w:lsdException w:name="FollowedHyperlink" w:semiHidden="1" w:unhideWhenUsed="1"/>
+    <w:lsdException w:name="Strong" w:uiPriority="22" w:qFormat="1"/>
+    <w:lsdException w:name="Emphasis" w:uiPriority="20" w:qFormat="1"/>
+    <w:lsdException w:name="Document Map" w:semiHidden="1" w:unhideWhenUsed="1"/>
+    <w:lsdException w:name="Plain Text" w:semiHidden="1" w:unhideWhenUsed="1"/>
+    <w:lsdException w:name="E-mail Signature" w:semiHidden="1" w:unhideWhenUsed="1"/>
+    <w:lsdException w:name="HTML Top of Form" w:semiHidden="1" w:unhideWhenUsed="1"/>
+    <w:lsdException w:name="HTML Bottom of Form" w:semiHidden="1" w:unhideWhenUsed="1"/>
+    <w:lsdException w:name="Normal (Web)" w:semiHidden="1" w:unhideWhenUsed="1"/>
+    <w:lsdException w:name="HTML Acronym" w:semiHidden="1" w:unhideWhenUsed="1"/>
+    <w:lsdException w:name="HTML Address" w:semiHidden="1" w:unhideWhenUsed="1"/>
+    <w:lsdException w:name="HTML Cite" w:semiHidden="1" w:unhideWhenUsed="1"/>
+    <w:lsdException w:name="HTML Code" w:semiHidden="1" w:unhideWhenUsed="1"/>
+    <w:lsdException w:name="HTML Definition" w:semiHidden="1" w:unhideWhenUsed="1"/>
+    <w:lsdException w:name="HTML Keyboard" w:semiHidden="1" w:unhideWhenUsed="1"/>
+    <w:lsdException w:name="HTML Preformatted" w:semiHidden="1" w:unhideWhenUsed="1"/>
+    <w:lsdException w:name="HTML Sample" w:semiHidden="1" w:unhideWhenUsed="1"/>
+    <w:lsdException w:name="HTML Typewriter" w:semiHidden="1" w:unhideWhenUsed="1"/>
+    <w:lsdException w:name="HTML Variable" w:semiHidden="1" w:unhideWhenUsed="1"/>
+    <w:lsdException w:name="Normal Table" w:semiHidden="1" w:unhideWhenUsed="1"/>
+    <w:lsdException w:name="annotation subject" w:semiHidden="1" w:unhideWhenUsed="1"/>
+    <w:lsdException w:name="No List" w:semiHidden="1" w:unhideWhenUsed="1"/>
+    <w:lsdException w:name="Outline List 1" w:semiHidden="1" w:unhideWhenUsed="1"/>
+    <w:lsdException w:name="Outline List 2" w:semiHidden="1" w:unhideWhenUsed="1"/>
+    <w:lsdException w:name="Outline List 3" w:semiHidden="1" w:unhideWhenUsed="1"/>
+    <w:lsdException w:name="Table Simple 1" w:semiHidden="1" w:unhideWhenUsed="1"/>
+    <w:lsdException w:name="Table Simple 2" w:semiHidden="1" w:unhideWhenUsed="1"/>
+    <w:lsdException w:name="Table Simple 3" w:semiHidden="1" w:unhideWhenUsed="1"/>
+    <w:lsdException w:name="Table Classic 1" w:semiHidden="1" w:unhideWhenUsed="1"/>
+    <w:lsdException w:name="Table Classic 2" w:semiHidden="1" w:unhideWhenUsed="1"/>
+    <w:lsdException w:name="Table Classic 3" w:semiHidden="1" w:unhideWhenUsed="1"/>
+    <w:lsdException w:name="Table Classic 4" w:semiHidden="1" w:unhideWhenUsed="1"/>
+    <w:lsdException w:name="Table Colorful 1" w:semiHidden="1" w:unhideWhenUsed="1"/>
+    <w:lsdException w:name="Table Colorful 2" w:semiHidden="1" w:unhideWhenUsed="1"/>
+    <w:lsdException w:name="Table Colorful 3" w:semiHidden="1" w:unhideWhenUsed="1"/>
+    <w:lsdException w:name="Table Columns 1" w:semiHidden="1" w:unhideWhenUsed="1"/>
+    <w:lsdException w:name="Table Columns 2" w:semiHidden="1" w:unhideWhenUsed="1"/>
+    <w:lsdException w:name="Table Columns 3" w:semiHidden="1" w:unhideWhenUsed="1"/>
+    <w:lsdException w:name="Table Columns 4" w:semiHidden="1" w:unhideWhenUsed="1"/>
+    <w:lsdException w:name="Table Columns 5" w:semiHidden="1" w:unhideWhenUsed="1"/>
+    <w:lsdException w:name="Table Grid 1" w:semiHidden="1" w:unhideWhenUsed="1"/>
+    <w:lsdException w:name="Table Grid 2" w:semiHidden="1" w:unhideWhenUsed="1"/>
+    <w:lsdException w:name="Table Grid 3" w:semiHidden="1" w:unhideWhenUsed="1"/>
+    <w:lsdException w:name="Table Grid 4" w:semiHidden="1" w:unhideWhenUsed="1"/>
+    <w:lsdException w:name="Table Grid 5" w:semiHidden="1" w:unhideWhenUsed="1"/>
+    <w:lsdException w:name="Table Grid 6" w:semiHidden="1" w:unhideWhenUsed="1"/>
+    <w:lsdException w:name="Table Grid 7" w:semiHidden="1" w:unhideWhenUsed="1"/>
+    <w:lsdException w:name="Table Grid 8" w:semiHidden="1" w:unhideWhenUsed="1"/>
+    <w:lsdException w:name="Table List 1" w:semiHidden="1" w:unhideWhenUsed="1"/>
+    <w:lsdException w:name="Table List 2" w:semiHidden="1" w:unhideWhenUsed="1"/>
+    <w:lsdException w:name="Table List 3" w:semiHidden="1" w:unhideWhenUsed="1"/>
+    <w:lsdException w:name="Table List 4" w:semiHidden="1" w:unhideWhenUsed="1"/>
+    <w:lsdException w:name="Table List 5" w:semiHidden="1" w:unhideWhenUsed="1"/>
+    <w:lsdException w:name="Table List 6" w:semiHidden="1" w:unhideWhenUsed="1"/>
+    <w:lsdException w:name="Table List 7" w:semiHidden="1" w:unhideWhenUsed="1"/>
+    <w:lsdException w:name="Table List 8" w:semiHidden="1" w:unhideWhenUsed="1"/>
+    <w:lsdException w:name="Table 3D effects 1" w:semiHidden="1" w:unhideWhenUsed="1"/>
+    <w:lsdException w:name="Table 3D effects 2" w:semiHidden="1" w:unhideWhenUsed="1"/>
+    <w:lsdException w:name="Table 3D effects 3" w:semiHidden="1" w:unhideWhenUsed="1"/>
+    <w:lsdException w:name="Table Contemporary" w:semiHidden="1" w:unhideWhenUsed="1"/>
+    <w:lsdException w:name="Table Elegant" w:semiHidden="1" w:unhideWhenUsed="1"/>
+    <w:lsdException w:name="Table Professional" w:semiHidden="1" w:unhideWhenUsed="1"/>
+    <w:lsdException w:name="Table Subtle 1" w:semiHidden="1" w:unhideWhenUsed="1"/>
+    <w:lsdException w:name="Table Subtle 2" w:semiHidden="1" w:unhideWhenUsed="1"/>
+    <w:lsdException w:name="Table Web 1" w:semiHidden="1" w:unhideWhenUsed="1"/>
+    <w:lsdException w:name="Table Web 2" w:semiHidden="1" w:unhideWhenUsed="1"/>
+    <w:lsdException w:name="Table Web 3" w:semiHidden="1" w:unhideWhenUsed="1"/>
+    <w:lsdException w:name="Balloon Text" w:semiHidden="1" w:unhideWhenUsed="1"/>
+    <w:lsdException w:name="Table Grid" w:uiPriority="39"/>
+    <w:lsdException w:name="Table Theme" w:semiHidden="1" w:unhideWhenUsed="1"/>
+    <w:lsdException w:name="Placeholder Text" w:semiHidden="1"/>
+    <w:lsdException w:name="No Spacing" w:uiPriority="1" w:qFormat="1"/>
+    <w:lsdException w:name="Light Shading" w:uiPriority="60"/>
+    <w:lsdException w:name="Light List" w:uiPriority="61"/>
+    <w:lsdException w:name="Light Grid" w:uiPriority="62"/>
+    <w:lsdException w:name="Medium Shading 1" w:uiPriority="63"/>
+    <w:lsdException w:name="Medium Shading 2" w:uiPriority="64"/>
+    <w:lsdException w:name="Medium List 1" w:uiPriority="65"/>
+    <w:lsdException w:name="Medium List 2" w:uiPriority="66"/>
+    <w:lsdException w:name="Medium Grid 1" w:uiPriority="67"/>
+    <w:lsdException w:name="Medium Grid 2" w:uiPriority="68"/>
+    <w:lsdException w:name="Medium Grid 3" w:uiPriority="69"/>
+    <w:lsdException w:name="Dark List" w:uiPriority="70"/>
+    <w:lsdException w:name="Colorful Shading" w:uiPriority="71"/>
+    <w:lsdException w:name="Colorful List" w:uiPriority="72"/>
+    <w:lsdException w:name="Colorful Grid" w:uiPriority="73"/>
+    <w:lsdException w:name="Light Shading Accent 1" w:uiPriority="60"/>
+    <w:lsdException w:name="Light List Accent 1" w:uiPriority="61"/>
+    <w:lsdException w:name="Light Grid Accent 1" w:uiPriority="62"/>
+    <w:lsdException w:name="Medium Shading 1 Accent 1" w:uiPriority="63"/>
+    <w:lsdException w:name="Medium Shading 2 Accent 1" w:uiPriority="64"/>
+    <w:lsdException w:name="Medium List 1 Accent 1" w:uiPriority="65"/>
+    <w:lsdException w:name="Revision" w:semiHidden="1"/>
+    <w:lsdException w:name="List Paragraph" w:uiPriority="34" w:qFormat="1"/>
+    <w:lsdException w:name="Quote" w:uiPriority="29" w:qFormat="1"/>
+    <w:lsdException w:name="Intense Quote" w:uiPriority="30" w:qFormat="1"/>
+    <w:lsdException w:name="Medium List 2 Accent 1" w:uiPriority="66"/>
+    <w:lsdException w:name="Medium Grid 1 Accent 1" w:uiPriority="67"/>
+    <w:lsdException w:name="Medium Grid 2 Accent 1" w:uiPriority="68"/>
+    <w:lsdException w:name="Medium Grid 3 Accent 1" w:uiPriority="69"/>
+    <w:lsdException w:name="Dark List Accent 1" w:uiPriority="70"/>
+    <w:lsdException w:name="Colorful Shading Accent 1" w:uiPriority="71"/>
+    <w:lsdException w:name="Colorful List Accent 1" w:uiPriority="72"/>
+    <w:lsdException w:name="Colorful Grid Accent 1" w:uiPriority="73"/>
+    <w:lsdException w:name="Light Shading Accent 2" w:uiPriority="60"/>
+    <w:lsdException w:name="Light List Accent 2" w:uiPriority="61"/>
+    <w:lsdException w:name="Light Grid Accent 2" w:uiPriority="62"/>
+    <w:lsdException w:name="Medium Shading 1 Accent 2" w:uiPriority="63"/>
+    <w:lsdException w:name="Medium Shading 2 Accent 2" w:uiPriority="64"/>
+    <w:lsdException w:name="Medium List 1 Accent 2" w:uiPriority="65"/>
+    <w:lsdException w:name="Medium List 2 Accent 2" w:uiPriority="66"/>
+    <w:lsdException w:name="Medium Grid 1 Accent 2" w:uiPriority="67"/>
+    <w:lsdException w:name="Medium Grid 2 Accent 2" w:uiPriority="68"/>
+    <w:lsdException w:name="Medium Grid 3 Accent 2" w:uiPriority="69"/>
+    <w:lsdException w:name="Dark List Accent 2" w:uiPriority="70"/>
+    <w:lsdException w:name="Colorful Shading Accent 2" w:uiPriority="71"/>
+    <w:lsdException w:name="Colorful List Accent 2" w:uiPriority="72"/>
+    <w:lsdException w:name="Colorful Grid Accent 2" w:uiPriority="73"/>
+    <w:lsdException w:name="Light Shading Accent 3" w:uiPriority="60"/>
+    <w:lsdException w:name="Light List Accent 3" w:uiPriority="61"/>
+    <w:lsdException w:name="Light Grid Accent 3" w:uiPriority="62"/>
+    <w:lsdException w:name="Medium Shading 1 Accent 3" w:uiPriority="63"/>
+    <w:lsdException w:name="Medium Shading 2 Accent 3" w:uiPriority="64"/>
+    <w:lsdException w:name="Medium List 1 Accent 3" w:uiPriority="65"/>
+    <w:lsdException w:name="Medium List 2 Accent 3" w:uiPriority="66"/>
+    <w:lsdException w:name="Medium Grid 1 Accent 3" w:uiPriority="67"/>
+    <w:lsdException w:name="Medium Grid 2 Accent 3" w:uiPriority="68"/>
+    <w:lsdException w:name="Medium Grid 3 Accent 3" w:uiPriority="69"/>
+    <w:lsdException w:name="Dark List Accent 3" w:uiPriority="70"/>
+    <w:lsdException w:name="Colorful Shading Accent 3" w:uiPriority="71"/>
+    <w:lsdException w:name="Colorful List Accent 3" w:uiPriority="72"/>
+    <w:lsdException w:name="Colorful Grid Accent 3" w:uiPriority="73"/>
+    <w:lsdException w:name="Light Shading Accent 4" w:uiPriority="60"/>
+    <w:lsdException w:name="Light List Accent 4" w:uiPriority="61"/>
+    <w:lsdException w:name="Light Grid Accent 4" w:uiPriority="62"/>
+    <w:lsdException w:name="Medium Shading 1 Accent 4" w:uiPriority="63"/>
+    <w:lsdException w:name="Medium Shading 2 Accent 4" w:uiPriority="64"/>
+    <w:lsdException w:name="Medium List 1 Accent 4" w:uiPriority="65"/>
+    <w:lsdException w:name="Medium List 2 Accent 4" w:uiPriority="66"/>
+    <w:lsdException w:name="Medium Grid 1 Accent 4" w:uiPriority="67"/>
+    <w:lsdException w:name="Medium Grid 2 Accent 4" w:uiPriority="68"/>
+    <w:lsdException w:name="Medium Grid 3 Accent 4" w:uiPriority="69"/>
+    <w:lsdException w:name="Dark List Accent 4" w:uiPriority="70"/>
+    <w:lsdException w:name="Colorful Shading Accent 4" w:uiPriority="71"/>
+    <w:lsdException w:name="Colorful List Accent 4" w:uiPriority="72"/>
+    <w:lsdException w:name="Colorful Grid Accent 4" w:uiPriority="73"/>
+    <w:lsdException w:name="Light Shading Accent 5" w:uiPriority="60"/>
+    <w:lsdException w:name="Light List Accent 5" w:uiPriority="61"/>
+    <w:lsdException w:name="Light Grid Accent 5" w:uiPriority="62"/>
+    <w:lsdException w:name="Medium Shading 1 Accent 5" w:uiPriority="63"/>
+    <w:lsdException w:name="Medium Shading 2 Accent 5" w:uiPriority="64"/>
+    <w:lsdException w:name="Medium List 1 Accent 5" w:uiPriority="65"/>
+    <w:lsdException w:name="Medium List 2 Accent 5" w:uiPriority="66"/>
+    <w:lsdException w:name="Medium Grid 1 Accent 5" w:uiPriority="67"/>
+    <w:lsdException w:name="Medium Grid 2 Accent 5" w:uiPriority="68"/>
+    <w:lsdException w:name="Medium Grid 3 Accent 5" w:uiPriority="69"/>
+    <w:lsdException w:name="Dark List Accent 5" w:uiPriority="70"/>
+    <w:lsdException w:name="Colorful Shading Accent 5" w:uiPriority="71"/>
+    <w:lsdException w:name="Colorful List Accent 5" w:uiPriority="72"/>
+    <w:lsdException w:name="Colorful Grid Accent 5" w:uiPriority="73"/>
+    <w:lsdException w:name="Light Shading Accent 6" w:uiPriority="60"/>
+    <w:lsdException w:name="Light List Accent 6" w:uiPriority="61"/>
+    <w:lsdException w:name="Light Grid Accent 6" w:uiPriority="62"/>
+    <w:lsdException w:name="Medium Shading 1 Accent 6" w:uiPriority="63"/>
+    <w:lsdException w:name="Medium Shading 2 Accent 6" w:uiPriority="64"/>
+    <w:lsdException w:name="Medium List 1 Accent 6" w:uiPriority="65"/>
+    <w:lsdException w:name="Medium List 2 Accent 6" w:uiPriority="66"/>
+    <w:lsdException w:name="Medium Grid 1 Accent 6" w:uiPriority="67"/>
+    <w:lsdException w:name="Medium Grid 2 Accent 6" w:uiPriority="68"/>
+    <w:lsdException w:name="Medium Grid 3 Accent 6" w:uiPriority="69"/>
+    <w:lsdException w:name="Dark List Accent 6" w:uiPriority="70"/>
+    <w:lsdException w:name="Colorful Shading Accent 6" w:uiPriority="71"/>
+    <w:lsdException w:name="Colorful List Accent 6" w:uiPriority="72"/>
+    <w:lsdException w:name="Colorful Grid Accent 6" w:uiPriority="73"/>
+    <w:lsdException w:name="Subtle Emphasis" w:uiPriority="19" w:qFormat="1"/>
+    <w:lsdException w:name="Intense Emphasis" w:uiPriority="21" w:qFormat="1"/>
+    <w:lsdException w:name="Subtle Reference" w:uiPriority="31" w:qFormat="1"/>
+    <w:lsdException w:name="Intense Reference" w:uiPriority="32" w:qFormat="1"/>
+    <w:lsdException w:name="Book Title" w:uiPriority="33" w:qFormat="1"/>
+    <w:lsdException w:name="Bibliography" w:semiHidden="1" w:uiPriority="37" w:unhideWhenUsed="1"/>
+    <w:lsdException w:name="TOC Heading" w:semiHidden="1" w:uiPriority="39" w:unhideWhenUsed="1" w:qFormat="1"/>
+    <w:lsdException w:name="Plain Table 1" w:uiPriority="41"/>
+    <w:lsdException w:name="Plain Table 2" w:uiPriority="42"/>
+    <w:lsdException w:name="Plain Table 3" w:uiPriority="43"/>
+    <w:lsdException w:name="Plain Table 4" w:uiPriority="44"/>
+    <w:lsdException w:name="Plain Table 5" w:uiPriority="45"/>
+    <w:lsdException w:name="Grid Table Light" w:uiPriority="40"/>
+    <w:lsdException w:name="Grid Table 1 Light" w:uiPriority="46"/>
+    <w:lsdException w:name="Grid Table 2" w:uiPriority="47"/>
+    <w:lsdException w:name="Grid Table 3" w:uiPriority="48"/>
+    <w:lsdException w:name="Grid Table 4" w:uiPriority="49"/>
+    <w:lsdException w:name="Grid Table 5 Dark" w:uiPriority="50"/>
+    <w:lsdException w:name="Grid Table 6 Colorful" w:uiPriority="51"/>
+    <w:lsdException w:name="Grid Table 7 Colorful" w:uiPriority="52"/>
+    <w:lsdException w:name="Grid Table 1 Light Accent 1" w:uiPriority="46"/>
+    <w:lsdException w:name="Grid Table 2 Accent 1" w:uiPriority="47"/>
+    <w:lsdException w:name="Grid Table 3 Accent 1" w:uiPriority="48"/>
+    <w:lsdException w:name="Grid Table 4 Accent 1" w:uiPriority="49"/>
+    <w:lsdException w:name="Grid Table 5 Dark Accent 1" w:uiPriority="50"/>
+    <w:lsdException w:name="Grid Table 6 Colorful Accent 1" w:uiPriority="51"/>
+    <w:lsdException w:name="Grid Table 7 Colorful Accent 1" w:uiPriority="52"/>
+    <w:lsdException w:name="Grid Table 1 Light Accent 2" w:uiPriority="46"/>
+    <w:lsdException w:name="Grid Table 2 Accent 2" w:uiPriority="47"/>
+    <w:lsdException w:name="Grid Table 3 Accent 2" w:uiPriority="48"/>
+    <w:lsdException w:name="Grid Table 4 Accent 2" w:uiPriority="49"/>
+    <w:lsdException w:name="Grid Table 5 Dark Accent 2" w:uiPriority="50"/>
+    <w:lsdException w:name="Grid Table 6 Colorful Accent 2" w:uiPriority="51"/>
+    <w:lsdException w:name="Grid Table 7 Colorful Accent 2" w:uiPriority="52"/>
+    <w:lsdException w:name="Grid Table 1 Light Accent 3" w:uiPriority="46"/>
+    <w:lsdException w:name="Grid Table 2 Accent 3" w:uiPriority="47"/>
+    <w:lsdException w:name="Grid Table 3 Accent 3" w:uiPriority="48"/>
+    <w:lsdException w:name="Grid Table 4 Accent 3" w:uiPriority="49"/>
+    <w:lsdException w:name="Grid Table 5 Dark Accent 3" w:uiPriority="50"/>
+    <w:lsdException w:name="Grid Table 6 Colorful Accent 3" w:uiPriority="51"/>
+    <w:lsdException w:name="Grid Table 7 Colorful Accent 3" w:uiPriority="52"/>
+    <w:lsdException w:name="Grid Table 1 Light Accent 4" w:uiPriority="46"/>
+    <w:lsdException w:name="Grid Table 2 Accent 4" w:uiPriority="47"/>
+    <w:lsdException w:name="Grid Table 3 Accent 4" w:uiPriority="48"/>
+    <w:lsdException w:name="Grid Table 4 Accent 4" w:uiPriority="49"/>
+    <w:lsdException w:name="Grid Table 5 Dark Accent 4" w:uiPriority="50"/>
+    <w:lsdException w:name="Grid Table 6 Colorful Accent 4" w:uiPriority="51"/>
+    <w:lsdException w:name="Grid Table 7 Colorful Accent 4" w:uiPriority="52"/>
+    <w:lsdException w:name="Grid Table 1 Light Accent 5" w:uiPriority="46"/>
+    <w:lsdException w:name="Grid Table 2 Accent 5" w:uiPriority="47"/>
+    <w:lsdException w:name="Grid Table 3 Accent 5" w:uiPriority="48"/>
+    <w:lsdException w:name="Grid Table 4 Accent 5" w:uiPriority="49"/>
+    <w:lsdException w:name="Grid Table 5 Dark Accent 5" w:uiPriority="50"/>
+    <w:lsdException w:name="Grid Table 6 Colorful Accent 5" w:uiPriority="51"/>
+    <w:lsdException w:name="Grid Table 7 Colorful Accent 5" w:uiPriority="52"/>
+    <w:lsdException w:name="Grid Table 1 Light Accent 6" w:uiPriority="46"/>
+    <w:lsdException w:name="Grid Table 2 Accent 6" w:uiPriority="47"/>
+    <w:lsdException w:name="Grid Table 3 Accent 6" w:uiPriority="48"/>
+    <w:lsdException w:name="Grid Table 4 Accent 6" w:uiPriority="49"/>
+    <w:lsdException w:name="Grid Table 5 Dark Accent 6" w:uiPriority="50"/>
+    <w:lsdException w:name="Grid Table 6 Colorful Accent 6" w:uiPriority="51"/>
+    <w:lsdException w:name="Grid Table 7 Colorful Accent 6" w:uiPriority="52"/>
+    <w:lsdException w:name="List Table 1 Light" w:uiPriority="46"/>
+    <w:lsdException w:name="List Table 2" w:uiPriority="47"/>
+    <w:lsdException w:name="List Table 3" w:uiPriority="48"/>
+    <w:lsdException w:name="List Table 4" w:uiPriority="49"/>
+    <w:lsdException w:name="List Table 5 Dark" w:uiPriority="50"/>
+    <w:lsdException w:name="List Table 6 Colorful" w:uiPriority="51"/>
+    <w:lsdException w:name="List Table 7 Colorful" w:uiPriority="52"/>
+    <w:lsdException w:name="List Table 1 Light Accent 1" w:uiPriority="46"/>
+    <w:lsdException w:name="List Table 2 Accent 1" w:uiPriority="47"/>
+    <w:lsdException w:name="List Table 3 Accent 1" w:uiPriority="48"/>
+    <w:lsdException w:name="List Table 4 Accent 1" w:uiPriority="49"/>
+    <w:lsdException w:name="List Table 5 Dark Accent 1" w:uiPriority="50"/>
+    <w:lsdException w:name="List Table 6 Colorful Accent 1" w:uiPriority="51"/>
+    <w:lsdException w:name="List Table 7 Colorful Accent 1" w:uiPriority="52"/>
+    <w:lsdException w:name="List Table 1 Light Accent 2" w:uiPriority="46"/>
+    <w:lsdException w:name="List Table 2 Accent 2" w:uiPriority="47"/>
+    <w:lsdException w:name="List Table 3 Accent 2" w:uiPriority="48"/>
+    <w:lsdException w:name="List Table 4 Accent 2" w:uiPriority="49"/>
+    <w:lsdException w:name="List Table 5 Dark Accent 2" w:uiPriority="50"/>
+    <w:lsdException w:name="List Table 6 Colorful Accent 2" w:uiPriority="51"/>
+    <w:lsdException w:name="List Table 7 Colorful Accent 2" w:uiPriority="52"/>
+    <w:lsdException w:name="List Table 1 Light Accent 3" w:uiPriority="46"/>
+    <w:lsdException w:name="List Table 2 Accent 3" w:uiPriority="47"/>
+    <w:lsdException w:name="List Table 3 Accent 3" w:uiPriority="48"/>
+    <w:lsdException w:name="List Table 4 Accent 3" w:uiPriority="49"/>
+    <w:lsdException w:name="List Table 5 Dark Accent 3" w:uiPriority="50"/>
+    <w:lsdException w:name="List Table 6 Colorful Accent 3" w:uiPriority="51"/>
+    <w:lsdException w:name="List Table 7 Colorful Accent 3" w:uiPriority="52"/>
+    <w:lsdException w:name="List Table 1 Light Accent 4" w:uiPriority="46"/>
+    <w:lsdException w:name="List Table 2 Accent 4" w:uiPriority="47"/>
+    <w:lsdException w:name="List Table 3 Accent 4" w:uiPriority="48"/>
+    <w:lsdException w:name="List Table 4 Accent 4" w:uiPriority="49"/>
+    <w:lsdException w:name="List Table 5 Dark Accent 4" w:uiPriority="50"/>
+    <w:lsdException w:name="List Table 6 Colorful Accent 4" w:uiPriority="51"/>
+    <w:lsdException w:name="List Table 7 Colorful Accent 4" w:uiPriority="52"/>
+    <w:lsdException w:name="List Table 1 Light Accent 5" w:uiPriority="46"/>
+    <w:lsdException w:name="List Table 2 Accent 5" w:uiPriority="47"/>
+    <w:lsdException w:name="List Table 3 Accent 5" w:uiPriority="48"/>
+    <w:lsdException w:name="List Table 4 Accent 5" w:uiPriority="49"/>
+    <w:lsdException w:name="List Table 5 Dark Accent 5" w:uiPriority="50"/>
+    <w:lsdException w:name="List Table 6 Colorful Accent 5" w:uiPriority="51"/>
+    <w:lsdException w:name="List Table 7 Colorful Accent 5" w:uiPriority="52"/>
+    <w:lsdException w:name="List Table 1 Light Accent 6" w:uiPriority="46"/>
+    <w:lsdException w:name="List Table 2 Accent 6" w:uiPriority="47"/>
+    <w:lsdException w:name="List Table 3 Accent 6" w:uiPriority="48"/>
+    <w:lsdException w:name="List Table 4 Accent 6" w:uiPriority="49"/>
+    <w:lsdException w:name="List Table 5 Dark Accent 6" w:uiPriority="50"/>
+    <w:lsdException w:name="List Table 6 Colorful Accent 6" w:uiPriority="51"/>
+    <w:lsdException w:name="List Table 7 Colorful Accent 6" w:uiPriority="52"/>
+    <w:lsdException w:name="Mention" w:semiHidden="1" w:unhideWhenUsed="1"/>
+    <w:lsdException w:name="Smart Hyperlink" w:semiHidden="1" w:unhideWhenUsed="1"/>
+    <w:lsdException w:name="Hashtag" w:semiHidden="1" w:unhideWhenUsed="1"/>
+    <w:lsdException w:name="Unresolved Mention" w:semiHidden="1" w:unhideWhenUsed="1"/>
+    <w:lsdException w:name="Smart Link" w:semiHidden="1" w:unhideWhenUsed="1"/>
+  </w:latentStyles>
+  <w:style w:type="paragraph" w:default="1" w:styleId="Normal">
+    <w:name w:val="Normal"/>
     <w:qFormat/>
-    <w:rPr>
-      <w:sz w:val="56"/>
-      <w:szCs w:val="56"/>
-    </w:rPr>
   </w:style>
   <w:style w:type="paragraph" w:styleId="Heading1">
-    <w:name w:val="Heading 1"/>
-    <w:basedOn w:val="Normal"/>
-    <w:next w:val="Normal"/>
+    <w:name w:val="heading 1"/>
+    <w:uiPriority w:val="9"/>
     <w:qFormat/>
+    <w:pPr>
+      <w:outlineLvl w:val="0"/>
+    </w:pPr>
     <w:rPr>
       <w:color w:val="2E74B5"/>
       <w:sz w:val="32"/>
@@ -2465,10 +3571,13 @@
     </w:rPr>
   </w:style>
   <w:style w:type="paragraph" w:styleId="Heading2">
-    <w:name w:val="Heading 2"/>
-    <w:basedOn w:val="Normal"/>
-    <w:next w:val="Normal"/>
+    <w:name w:val="heading 2"/>
+    <w:uiPriority w:val="9"/>
+    <w:unhideWhenUsed/>
     <w:qFormat/>
+    <w:pPr>
+      <w:outlineLvl w:val="1"/>
+    </w:pPr>
     <w:rPr>
       <w:color w:val="2E74B5"/>
       <w:sz w:val="26"/>
@@ -2476,10 +3585,14 @@
     </w:rPr>
   </w:style>
   <w:style w:type="paragraph" w:styleId="Heading3">
-    <w:name w:val="Heading 3"/>
-    <w:basedOn w:val="Normal"/>
-    <w:next w:val="Normal"/>
+    <w:name w:val="heading 3"/>
+    <w:uiPriority w:val="9"/>
+    <w:semiHidden/>
+    <w:unhideWhenUsed/>
     <w:qFormat/>
+    <w:pPr>
+      <w:outlineLvl w:val="2"/>
+    </w:pPr>
     <w:rPr>
       <w:color w:val="1F4D78"/>
       <w:sz w:val="24"/>
@@ -2487,10 +3600,14 @@
     </w:rPr>
   </w:style>
   <w:style w:type="paragraph" w:styleId="Heading4">
-    <w:name w:val="Heading 4"/>
-    <w:basedOn w:val="Normal"/>
-    <w:next w:val="Normal"/>
+    <w:name w:val="heading 4"/>
+    <w:uiPriority w:val="9"/>
+    <w:semiHidden/>
+    <w:unhideWhenUsed/>
     <w:qFormat/>
+    <w:pPr>
+      <w:outlineLvl w:val="3"/>
+    </w:pPr>
     <w:rPr>
       <w:i/>
       <w:iCs/>
@@ -2498,27 +3615,69 @@
     </w:rPr>
   </w:style>
   <w:style w:type="paragraph" w:styleId="Heading5">
-    <w:name w:val="Heading 5"/>
-    <w:basedOn w:val="Normal"/>
-    <w:next w:val="Normal"/>
+    <w:name w:val="heading 5"/>
+    <w:uiPriority w:val="9"/>
+    <w:semiHidden/>
+    <w:unhideWhenUsed/>
     <w:qFormat/>
+    <w:pPr>
+      <w:outlineLvl w:val="4"/>
+    </w:pPr>
     <w:rPr>
       <w:color w:val="2E74B5"/>
     </w:rPr>
   </w:style>
   <w:style w:type="paragraph" w:styleId="Heading6">
-    <w:name w:val="Heading 6"/>
-    <w:basedOn w:val="Normal"/>
-    <w:next w:val="Normal"/>
+    <w:name w:val="heading 6"/>
+    <w:uiPriority w:val="9"/>
+    <w:semiHidden/>
+    <w:unhideWhenUsed/>
     <w:qFormat/>
+    <w:pPr>
+      <w:outlineLvl w:val="5"/>
+    </w:pPr>
     <w:rPr>
       <w:color w:val="1F4D78"/>
     </w:rPr>
   </w:style>
-  <w:style w:type="paragraph" w:styleId="Strong">
-    <w:name w:val="Strong"/>
-    <w:basedOn w:val="Normal"/>
-    <w:next w:val="Normal"/>
+  <w:style w:type="character" w:default="1" w:styleId="DefaultParagraphFont">
+    <w:name w:val="Default Paragraph Font"/>
+    <w:uiPriority w:val="1"/>
+    <w:semiHidden/>
+    <w:unhideWhenUsed/>
+  </w:style>
+  <w:style w:type="table" w:default="1" w:styleId="TableNormal">
+    <w:name w:val="Normal Table"/>
+    <w:uiPriority w:val="99"/>
+    <w:semiHidden/>
+    <w:unhideWhenUsed/>
+    <w:tblPr>
+      <w:tblInd w:w="0" w:type="dxa"/>
+      <w:tblCellMar>
+        <w:top w:w="0" w:type="dxa"/>
+        <w:left w:w="108" w:type="dxa"/>
+        <w:bottom w:w="0" w:type="dxa"/>
+        <w:right w:w="108" w:type="dxa"/>
+      </w:tblCellMar>
+    </w:tblPr>
+  </w:style>
+  <w:style w:type="numbering" w:default="1" w:styleId="NoList">
+    <w:name w:val="No List"/>
+    <w:uiPriority w:val="99"/>
+    <w:semiHidden/>
+    <w:unhideWhenUsed/>
+  </w:style>
+  <w:style w:type="paragraph" w:styleId="Title">
+    <w:name w:val="Title"/>
+    <w:uiPriority w:val="10"/>
+    <w:qFormat/>
+    <w:rPr>
+      <w:sz w:val="56"/>
+      <w:szCs w:val="56"/>
+    </w:rPr>
+  </w:style>
+  <w:style w:type="paragraph" w:customStyle="1" w:styleId="Strong1">
+    <w:name w:val="Strong1"/>
     <w:qFormat/>
     <w:rPr>
       <w:b/>
@@ -2527,12 +3686,10 @@
   </w:style>
   <w:style w:type="paragraph" w:styleId="ListParagraph">
     <w:name w:val="List Paragraph"/>
-    <w:basedOn w:val="Normal"/>
     <w:qFormat/>
   </w:style>
   <w:style w:type="character" w:styleId="Hyperlink">
     <w:name w:val="Hyperlink"/>
-    <w:basedOn w:val="DefaultParagraphFont"/>
     <w:uiPriority w:val="99"/>
     <w:unhideWhenUsed/>
     <w:rPr>
@@ -2542,7 +3699,6 @@
   </w:style>
   <w:style w:type="character" w:styleId="FootnoteReference">
     <w:name w:val="footnote reference"/>
-    <w:basedOn w:val="DefaultParagraphFont"/>
     <w:uiPriority w:val="99"/>
     <w:semiHidden/>
     <w:unhideWhenUsed/>
@@ -2552,22 +3708,13 @@
   </w:style>
   <w:style w:type="paragraph" w:styleId="FootnoteText">
     <w:name w:val="footnote text"/>
-    <w:basedOn w:val="Normal"/>
     <w:link w:val="FootnoteTextChar"/>
     <w:uiPriority w:val="99"/>
     <w:semiHidden/>
     <w:unhideWhenUsed/>
-    <w:pPr>
-      <w:spacing w:after="0" w:line="240" w:lineRule="auto"/>
-    </w:pPr>
-    <w:rPr>
-      <w:sz w:val="20"/>
-      <w:szCs w:val="20"/>
-    </w:rPr>
   </w:style>
-  <w:style w:type="character" w:styleId="FootnoteTextChar">
+  <w:style w:type="character" w:customStyle="1" w:styleId="FootnoteTextChar">
     <w:name w:val="Footnote Text Char"/>
-    <w:basedOn w:val="DefaultParagraphFont"/>
     <w:link w:val="FootnoteText"/>
     <w:uiPriority w:val="99"/>
     <w:semiHidden/>
@@ -2579,7 +3726,6 @@
   </w:style>
   <w:style w:type="character" w:styleId="EndnoteReference">
     <w:name w:val="endnote reference"/>
-    <w:basedOn w:val="DefaultParagraphFont"/>
     <w:uiPriority w:val="99"/>
     <w:semiHidden/>
     <w:unhideWhenUsed/>
@@ -2589,22 +3735,13 @@
   </w:style>
   <w:style w:type="paragraph" w:styleId="EndnoteText">
     <w:name w:val="endnote text"/>
-    <w:basedOn w:val="Normal"/>
     <w:link w:val="EndnoteTextChar"/>
     <w:uiPriority w:val="99"/>
     <w:semiHidden/>
     <w:unhideWhenUsed/>
-    <w:pPr>
-      <w:spacing w:after="0" w:line="240" w:lineRule="auto"/>
-    </w:pPr>
-    <w:rPr>
-      <w:sz w:val="20"/>
-      <w:szCs w:val="20"/>
-    </w:rPr>
   </w:style>
-  <w:style w:type="character" w:styleId="EndnoteTextChar">
+  <w:style w:type="character" w:customStyle="1" w:styleId="EndnoteTextChar">
     <w:name w:val="Endnote Text Char"/>
-    <w:basedOn w:val="DefaultParagraphFont"/>
     <w:link w:val="EndnoteText"/>
     <w:uiPriority w:val="99"/>
     <w:semiHidden/>
@@ -2614,5 +3751,342 @@
       <w:szCs w:val="20"/>
     </w:rPr>
   </w:style>
+  <w:style w:type="paragraph" w:styleId="Header">
+    <w:name w:val="header"/>
+    <w:basedOn w:val="Normal"/>
+    <w:link w:val="HeaderChar"/>
+    <w:uiPriority w:val="99"/>
+    <w:unhideWhenUsed/>
+    <w:rsid w:val="001B536A"/>
+    <w:pPr>
+      <w:tabs>
+        <w:tab w:val="center" w:pos="4680"/>
+        <w:tab w:val="right" w:pos="9360"/>
+      </w:tabs>
+    </w:pPr>
+  </w:style>
+  <w:style w:type="character" w:customStyle="1" w:styleId="HeaderChar">
+    <w:name w:val="Header Char"/>
+    <w:basedOn w:val="DefaultParagraphFont"/>
+    <w:link w:val="Header"/>
+    <w:uiPriority w:val="99"/>
+    <w:rsid w:val="001B536A"/>
+  </w:style>
+  <w:style w:type="paragraph" w:styleId="Footer">
+    <w:name w:val="footer"/>
+    <w:basedOn w:val="Normal"/>
+    <w:link w:val="FooterChar"/>
+    <w:uiPriority w:val="99"/>
+    <w:unhideWhenUsed/>
+    <w:rsid w:val="001B536A"/>
+    <w:pPr>
+      <w:tabs>
+        <w:tab w:val="center" w:pos="4680"/>
+        <w:tab w:val="right" w:pos="9360"/>
+      </w:tabs>
+    </w:pPr>
+  </w:style>
+  <w:style w:type="character" w:customStyle="1" w:styleId="FooterChar">
+    <w:name w:val="Footer Char"/>
+    <w:basedOn w:val="DefaultParagraphFont"/>
+    <w:link w:val="Footer"/>
+    <w:uiPriority w:val="99"/>
+    <w:rsid w:val="001B536A"/>
+  </w:style>
 </w:styles>
+</file>
+
+<file path=word/theme/theme1.xml><?xml version="1.0" encoding="utf-8"?>
+<a:theme xmlns:a="http://schemas.openxmlformats.org/drawingml/2006/main" name="Office Theme">
+  <a:themeElements>
+    <a:clrScheme name="Office">
+      <a:dk1>
+        <a:sysClr val="windowText" lastClr="000000"/>
+      </a:dk1>
+      <a:lt1>
+        <a:sysClr val="window" lastClr="FFFFFF"/>
+      </a:lt1>
+      <a:dk2>
+        <a:srgbClr val="44546A"/>
+      </a:dk2>
+      <a:lt2>
+        <a:srgbClr val="E7E6E6"/>
+      </a:lt2>
+      <a:accent1>
+        <a:srgbClr val="4472C4"/>
+      </a:accent1>
+      <a:accent2>
+        <a:srgbClr val="ED7D31"/>
+      </a:accent2>
+      <a:accent3>
+        <a:srgbClr val="A5A5A5"/>
+      </a:accent3>
+      <a:accent4>
+        <a:srgbClr val="FFC000"/>
+      </a:accent4>
+      <a:accent5>
+        <a:srgbClr val="5B9BD5"/>
+      </a:accent5>
+      <a:accent6>
+        <a:srgbClr val="70AD47"/>
+      </a:accent6>
+      <a:hlink>
+        <a:srgbClr val="0563C1"/>
+      </a:hlink>
+      <a:folHlink>
+        <a:srgbClr val="954F72"/>
+      </a:folHlink>
+    </a:clrScheme>
+    <a:fontScheme name="Office">
+      <a:majorFont>
+        <a:latin typeface="Calibri Light" panose="020F0302020204030204"/>
+        <a:ea typeface=""/>
+        <a:cs typeface=""/>
+        <a:font script="Jpan" typeface="游ゴシック Light"/>
+        <a:font script="Hang" typeface="맑은 고딕"/>
+        <a:font script="Hans" typeface="等线 Light"/>
+        <a:font script="Hant" typeface="新細明體"/>
+        <a:font script="Arab" typeface="Times New Roman"/>
+        <a:font script="Hebr" typeface="Times New Roman"/>
+        <a:font script="Thai" typeface="Angsana New"/>
+        <a:font script="Ethi" typeface="Nyala"/>
+        <a:font script="Beng" typeface="Vrinda"/>
+        <a:font script="Gujr" typeface="Shruti"/>
+        <a:font script="Khmr" typeface="MoolBoran"/>
+        <a:font script="Knda" typeface="Tunga"/>
+        <a:font script="Guru" typeface="Raavi"/>
+        <a:font script="Cans" typeface="Euphemia"/>
+        <a:font script="Cher" typeface="Plantagenet Cherokee"/>
+        <a:font script="Yiii" typeface="Microsoft Yi Baiti"/>
+        <a:font script="Tibt" typeface="Microsoft Himalaya"/>
+        <a:font script="Thaa" typeface="MV Boli"/>
+        <a:font script="Deva" typeface="Mangal"/>
+        <a:font script="Telu" typeface="Gautami"/>
+        <a:font script="Taml" typeface="Latha"/>
+        <a:font script="Syrc" typeface="Estrangelo Edessa"/>
+        <a:font script="Orya" typeface="Kalinga"/>
+        <a:font script="Mlym" typeface="Kartika"/>
+        <a:font script="Laoo" typeface="DokChampa"/>
+        <a:font script="Sinh" typeface="Iskoola Pota"/>
+        <a:font script="Mong" typeface="Mongolian Baiti"/>
+        <a:font script="Viet" typeface="Times New Roman"/>
+        <a:font script="Uigh" typeface="Microsoft Uighur"/>
+        <a:font script="Geor" typeface="Sylfaen"/>
+        <a:font script="Armn" typeface="Arial"/>
+        <a:font script="Bugi" typeface="Leelawadee UI"/>
+        <a:font script="Bopo" typeface="Microsoft JhengHei"/>
+        <a:font script="Java" typeface="Javanese Text"/>
+        <a:font script="Lisu" typeface="Segoe UI"/>
+        <a:font script="Mymr" typeface="Myanmar Text"/>
+        <a:font script="Nkoo" typeface="Ebrima"/>
+        <a:font script="Olck" typeface="Nirmala UI"/>
+        <a:font script="Osma" typeface="Ebrima"/>
+        <a:font script="Phag" typeface="Phagspa"/>
+        <a:font script="Syrn" typeface="Estrangelo Edessa"/>
+        <a:font script="Syrj" typeface="Estrangelo Edessa"/>
+        <a:font script="Syre" typeface="Estrangelo Edessa"/>
+        <a:font script="Sora" typeface="Nirmala UI"/>
+        <a:font script="Tale" typeface="Microsoft Tai Le"/>
+        <a:font script="Talu" typeface="Microsoft New Tai Lue"/>
+        <a:font script="Tfng" typeface="Ebrima"/>
+      </a:majorFont>
+      <a:minorFont>
+        <a:latin typeface="Calibri" panose="020F0502020204030204"/>
+        <a:ea typeface=""/>
+        <a:cs typeface=""/>
+        <a:font script="Jpan" typeface="游明朝"/>
+        <a:font script="Hang" typeface="맑은 고딕"/>
+        <a:font script="Hans" typeface="等线"/>
+        <a:font script="Hant" typeface="新細明體"/>
+        <a:font script="Arab" typeface="Arial"/>
+        <a:font script="Hebr" typeface="Arial"/>
+        <a:font script="Thai" typeface="Cordia New"/>
+        <a:font script="Ethi" typeface="Nyala"/>
+        <a:font script="Beng" typeface="Vrinda"/>
+        <a:font script="Gujr" typeface="Shruti"/>
+        <a:font script="Khmr" typeface="DaunPenh"/>
+        <a:font script="Knda" typeface="Tunga"/>
+        <a:font script="Guru" typeface="Raavi"/>
+        <a:font script="Cans" typeface="Euphemia"/>
+        <a:font script="Cher" typeface="Plantagenet Cherokee"/>
+        <a:font script="Yiii" typeface="Microsoft Yi Baiti"/>
+        <a:font script="Tibt" typeface="Microsoft Himalaya"/>
+        <a:font script="Thaa" typeface="MV Boli"/>
+        <a:font script="Deva" typeface="Mangal"/>
+        <a:font script="Telu" typeface="Gautami"/>
+        <a:font script="Taml" typeface="Latha"/>
+        <a:font script="Syrc" typeface="Estrangelo Edessa"/>
+        <a:font script="Orya" typeface="Kalinga"/>
+        <a:font script="Mlym" typeface="Kartika"/>
+        <a:font script="Laoo" typeface="DokChampa"/>
+        <a:font script="Sinh" typeface="Iskoola Pota"/>
+        <a:font script="Mong" typeface="Mongolian Baiti"/>
+        <a:font script="Viet" typeface="Arial"/>
+        <a:font script="Uigh" typeface="Microsoft Uighur"/>
+        <a:font script="Geor" typeface="Sylfaen"/>
+        <a:font script="Armn" typeface="Arial"/>
+        <a:font script="Bugi" typeface="Leelawadee UI"/>
+        <a:font script="Bopo" typeface="Microsoft JhengHei"/>
+        <a:font script="Java" typeface="Javanese Text"/>
+        <a:font script="Lisu" typeface="Segoe UI"/>
+        <a:font script="Mymr" typeface="Myanmar Text"/>
+        <a:font script="Nkoo" typeface="Ebrima"/>
+        <a:font script="Olck" typeface="Nirmala UI"/>
+        <a:font script="Osma" typeface="Ebrima"/>
+        <a:font script="Phag" typeface="Phagspa"/>
+        <a:font script="Syrn" typeface="Estrangelo Edessa"/>
+        <a:font script="Syrj" typeface="Estrangelo Edessa"/>
+        <a:font script="Syre" typeface="Estrangelo Edessa"/>
+        <a:font script="Sora" typeface="Nirmala UI"/>
+        <a:font script="Tale" typeface="Microsoft Tai Le"/>
+        <a:font script="Talu" typeface="Microsoft New Tai Lue"/>
+        <a:font script="Tfng" typeface="Ebrima"/>
+      </a:minorFont>
+    </a:fontScheme>
+    <a:fmtScheme name="Office">
+      <a:fillStyleLst>
+        <a:solidFill>
+          <a:schemeClr val="phClr"/>
+        </a:solidFill>
+        <a:gradFill rotWithShape="1">
+          <a:gsLst>
+            <a:gs pos="0">
+              <a:schemeClr val="phClr">
+                <a:lumMod val="110000"/>
+                <a:satMod val="105000"/>
+                <a:tint val="67000"/>
+              </a:schemeClr>
+            </a:gs>
+            <a:gs pos="50000">
+              <a:schemeClr val="phClr">
+                <a:lumMod val="105000"/>
+                <a:satMod val="103000"/>
+                <a:tint val="73000"/>
+              </a:schemeClr>
+            </a:gs>
+            <a:gs pos="100000">
+              <a:schemeClr val="phClr">
+                <a:lumMod val="105000"/>
+                <a:satMod val="109000"/>
+                <a:tint val="81000"/>
+              </a:schemeClr>
+            </a:gs>
+          </a:gsLst>
+          <a:lin ang="5400000" scaled="0"/>
+        </a:gradFill>
+        <a:gradFill rotWithShape="1">
+          <a:gsLst>
+            <a:gs pos="0">
+              <a:schemeClr val="phClr">
+                <a:satMod val="103000"/>
+                <a:lumMod val="102000"/>
+                <a:tint val="94000"/>
+              </a:schemeClr>
+            </a:gs>
+            <a:gs pos="50000">
+              <a:schemeClr val="phClr">
+                <a:satMod val="110000"/>
+                <a:lumMod val="100000"/>
+                <a:shade val="100000"/>
+              </a:schemeClr>
+            </a:gs>
+            <a:gs pos="100000">
+              <a:schemeClr val="phClr">
+                <a:lumMod val="99000"/>
+                <a:satMod val="120000"/>
+                <a:shade val="78000"/>
+              </a:schemeClr>
+            </a:gs>
+          </a:gsLst>
+          <a:lin ang="5400000" scaled="0"/>
+        </a:gradFill>
+      </a:fillStyleLst>
+      <a:lnStyleLst>
+        <a:ln w="6350" cap="flat" cmpd="sng" algn="ctr">
+          <a:solidFill>
+            <a:schemeClr val="phClr"/>
+          </a:solidFill>
+          <a:prstDash val="solid"/>
+          <a:miter lim="800000"/>
+        </a:ln>
+        <a:ln w="12700" cap="flat" cmpd="sng" algn="ctr">
+          <a:solidFill>
+            <a:schemeClr val="phClr"/>
+          </a:solidFill>
+          <a:prstDash val="solid"/>
+          <a:miter lim="800000"/>
+        </a:ln>
+        <a:ln w="19050" cap="flat" cmpd="sng" algn="ctr">
+          <a:solidFill>
+            <a:schemeClr val="phClr"/>
+          </a:solidFill>
+          <a:prstDash val="solid"/>
+          <a:miter lim="800000"/>
+        </a:ln>
+      </a:lnStyleLst>
+      <a:effectStyleLst>
+        <a:effectStyle>
+          <a:effectLst/>
+        </a:effectStyle>
+        <a:effectStyle>
+          <a:effectLst/>
+        </a:effectStyle>
+        <a:effectStyle>
+          <a:effectLst>
+            <a:outerShdw blurRad="57150" dist="19050" dir="5400000" algn="ctr" rotWithShape="0">
+              <a:srgbClr val="000000">
+                <a:alpha val="63000"/>
+              </a:srgbClr>
+            </a:outerShdw>
+          </a:effectLst>
+        </a:effectStyle>
+      </a:effectStyleLst>
+      <a:bgFillStyleLst>
+        <a:solidFill>
+          <a:schemeClr val="phClr"/>
+        </a:solidFill>
+        <a:solidFill>
+          <a:schemeClr val="phClr">
+            <a:tint val="95000"/>
+            <a:satMod val="170000"/>
+          </a:schemeClr>
+        </a:solidFill>
+        <a:gradFill rotWithShape="1">
+          <a:gsLst>
+            <a:gs pos="0">
+              <a:schemeClr val="phClr">
+                <a:tint val="93000"/>
+                <a:satMod val="150000"/>
+                <a:shade val="98000"/>
+                <a:lumMod val="102000"/>
+              </a:schemeClr>
+            </a:gs>
+            <a:gs pos="50000">
+              <a:schemeClr val="phClr">
+                <a:tint val="98000"/>
+                <a:satMod val="130000"/>
+                <a:shade val="90000"/>
+                <a:lumMod val="103000"/>
+              </a:schemeClr>
+            </a:gs>
+            <a:gs pos="100000">
+              <a:schemeClr val="phClr">
+                <a:shade val="63000"/>
+                <a:satMod val="120000"/>
+              </a:schemeClr>
+            </a:gs>
+          </a:gsLst>
+          <a:lin ang="5400000" scaled="0"/>
+        </a:gradFill>
+      </a:bgFillStyleLst>
+    </a:fmtScheme>
+  </a:themeElements>
+  <a:objectDefaults/>
+  <a:extraClrSchemeLst/>
+  <a:extLst>
+    <a:ext uri="{05A4C25C-085E-4340-85A3-A5531E510DB2}">
+      <thm15:themeFamily xmlns:thm15="http://schemas.microsoft.com/office/thememl/2012/main" name="Office Theme" id="{62F939B6-93AF-4DB8-9C6B-D6C7DFDC589F}" vid="{4A3C46E8-61CC-4603-A589-7422A47A8E4A}"/>
+    </a:ext>
+  </a:extLst>
+</a:theme>
 </file>
--- a/tools/Netcat_NC/File Transfer And Communication_Project/FileTransfer_Communication_Project.docx
+++ b/tools/Netcat_NC/File Transfer And Communication_Project/FileTransfer_Communication_Project.docx
@@ -763,14 +763,6 @@
             <w:vAlign w:val="center"/>
           </w:tcPr>
           <w:p>
-            <w:r>
-              <w:rPr>
-                <w:color w:val="262626"/>
-                <w:sz w:val="19"/>
-                <w:szCs w:val="19"/>
-              </w:rPr>
-              <w:t xml:space="preserve">GNU </w:t>
-            </w:r>
             <w:proofErr w:type="spellStart"/>
             <w:r>
               <w:rPr>

--- a/tools/Netcat_NC/File Transfer And Communication_Project/FileTransfer_Communication_Project.docx
+++ b/tools/Netcat_NC/File Transfer And Communication_Project/FileTransfer_Communication_Project.docx
@@ -27,7 +27,6 @@
         <w:spacing w:before="260" w:after="100"/>
         <w:jc w:val="center"/>
       </w:pPr>
-      <w:proofErr w:type="spellStart"/>
       <w:r>
         <w:rPr>
           <w:b/>
@@ -36,18 +35,7 @@
           <w:sz w:val="60"/>
           <w:szCs w:val="60"/>
         </w:rPr>
-        <w:t>Netcat</w:t>
-      </w:r>
-      <w:proofErr w:type="spellEnd"/>
-      <w:r>
-        <w:rPr>
-          <w:b/>
-          <w:bCs/>
-          <w:color w:val="000000"/>
-          <w:sz w:val="60"/>
-          <w:szCs w:val="60"/>
-        </w:rPr>
-        <w:t xml:space="preserve"> (nc)</w:t>
+        <w:t>Netcat (nc)</w:t>
       </w:r>
     </w:p>
     <w:p>
@@ -79,29 +67,7 @@
           <w:sz w:val="21"/>
           <w:szCs w:val="21"/>
         </w:rPr>
-        <w:t xml:space="preserve">Hands-on lab practicals using </w:t>
-      </w:r>
-      <w:proofErr w:type="spellStart"/>
-      <w:r>
-        <w:rPr>
-          <w:i/>
-          <w:iCs/>
-          <w:color w:val="4D4D4D"/>
-          <w:sz w:val="21"/>
-          <w:szCs w:val="21"/>
-        </w:rPr>
-        <w:t>Netcat</w:t>
-      </w:r>
-      <w:proofErr w:type="spellEnd"/>
-      <w:r>
-        <w:rPr>
-          <w:i/>
-          <w:iCs/>
-          <w:color w:val="4D4D4D"/>
-          <w:sz w:val="21"/>
-          <w:szCs w:val="21"/>
-        </w:rPr>
-        <w:t xml:space="preserve"> between a Kali Linux attacker VM and a Metasploitable2 target VM, run over a private VirtualBox host-only network.</w:t>
+        <w:t>Hands-on lab practicals using Netcat between a Kali Linux attacker VM and a Metasploitable2 target VM, run over a private VirtualBox host-only network.</w:t>
       </w:r>
     </w:p>
     <w:p>
@@ -226,18 +192,8 @@
           <w:sz w:val="22"/>
           <w:szCs w:val="22"/>
         </w:rPr>
-        <w:t xml:space="preserve">1.  File Transfer with </w:t>
-      </w:r>
-      <w:proofErr w:type="spellStart"/>
-      <w:r>
-        <w:rPr>
-          <w:color w:val="262626"/>
-          <w:sz w:val="22"/>
-          <w:szCs w:val="22"/>
-        </w:rPr>
-        <w:t>Netcat</w:t>
-      </w:r>
-      <w:proofErr w:type="spellEnd"/>
+        <w:t>1.  File Transfer with Netcat</w:t>
+      </w:r>
       <w:r>
         <w:rPr>
           <w:b/>
@@ -263,18 +219,8 @@
           <w:sz w:val="22"/>
           <w:szCs w:val="22"/>
         </w:rPr>
-        <w:t xml:space="preserve">2.  Two-Way Communication (Chat) with </w:t>
-      </w:r>
-      <w:proofErr w:type="spellStart"/>
-      <w:r>
-        <w:rPr>
-          <w:color w:val="262626"/>
-          <w:sz w:val="22"/>
-          <w:szCs w:val="22"/>
-        </w:rPr>
-        <w:t>Netcat</w:t>
-      </w:r>
-      <w:proofErr w:type="spellEnd"/>
+        <w:t>2.  Two-Way Communication (Chat) with Netcat</w:t>
+      </w:r>
       <w:r>
         <w:rPr>
           <w:b/>
@@ -349,72 +295,26 @@
       <w:pPr>
         <w:spacing w:after="160" w:line="300" w:lineRule="auto"/>
       </w:pPr>
-      <w:proofErr w:type="spellStart"/>
       <w:r>
         <w:rPr>
           <w:color w:val="262626"/>
           <w:sz w:val="21"/>
           <w:szCs w:val="21"/>
         </w:rPr>
-        <w:t>Netcat</w:t>
-      </w:r>
-      <w:proofErr w:type="spellEnd"/>
+        <w:t>Netcat (nc) is a lightweight command-line networking utility often described as the "TCP/IP Swiss Army knife." It reads and writes data across network connections using TCP or UDP, which makes it useful for banner grabbing, port scanning, file transfer, and building simple client/server communication channels.</w:t>
+      </w:r>
+    </w:p>
+    <w:p>
+      <w:pPr>
+        <w:spacing w:after="160" w:line="300" w:lineRule="auto"/>
+      </w:pPr>
       <w:r>
         <w:rPr>
           <w:color w:val="262626"/>
           <w:sz w:val="21"/>
           <w:szCs w:val="21"/>
         </w:rPr>
-        <w:t xml:space="preserve"> (nc) is a lightweight command-line networking utility often described as the "TCP/IP Swiss Army knife." It reads and writes data across network connections using TCP or UDP, which makes it useful for banner grabbing, port scanning, file transfer, and building simple client/server communication channels.</w:t>
-      </w:r>
-    </w:p>
-    <w:p>
-      <w:pPr>
-        <w:spacing w:after="160" w:line="300" w:lineRule="auto"/>
-      </w:pPr>
-      <w:r>
-        <w:rPr>
-          <w:color w:val="262626"/>
-          <w:sz w:val="21"/>
-          <w:szCs w:val="21"/>
-        </w:rPr>
-        <w:t xml:space="preserve">This module documents two beginner practicals carried out across two virtual machines on the same VirtualBox host-only network: a Metasploitable2 VM acting as one endpoint (192.168.56.102) and a Kali Linux VM acting as the other endpoint (192.168.56.101). The goal was to understand </w:t>
-      </w:r>
-      <w:proofErr w:type="spellStart"/>
-      <w:r>
-        <w:rPr>
-          <w:color w:val="262626"/>
-          <w:sz w:val="21"/>
-          <w:szCs w:val="21"/>
-        </w:rPr>
-        <w:t>Netcat's</w:t>
-      </w:r>
-      <w:proofErr w:type="spellEnd"/>
-      <w:r>
-        <w:rPr>
-          <w:color w:val="262626"/>
-          <w:sz w:val="21"/>
-          <w:szCs w:val="21"/>
-        </w:rPr>
-        <w:t xml:space="preserve"> listener/client model (-l to listen, and a plain nc &lt;</w:t>
-      </w:r>
-      <w:proofErr w:type="spellStart"/>
-      <w:r>
-        <w:rPr>
-          <w:color w:val="262626"/>
-          <w:sz w:val="21"/>
-          <w:szCs w:val="21"/>
-        </w:rPr>
-        <w:t>ip</w:t>
-      </w:r>
-      <w:proofErr w:type="spellEnd"/>
-      <w:r>
-        <w:rPr>
-          <w:color w:val="262626"/>
-          <w:sz w:val="21"/>
-          <w:szCs w:val="21"/>
-        </w:rPr>
-        <w:t>&gt; &lt;port&gt; to connect) before moving on to more advanced uses such as reverse shells and port scanning in later modules.</w:t>
+        <w:t>This module documents two beginner practicals carried out across two virtual machines on the same VirtualBox host-only network: a Metasploitable2 VM acting as one endpoint (192.168.56.102) and a Kali Linux VM acting as the other endpoint (192.168.56.101). The goal was to understand Netcat's listener/client model (-l to listen, and a plain nc &lt;ip&gt; &lt;port&gt; to connect) before moving on to more advanced uses such as reverse shells and port scanning in later modules.</w:t>
       </w:r>
     </w:p>
     <w:tbl>
@@ -763,23 +663,13 @@
             <w:vAlign w:val="center"/>
           </w:tcPr>
           <w:p>
-            <w:proofErr w:type="spellStart"/>
             <w:r>
               <w:rPr>
                 <w:color w:val="262626"/>
                 <w:sz w:val="19"/>
                 <w:szCs w:val="19"/>
               </w:rPr>
-              <w:t>Netcat</w:t>
-            </w:r>
-            <w:proofErr w:type="spellEnd"/>
-            <w:r>
-              <w:rPr>
-                <w:color w:val="262626"/>
-                <w:sz w:val="19"/>
-                <w:szCs w:val="19"/>
-              </w:rPr>
-              <w:t xml:space="preserve"> (nc)</w:t>
+              <w:t>Netcat (nc)</w:t>
             </w:r>
           </w:p>
         </w:tc>
@@ -805,40 +695,20 @@
           <w:color w:val="000000"/>
         </w:rPr>
         <w:lastRenderedPageBreak/>
-        <w:t xml:space="preserve">1. File Transfer with </w:t>
-      </w:r>
-      <w:proofErr w:type="spellStart"/>
-      <w:r>
-        <w:rPr>
-          <w:b/>
-          <w:bCs/>
-          <w:color w:val="000000"/>
-        </w:rPr>
-        <w:t>Netcat</w:t>
-      </w:r>
-      <w:proofErr w:type="spellEnd"/>
+        <w:t>1. File Transfer with Netcat</w:t>
+      </w:r>
     </w:p>
     <w:p>
       <w:pPr>
         <w:spacing w:after="160" w:line="300" w:lineRule="auto"/>
       </w:pPr>
-      <w:proofErr w:type="spellStart"/>
       <w:r>
         <w:rPr>
           <w:color w:val="262626"/>
           <w:sz w:val="21"/>
           <w:szCs w:val="21"/>
         </w:rPr>
-        <w:t>Netcat</w:t>
-      </w:r>
-      <w:proofErr w:type="spellEnd"/>
-      <w:r>
-        <w:rPr>
-          <w:color w:val="262626"/>
-          <w:sz w:val="21"/>
-          <w:szCs w:val="21"/>
-        </w:rPr>
-        <w:t xml:space="preserve"> can move a file between two hosts with no dedicated file-transfer protocol: one side listens and redirects the incoming stream into a file, and the other side connects and feeds a file into the stream. This practical sent a text file from the Kali VM to the Metasploitable2 VM over port 4444.</w:t>
+        <w:t>Netcat can move a file between two hosts with no dedicated file-transfer protocol: one side listens and redirects the incoming stream into a file, and the other side connects and feeds a file into the stream. This practical sent a text file from the Kali VM to the Metasploitable2 VM over port 4444.</w:t>
       </w:r>
     </w:p>
     <w:tbl>
@@ -958,27 +828,7 @@
                 <w:sz w:val="19"/>
                 <w:szCs w:val="19"/>
               </w:rPr>
-              <w:t>$ nc -</w:t>
-            </w:r>
-            <w:proofErr w:type="spellStart"/>
-            <w:r>
-              <w:rPr>
-                <w:rFonts w:ascii="Consolas" w:eastAsia="Consolas" w:hAnsi="Consolas" w:cs="Consolas"/>
-                <w:color w:val="E8E8E8"/>
-                <w:sz w:val="19"/>
-                <w:szCs w:val="19"/>
-              </w:rPr>
-              <w:t>lvp</w:t>
-            </w:r>
-            <w:proofErr w:type="spellEnd"/>
-            <w:r>
-              <w:rPr>
-                <w:rFonts w:ascii="Consolas" w:eastAsia="Consolas" w:hAnsi="Consolas" w:cs="Consolas"/>
-                <w:color w:val="E8E8E8"/>
-                <w:sz w:val="19"/>
-                <w:szCs w:val="19"/>
-              </w:rPr>
-              <w:t xml:space="preserve"> 4444 &gt;receiveed.txt</w:t>
+              <w:t>$ nc -lvp 4444 &gt;receiveed.txt</w:t>
             </w:r>
           </w:p>
           <w:p>
@@ -1043,92 +893,36 @@
           <w:sz w:val="21"/>
           <w:szCs w:val="21"/>
         </w:rPr>
-        <w:t>The receiving side is set up first: nc -</w:t>
-      </w:r>
-      <w:proofErr w:type="spellStart"/>
+        <w:t>The receiving side is set up first: nc -lvp 4444 tells Netcat to listen (-l), print connection details verbosely (-v), stay on port 4444 (-p 4444), and the shell redirection &gt;receiveed.txt writes anything received on that socket straight into a file instead of the screen. The sending side is a plain client connection, nc &lt;target-ip&gt; &lt;port&gt;, with &lt;send.txt redirecting the local file's contents into the socket as the payload.</w:t>
+      </w:r>
+    </w:p>
+    <w:p>
+      <w:pPr>
+        <w:spacing w:after="160" w:line="300" w:lineRule="auto"/>
+      </w:pPr>
       <w:r>
         <w:rPr>
           <w:color w:val="262626"/>
           <w:sz w:val="21"/>
           <w:szCs w:val="21"/>
         </w:rPr>
-        <w:t>lvp</w:t>
-      </w:r>
-      <w:proofErr w:type="spellEnd"/>
+        <w:t>As soon as the client connects, Netcat has no built-in concept of "end of file" for a transfer</w:t>
+      </w:r>
       <w:r>
         <w:rPr>
           <w:color w:val="262626"/>
           <w:sz w:val="21"/>
           <w:szCs w:val="21"/>
         </w:rPr>
-        <w:t xml:space="preserve"> 4444 tells </w:t>
-      </w:r>
-      <w:proofErr w:type="spellStart"/>
+        <w:t>. I</w:t>
+      </w:r>
       <w:r>
         <w:rPr>
           <w:color w:val="262626"/>
           <w:sz w:val="21"/>
           <w:szCs w:val="21"/>
         </w:rPr>
-        <w:t>Netcat</w:t>
-      </w:r>
-      <w:proofErr w:type="spellEnd"/>
-      <w:r>
-        <w:rPr>
-          <w:color w:val="262626"/>
-          <w:sz w:val="21"/>
-          <w:szCs w:val="21"/>
-        </w:rPr>
-        <w:t xml:space="preserve"> to listen (-l), print connection details verbosely (-v), stay on port 4444 (-p 4444), and the shell redirection &gt;receiveed.txt writes anything received on that socket straight into a file instead of the screen. The sending side is a plain client connection, nc &lt;target-</w:t>
-      </w:r>
-      <w:proofErr w:type="spellStart"/>
-      <w:r>
-        <w:rPr>
-          <w:color w:val="262626"/>
-          <w:sz w:val="21"/>
-          <w:szCs w:val="21"/>
-        </w:rPr>
-        <w:t>ip</w:t>
-      </w:r>
-      <w:proofErr w:type="spellEnd"/>
-      <w:r>
-        <w:rPr>
-          <w:color w:val="262626"/>
-          <w:sz w:val="21"/>
-          <w:szCs w:val="21"/>
-        </w:rPr>
-        <w:t>&gt; &lt;port&gt;, with &lt;send.txt redirecting the local file's contents into the socket as the payload.</w:t>
-      </w:r>
-    </w:p>
-    <w:p>
-      <w:pPr>
-        <w:spacing w:after="160" w:line="300" w:lineRule="auto"/>
-      </w:pPr>
-      <w:r>
-        <w:rPr>
-          <w:color w:val="262626"/>
-          <w:sz w:val="21"/>
-          <w:szCs w:val="21"/>
-        </w:rPr>
-        <w:t xml:space="preserve">As soon as the client connects, </w:t>
-      </w:r>
-      <w:proofErr w:type="spellStart"/>
-      <w:r>
-        <w:rPr>
-          <w:color w:val="262626"/>
-          <w:sz w:val="21"/>
-          <w:szCs w:val="21"/>
-        </w:rPr>
-        <w:t>Netcat</w:t>
-      </w:r>
-      <w:proofErr w:type="spellEnd"/>
-      <w:r>
-        <w:rPr>
-          <w:color w:val="262626"/>
-          <w:sz w:val="21"/>
-          <w:szCs w:val="21"/>
-        </w:rPr>
-        <w:t xml:space="preserve"> has no built-in concept of "end of file" for a transfer — it simply streams bytes until the input (or the connection) ends, which is why this pattern works for arbitrarily large files as well as small text files. On the listener side, the terminal reported an inverse (reverse-DNS) host lookup failure for the connecting address; this is expected in an isolated lab network with no DNS server and does not affect the transfer.</w:t>
+        <w:t>t simply streams bytes until the input (or the connection) ends, which is why this pattern works for arbitrarily large files as well as small text files. On the listener side, the terminal reported an inverse (reverse-DNS) host lookup failure for the connecting address; this is expected in an isolated lab network with no DNS server and does not affect the transfer.</w:t>
       </w:r>
     </w:p>
     <w:p>
@@ -1193,29 +987,7 @@
           <w:sz w:val="18"/>
           <w:szCs w:val="18"/>
         </w:rPr>
-        <w:t xml:space="preserve">Figure 1 — Kali sending send.txt to the Metasploitable2 listener on port 4444; the received file is verified with </w:t>
-      </w:r>
-      <w:proofErr w:type="spellStart"/>
-      <w:r>
-        <w:rPr>
-          <w:i/>
-          <w:iCs/>
-          <w:color w:val="4D4D4D"/>
-          <w:sz w:val="18"/>
-          <w:szCs w:val="18"/>
-        </w:rPr>
-        <w:t>dir</w:t>
-      </w:r>
-      <w:proofErr w:type="spellEnd"/>
-      <w:r>
-        <w:rPr>
-          <w:i/>
-          <w:iCs/>
-          <w:color w:val="4D4D4D"/>
-          <w:sz w:val="18"/>
-          <w:szCs w:val="18"/>
-        </w:rPr>
-        <w:t xml:space="preserve"> and cat on the target.</w:t>
+        <w:t>Figure 1 — Kali sending send.txt to the Metasploitable2 listener on port 4444; the received file is verified with dir and cat on the target.</w:t>
       </w:r>
     </w:p>
     <w:tbl>
@@ -1403,25 +1175,7 @@
                 <w:sz w:val="19"/>
                 <w:szCs w:val="19"/>
               </w:rPr>
-              <w:t>nc -</w:t>
-            </w:r>
-            <w:proofErr w:type="spellStart"/>
-            <w:r>
-              <w:rPr>
-                <w:color w:val="262626"/>
-                <w:sz w:val="19"/>
-                <w:szCs w:val="19"/>
-              </w:rPr>
-              <w:t>lvp</w:t>
-            </w:r>
-            <w:proofErr w:type="spellEnd"/>
-            <w:r>
-              <w:rPr>
-                <w:color w:val="262626"/>
-                <w:sz w:val="19"/>
-                <w:szCs w:val="19"/>
-              </w:rPr>
-              <w:t xml:space="preserve"> 4444 &gt;receiveed.txt (Metasploitable2)</w:t>
+              <w:t>nc -lvp 4444 &gt;receiveed.txt (Metasploitable2)</w:t>
             </w:r>
           </w:p>
         </w:tc>
@@ -1639,23 +1393,13 @@
             <w:vAlign w:val="center"/>
           </w:tcPr>
           <w:p>
-            <w:proofErr w:type="spellStart"/>
             <w:r>
               <w:rPr>
                 <w:color w:val="262626"/>
                 <w:sz w:val="19"/>
                 <w:szCs w:val="19"/>
               </w:rPr>
-              <w:t>dir</w:t>
-            </w:r>
-            <w:proofErr w:type="spellEnd"/>
-            <w:r>
-              <w:rPr>
-                <w:color w:val="262626"/>
-                <w:sz w:val="19"/>
-                <w:szCs w:val="19"/>
-              </w:rPr>
-              <w:t xml:space="preserve"> listed the new file; cat receiveed.txt confirmed its contents</w:t>
+              <w:t>dir listed the new file; cat receiveed.txt confirmed its contents</w:t>
             </w:r>
           </w:p>
         </w:tc>
@@ -1708,35 +1452,19 @@
               <w:rPr>
                 <w:color w:val="1A1A1A"/>
               </w:rPr>
-              <w:t xml:space="preserve">I mistyped the output filename as receiveed.txt (double "e") in the listener command, and the transfer still completed without error — </w:t>
-            </w:r>
-            <w:proofErr w:type="spellStart"/>
+              <w:t>I mistyped the output filename as receiveed.txt (double "e") in the listener command, and the transfer still completed without error — Netcat doesn't validate filenames, it just writes to whatever path the shell redirection gives it. I noticed the listener never terminates on its own after the file is fully received</w:t>
+            </w:r>
             <w:r>
               <w:rPr>
                 <w:color w:val="1A1A1A"/>
               </w:rPr>
-              <w:t>Netcat</w:t>
-            </w:r>
-            <w:proofErr w:type="spellEnd"/>
+              <w:t xml:space="preserve"> instead</w:t>
+            </w:r>
             <w:r>
               <w:rPr>
                 <w:color w:val="1A1A1A"/>
               </w:rPr>
-              <w:t xml:space="preserve"> doesn't validate filenames, it just writes to whatever path the shell redirection gives it. In a real engagement this is a good reminder to double-check output filenames before starting the listener, since a typo won't fail loudly; it will just quietly create a differently-named file. I also noticed the listener never terminates on its own after the file is fully received — I had to confirm completion by checking the file and then close the listener with </w:t>
-            </w:r>
-            <w:proofErr w:type="spellStart"/>
-            <w:r>
-              <w:rPr>
-                <w:color w:val="1A1A1A"/>
-              </w:rPr>
-              <w:t>Ctrl+C</w:t>
-            </w:r>
-            <w:proofErr w:type="spellEnd"/>
-            <w:r>
-              <w:rPr>
-                <w:color w:val="1A1A1A"/>
-              </w:rPr>
-              <w:t>.</w:t>
+              <w:t xml:space="preserve"> I had to confirm completion by checking the file and then close the listener with Ctrl+C.</w:t>
             </w:r>
           </w:p>
         </w:tc>
@@ -1762,18 +1490,8 @@
           <w:color w:val="000000"/>
         </w:rPr>
         <w:lastRenderedPageBreak/>
-        <w:t xml:space="preserve">2. Two-Way Communication (Chat) with </w:t>
-      </w:r>
-      <w:proofErr w:type="spellStart"/>
-      <w:r>
-        <w:rPr>
-          <w:b/>
-          <w:bCs/>
-          <w:color w:val="000000"/>
-        </w:rPr>
-        <w:t>Netcat</w:t>
-      </w:r>
-      <w:proofErr w:type="spellEnd"/>
+        <w:t>2. Two-Way Communication (Chat) with Netcat</w:t>
+      </w:r>
     </w:p>
     <w:p>
       <w:pPr>
@@ -1785,25 +1503,7 @@
           <w:sz w:val="21"/>
           <w:szCs w:val="21"/>
         </w:rPr>
-        <w:t xml:space="preserve">Beyond files, a plain </w:t>
-      </w:r>
-      <w:proofErr w:type="spellStart"/>
-      <w:r>
-        <w:rPr>
-          <w:color w:val="262626"/>
-          <w:sz w:val="21"/>
-          <w:szCs w:val="21"/>
-        </w:rPr>
-        <w:t>Netcat</w:t>
-      </w:r>
-      <w:proofErr w:type="spellEnd"/>
-      <w:r>
-        <w:rPr>
-          <w:color w:val="262626"/>
-          <w:sz w:val="21"/>
-          <w:szCs w:val="21"/>
-        </w:rPr>
-        <w:t xml:space="preserve"> connection is just a raw TCP pipe, so typing text on either end sends it live to the other side. This practical set up a simple two-way chat between the Kali and Metasploitable2 VMs, with the listener role swapped to Kali this time.</w:t>
+        <w:t>Beyond files, a plain Netcat connection is just a raw TCP pipe, so typing text on either end sends it live to the other side. This practical set up a simple two-way chat between the Kali and Metasploitable2 VMs, with the listener role swapped to Kali this time.</w:t>
       </w:r>
     </w:p>
     <w:tbl>
@@ -1923,27 +1623,7 @@
                 <w:sz w:val="19"/>
                 <w:szCs w:val="19"/>
               </w:rPr>
-              <w:t>$ nc -n -</w:t>
-            </w:r>
-            <w:proofErr w:type="spellStart"/>
-            <w:r>
-              <w:rPr>
-                <w:rFonts w:ascii="Consolas" w:eastAsia="Consolas" w:hAnsi="Consolas" w:cs="Consolas"/>
-                <w:color w:val="E8E8E8"/>
-                <w:sz w:val="19"/>
-                <w:szCs w:val="19"/>
-              </w:rPr>
-              <w:t>lvp</w:t>
-            </w:r>
-            <w:proofErr w:type="spellEnd"/>
-            <w:r>
-              <w:rPr>
-                <w:rFonts w:ascii="Consolas" w:eastAsia="Consolas" w:hAnsi="Consolas" w:cs="Consolas"/>
-                <w:color w:val="E8E8E8"/>
-                <w:sz w:val="19"/>
-                <w:szCs w:val="19"/>
-              </w:rPr>
-              <w:t xml:space="preserve"> 4444</w:t>
+              <w:t>$ nc -n -lvp 4444</w:t>
             </w:r>
           </w:p>
           <w:p>
@@ -2008,92 +1688,20 @@
           <w:sz w:val="21"/>
           <w:szCs w:val="21"/>
         </w:rPr>
-        <w:t xml:space="preserve">Once the client connects, </w:t>
-      </w:r>
-      <w:proofErr w:type="spellStart"/>
+        <w:t>Once the client connects, Netcat keeps the TCP connection open in the foreground on both ends, and stdin/stdout are simply piped across the socket — so a full-duplex chat happens as soon as both sides start typing, with no extra chat protocol involved. This time the -n flag was added on the listener side, which tells Netcat to skip DNS/reverse-DNS resolution entirely; because the earlier file-transfer practical logged a host-lookup failure for the same reason, adding -n here suppressed that message and connected slightly faster.</w:t>
+      </w:r>
+    </w:p>
+    <w:p>
+      <w:pPr>
+        <w:spacing w:after="160" w:line="300" w:lineRule="auto"/>
+      </w:pPr>
       <w:r>
         <w:rPr>
           <w:color w:val="262626"/>
           <w:sz w:val="21"/>
           <w:szCs w:val="21"/>
         </w:rPr>
-        <w:t>Netcat</w:t>
-      </w:r>
-      <w:proofErr w:type="spellEnd"/>
-      <w:r>
-        <w:rPr>
-          <w:color w:val="262626"/>
-          <w:sz w:val="21"/>
-          <w:szCs w:val="21"/>
-        </w:rPr>
-        <w:t xml:space="preserve"> keeps the TCP connection open in the foreground on both ends, and stdin/</w:t>
-      </w:r>
-      <w:proofErr w:type="spellStart"/>
-      <w:r>
-        <w:rPr>
-          <w:color w:val="262626"/>
-          <w:sz w:val="21"/>
-          <w:szCs w:val="21"/>
-        </w:rPr>
-        <w:t>stdout</w:t>
-      </w:r>
-      <w:proofErr w:type="spellEnd"/>
-      <w:r>
-        <w:rPr>
-          <w:color w:val="262626"/>
-          <w:sz w:val="21"/>
-          <w:szCs w:val="21"/>
-        </w:rPr>
-        <w:t xml:space="preserve"> are simply piped across the socket — so a full-duplex chat happens as soon as both sides start typing, with no extra chat protocol involved. This time the -n flag was added on the listener side, which tells </w:t>
-      </w:r>
-      <w:proofErr w:type="spellStart"/>
-      <w:r>
-        <w:rPr>
-          <w:color w:val="262626"/>
-          <w:sz w:val="21"/>
-          <w:szCs w:val="21"/>
-        </w:rPr>
-        <w:t>Netcat</w:t>
-      </w:r>
-      <w:proofErr w:type="spellEnd"/>
-      <w:r>
-        <w:rPr>
-          <w:color w:val="262626"/>
-          <w:sz w:val="21"/>
-          <w:szCs w:val="21"/>
-        </w:rPr>
-        <w:t xml:space="preserve"> to skip DNS/reverse-DNS resolution entirely; because the earlier file-transfer practical logged a host-lookup failure for the same reason, adding -n here suppressed that message and connected slightly faster.</w:t>
-      </w:r>
-    </w:p>
-    <w:p>
-      <w:pPr>
-        <w:spacing w:after="160" w:line="300" w:lineRule="auto"/>
-      </w:pPr>
-      <w:r>
-        <w:rPr>
-          <w:color w:val="262626"/>
-          <w:sz w:val="21"/>
-          <w:szCs w:val="21"/>
-        </w:rPr>
-        <w:t xml:space="preserve">The conversation shown below ("Hi / Hello / How are you doing? / I am good / Yourself? / I am doing amazing, thanks for asking.") appears identically on both terminals in real time, which is the clearest demonstration that </w:t>
-      </w:r>
-      <w:proofErr w:type="spellStart"/>
-      <w:r>
-        <w:rPr>
-          <w:color w:val="262626"/>
-          <w:sz w:val="21"/>
-          <w:szCs w:val="21"/>
-        </w:rPr>
-        <w:t>Netcat</w:t>
-      </w:r>
-      <w:proofErr w:type="spellEnd"/>
-      <w:r>
-        <w:rPr>
-          <w:color w:val="262626"/>
-          <w:sz w:val="21"/>
-          <w:szCs w:val="21"/>
-        </w:rPr>
-        <w:t xml:space="preserve"> is not doing anything file- or protocol-specific here — it is only relaying raw bytes between two open sockets.</w:t>
+        <w:t>The conversation shown below ("Hi / Hello / How are you doing? / I am good / Yourself? / I am doing amazing, thanks for asking.") appears identically on both terminals in real time, which is the clearest demonstration that Netcat is not doing anything file- or protocol-specific here — it is only relaying raw bytes between two open sockets.</w:t>
       </w:r>
     </w:p>
     <w:p>
@@ -2158,29 +1766,7 @@
           <w:sz w:val="18"/>
           <w:szCs w:val="18"/>
         </w:rPr>
-        <w:t xml:space="preserve">Figure 2 — A live two-way chat over a single </w:t>
-      </w:r>
-      <w:proofErr w:type="spellStart"/>
-      <w:r>
-        <w:rPr>
-          <w:i/>
-          <w:iCs/>
-          <w:color w:val="4D4D4D"/>
-          <w:sz w:val="18"/>
-          <w:szCs w:val="18"/>
-        </w:rPr>
-        <w:t>Netcat</w:t>
-      </w:r>
-      <w:proofErr w:type="spellEnd"/>
-      <w:r>
-        <w:rPr>
-          <w:i/>
-          <w:iCs/>
-          <w:color w:val="4D4D4D"/>
-          <w:sz w:val="18"/>
-          <w:szCs w:val="18"/>
-        </w:rPr>
-        <w:t xml:space="preserve"> TCP connection, shown mirrored on the Metasploitable2 (left) and Kali (right) terminals.</w:t>
+        <w:t>Figure 2 — A live two-way chat over a single Netcat TCP connection, shown mirrored on the Metasploitable2 (left) and Kali (right) terminals.</w:t>
       </w:r>
     </w:p>
     <w:tbl>
@@ -2368,25 +1954,7 @@
                 <w:sz w:val="19"/>
                 <w:szCs w:val="19"/>
               </w:rPr>
-              <w:t>nc -n -</w:t>
-            </w:r>
-            <w:proofErr w:type="spellStart"/>
-            <w:r>
-              <w:rPr>
-                <w:color w:val="262626"/>
-                <w:sz w:val="19"/>
-                <w:szCs w:val="19"/>
-              </w:rPr>
-              <w:t>lvp</w:t>
-            </w:r>
-            <w:proofErr w:type="spellEnd"/>
-            <w:r>
-              <w:rPr>
-                <w:color w:val="262626"/>
-                <w:sz w:val="19"/>
-                <w:szCs w:val="19"/>
-              </w:rPr>
-              <w:t xml:space="preserve"> 4444 (Kali)</w:t>
+              <w:t>nc -n -lvp 4444 (Kali)</w:t>
             </w:r>
           </w:p>
         </w:tc>
@@ -2523,7 +2091,6 @@
             <w:vAlign w:val="center"/>
           </w:tcPr>
           <w:p>
-            <w:proofErr w:type="spellStart"/>
             <w:r>
               <w:rPr>
                 <w:b/>
@@ -2534,7 +2101,6 @@
               </w:rPr>
               <w:t>Behaviour</w:t>
             </w:r>
-            <w:proofErr w:type="spellEnd"/>
           </w:p>
         </w:tc>
         <w:tc>
@@ -2665,21 +2231,7 @@
               <w:rPr>
                 <w:color w:val="1A1A1A"/>
               </w:rPr>
-              <w:t xml:space="preserve">This practical made it click that a raw </w:t>
-            </w:r>
-            <w:proofErr w:type="spellStart"/>
-            <w:r>
-              <w:rPr>
-                <w:color w:val="1A1A1A"/>
-              </w:rPr>
-              <w:t>Netcat</w:t>
-            </w:r>
-            <w:proofErr w:type="spellEnd"/>
-            <w:r>
-              <w:rPr>
-                <w:color w:val="1A1A1A"/>
-              </w:rPr>
-              <w:t xml:space="preserve"> connection has no idea whether it's carrying a chat message, a file, or a shell command — it's all just bytes on a socket. That's exactly why the same tool doubles as a file-transfer utility in Section 1 and a chat channel here, and why (in a later, more advanced module) the same pattern with a shell bound to the socket becomes a reverse shell. The -n flag is a small but useful habit to carry forward: it removes the reverse-DNS delay/error I saw in the first practical whenever the target network has no working DNS.</w:t>
+              <w:t>This practical made it click that a raw Netcat connection has no idea whether it's carrying a chat message, a file, or a shell command — it's all just bytes on a socket. That's exactly why the same tool doubles as a file-transfer utility in Section 1 and a chat channel here, and why (in a later, more advanced module) the same pattern with a shell bound to the socket becomes a reverse shell. The -n flag is a small but useful habit to carry forward: it removes the reverse-DNS delay/error I saw in the first practical whenever the target network has no working DNS.</w:t>
             </w:r>
           </w:p>
         </w:tc>
@@ -2717,41 +2269,13 @@
         </w:numPr>
         <w:spacing w:after="90"/>
       </w:pPr>
-      <w:proofErr w:type="spellStart"/>
       <w:r>
         <w:rPr>
           <w:color w:val="262626"/>
           <w:sz w:val="21"/>
           <w:szCs w:val="21"/>
         </w:rPr>
-        <w:t>Netcat's</w:t>
-      </w:r>
-      <w:proofErr w:type="spellEnd"/>
-      <w:r>
-        <w:rPr>
-          <w:color w:val="262626"/>
-          <w:sz w:val="21"/>
-          <w:szCs w:val="21"/>
-        </w:rPr>
-        <w:t xml:space="preserve"> core model is simple: one side listens with -l (optionally -v for verbose, -p &lt;port&gt; for the port), and the other side connects with a plain nc &lt;</w:t>
-      </w:r>
-      <w:proofErr w:type="spellStart"/>
-      <w:r>
-        <w:rPr>
-          <w:color w:val="262626"/>
-          <w:sz w:val="21"/>
-          <w:szCs w:val="21"/>
-        </w:rPr>
-        <w:t>ip</w:t>
-      </w:r>
-      <w:proofErr w:type="spellEnd"/>
-      <w:r>
-        <w:rPr>
-          <w:color w:val="262626"/>
-          <w:sz w:val="21"/>
-          <w:szCs w:val="21"/>
-        </w:rPr>
-        <w:t>&gt; &lt;port&gt;.</w:t>
+        <w:t>Netcat's core model is simple: one side listens with -l (optionally -v for verbose, -p &lt;port&gt; for the port), and the other side connects with a plain nc &lt;ip&gt; &lt;port&gt;.</w:t>
       </w:r>
     </w:p>
     <w:p>
@@ -2769,43 +2293,7 @@
           <w:sz w:val="21"/>
           <w:szCs w:val="21"/>
         </w:rPr>
-        <w:t xml:space="preserve">Shell redirection (&gt; to write, &lt; to read) is what turns a raw </w:t>
-      </w:r>
-      <w:proofErr w:type="spellStart"/>
-      <w:r>
-        <w:rPr>
-          <w:color w:val="262626"/>
-          <w:sz w:val="21"/>
-          <w:szCs w:val="21"/>
-        </w:rPr>
-        <w:t>Netcat</w:t>
-      </w:r>
-      <w:proofErr w:type="spellEnd"/>
-      <w:r>
-        <w:rPr>
-          <w:color w:val="262626"/>
-          <w:sz w:val="21"/>
-          <w:szCs w:val="21"/>
-        </w:rPr>
-        <w:t xml:space="preserve"> pipe into a file-transfer tool — </w:t>
-      </w:r>
-      <w:proofErr w:type="spellStart"/>
-      <w:r>
-        <w:rPr>
-          <w:color w:val="262626"/>
-          <w:sz w:val="21"/>
-          <w:szCs w:val="21"/>
-        </w:rPr>
-        <w:t>Netcat</w:t>
-      </w:r>
-      <w:proofErr w:type="spellEnd"/>
-      <w:r>
-        <w:rPr>
-          <w:color w:val="262626"/>
-          <w:sz w:val="21"/>
-          <w:szCs w:val="21"/>
-        </w:rPr>
-        <w:t xml:space="preserve"> itself has no concept of "file"; it only moves bytes.</w:t>
+        <w:t>Shell redirection (&gt; to write, &lt; to read) is what turns a raw Netcat pipe into a file-transfer tool — Netcat itself has no concept of "file"; it only moves bytes.</w:t>
       </w:r>
     </w:p>
     <w:p>
@@ -2823,25 +2311,7 @@
           <w:sz w:val="21"/>
           <w:szCs w:val="21"/>
         </w:rPr>
-        <w:t xml:space="preserve">A live </w:t>
-      </w:r>
-      <w:proofErr w:type="spellStart"/>
-      <w:r>
-        <w:rPr>
-          <w:color w:val="262626"/>
-          <w:sz w:val="21"/>
-          <w:szCs w:val="21"/>
-        </w:rPr>
-        <w:t>Netcat</w:t>
-      </w:r>
-      <w:proofErr w:type="spellEnd"/>
-      <w:r>
-        <w:rPr>
-          <w:color w:val="262626"/>
-          <w:sz w:val="21"/>
-          <w:szCs w:val="21"/>
-        </w:rPr>
-        <w:t xml:space="preserve"> connection is inherently two-way (full-duplex): typing on either end sends data to the other immediately, which is the same mechanism a reverse or bind shell later relies on.</w:t>
+        <w:t>A live Netcat connection is inherently two-way (full-duplex): typing on either end sends data to the other immediately, which is the same mechanism a reverse or bind shell later relies on.</w:t>
       </w:r>
     </w:p>
     <w:p>
@@ -2877,25 +2347,7 @@
           <w:sz w:val="21"/>
           <w:szCs w:val="21"/>
         </w:rPr>
-        <w:t xml:space="preserve">Because </w:t>
-      </w:r>
-      <w:proofErr w:type="spellStart"/>
-      <w:r>
-        <w:rPr>
-          <w:color w:val="262626"/>
-          <w:sz w:val="21"/>
-          <w:szCs w:val="21"/>
-        </w:rPr>
-        <w:t>Netcat</w:t>
-      </w:r>
-      <w:proofErr w:type="spellEnd"/>
-      <w:r>
-        <w:rPr>
-          <w:color w:val="262626"/>
-          <w:sz w:val="21"/>
-          <w:szCs w:val="21"/>
-        </w:rPr>
-        <w:t xml:space="preserve"> performs no validation on filenames or input, small mistakes (like a mistyped output filename) fail silently rather than throwing an error — output should always be checked, not assumed.</w:t>
+        <w:t>Because Netcat performs no validation on filenames or input, small mistakes (like a mistyped output filename) fail silently rather than throwing an error — output should always be checked, not assumed.</w:t>
       </w:r>
     </w:p>
     <w:p>
@@ -2908,25 +2360,7 @@
           <w:iCs/>
           <w:color w:val="4D4D4D"/>
         </w:rPr>
-        <w:t xml:space="preserve">Next up: banner grabbing and basic port scanning with </w:t>
-      </w:r>
-      <w:proofErr w:type="spellStart"/>
-      <w:r>
-        <w:rPr>
-          <w:i/>
-          <w:iCs/>
-          <w:color w:val="4D4D4D"/>
-        </w:rPr>
-        <w:t>Netcat</w:t>
-      </w:r>
-      <w:proofErr w:type="spellEnd"/>
-      <w:r>
-        <w:rPr>
-          <w:i/>
-          <w:iCs/>
-          <w:color w:val="4D4D4D"/>
-        </w:rPr>
-        <w:t xml:space="preserve"> (-z, -w), before moving on to reverse and bind shells.</w:t>
+        <w:t>Next up: banner grabbing and basic port scanning with Netcat (-z, -w), before moving on to reverse and bind shells.</w:t>
       </w:r>
     </w:p>
     <w:sectPr>

--- a/tools/Netcat_NC/File Transfer And Communication_Project/FileTransfer_Communication_Project.docx
+++ b/tools/Netcat_NC/File Transfer And Communication_Project/FileTransfer_Communication_Project.docx
@@ -27,6 +27,7 @@
         <w:spacing w:before="260" w:after="100"/>
         <w:jc w:val="center"/>
       </w:pPr>
+      <w:proofErr w:type="spellStart"/>
       <w:r>
         <w:rPr>
           <w:b/>
@@ -35,7 +36,18 @@
           <w:sz w:val="60"/>
           <w:szCs w:val="60"/>
         </w:rPr>
-        <w:t>Netcat (nc)</w:t>
+        <w:t>Netcat</w:t>
+      </w:r>
+      <w:proofErr w:type="spellEnd"/>
+      <w:r>
+        <w:rPr>
+          <w:b/>
+          <w:bCs/>
+          <w:color w:val="000000"/>
+          <w:sz w:val="60"/>
+          <w:szCs w:val="60"/>
+        </w:rPr>
+        <w:t xml:space="preserve"> (nc)</w:t>
       </w:r>
     </w:p>
     <w:p>
@@ -67,7 +79,29 @@
           <w:sz w:val="21"/>
           <w:szCs w:val="21"/>
         </w:rPr>
-        <w:t>Hands-on lab practicals using Netcat between a Kali Linux attacker VM and a Metasploitable2 target VM, run over a private VirtualBox host-only network.</w:t>
+        <w:t xml:space="preserve">Hands-on lab practicals using </w:t>
+      </w:r>
+      <w:proofErr w:type="spellStart"/>
+      <w:r>
+        <w:rPr>
+          <w:i/>
+          <w:iCs/>
+          <w:color w:val="4D4D4D"/>
+          <w:sz w:val="21"/>
+          <w:szCs w:val="21"/>
+        </w:rPr>
+        <w:t>Netcat</w:t>
+      </w:r>
+      <w:proofErr w:type="spellEnd"/>
+      <w:r>
+        <w:rPr>
+          <w:i/>
+          <w:iCs/>
+          <w:color w:val="4D4D4D"/>
+          <w:sz w:val="21"/>
+          <w:szCs w:val="21"/>
+        </w:rPr>
+        <w:t xml:space="preserve"> between a Kali Linux attacker VM and a Metasploitable2 target VM, run over a private VirtualBox host-only network.</w:t>
       </w:r>
     </w:p>
     <w:p>
@@ -192,8 +226,18 @@
           <w:sz w:val="22"/>
           <w:szCs w:val="22"/>
         </w:rPr>
-        <w:t>1.  File Transfer with Netcat</w:t>
-      </w:r>
+        <w:t xml:space="preserve">1.  File Transfer with </w:t>
+      </w:r>
+      <w:proofErr w:type="spellStart"/>
+      <w:r>
+        <w:rPr>
+          <w:color w:val="262626"/>
+          <w:sz w:val="22"/>
+          <w:szCs w:val="22"/>
+        </w:rPr>
+        <w:t>Netcat</w:t>
+      </w:r>
+      <w:proofErr w:type="spellEnd"/>
       <w:r>
         <w:rPr>
           <w:b/>
@@ -219,8 +263,18 @@
           <w:sz w:val="22"/>
           <w:szCs w:val="22"/>
         </w:rPr>
-        <w:t>2.  Two-Way Communication (Chat) with Netcat</w:t>
-      </w:r>
+        <w:t xml:space="preserve">2.  Two-Way Communication (Chat) with </w:t>
+      </w:r>
+      <w:proofErr w:type="spellStart"/>
+      <w:r>
+        <w:rPr>
+          <w:color w:val="262626"/>
+          <w:sz w:val="22"/>
+          <w:szCs w:val="22"/>
+        </w:rPr>
+        <w:t>Netcat</w:t>
+      </w:r>
+      <w:proofErr w:type="spellEnd"/>
       <w:r>
         <w:rPr>
           <w:b/>
@@ -295,13 +349,23 @@
       <w:pPr>
         <w:spacing w:after="160" w:line="300" w:lineRule="auto"/>
       </w:pPr>
-      <w:r>
-        <w:rPr>
-          <w:color w:val="262626"/>
-          <w:sz w:val="21"/>
-          <w:szCs w:val="21"/>
-        </w:rPr>
-        <w:t>Netcat (nc) is a lightweight command-line networking utility often described as the "TCP/IP Swiss Army knife." It reads and writes data across network connections using TCP or UDP, which makes it useful for banner grabbing, port scanning, file transfer, and building simple client/server communication channels.</w:t>
+      <w:proofErr w:type="spellStart"/>
+      <w:r>
+        <w:rPr>
+          <w:color w:val="262626"/>
+          <w:sz w:val="21"/>
+          <w:szCs w:val="21"/>
+        </w:rPr>
+        <w:t>Netcat</w:t>
+      </w:r>
+      <w:proofErr w:type="spellEnd"/>
+      <w:r>
+        <w:rPr>
+          <w:color w:val="262626"/>
+          <w:sz w:val="21"/>
+          <w:szCs w:val="21"/>
+        </w:rPr>
+        <w:t xml:space="preserve"> (nc) is a lightweight command-line networking utility often described as the "TCP/IP Swiss Army knife." It reads and writes data across network connections using TCP or UDP, which makes it useful for banner grabbing, port scanning, file transfer, and building simple client/server communication channels.</w:t>
       </w:r>
     </w:p>
     <w:p>
@@ -314,7 +378,43 @@
           <w:sz w:val="21"/>
           <w:szCs w:val="21"/>
         </w:rPr>
-        <w:t>This module documents two beginner practicals carried out across two virtual machines on the same VirtualBox host-only network: a Metasploitable2 VM acting as one endpoint (192.168.56.102) and a Kali Linux VM acting as the other endpoint (192.168.56.101). The goal was to understand Netcat's listener/client model (-l to listen, and a plain nc &lt;ip&gt; &lt;port&gt; to connect) before moving on to more advanced uses such as reverse shells and port scanning in later modules.</w:t>
+        <w:t xml:space="preserve">This module documents two beginner practicals carried out across two virtual machines on the same VirtualBox host-only network: a Metasploitable2 VM acting as one endpoint (192.168.56.102) and a Kali Linux VM acting as the other endpoint (192.168.56.101). The goal was to understand </w:t>
+      </w:r>
+      <w:proofErr w:type="spellStart"/>
+      <w:r>
+        <w:rPr>
+          <w:color w:val="262626"/>
+          <w:sz w:val="21"/>
+          <w:szCs w:val="21"/>
+        </w:rPr>
+        <w:t>Netcat's</w:t>
+      </w:r>
+      <w:proofErr w:type="spellEnd"/>
+      <w:r>
+        <w:rPr>
+          <w:color w:val="262626"/>
+          <w:sz w:val="21"/>
+          <w:szCs w:val="21"/>
+        </w:rPr>
+        <w:t xml:space="preserve"> listener/client model (-l to listen, and a plain nc &lt;</w:t>
+      </w:r>
+      <w:proofErr w:type="spellStart"/>
+      <w:r>
+        <w:rPr>
+          <w:color w:val="262626"/>
+          <w:sz w:val="21"/>
+          <w:szCs w:val="21"/>
+        </w:rPr>
+        <w:t>ip</w:t>
+      </w:r>
+      <w:proofErr w:type="spellEnd"/>
+      <w:r>
+        <w:rPr>
+          <w:color w:val="262626"/>
+          <w:sz w:val="21"/>
+          <w:szCs w:val="21"/>
+        </w:rPr>
+        <w:t>&gt; &lt;port&gt; to connect) before moving on to more advanced uses such as reverse shells and port scanning in later modules.</w:t>
       </w:r>
     </w:p>
     <w:tbl>
@@ -663,13 +763,23 @@
             <w:vAlign w:val="center"/>
           </w:tcPr>
           <w:p>
+            <w:proofErr w:type="spellStart"/>
             <w:r>
               <w:rPr>
                 <w:color w:val="262626"/>
                 <w:sz w:val="19"/>
                 <w:szCs w:val="19"/>
               </w:rPr>
-              <w:t>Netcat (nc)</w:t>
+              <w:t>Netcat</w:t>
+            </w:r>
+            <w:proofErr w:type="spellEnd"/>
+            <w:r>
+              <w:rPr>
+                <w:color w:val="262626"/>
+                <w:sz w:val="19"/>
+                <w:szCs w:val="19"/>
+              </w:rPr>
+              <w:t xml:space="preserve"> (nc)</w:t>
             </w:r>
           </w:p>
         </w:tc>
@@ -695,20 +805,40 @@
           <w:color w:val="000000"/>
         </w:rPr>
         <w:lastRenderedPageBreak/>
-        <w:t>1. File Transfer with Netcat</w:t>
-      </w:r>
+        <w:t xml:space="preserve">1. File Transfer with </w:t>
+      </w:r>
+      <w:proofErr w:type="spellStart"/>
+      <w:r>
+        <w:rPr>
+          <w:b/>
+          <w:bCs/>
+          <w:color w:val="000000"/>
+        </w:rPr>
+        <w:t>Netcat</w:t>
+      </w:r>
+      <w:proofErr w:type="spellEnd"/>
     </w:p>
     <w:p>
       <w:pPr>
         <w:spacing w:after="160" w:line="300" w:lineRule="auto"/>
       </w:pPr>
-      <w:r>
-        <w:rPr>
-          <w:color w:val="262626"/>
-          <w:sz w:val="21"/>
-          <w:szCs w:val="21"/>
-        </w:rPr>
-        <w:t>Netcat can move a file between two hosts with no dedicated file-transfer protocol: one side listens and redirects the incoming stream into a file, and the other side connects and feeds a file into the stream. This practical sent a text file from the Kali VM to the Metasploitable2 VM over port 4444.</w:t>
+      <w:proofErr w:type="spellStart"/>
+      <w:r>
+        <w:rPr>
+          <w:color w:val="262626"/>
+          <w:sz w:val="21"/>
+          <w:szCs w:val="21"/>
+        </w:rPr>
+        <w:t>Netcat</w:t>
+      </w:r>
+      <w:proofErr w:type="spellEnd"/>
+      <w:r>
+        <w:rPr>
+          <w:color w:val="262626"/>
+          <w:sz w:val="21"/>
+          <w:szCs w:val="21"/>
+        </w:rPr>
+        <w:t xml:space="preserve"> can move a file between two hosts with no dedicated file-transfer protocol: one side listens and redirects the incoming stream into a file, and the other side connects and feeds a file into the stream. This practical sent a text file from the Kali VM to the Metasploitable2 VM over port 4444.</w:t>
       </w:r>
     </w:p>
     <w:tbl>
@@ -828,7 +958,27 @@
                 <w:sz w:val="19"/>
                 <w:szCs w:val="19"/>
               </w:rPr>
-              <w:t>$ nc -lvp 4444 &gt;receiveed.txt</w:t>
+              <w:t>$ nc -</w:t>
+            </w:r>
+            <w:proofErr w:type="spellStart"/>
+            <w:r>
+              <w:rPr>
+                <w:rFonts w:ascii="Consolas" w:eastAsia="Consolas" w:hAnsi="Consolas" w:cs="Consolas"/>
+                <w:color w:val="E8E8E8"/>
+                <w:sz w:val="19"/>
+                <w:szCs w:val="19"/>
+              </w:rPr>
+              <w:t>lvp</w:t>
+            </w:r>
+            <w:proofErr w:type="spellEnd"/>
+            <w:r>
+              <w:rPr>
+                <w:rFonts w:ascii="Consolas" w:eastAsia="Consolas" w:hAnsi="Consolas" w:cs="Consolas"/>
+                <w:color w:val="E8E8E8"/>
+                <w:sz w:val="19"/>
+                <w:szCs w:val="19"/>
+              </w:rPr>
+              <w:t xml:space="preserve"> 4444 &gt;receiveed.txt</w:t>
             </w:r>
           </w:p>
           <w:p>
@@ -893,7 +1043,61 @@
           <w:sz w:val="21"/>
           <w:szCs w:val="21"/>
         </w:rPr>
-        <w:t>The receiving side is set up first: nc -lvp 4444 tells Netcat to listen (-l), print connection details verbosely (-v), stay on port 4444 (-p 4444), and the shell redirection &gt;receiveed.txt writes anything received on that socket straight into a file instead of the screen. The sending side is a plain client connection, nc &lt;target-ip&gt; &lt;port&gt;, with &lt;send.txt redirecting the local file's contents into the socket as the payload.</w:t>
+        <w:t>The receiving side is set up first: nc -</w:t>
+      </w:r>
+      <w:proofErr w:type="spellStart"/>
+      <w:r>
+        <w:rPr>
+          <w:color w:val="262626"/>
+          <w:sz w:val="21"/>
+          <w:szCs w:val="21"/>
+        </w:rPr>
+        <w:t>lvp</w:t>
+      </w:r>
+      <w:proofErr w:type="spellEnd"/>
+      <w:r>
+        <w:rPr>
+          <w:color w:val="262626"/>
+          <w:sz w:val="21"/>
+          <w:szCs w:val="21"/>
+        </w:rPr>
+        <w:t xml:space="preserve"> 4444 tells </w:t>
+      </w:r>
+      <w:proofErr w:type="spellStart"/>
+      <w:r>
+        <w:rPr>
+          <w:color w:val="262626"/>
+          <w:sz w:val="21"/>
+          <w:szCs w:val="21"/>
+        </w:rPr>
+        <w:t>Netcat</w:t>
+      </w:r>
+      <w:proofErr w:type="spellEnd"/>
+      <w:r>
+        <w:rPr>
+          <w:color w:val="262626"/>
+          <w:sz w:val="21"/>
+          <w:szCs w:val="21"/>
+        </w:rPr>
+        <w:t xml:space="preserve"> to listen (-l), print connection details verbosely (-v), stay on port 4444 (-p 4444), and the shell redirection &gt;receiveed.txt writes anything received on that socket straight into a file instead of the screen. The sending side is a plain client connection, nc &lt;target-</w:t>
+      </w:r>
+      <w:proofErr w:type="spellStart"/>
+      <w:r>
+        <w:rPr>
+          <w:color w:val="262626"/>
+          <w:sz w:val="21"/>
+          <w:szCs w:val="21"/>
+        </w:rPr>
+        <w:t>ip</w:t>
+      </w:r>
+      <w:proofErr w:type="spellEnd"/>
+      <w:r>
+        <w:rPr>
+          <w:color w:val="262626"/>
+          <w:sz w:val="21"/>
+          <w:szCs w:val="21"/>
+        </w:rPr>
+        <w:t>&gt; &lt;port&gt;, with &lt;send.txt redirecting the local file's contents into the socket as the payload.</w:t>
       </w:r>
     </w:p>
     <w:p>
@@ -906,7 +1110,25 @@
           <w:sz w:val="21"/>
           <w:szCs w:val="21"/>
         </w:rPr>
-        <w:t>As soon as the client connects, Netcat has no built-in concept of "end of file" for a transfer</w:t>
+        <w:t xml:space="preserve">As soon as the client connects, </w:t>
+      </w:r>
+      <w:proofErr w:type="spellStart"/>
+      <w:r>
+        <w:rPr>
+          <w:color w:val="262626"/>
+          <w:sz w:val="21"/>
+          <w:szCs w:val="21"/>
+        </w:rPr>
+        <w:t>Netcat</w:t>
+      </w:r>
+      <w:proofErr w:type="spellEnd"/>
+      <w:r>
+        <w:rPr>
+          <w:color w:val="262626"/>
+          <w:sz w:val="21"/>
+          <w:szCs w:val="21"/>
+        </w:rPr>
+        <w:t xml:space="preserve"> has no built-in concept of "end of file" for a transfer</w:t>
       </w:r>
       <w:r>
         <w:rPr>
@@ -987,7 +1209,29 @@
           <w:sz w:val="18"/>
           <w:szCs w:val="18"/>
         </w:rPr>
-        <w:t>Figure 1 — Kali sending send.txt to the Metasploitable2 listener on port 4444; the received file is verified with dir and cat on the target.</w:t>
+        <w:t xml:space="preserve">Figure 1 — Kali sending send.txt to the Metasploitable2 listener on port 4444; the received file is verified with </w:t>
+      </w:r>
+      <w:proofErr w:type="spellStart"/>
+      <w:r>
+        <w:rPr>
+          <w:i/>
+          <w:iCs/>
+          <w:color w:val="4D4D4D"/>
+          <w:sz w:val="18"/>
+          <w:szCs w:val="18"/>
+        </w:rPr>
+        <w:t>dir</w:t>
+      </w:r>
+      <w:proofErr w:type="spellEnd"/>
+      <w:r>
+        <w:rPr>
+          <w:i/>
+          <w:iCs/>
+          <w:color w:val="4D4D4D"/>
+          <w:sz w:val="18"/>
+          <w:szCs w:val="18"/>
+        </w:rPr>
+        <w:t xml:space="preserve"> and cat on the target.</w:t>
       </w:r>
     </w:p>
     <w:tbl>
@@ -1175,7 +1419,25 @@
                 <w:sz w:val="19"/>
                 <w:szCs w:val="19"/>
               </w:rPr>
-              <w:t>nc -lvp 4444 &gt;receiveed.txt (Metasploitable2)</w:t>
+              <w:t>nc -</w:t>
+            </w:r>
+            <w:proofErr w:type="spellStart"/>
+            <w:r>
+              <w:rPr>
+                <w:color w:val="262626"/>
+                <w:sz w:val="19"/>
+                <w:szCs w:val="19"/>
+              </w:rPr>
+              <w:t>lvp</w:t>
+            </w:r>
+            <w:proofErr w:type="spellEnd"/>
+            <w:r>
+              <w:rPr>
+                <w:color w:val="262626"/>
+                <w:sz w:val="19"/>
+                <w:szCs w:val="19"/>
+              </w:rPr>
+              <w:t xml:space="preserve"> 4444 &gt;receiveed.txt (Metasploitable2)</w:t>
             </w:r>
           </w:p>
         </w:tc>
@@ -1393,13 +1655,23 @@
             <w:vAlign w:val="center"/>
           </w:tcPr>
           <w:p>
+            <w:proofErr w:type="spellStart"/>
             <w:r>
               <w:rPr>
                 <w:color w:val="262626"/>
                 <w:sz w:val="19"/>
                 <w:szCs w:val="19"/>
               </w:rPr>
-              <w:t>dir listed the new file; cat receiveed.txt confirmed its contents</w:t>
+              <w:t>dir</w:t>
+            </w:r>
+            <w:proofErr w:type="spellEnd"/>
+            <w:r>
+              <w:rPr>
+                <w:color w:val="262626"/>
+                <w:sz w:val="19"/>
+                <w:szCs w:val="19"/>
+              </w:rPr>
+              <w:t xml:space="preserve"> listed the new file; cat receiveed.txt confirmed its contents</w:t>
             </w:r>
           </w:p>
         </w:tc>
@@ -1452,19 +1724,55 @@
               <w:rPr>
                 <w:color w:val="1A1A1A"/>
               </w:rPr>
-              <w:t>I mistyped the output filename as receiveed.txt (double "e") in the listener command, and the transfer still completed without error — Netcat doesn't validate filenames, it just writes to whatever path the shell redirection gives it. I noticed the listener never terminates on its own after the file is fully received</w:t>
-            </w:r>
+              <w:t xml:space="preserve">I mistyped the output filename as receiveed.txt (double "e") in the listener command, and the transfer still completed without error — </w:t>
+            </w:r>
+            <w:proofErr w:type="spellStart"/>
             <w:r>
               <w:rPr>
                 <w:color w:val="1A1A1A"/>
               </w:rPr>
-              <w:t xml:space="preserve"> instead</w:t>
-            </w:r>
+              <w:t>Netcat</w:t>
+            </w:r>
+            <w:proofErr w:type="spellEnd"/>
             <w:r>
               <w:rPr>
                 <w:color w:val="1A1A1A"/>
               </w:rPr>
-              <w:t xml:space="preserve"> I had to confirm completion by checking the file and then close the listener with Ctrl+C.</w:t>
+              <w:t xml:space="preserve"> doesn't validate filenames, it just writes to whatever path the shell redirection gives it. I noticed the listener never terminates on its own after the file is fully received</w:t>
+            </w:r>
+            <w:r>
+              <w:rPr>
+                <w:color w:val="1A1A1A"/>
+              </w:rPr>
+              <w:t xml:space="preserve"> </w:t>
+            </w:r>
+            <w:proofErr w:type="gramStart"/>
+            <w:r>
+              <w:rPr>
+                <w:color w:val="1A1A1A"/>
+              </w:rPr>
+              <w:t>instead</w:t>
+            </w:r>
+            <w:proofErr w:type="gramEnd"/>
+            <w:r>
+              <w:rPr>
+                <w:color w:val="1A1A1A"/>
+              </w:rPr>
+              <w:t xml:space="preserve"> I had to confirm completion by checking the file and then close the listener with </w:t>
+            </w:r>
+            <w:proofErr w:type="spellStart"/>
+            <w:r>
+              <w:rPr>
+                <w:color w:val="1A1A1A"/>
+              </w:rPr>
+              <w:t>Ctrl+C</w:t>
+            </w:r>
+            <w:proofErr w:type="spellEnd"/>
+            <w:r>
+              <w:rPr>
+                <w:color w:val="1A1A1A"/>
+              </w:rPr>
+              <w:t>.</w:t>
             </w:r>
           </w:p>
         </w:tc>
@@ -1490,8 +1798,18 @@
           <w:color w:val="000000"/>
         </w:rPr>
         <w:lastRenderedPageBreak/>
-        <w:t>2. Two-Way Communication (Chat) with Netcat</w:t>
-      </w:r>
+        <w:t xml:space="preserve">2. Two-Way Communication (Chat) with </w:t>
+      </w:r>
+      <w:proofErr w:type="spellStart"/>
+      <w:r>
+        <w:rPr>
+          <w:b/>
+          <w:bCs/>
+          <w:color w:val="000000"/>
+        </w:rPr>
+        <w:t>Netcat</w:t>
+      </w:r>
+      <w:proofErr w:type="spellEnd"/>
     </w:p>
     <w:p>
       <w:pPr>
@@ -1503,7 +1821,25 @@
           <w:sz w:val="21"/>
           <w:szCs w:val="21"/>
         </w:rPr>
-        <w:t>Beyond files, a plain Netcat connection is just a raw TCP pipe, so typing text on either end sends it live to the other side. This practical set up a simple two-way chat between the Kali and Metasploitable2 VMs, with the listener role swapped to Kali this time.</w:t>
+        <w:t xml:space="preserve">Beyond files, a plain </w:t>
+      </w:r>
+      <w:proofErr w:type="spellStart"/>
+      <w:r>
+        <w:rPr>
+          <w:color w:val="262626"/>
+          <w:sz w:val="21"/>
+          <w:szCs w:val="21"/>
+        </w:rPr>
+        <w:t>Netcat</w:t>
+      </w:r>
+      <w:proofErr w:type="spellEnd"/>
+      <w:r>
+        <w:rPr>
+          <w:color w:val="262626"/>
+          <w:sz w:val="21"/>
+          <w:szCs w:val="21"/>
+        </w:rPr>
+        <w:t xml:space="preserve"> connection is just a raw TCP pipe, so typing text on either end sends it live to the other side. This practical set up a simple two-way chat between the Kali and Metasploitable2 VMs, with the listener role swapped to Kali this time.</w:t>
       </w:r>
     </w:p>
     <w:tbl>
@@ -1623,7 +1959,27 @@
                 <w:sz w:val="19"/>
                 <w:szCs w:val="19"/>
               </w:rPr>
-              <w:t>$ nc -n -lvp 4444</w:t>
+              <w:t>$ nc -n -</w:t>
+            </w:r>
+            <w:proofErr w:type="spellStart"/>
+            <w:r>
+              <w:rPr>
+                <w:rFonts w:ascii="Consolas" w:eastAsia="Consolas" w:hAnsi="Consolas" w:cs="Consolas"/>
+                <w:color w:val="E8E8E8"/>
+                <w:sz w:val="19"/>
+                <w:szCs w:val="19"/>
+              </w:rPr>
+              <w:t>lvp</w:t>
+            </w:r>
+            <w:proofErr w:type="spellEnd"/>
+            <w:r>
+              <w:rPr>
+                <w:rFonts w:ascii="Consolas" w:eastAsia="Consolas" w:hAnsi="Consolas" w:cs="Consolas"/>
+                <w:color w:val="E8E8E8"/>
+                <w:sz w:val="19"/>
+                <w:szCs w:val="19"/>
+              </w:rPr>
+              <w:t xml:space="preserve"> 4444</w:t>
             </w:r>
           </w:p>
           <w:p>
@@ -1688,7 +2044,77 @@
           <w:sz w:val="21"/>
           <w:szCs w:val="21"/>
         </w:rPr>
-        <w:t>Once the client connects, Netcat keeps the TCP connection open in the foreground on both ends, and stdin/stdout are simply piped across the socket — so a full-duplex chat happens as soon as both sides start typing, with no extra chat protocol involved. This time the -n flag was added on the listener side, which tells Netcat to skip DNS/reverse-DNS resolution entirely; because the earlier file-transfer practical logged a host-lookup failure for the same reason, adding -n here suppressed that message and connected slightly faster.</w:t>
+        <w:t xml:space="preserve">Once the client connects, </w:t>
+      </w:r>
+      <w:proofErr w:type="spellStart"/>
+      <w:r>
+        <w:rPr>
+          <w:color w:val="262626"/>
+          <w:sz w:val="21"/>
+          <w:szCs w:val="21"/>
+        </w:rPr>
+        <w:t>Netcat</w:t>
+      </w:r>
+      <w:proofErr w:type="spellEnd"/>
+      <w:r>
+        <w:rPr>
+          <w:color w:val="262626"/>
+          <w:sz w:val="21"/>
+          <w:szCs w:val="21"/>
+        </w:rPr>
+        <w:t xml:space="preserve"> keeps the TCP connection open in the foreground on both ends, and stdin/</w:t>
+      </w:r>
+      <w:proofErr w:type="spellStart"/>
+      <w:r>
+        <w:rPr>
+          <w:color w:val="262626"/>
+          <w:sz w:val="21"/>
+          <w:szCs w:val="21"/>
+        </w:rPr>
+        <w:t>stdout</w:t>
+      </w:r>
+      <w:proofErr w:type="spellEnd"/>
+      <w:r>
+        <w:rPr>
+          <w:color w:val="262626"/>
+          <w:sz w:val="21"/>
+          <w:szCs w:val="21"/>
+        </w:rPr>
+        <w:t xml:space="preserve"> are simply piped across the socket</w:t>
+      </w:r>
+      <w:r>
+        <w:rPr>
+          <w:color w:val="262626"/>
+          <w:sz w:val="21"/>
+          <w:szCs w:val="21"/>
+        </w:rPr>
+        <w:t xml:space="preserve"> </w:t>
+      </w:r>
+      <w:r>
+        <w:rPr>
+          <w:color w:val="262626"/>
+          <w:sz w:val="21"/>
+          <w:szCs w:val="21"/>
+        </w:rPr>
+        <w:t xml:space="preserve">so a full-duplex chat happens as soon as both sides start typing, with no extra chat protocol involved. This time the -n flag was added on the listener side, which tells </w:t>
+      </w:r>
+      <w:proofErr w:type="spellStart"/>
+      <w:r>
+        <w:rPr>
+          <w:color w:val="262626"/>
+          <w:sz w:val="21"/>
+          <w:szCs w:val="21"/>
+        </w:rPr>
+        <w:t>Netcat</w:t>
+      </w:r>
+      <w:proofErr w:type="spellEnd"/>
+      <w:r>
+        <w:rPr>
+          <w:color w:val="262626"/>
+          <w:sz w:val="21"/>
+          <w:szCs w:val="21"/>
+        </w:rPr>
+        <w:t xml:space="preserve"> to skip DNS/reverse-DNS resolution entirely; because the earlier file-transfer practical logged a host-lookup failure for the same reason, adding -n here suppressed that message and connected slightly faster.</w:t>
       </w:r>
     </w:p>
     <w:p>
@@ -1701,7 +2127,25 @@
           <w:sz w:val="21"/>
           <w:szCs w:val="21"/>
         </w:rPr>
-        <w:t>The conversation shown below ("Hi / Hello / How are you doing? / I am good / Yourself? / I am doing amazing, thanks for asking.") appears identically on both terminals in real time, which is the clearest demonstration that Netcat is not doing anything file- or protocol-specific here — it is only relaying raw bytes between two open sockets.</w:t>
+        <w:t xml:space="preserve">The conversation shown below ("Hi / Hello / How are you doing? / I am good / Yourself? / I am doing amazing, thanks for asking.") appears identically on both terminals in real time, which is the clearest demonstration that </w:t>
+      </w:r>
+      <w:proofErr w:type="spellStart"/>
+      <w:r>
+        <w:rPr>
+          <w:color w:val="262626"/>
+          <w:sz w:val="21"/>
+          <w:szCs w:val="21"/>
+        </w:rPr>
+        <w:t>Netcat</w:t>
+      </w:r>
+      <w:proofErr w:type="spellEnd"/>
+      <w:r>
+        <w:rPr>
+          <w:color w:val="262626"/>
+          <w:sz w:val="21"/>
+          <w:szCs w:val="21"/>
+        </w:rPr>
+        <w:t xml:space="preserve"> is not doing anything file- or protocol-specific here — it is only relaying raw bytes between two open sockets.</w:t>
       </w:r>
     </w:p>
     <w:p>
@@ -1766,7 +2210,29 @@
           <w:sz w:val="18"/>
           <w:szCs w:val="18"/>
         </w:rPr>
-        <w:t>Figure 2 — A live two-way chat over a single Netcat TCP connection, shown mirrored on the Metasploitable2 (left) and Kali (right) terminals.</w:t>
+        <w:t xml:space="preserve">Figure 2 — A live two-way chat over a single </w:t>
+      </w:r>
+      <w:proofErr w:type="spellStart"/>
+      <w:r>
+        <w:rPr>
+          <w:i/>
+          <w:iCs/>
+          <w:color w:val="4D4D4D"/>
+          <w:sz w:val="18"/>
+          <w:szCs w:val="18"/>
+        </w:rPr>
+        <w:t>Netcat</w:t>
+      </w:r>
+      <w:proofErr w:type="spellEnd"/>
+      <w:r>
+        <w:rPr>
+          <w:i/>
+          <w:iCs/>
+          <w:color w:val="4D4D4D"/>
+          <w:sz w:val="18"/>
+          <w:szCs w:val="18"/>
+        </w:rPr>
+        <w:t xml:space="preserve"> TCP connection, shown mirrored on the Metasploitable2 (left) and Kali (right) terminals.</w:t>
       </w:r>
     </w:p>
     <w:tbl>
@@ -1954,7 +2420,25 @@
                 <w:sz w:val="19"/>
                 <w:szCs w:val="19"/>
               </w:rPr>
-              <w:t>nc -n -lvp 4444 (Kali)</w:t>
+              <w:t>nc -n -</w:t>
+            </w:r>
+            <w:proofErr w:type="spellStart"/>
+            <w:r>
+              <w:rPr>
+                <w:color w:val="262626"/>
+                <w:sz w:val="19"/>
+                <w:szCs w:val="19"/>
+              </w:rPr>
+              <w:t>lvp</w:t>
+            </w:r>
+            <w:proofErr w:type="spellEnd"/>
+            <w:r>
+              <w:rPr>
+                <w:color w:val="262626"/>
+                <w:sz w:val="19"/>
+                <w:szCs w:val="19"/>
+              </w:rPr>
+              <w:t xml:space="preserve"> 4444 (Kali)</w:t>
             </w:r>
           </w:p>
         </w:tc>
@@ -2091,6 +2575,7 @@
             <w:vAlign w:val="center"/>
           </w:tcPr>
           <w:p>
+            <w:proofErr w:type="spellStart"/>
             <w:r>
               <w:rPr>
                 <w:b/>
@@ -2101,6 +2586,7 @@
               </w:rPr>
               <w:t>Behaviour</w:t>
             </w:r>
+            <w:proofErr w:type="spellEnd"/>
           </w:p>
         </w:tc>
         <w:tc>
@@ -2231,7 +2717,21 @@
               <w:rPr>
                 <w:color w:val="1A1A1A"/>
               </w:rPr>
-              <w:t>This practical made it click that a raw Netcat connection has no idea whether it's carrying a chat message, a file, or a shell command — it's all just bytes on a socket. That's exactly why the same tool doubles as a file-transfer utility in Section 1 and a chat channel here, and why (in a later, more advanced module) the same pattern with a shell bound to the socket becomes a reverse shell. The -n flag is a small but useful habit to carry forward: it removes the reverse-DNS delay/error I saw in the first practical whenever the target network has no working DNS.</w:t>
+              <w:t xml:space="preserve">This practical made it click that a raw </w:t>
+            </w:r>
+            <w:proofErr w:type="spellStart"/>
+            <w:r>
+              <w:rPr>
+                <w:color w:val="1A1A1A"/>
+              </w:rPr>
+              <w:t>Netcat</w:t>
+            </w:r>
+            <w:proofErr w:type="spellEnd"/>
+            <w:r>
+              <w:rPr>
+                <w:color w:val="1A1A1A"/>
+              </w:rPr>
+              <w:t xml:space="preserve"> connection has no idea whether it's carrying a chat message, a file, or a shell command — it's all just bytes on a socket. That's exactly why the same tool doubles as a file-transfer utility in Section 1 and a chat channel here, and why (in a later, more advanced module) the same pattern with a shell bound to the socket becomes a reverse shell. The -n flag is a small but useful habit to carry forward: it removes the reverse-DNS delay/error I saw in the first practical whenever the target network has no working DNS.</w:t>
             </w:r>
           </w:p>
         </w:tc>
@@ -2269,13 +2769,41 @@
         </w:numPr>
         <w:spacing w:after="90"/>
       </w:pPr>
-      <w:r>
-        <w:rPr>
-          <w:color w:val="262626"/>
-          <w:sz w:val="21"/>
-          <w:szCs w:val="21"/>
-        </w:rPr>
-        <w:t>Netcat's core model is simple: one side listens with -l (optionally -v for verbose, -p &lt;port&gt; for the port), and the other side connects with a plain nc &lt;ip&gt; &lt;port&gt;.</w:t>
+      <w:proofErr w:type="spellStart"/>
+      <w:r>
+        <w:rPr>
+          <w:color w:val="262626"/>
+          <w:sz w:val="21"/>
+          <w:szCs w:val="21"/>
+        </w:rPr>
+        <w:t>Netcat's</w:t>
+      </w:r>
+      <w:proofErr w:type="spellEnd"/>
+      <w:r>
+        <w:rPr>
+          <w:color w:val="262626"/>
+          <w:sz w:val="21"/>
+          <w:szCs w:val="21"/>
+        </w:rPr>
+        <w:t xml:space="preserve"> core model is simple: one side listens with -l (optionally -v for verbose, -p &lt;port&gt; for the port), and the other side connects with a plain nc &lt;</w:t>
+      </w:r>
+      <w:proofErr w:type="spellStart"/>
+      <w:r>
+        <w:rPr>
+          <w:color w:val="262626"/>
+          <w:sz w:val="21"/>
+          <w:szCs w:val="21"/>
+        </w:rPr>
+        <w:t>ip</w:t>
+      </w:r>
+      <w:proofErr w:type="spellEnd"/>
+      <w:r>
+        <w:rPr>
+          <w:color w:val="262626"/>
+          <w:sz w:val="21"/>
+          <w:szCs w:val="21"/>
+        </w:rPr>
+        <w:t>&gt; &lt;port&gt;.</w:t>
       </w:r>
     </w:p>
     <w:p>
@@ -2293,7 +2821,43 @@
           <w:sz w:val="21"/>
           <w:szCs w:val="21"/>
         </w:rPr>
-        <w:t>Shell redirection (&gt; to write, &lt; to read) is what turns a raw Netcat pipe into a file-transfer tool — Netcat itself has no concept of "file"; it only moves bytes.</w:t>
+        <w:t xml:space="preserve">Shell redirection (&gt; to write, &lt; to read) is what turns a raw </w:t>
+      </w:r>
+      <w:proofErr w:type="spellStart"/>
+      <w:r>
+        <w:rPr>
+          <w:color w:val="262626"/>
+          <w:sz w:val="21"/>
+          <w:szCs w:val="21"/>
+        </w:rPr>
+        <w:t>Netcat</w:t>
+      </w:r>
+      <w:proofErr w:type="spellEnd"/>
+      <w:r>
+        <w:rPr>
+          <w:color w:val="262626"/>
+          <w:sz w:val="21"/>
+          <w:szCs w:val="21"/>
+        </w:rPr>
+        <w:t xml:space="preserve"> pipe into a file-transfer tool — </w:t>
+      </w:r>
+      <w:proofErr w:type="spellStart"/>
+      <w:r>
+        <w:rPr>
+          <w:color w:val="262626"/>
+          <w:sz w:val="21"/>
+          <w:szCs w:val="21"/>
+        </w:rPr>
+        <w:t>Netcat</w:t>
+      </w:r>
+      <w:proofErr w:type="spellEnd"/>
+      <w:r>
+        <w:rPr>
+          <w:color w:val="262626"/>
+          <w:sz w:val="21"/>
+          <w:szCs w:val="21"/>
+        </w:rPr>
+        <w:t xml:space="preserve"> itself has no concept of "file"; it only moves bytes.</w:t>
       </w:r>
     </w:p>
     <w:p>
@@ -2311,7 +2875,25 @@
           <w:sz w:val="21"/>
           <w:szCs w:val="21"/>
         </w:rPr>
-        <w:t>A live Netcat connection is inherently two-way (full-duplex): typing on either end sends data to the other immediately, which is the same mechanism a reverse or bind shell later relies on.</w:t>
+        <w:t xml:space="preserve">A live </w:t>
+      </w:r>
+      <w:proofErr w:type="spellStart"/>
+      <w:r>
+        <w:rPr>
+          <w:color w:val="262626"/>
+          <w:sz w:val="21"/>
+          <w:szCs w:val="21"/>
+        </w:rPr>
+        <w:t>Netcat</w:t>
+      </w:r>
+      <w:proofErr w:type="spellEnd"/>
+      <w:r>
+        <w:rPr>
+          <w:color w:val="262626"/>
+          <w:sz w:val="21"/>
+          <w:szCs w:val="21"/>
+        </w:rPr>
+        <w:t xml:space="preserve"> connection is inherently two-way (full-duplex): typing on either end sends data to the other immediately, which is the same mechanism a reverse or bind shell later relies on.</w:t>
       </w:r>
     </w:p>
     <w:p>
@@ -2347,7 +2929,25 @@
           <w:sz w:val="21"/>
           <w:szCs w:val="21"/>
         </w:rPr>
-        <w:t>Because Netcat performs no validation on filenames or input, small mistakes (like a mistyped output filename) fail silently rather than throwing an error — output should always be checked, not assumed.</w:t>
+        <w:t xml:space="preserve">Because </w:t>
+      </w:r>
+      <w:proofErr w:type="spellStart"/>
+      <w:r>
+        <w:rPr>
+          <w:color w:val="262626"/>
+          <w:sz w:val="21"/>
+          <w:szCs w:val="21"/>
+        </w:rPr>
+        <w:t>Netcat</w:t>
+      </w:r>
+      <w:proofErr w:type="spellEnd"/>
+      <w:r>
+        <w:rPr>
+          <w:color w:val="262626"/>
+          <w:sz w:val="21"/>
+          <w:szCs w:val="21"/>
+        </w:rPr>
+        <w:t xml:space="preserve"> performs no validation on filenames or input, small mistakes (like a mistyped output filename) fail silently rather than throwing an error — output should always be checked, not assumed.</w:t>
       </w:r>
     </w:p>
     <w:p>
@@ -2360,7 +2960,25 @@
           <w:iCs/>
           <w:color w:val="4D4D4D"/>
         </w:rPr>
-        <w:t>Next up: banner grabbing and basic port scanning with Netcat (-z, -w), before moving on to reverse and bind shells.</w:t>
+        <w:t xml:space="preserve">Next up: banner grabbing and basic port scanning with </w:t>
+      </w:r>
+      <w:proofErr w:type="spellStart"/>
+      <w:r>
+        <w:rPr>
+          <w:i/>
+          <w:iCs/>
+          <w:color w:val="4D4D4D"/>
+        </w:rPr>
+        <w:t>Netcat</w:t>
+      </w:r>
+      <w:proofErr w:type="spellEnd"/>
+      <w:r>
+        <w:rPr>
+          <w:i/>
+          <w:iCs/>
+          <w:color w:val="4D4D4D"/>
+        </w:rPr>
+        <w:t xml:space="preserve"> (-z, -w), before moving on to reverse and bind shells.</w:t>
       </w:r>
     </w:p>
     <w:sectPr>

--- a/tools/Netcat_NC/File Transfer And Communication_Project/FileTransfer_Communication_Project.docx
+++ b/tools/Netcat_NC/File Transfer And Communication_Project/FileTransfer_Communication_Project.docx
@@ -27,7 +27,6 @@
         <w:spacing w:before="260" w:after="100"/>
         <w:jc w:val="center"/>
       </w:pPr>
-      <w:proofErr w:type="spellStart"/>
       <w:r>
         <w:rPr>
           <w:b/>
@@ -36,18 +35,7 @@
           <w:sz w:val="60"/>
           <w:szCs w:val="60"/>
         </w:rPr>
-        <w:t>Netcat</w:t>
-      </w:r>
-      <w:proofErr w:type="spellEnd"/>
-      <w:r>
-        <w:rPr>
-          <w:b/>
-          <w:bCs/>
-          <w:color w:val="000000"/>
-          <w:sz w:val="60"/>
-          <w:szCs w:val="60"/>
-        </w:rPr>
-        <w:t xml:space="preserve"> (nc)</w:t>
+        <w:t>Netcat (nc)</w:t>
       </w:r>
     </w:p>
     <w:p>
@@ -79,29 +67,7 @@
           <w:sz w:val="21"/>
           <w:szCs w:val="21"/>
         </w:rPr>
-        <w:t xml:space="preserve">Hands-on lab practicals using </w:t>
-      </w:r>
-      <w:proofErr w:type="spellStart"/>
-      <w:r>
-        <w:rPr>
-          <w:i/>
-          <w:iCs/>
-          <w:color w:val="4D4D4D"/>
-          <w:sz w:val="21"/>
-          <w:szCs w:val="21"/>
-        </w:rPr>
-        <w:t>Netcat</w:t>
-      </w:r>
-      <w:proofErr w:type="spellEnd"/>
-      <w:r>
-        <w:rPr>
-          <w:i/>
-          <w:iCs/>
-          <w:color w:val="4D4D4D"/>
-          <w:sz w:val="21"/>
-          <w:szCs w:val="21"/>
-        </w:rPr>
-        <w:t xml:space="preserve"> between a Kali Linux attacker VM and a Metasploitable2 target VM, run over a private VirtualBox host-only network.</w:t>
+        <w:t>Hands-on lab practicals using Netcat between a Kali Linux attacker VM and a Metasploitable2 target VM, run over a private VirtualBox host-only network.</w:t>
       </w:r>
     </w:p>
     <w:p>
@@ -226,18 +192,8 @@
           <w:sz w:val="22"/>
           <w:szCs w:val="22"/>
         </w:rPr>
-        <w:t xml:space="preserve">1.  File Transfer with </w:t>
-      </w:r>
-      <w:proofErr w:type="spellStart"/>
-      <w:r>
-        <w:rPr>
-          <w:color w:val="262626"/>
-          <w:sz w:val="22"/>
-          <w:szCs w:val="22"/>
-        </w:rPr>
-        <w:t>Netcat</w:t>
-      </w:r>
-      <w:proofErr w:type="spellEnd"/>
+        <w:t>1.  File Transfer with Netcat</w:t>
+      </w:r>
       <w:r>
         <w:rPr>
           <w:b/>
@@ -263,18 +219,8 @@
           <w:sz w:val="22"/>
           <w:szCs w:val="22"/>
         </w:rPr>
-        <w:t xml:space="preserve">2.  Two-Way Communication (Chat) with </w:t>
-      </w:r>
-      <w:proofErr w:type="spellStart"/>
-      <w:r>
-        <w:rPr>
-          <w:color w:val="262626"/>
-          <w:sz w:val="22"/>
-          <w:szCs w:val="22"/>
-        </w:rPr>
-        <w:t>Netcat</w:t>
-      </w:r>
-      <w:proofErr w:type="spellEnd"/>
+        <w:t>2.  Two-Way Communication (Chat) with Netcat</w:t>
+      </w:r>
       <w:r>
         <w:rPr>
           <w:b/>
@@ -349,72 +295,26 @@
       <w:pPr>
         <w:spacing w:after="160" w:line="300" w:lineRule="auto"/>
       </w:pPr>
-      <w:proofErr w:type="spellStart"/>
       <w:r>
         <w:rPr>
           <w:color w:val="262626"/>
           <w:sz w:val="21"/>
           <w:szCs w:val="21"/>
         </w:rPr>
-        <w:t>Netcat</w:t>
-      </w:r>
-      <w:proofErr w:type="spellEnd"/>
+        <w:t>Netcat (nc) is a lightweight command-line networking utility often described as the "TCP/IP Swiss Army knife." It reads and writes data across network connections using TCP or UDP, which makes it useful for banner grabbing, port scanning, file transfer, and building simple client/server communication channels.</w:t>
+      </w:r>
+    </w:p>
+    <w:p>
+      <w:pPr>
+        <w:spacing w:after="160" w:line="300" w:lineRule="auto"/>
+      </w:pPr>
       <w:r>
         <w:rPr>
           <w:color w:val="262626"/>
           <w:sz w:val="21"/>
           <w:szCs w:val="21"/>
         </w:rPr>
-        <w:t xml:space="preserve"> (nc) is a lightweight command-line networking utility often described as the "TCP/IP Swiss Army knife." It reads and writes data across network connections using TCP or UDP, which makes it useful for banner grabbing, port scanning, file transfer, and building simple client/server communication channels.</w:t>
-      </w:r>
-    </w:p>
-    <w:p>
-      <w:pPr>
-        <w:spacing w:after="160" w:line="300" w:lineRule="auto"/>
-      </w:pPr>
-      <w:r>
-        <w:rPr>
-          <w:color w:val="262626"/>
-          <w:sz w:val="21"/>
-          <w:szCs w:val="21"/>
-        </w:rPr>
-        <w:t xml:space="preserve">This module documents two beginner practicals carried out across two virtual machines on the same VirtualBox host-only network: a Metasploitable2 VM acting as one endpoint (192.168.56.102) and a Kali Linux VM acting as the other endpoint (192.168.56.101). The goal was to understand </w:t>
-      </w:r>
-      <w:proofErr w:type="spellStart"/>
-      <w:r>
-        <w:rPr>
-          <w:color w:val="262626"/>
-          <w:sz w:val="21"/>
-          <w:szCs w:val="21"/>
-        </w:rPr>
-        <w:t>Netcat's</w:t>
-      </w:r>
-      <w:proofErr w:type="spellEnd"/>
-      <w:r>
-        <w:rPr>
-          <w:color w:val="262626"/>
-          <w:sz w:val="21"/>
-          <w:szCs w:val="21"/>
-        </w:rPr>
-        <w:t xml:space="preserve"> listener/client model (-l to listen, and a plain nc &lt;</w:t>
-      </w:r>
-      <w:proofErr w:type="spellStart"/>
-      <w:r>
-        <w:rPr>
-          <w:color w:val="262626"/>
-          <w:sz w:val="21"/>
-          <w:szCs w:val="21"/>
-        </w:rPr>
-        <w:t>ip</w:t>
-      </w:r>
-      <w:proofErr w:type="spellEnd"/>
-      <w:r>
-        <w:rPr>
-          <w:color w:val="262626"/>
-          <w:sz w:val="21"/>
-          <w:szCs w:val="21"/>
-        </w:rPr>
-        <w:t>&gt; &lt;port&gt; to connect) before moving on to more advanced uses such as reverse shells and port scanning in later modules.</w:t>
+        <w:t>This module documents two beginner practicals carried out across two virtual machines on the same VirtualBox host-only network: a Metasploitable2 VM acting as one endpoint (192.168.56.102) and a Kali Linux VM acting as the other endpoint (192.168.56.101). The goal was to understand Netcat's listener/client model (-l to listen, and a plain nc &lt;ip&gt; &lt;port&gt; to connect) before moving on to more advanced uses such as reverse shells and port scanning in later modules.</w:t>
       </w:r>
     </w:p>
     <w:tbl>
@@ -763,23 +663,13 @@
             <w:vAlign w:val="center"/>
           </w:tcPr>
           <w:p>
-            <w:proofErr w:type="spellStart"/>
             <w:r>
               <w:rPr>
                 <w:color w:val="262626"/>
                 <w:sz w:val="19"/>
                 <w:szCs w:val="19"/>
               </w:rPr>
-              <w:t>Netcat</w:t>
-            </w:r>
-            <w:proofErr w:type="spellEnd"/>
-            <w:r>
-              <w:rPr>
-                <w:color w:val="262626"/>
-                <w:sz w:val="19"/>
-                <w:szCs w:val="19"/>
-              </w:rPr>
-              <w:t xml:space="preserve"> (nc)</w:t>
+              <w:t>Netcat (nc)</w:t>
             </w:r>
           </w:p>
         </w:tc>
@@ -805,40 +695,20 @@
           <w:color w:val="000000"/>
         </w:rPr>
         <w:lastRenderedPageBreak/>
-        <w:t xml:space="preserve">1. File Transfer with </w:t>
-      </w:r>
-      <w:proofErr w:type="spellStart"/>
-      <w:r>
-        <w:rPr>
-          <w:b/>
-          <w:bCs/>
-          <w:color w:val="000000"/>
-        </w:rPr>
-        <w:t>Netcat</w:t>
-      </w:r>
-      <w:proofErr w:type="spellEnd"/>
+        <w:t>1. File Transfer with Netcat</w:t>
+      </w:r>
     </w:p>
     <w:p>
       <w:pPr>
         <w:spacing w:after="160" w:line="300" w:lineRule="auto"/>
       </w:pPr>
-      <w:proofErr w:type="spellStart"/>
       <w:r>
         <w:rPr>
           <w:color w:val="262626"/>
           <w:sz w:val="21"/>
           <w:szCs w:val="21"/>
         </w:rPr>
-        <w:t>Netcat</w:t>
-      </w:r>
-      <w:proofErr w:type="spellEnd"/>
-      <w:r>
-        <w:rPr>
-          <w:color w:val="262626"/>
-          <w:sz w:val="21"/>
-          <w:szCs w:val="21"/>
-        </w:rPr>
-        <w:t xml:space="preserve"> can move a file between two hosts with no dedicated file-transfer protocol: one side listens and redirects the incoming stream into a file, and the other side connects and feeds a file into the stream. This practical sent a text file from the Kali VM to the Metasploitable2 VM over port 4444.</w:t>
+        <w:t>Netcat can move a file between two hosts with no dedicated file-transfer protocol: one side listens and redirects the incoming stream into a file, and the other side connects and feeds a file into the stream. This practical sent a text file from the Kali VM to the Metasploitable2 VM over port 4444.</w:t>
       </w:r>
     </w:p>
     <w:tbl>
@@ -958,27 +828,7 @@
                 <w:sz w:val="19"/>
                 <w:szCs w:val="19"/>
               </w:rPr>
-              <w:t>$ nc -</w:t>
-            </w:r>
-            <w:proofErr w:type="spellStart"/>
-            <w:r>
-              <w:rPr>
-                <w:rFonts w:ascii="Consolas" w:eastAsia="Consolas" w:hAnsi="Consolas" w:cs="Consolas"/>
-                <w:color w:val="E8E8E8"/>
-                <w:sz w:val="19"/>
-                <w:szCs w:val="19"/>
-              </w:rPr>
-              <w:t>lvp</w:t>
-            </w:r>
-            <w:proofErr w:type="spellEnd"/>
-            <w:r>
-              <w:rPr>
-                <w:rFonts w:ascii="Consolas" w:eastAsia="Consolas" w:hAnsi="Consolas" w:cs="Consolas"/>
-                <w:color w:val="E8E8E8"/>
-                <w:sz w:val="19"/>
-                <w:szCs w:val="19"/>
-              </w:rPr>
-              <w:t xml:space="preserve"> 4444 &gt;receiveed.txt</w:t>
+              <w:t>$ nc -lvp 4444 &gt;receiveed.txt</w:t>
             </w:r>
           </w:p>
           <w:p>
@@ -1043,92 +893,20 @@
           <w:sz w:val="21"/>
           <w:szCs w:val="21"/>
         </w:rPr>
-        <w:t>The receiving side is set up first: nc -</w:t>
-      </w:r>
-      <w:proofErr w:type="spellStart"/>
+        <w:t>The receiving side is set up first: nc -lvp 4444 tells Netcat to listen (-l), print connection details verbosely (-v), stay on port 4444 (-p 4444), and the shell redirection &gt;receiveed.txt writes anything received on that socket straight into a file instead of the screen. The sending side is a plain client connection, nc &lt;target-ip&gt; &lt;port&gt;, with &lt;send.txt redirecting the local file's contents into the socket as the payload.</w:t>
+      </w:r>
+    </w:p>
+    <w:p>
+      <w:pPr>
+        <w:spacing w:after="160" w:line="300" w:lineRule="auto"/>
+      </w:pPr>
       <w:r>
         <w:rPr>
           <w:color w:val="262626"/>
           <w:sz w:val="21"/>
           <w:szCs w:val="21"/>
         </w:rPr>
-        <w:t>lvp</w:t>
-      </w:r>
-      <w:proofErr w:type="spellEnd"/>
-      <w:r>
-        <w:rPr>
-          <w:color w:val="262626"/>
-          <w:sz w:val="21"/>
-          <w:szCs w:val="21"/>
-        </w:rPr>
-        <w:t xml:space="preserve"> 4444 tells </w:t>
-      </w:r>
-      <w:proofErr w:type="spellStart"/>
-      <w:r>
-        <w:rPr>
-          <w:color w:val="262626"/>
-          <w:sz w:val="21"/>
-          <w:szCs w:val="21"/>
-        </w:rPr>
-        <w:t>Netcat</w:t>
-      </w:r>
-      <w:proofErr w:type="spellEnd"/>
-      <w:r>
-        <w:rPr>
-          <w:color w:val="262626"/>
-          <w:sz w:val="21"/>
-          <w:szCs w:val="21"/>
-        </w:rPr>
-        <w:t xml:space="preserve"> to listen (-l), print connection details verbosely (-v), stay on port 4444 (-p 4444), and the shell redirection &gt;receiveed.txt writes anything received on that socket straight into a file instead of the screen. The sending side is a plain client connection, nc &lt;target-</w:t>
-      </w:r>
-      <w:proofErr w:type="spellStart"/>
-      <w:r>
-        <w:rPr>
-          <w:color w:val="262626"/>
-          <w:sz w:val="21"/>
-          <w:szCs w:val="21"/>
-        </w:rPr>
-        <w:t>ip</w:t>
-      </w:r>
-      <w:proofErr w:type="spellEnd"/>
-      <w:r>
-        <w:rPr>
-          <w:color w:val="262626"/>
-          <w:sz w:val="21"/>
-          <w:szCs w:val="21"/>
-        </w:rPr>
-        <w:t>&gt; &lt;port&gt;, with &lt;send.txt redirecting the local file's contents into the socket as the payload.</w:t>
-      </w:r>
-    </w:p>
-    <w:p>
-      <w:pPr>
-        <w:spacing w:after="160" w:line="300" w:lineRule="auto"/>
-      </w:pPr>
-      <w:r>
-        <w:rPr>
-          <w:color w:val="262626"/>
-          <w:sz w:val="21"/>
-          <w:szCs w:val="21"/>
-        </w:rPr>
-        <w:t xml:space="preserve">As soon as the client connects, </w:t>
-      </w:r>
-      <w:proofErr w:type="spellStart"/>
-      <w:r>
-        <w:rPr>
-          <w:color w:val="262626"/>
-          <w:sz w:val="21"/>
-          <w:szCs w:val="21"/>
-        </w:rPr>
-        <w:t>Netcat</w:t>
-      </w:r>
-      <w:proofErr w:type="spellEnd"/>
-      <w:r>
-        <w:rPr>
-          <w:color w:val="262626"/>
-          <w:sz w:val="21"/>
-          <w:szCs w:val="21"/>
-        </w:rPr>
-        <w:t xml:space="preserve"> has no built-in concept of "end of file" for a transfer</w:t>
+        <w:t>As soon as the client connects, Netcat has no built-in concept of "end of file" for a transfer</w:t>
       </w:r>
       <w:r>
         <w:rPr>
@@ -1209,29 +987,7 @@
           <w:sz w:val="18"/>
           <w:szCs w:val="18"/>
         </w:rPr>
-        <w:t xml:space="preserve">Figure 1 — Kali sending send.txt to the Metasploitable2 listener on port 4444; the received file is verified with </w:t>
-      </w:r>
-      <w:proofErr w:type="spellStart"/>
-      <w:r>
-        <w:rPr>
-          <w:i/>
-          <w:iCs/>
-          <w:color w:val="4D4D4D"/>
-          <w:sz w:val="18"/>
-          <w:szCs w:val="18"/>
-        </w:rPr>
-        <w:t>dir</w:t>
-      </w:r>
-      <w:proofErr w:type="spellEnd"/>
-      <w:r>
-        <w:rPr>
-          <w:i/>
-          <w:iCs/>
-          <w:color w:val="4D4D4D"/>
-          <w:sz w:val="18"/>
-          <w:szCs w:val="18"/>
-        </w:rPr>
-        <w:t xml:space="preserve"> and cat on the target.</w:t>
+        <w:t>Figure 1 — Kali sending send.txt to the Metasploitable2 listener on port 4444; the received file is verified with dir and cat on the target.</w:t>
       </w:r>
     </w:p>
     <w:tbl>
@@ -1419,25 +1175,7 @@
                 <w:sz w:val="19"/>
                 <w:szCs w:val="19"/>
               </w:rPr>
-              <w:t>nc -</w:t>
-            </w:r>
-            <w:proofErr w:type="spellStart"/>
-            <w:r>
-              <w:rPr>
-                <w:color w:val="262626"/>
-                <w:sz w:val="19"/>
-                <w:szCs w:val="19"/>
-              </w:rPr>
-              <w:t>lvp</w:t>
-            </w:r>
-            <w:proofErr w:type="spellEnd"/>
-            <w:r>
-              <w:rPr>
-                <w:color w:val="262626"/>
-                <w:sz w:val="19"/>
-                <w:szCs w:val="19"/>
-              </w:rPr>
-              <w:t xml:space="preserve"> 4444 &gt;receiveed.txt (Metasploitable2)</w:t>
+              <w:t>nc -lvp 4444 &gt;receiveed.txt (Metasploitable2)</w:t>
             </w:r>
           </w:p>
         </w:tc>
@@ -1655,23 +1393,13 @@
             <w:vAlign w:val="center"/>
           </w:tcPr>
           <w:p>
-            <w:proofErr w:type="spellStart"/>
             <w:r>
               <w:rPr>
                 <w:color w:val="262626"/>
                 <w:sz w:val="19"/>
                 <w:szCs w:val="19"/>
               </w:rPr>
-              <w:t>dir</w:t>
-            </w:r>
-            <w:proofErr w:type="spellEnd"/>
-            <w:r>
-              <w:rPr>
-                <w:color w:val="262626"/>
-                <w:sz w:val="19"/>
-                <w:szCs w:val="19"/>
-              </w:rPr>
-              <w:t xml:space="preserve"> listed the new file; cat receiveed.txt confirmed its contents</w:t>
+              <w:t>dir listed the new file; cat receiveed.txt confirmed its contents</w:t>
             </w:r>
           </w:p>
         </w:tc>
@@ -1724,55 +1452,19 @@
               <w:rPr>
                 <w:color w:val="1A1A1A"/>
               </w:rPr>
-              <w:t xml:space="preserve">I mistyped the output filename as receiveed.txt (double "e") in the listener command, and the transfer still completed without error — </w:t>
-            </w:r>
-            <w:proofErr w:type="spellStart"/>
+              <w:t>I mistyped the output filename as receiveed.txt (double "e") in the listener command, and the transfer still completed without error — Netcat doesn't validate filenames, it just writes to whatever path the shell redirection gives it. I noticed the listener never terminates on its own after the file is fully received</w:t>
+            </w:r>
             <w:r>
               <w:rPr>
                 <w:color w:val="1A1A1A"/>
               </w:rPr>
-              <w:t>Netcat</w:t>
-            </w:r>
-            <w:proofErr w:type="spellEnd"/>
+              <w:t xml:space="preserve"> instead</w:t>
+            </w:r>
             <w:r>
               <w:rPr>
                 <w:color w:val="1A1A1A"/>
               </w:rPr>
-              <w:t xml:space="preserve"> doesn't validate filenames, it just writes to whatever path the shell redirection gives it. I noticed the listener never terminates on its own after the file is fully received</w:t>
-            </w:r>
-            <w:r>
-              <w:rPr>
-                <w:color w:val="1A1A1A"/>
-              </w:rPr>
-              <w:t xml:space="preserve"> </w:t>
-            </w:r>
-            <w:proofErr w:type="gramStart"/>
-            <w:r>
-              <w:rPr>
-                <w:color w:val="1A1A1A"/>
-              </w:rPr>
-              <w:t>instead</w:t>
-            </w:r>
-            <w:proofErr w:type="gramEnd"/>
-            <w:r>
-              <w:rPr>
-                <w:color w:val="1A1A1A"/>
-              </w:rPr>
-              <w:t xml:space="preserve"> I had to confirm completion by checking the file and then close the listener with </w:t>
-            </w:r>
-            <w:proofErr w:type="spellStart"/>
-            <w:r>
-              <w:rPr>
-                <w:color w:val="1A1A1A"/>
-              </w:rPr>
-              <w:t>Ctrl+C</w:t>
-            </w:r>
-            <w:proofErr w:type="spellEnd"/>
-            <w:r>
-              <w:rPr>
-                <w:color w:val="1A1A1A"/>
-              </w:rPr>
-              <w:t>.</w:t>
+              <w:t xml:space="preserve"> I had to confirm completion by checking the file and then close the listener with Ctrl+C.</w:t>
             </w:r>
           </w:p>
         </w:tc>
@@ -1798,18 +1490,8 @@
           <w:color w:val="000000"/>
         </w:rPr>
         <w:lastRenderedPageBreak/>
-        <w:t xml:space="preserve">2. Two-Way Communication (Chat) with </w:t>
-      </w:r>
-      <w:proofErr w:type="spellStart"/>
-      <w:r>
-        <w:rPr>
-          <w:b/>
-          <w:bCs/>
-          <w:color w:val="000000"/>
-        </w:rPr>
-        <w:t>Netcat</w:t>
-      </w:r>
-      <w:proofErr w:type="spellEnd"/>
+        <w:t>2. Two-Way Communication (Chat) with Netcat</w:t>
+      </w:r>
     </w:p>
     <w:p>
       <w:pPr>
@@ -1821,25 +1503,7 @@
           <w:sz w:val="21"/>
           <w:szCs w:val="21"/>
         </w:rPr>
-        <w:t xml:space="preserve">Beyond files, a plain </w:t>
-      </w:r>
-      <w:proofErr w:type="spellStart"/>
-      <w:r>
-        <w:rPr>
-          <w:color w:val="262626"/>
-          <w:sz w:val="21"/>
-          <w:szCs w:val="21"/>
-        </w:rPr>
-        <w:t>Netcat</w:t>
-      </w:r>
-      <w:proofErr w:type="spellEnd"/>
-      <w:r>
-        <w:rPr>
-          <w:color w:val="262626"/>
-          <w:sz w:val="21"/>
-          <w:szCs w:val="21"/>
-        </w:rPr>
-        <w:t xml:space="preserve"> connection is just a raw TCP pipe, so typing text on either end sends it live to the other side. This practical set up a simple two-way chat between the Kali and Metasploitable2 VMs, with the listener role swapped to Kali this time.</w:t>
+        <w:t>Beyond files, a plain Netcat connection is just a raw TCP pipe, so typing text on either end sends it live to the other side. This practical set up a simple two-way chat between the Kali and Metasploitable2 VMs, with the listener role swapped to Kali this time.</w:t>
       </w:r>
     </w:p>
     <w:tbl>
@@ -1959,27 +1623,7 @@
                 <w:sz w:val="19"/>
                 <w:szCs w:val="19"/>
               </w:rPr>
-              <w:t>$ nc -n -</w:t>
-            </w:r>
-            <w:proofErr w:type="spellStart"/>
-            <w:r>
-              <w:rPr>
-                <w:rFonts w:ascii="Consolas" w:eastAsia="Consolas" w:hAnsi="Consolas" w:cs="Consolas"/>
-                <w:color w:val="E8E8E8"/>
-                <w:sz w:val="19"/>
-                <w:szCs w:val="19"/>
-              </w:rPr>
-              <w:t>lvp</w:t>
-            </w:r>
-            <w:proofErr w:type="spellEnd"/>
-            <w:r>
-              <w:rPr>
-                <w:rFonts w:ascii="Consolas" w:eastAsia="Consolas" w:hAnsi="Consolas" w:cs="Consolas"/>
-                <w:color w:val="E8E8E8"/>
-                <w:sz w:val="19"/>
-                <w:szCs w:val="19"/>
-              </w:rPr>
-              <w:t xml:space="preserve"> 4444</w:t>
+              <w:t>$ nc -n -lvp 4444</w:t>
             </w:r>
           </w:p>
           <w:p>
@@ -2044,43 +1688,44 @@
           <w:sz w:val="21"/>
           <w:szCs w:val="21"/>
         </w:rPr>
-        <w:t xml:space="preserve">Once the client connects, </w:t>
-      </w:r>
-      <w:proofErr w:type="spellStart"/>
+        <w:t>Once the client connects, Netcat keeps the TCP connection open in the foreground on both ends, and stdin/stdout are simply piped across the socket</w:t>
+      </w:r>
       <w:r>
         <w:rPr>
           <w:color w:val="262626"/>
           <w:sz w:val="21"/>
           <w:szCs w:val="21"/>
         </w:rPr>
-        <w:t>Netcat</w:t>
-      </w:r>
-      <w:proofErr w:type="spellEnd"/>
+        <w:t xml:space="preserve"> </w:t>
+      </w:r>
       <w:r>
         <w:rPr>
           <w:color w:val="262626"/>
           <w:sz w:val="21"/>
           <w:szCs w:val="21"/>
         </w:rPr>
-        <w:t xml:space="preserve"> keeps the TCP connection open in the foreground on both ends, and stdin/</w:t>
-      </w:r>
-      <w:proofErr w:type="spellStart"/>
+        <w:t>so a full-duplex chat happens as soon as both sides start typing, with no extra chat protocol involved. This time the -n flag was added on the listener side, which tells Netcat to skip DNS/reverse-DNS resolution entirely; because the earlier file-transfer practical logged a host-lookup failure for the same reason, adding -n here suppressed that message and connected slightly faster.</w:t>
+      </w:r>
+    </w:p>
+    <w:p>
+      <w:pPr>
+        <w:spacing w:after="160" w:line="300" w:lineRule="auto"/>
+      </w:pPr>
       <w:r>
         <w:rPr>
           <w:color w:val="262626"/>
           <w:sz w:val="21"/>
           <w:szCs w:val="21"/>
         </w:rPr>
-        <w:t>stdout</w:t>
-      </w:r>
-      <w:proofErr w:type="spellEnd"/>
+        <w:t>The conversation shown below ("Hi / Hello / How are you doing? / I am good / Yourself? / I am doing amazing, thanks for asking.") appears identically on both terminals in real time, which is the clearest demonstration that Netcat is not doing anything file- or protocol-specific here</w:t>
+      </w:r>
       <w:r>
         <w:rPr>
           <w:color w:val="262626"/>
           <w:sz w:val="21"/>
           <w:szCs w:val="21"/>
         </w:rPr>
-        <w:t xml:space="preserve"> are simply piped across the socket</w:t>
+        <w:t>,</w:t>
       </w:r>
       <w:r>
         <w:rPr>
@@ -2088,64 +1733,7 @@
           <w:sz w:val="21"/>
           <w:szCs w:val="21"/>
         </w:rPr>
-        <w:t xml:space="preserve"> </w:t>
-      </w:r>
-      <w:r>
-        <w:rPr>
-          <w:color w:val="262626"/>
-          <w:sz w:val="21"/>
-          <w:szCs w:val="21"/>
-        </w:rPr>
-        <w:t xml:space="preserve">so a full-duplex chat happens as soon as both sides start typing, with no extra chat protocol involved. This time the -n flag was added on the listener side, which tells </w:t>
-      </w:r>
-      <w:proofErr w:type="spellStart"/>
-      <w:r>
-        <w:rPr>
-          <w:color w:val="262626"/>
-          <w:sz w:val="21"/>
-          <w:szCs w:val="21"/>
-        </w:rPr>
-        <w:t>Netcat</w:t>
-      </w:r>
-      <w:proofErr w:type="spellEnd"/>
-      <w:r>
-        <w:rPr>
-          <w:color w:val="262626"/>
-          <w:sz w:val="21"/>
-          <w:szCs w:val="21"/>
-        </w:rPr>
-        <w:t xml:space="preserve"> to skip DNS/reverse-DNS resolution entirely; because the earlier file-transfer practical logged a host-lookup failure for the same reason, adding -n here suppressed that message and connected slightly faster.</w:t>
-      </w:r>
-    </w:p>
-    <w:p>
-      <w:pPr>
-        <w:spacing w:after="160" w:line="300" w:lineRule="auto"/>
-      </w:pPr>
-      <w:r>
-        <w:rPr>
-          <w:color w:val="262626"/>
-          <w:sz w:val="21"/>
-          <w:szCs w:val="21"/>
-        </w:rPr>
-        <w:t xml:space="preserve">The conversation shown below ("Hi / Hello / How are you doing? / I am good / Yourself? / I am doing amazing, thanks for asking.") appears identically on both terminals in real time, which is the clearest demonstration that </w:t>
-      </w:r>
-      <w:proofErr w:type="spellStart"/>
-      <w:r>
-        <w:rPr>
-          <w:color w:val="262626"/>
-          <w:sz w:val="21"/>
-          <w:szCs w:val="21"/>
-        </w:rPr>
-        <w:t>Netcat</w:t>
-      </w:r>
-      <w:proofErr w:type="spellEnd"/>
-      <w:r>
-        <w:rPr>
-          <w:color w:val="262626"/>
-          <w:sz w:val="21"/>
-          <w:szCs w:val="21"/>
-        </w:rPr>
-        <w:t xml:space="preserve"> is not doing anything file- or protocol-specific here — it is only relaying raw bytes between two open sockets.</w:t>
+        <w:t xml:space="preserve"> it is only relaying raw bytes between two open sockets.</w:t>
       </w:r>
     </w:p>
     <w:p>
@@ -2210,29 +1798,7 @@
           <w:sz w:val="18"/>
           <w:szCs w:val="18"/>
         </w:rPr>
-        <w:t xml:space="preserve">Figure 2 — A live two-way chat over a single </w:t>
-      </w:r>
-      <w:proofErr w:type="spellStart"/>
-      <w:r>
-        <w:rPr>
-          <w:i/>
-          <w:iCs/>
-          <w:color w:val="4D4D4D"/>
-          <w:sz w:val="18"/>
-          <w:szCs w:val="18"/>
-        </w:rPr>
-        <w:t>Netcat</w:t>
-      </w:r>
-      <w:proofErr w:type="spellEnd"/>
-      <w:r>
-        <w:rPr>
-          <w:i/>
-          <w:iCs/>
-          <w:color w:val="4D4D4D"/>
-          <w:sz w:val="18"/>
-          <w:szCs w:val="18"/>
-        </w:rPr>
-        <w:t xml:space="preserve"> TCP connection, shown mirrored on the Metasploitable2 (left) and Kali (right) terminals.</w:t>
+        <w:t>Figure 2 — A live two-way chat over a single Netcat TCP connection, shown mirrored on the Metasploitable2 (left) and Kali (right) terminals.</w:t>
       </w:r>
     </w:p>
     <w:tbl>
@@ -2420,25 +1986,7 @@
                 <w:sz w:val="19"/>
                 <w:szCs w:val="19"/>
               </w:rPr>
-              <w:t>nc -n -</w:t>
-            </w:r>
-            <w:proofErr w:type="spellStart"/>
-            <w:r>
-              <w:rPr>
-                <w:color w:val="262626"/>
-                <w:sz w:val="19"/>
-                <w:szCs w:val="19"/>
-              </w:rPr>
-              <w:t>lvp</w:t>
-            </w:r>
-            <w:proofErr w:type="spellEnd"/>
-            <w:r>
-              <w:rPr>
-                <w:color w:val="262626"/>
-                <w:sz w:val="19"/>
-                <w:szCs w:val="19"/>
-              </w:rPr>
-              <w:t xml:space="preserve"> 4444 (Kali)</w:t>
+              <w:t>nc -n -lvp 4444 (Kali)</w:t>
             </w:r>
           </w:p>
         </w:tc>
@@ -2575,7 +2123,6 @@
             <w:vAlign w:val="center"/>
           </w:tcPr>
           <w:p>
-            <w:proofErr w:type="spellStart"/>
             <w:r>
               <w:rPr>
                 <w:b/>
@@ -2586,7 +2133,6 @@
               </w:rPr>
               <w:t>Behaviour</w:t>
             </w:r>
-            <w:proofErr w:type="spellEnd"/>
           </w:p>
         </w:tc>
         <w:tc>
@@ -2717,21 +2263,7 @@
               <w:rPr>
                 <w:color w:val="1A1A1A"/>
               </w:rPr>
-              <w:t xml:space="preserve">This practical made it click that a raw </w:t>
-            </w:r>
-            <w:proofErr w:type="spellStart"/>
-            <w:r>
-              <w:rPr>
-                <w:color w:val="1A1A1A"/>
-              </w:rPr>
-              <w:t>Netcat</w:t>
-            </w:r>
-            <w:proofErr w:type="spellEnd"/>
-            <w:r>
-              <w:rPr>
-                <w:color w:val="1A1A1A"/>
-              </w:rPr>
-              <w:t xml:space="preserve"> connection has no idea whether it's carrying a chat message, a file, or a shell command — it's all just bytes on a socket. That's exactly why the same tool doubles as a file-transfer utility in Section 1 and a chat channel here, and why (in a later, more advanced module) the same pattern with a shell bound to the socket becomes a reverse shell. The -n flag is a small but useful habit to carry forward: it removes the reverse-DNS delay/error I saw in the first practical whenever the target network has no working DNS.</w:t>
+              <w:t>This practical made it click that a raw Netcat connection has no idea whether it's carrying a chat message, a file, or a shell command — it's all just bytes on a socket. That's exactly why the same tool doubles as a file-transfer utility in Section 1 and a chat channel here, and why (in a later, more advanced module) the same pattern with a shell bound to the socket becomes a reverse shell. The -n flag is a small but useful habit to carry forward: it removes the reverse-DNS delay/error I saw in the first practical whenever the target network has no working DNS.</w:t>
             </w:r>
           </w:p>
         </w:tc>
@@ -2769,41 +2301,13 @@
         </w:numPr>
         <w:spacing w:after="90"/>
       </w:pPr>
-      <w:proofErr w:type="spellStart"/>
       <w:r>
         <w:rPr>
           <w:color w:val="262626"/>
           <w:sz w:val="21"/>
           <w:szCs w:val="21"/>
         </w:rPr>
-        <w:t>Netcat's</w:t>
-      </w:r>
-      <w:proofErr w:type="spellEnd"/>
-      <w:r>
-        <w:rPr>
-          <w:color w:val="262626"/>
-          <w:sz w:val="21"/>
-          <w:szCs w:val="21"/>
-        </w:rPr>
-        <w:t xml:space="preserve"> core model is simple: one side listens with -l (optionally -v for verbose, -p &lt;port&gt; for the port), and the other side connects with a plain nc &lt;</w:t>
-      </w:r>
-      <w:proofErr w:type="spellStart"/>
-      <w:r>
-        <w:rPr>
-          <w:color w:val="262626"/>
-          <w:sz w:val="21"/>
-          <w:szCs w:val="21"/>
-        </w:rPr>
-        <w:t>ip</w:t>
-      </w:r>
-      <w:proofErr w:type="spellEnd"/>
-      <w:r>
-        <w:rPr>
-          <w:color w:val="262626"/>
-          <w:sz w:val="21"/>
-          <w:szCs w:val="21"/>
-        </w:rPr>
-        <w:t>&gt; &lt;port&gt;.</w:t>
+        <w:t>Netcat's core model is simple: one side listens with -l (optionally -v for verbose, -p &lt;port&gt; for the port), and the other side connects with a plain nc &lt;ip&gt; &lt;port&gt;.</w:t>
       </w:r>
     </w:p>
     <w:p>
@@ -2821,43 +2325,7 @@
           <w:sz w:val="21"/>
           <w:szCs w:val="21"/>
         </w:rPr>
-        <w:t xml:space="preserve">Shell redirection (&gt; to write, &lt; to read) is what turns a raw </w:t>
-      </w:r>
-      <w:proofErr w:type="spellStart"/>
-      <w:r>
-        <w:rPr>
-          <w:color w:val="262626"/>
-          <w:sz w:val="21"/>
-          <w:szCs w:val="21"/>
-        </w:rPr>
-        <w:t>Netcat</w:t>
-      </w:r>
-      <w:proofErr w:type="spellEnd"/>
-      <w:r>
-        <w:rPr>
-          <w:color w:val="262626"/>
-          <w:sz w:val="21"/>
-          <w:szCs w:val="21"/>
-        </w:rPr>
-        <w:t xml:space="preserve"> pipe into a file-transfer tool — </w:t>
-      </w:r>
-      <w:proofErr w:type="spellStart"/>
-      <w:r>
-        <w:rPr>
-          <w:color w:val="262626"/>
-          <w:sz w:val="21"/>
-          <w:szCs w:val="21"/>
-        </w:rPr>
-        <w:t>Netcat</w:t>
-      </w:r>
-      <w:proofErr w:type="spellEnd"/>
-      <w:r>
-        <w:rPr>
-          <w:color w:val="262626"/>
-          <w:sz w:val="21"/>
-          <w:szCs w:val="21"/>
-        </w:rPr>
-        <w:t xml:space="preserve"> itself has no concept of "file"; it only moves bytes.</w:t>
+        <w:t>Shell redirection (&gt; to write, &lt; to read) is what turns a raw Netcat pipe into a file-transfer tool — Netcat itself has no concept of "file"; it only moves bytes.</w:t>
       </w:r>
     </w:p>
     <w:p>
@@ -2875,25 +2343,7 @@
           <w:sz w:val="21"/>
           <w:szCs w:val="21"/>
         </w:rPr>
-        <w:t xml:space="preserve">A live </w:t>
-      </w:r>
-      <w:proofErr w:type="spellStart"/>
-      <w:r>
-        <w:rPr>
-          <w:color w:val="262626"/>
-          <w:sz w:val="21"/>
-          <w:szCs w:val="21"/>
-        </w:rPr>
-        <w:t>Netcat</w:t>
-      </w:r>
-      <w:proofErr w:type="spellEnd"/>
-      <w:r>
-        <w:rPr>
-          <w:color w:val="262626"/>
-          <w:sz w:val="21"/>
-          <w:szCs w:val="21"/>
-        </w:rPr>
-        <w:t xml:space="preserve"> connection is inherently two-way (full-duplex): typing on either end sends data to the other immediately, which is the same mechanism a reverse or bind shell later relies on.</w:t>
+        <w:t>A live Netcat connection is inherently two-way (full-duplex): typing on either end sends data to the other immediately, which is the same mechanism a reverse or bind shell later relies on.</w:t>
       </w:r>
     </w:p>
     <w:p>
@@ -2929,25 +2379,7 @@
           <w:sz w:val="21"/>
           <w:szCs w:val="21"/>
         </w:rPr>
-        <w:t xml:space="preserve">Because </w:t>
-      </w:r>
-      <w:proofErr w:type="spellStart"/>
-      <w:r>
-        <w:rPr>
-          <w:color w:val="262626"/>
-          <w:sz w:val="21"/>
-          <w:szCs w:val="21"/>
-        </w:rPr>
-        <w:t>Netcat</w:t>
-      </w:r>
-      <w:proofErr w:type="spellEnd"/>
-      <w:r>
-        <w:rPr>
-          <w:color w:val="262626"/>
-          <w:sz w:val="21"/>
-          <w:szCs w:val="21"/>
-        </w:rPr>
-        <w:t xml:space="preserve"> performs no validation on filenames or input, small mistakes (like a mistyped output filename) fail silently rather than throwing an error — output should always be checked, not assumed.</w:t>
+        <w:t>Because Netcat performs no validation on filenames or input, small mistakes (like a mistyped output filename) fail silently rather than throwing an error — output should always be checked, not assumed.</w:t>
       </w:r>
     </w:p>
     <w:p>
@@ -2960,25 +2392,7 @@
           <w:iCs/>
           <w:color w:val="4D4D4D"/>
         </w:rPr>
-        <w:t xml:space="preserve">Next up: banner grabbing and basic port scanning with </w:t>
-      </w:r>
-      <w:proofErr w:type="spellStart"/>
-      <w:r>
-        <w:rPr>
-          <w:i/>
-          <w:iCs/>
-          <w:color w:val="4D4D4D"/>
-        </w:rPr>
-        <w:t>Netcat</w:t>
-      </w:r>
-      <w:proofErr w:type="spellEnd"/>
-      <w:r>
-        <w:rPr>
-          <w:i/>
-          <w:iCs/>
-          <w:color w:val="4D4D4D"/>
-        </w:rPr>
-        <w:t xml:space="preserve"> (-z, -w), before moving on to reverse and bind shells.</w:t>
+        <w:t>Next up: banner grabbing and basic port scanning with Netcat (-z, -w), before moving on to reverse and bind shells.</w:t>
       </w:r>
     </w:p>
     <w:sectPr>

--- a/tools/Netcat_NC/File Transfer And Communication_Project/FileTransfer_Communication_Project.docx
+++ b/tools/Netcat_NC/File Transfer And Communication_Project/FileTransfer_Communication_Project.docx
@@ -126,6 +126,510 @@
         </w:sectPr>
       </w:pPr>
     </w:p>
+    <w:sdt>
+      <w:sdtPr>
+        <w:id w:val="1020588121"/>
+        <w:docPartObj>
+          <w:docPartGallery w:val="Table of Contents"/>
+          <w:docPartUnique/>
+        </w:docPartObj>
+      </w:sdtPr>
+      <w:sdtEndPr>
+        <w:rPr>
+          <w:rFonts w:ascii="Calibri" w:eastAsia="Calibri" w:hAnsi="Calibri" w:cs="Calibri"/>
+          <w:b/>
+          <w:bCs/>
+          <w:noProof/>
+          <w:color w:val="auto"/>
+          <w:sz w:val="20"/>
+          <w:szCs w:val="20"/>
+        </w:rPr>
+      </w:sdtEndPr>
+      <w:sdtContent>
+        <w:p>
+          <w:pPr>
+            <w:pStyle w:val="TOCHeading"/>
+          </w:pPr>
+          <w:r>
+            <w:t>Table of Contents</w:t>
+          </w:r>
+        </w:p>
+        <w:p>
+          <w:pPr>
+            <w:pStyle w:val="TOC1"/>
+            <w:tabs>
+              <w:tab w:val="right" w:leader="dot" w:pos="10030"/>
+            </w:tabs>
+            <w:rPr>
+              <w:rFonts w:asciiTheme="minorHAnsi" w:eastAsiaTheme="minorEastAsia" w:hAnsiTheme="minorHAnsi" w:cstheme="minorBidi"/>
+              <w:noProof/>
+              <w:kern w:val="2"/>
+              <w:sz w:val="24"/>
+              <w:szCs w:val="24"/>
+              <w14:ligatures w14:val="standardContextual"/>
+            </w:rPr>
+          </w:pPr>
+          <w:r>
+            <w:fldChar w:fldCharType="begin"/>
+          </w:r>
+          <w:r>
+            <w:instrText xml:space="preserve"> TOC \o "1-3" \h \z \u </w:instrText>
+          </w:r>
+          <w:r>
+            <w:fldChar w:fldCharType="separate"/>
+          </w:r>
+          <w:hyperlink w:anchor="_Toc241404698" w:history="1">
+            <w:r>
+              <w:rPr>
+                <w:rStyle w:val="Hyperlink"/>
+                <w:b/>
+                <w:bCs/>
+                <w:noProof/>
+              </w:rPr>
+              <w:t>Project Overview</w:t>
+            </w:r>
+            <w:r>
+              <w:rPr>
+                <w:noProof/>
+                <w:webHidden/>
+              </w:rPr>
+              <w:tab/>
+            </w:r>
+            <w:r>
+              <w:rPr>
+                <w:noProof/>
+                <w:webHidden/>
+              </w:rPr>
+              <w:fldChar w:fldCharType="begin"/>
+            </w:r>
+            <w:r>
+              <w:rPr>
+                <w:noProof/>
+                <w:webHidden/>
+              </w:rPr>
+              <w:instrText xml:space="preserve"> PAGEREF _Toc241404698 \h </w:instrText>
+            </w:r>
+            <w:r>
+              <w:rPr>
+                <w:noProof/>
+                <w:webHidden/>
+              </w:rPr>
+            </w:r>
+            <w:r>
+              <w:rPr>
+                <w:noProof/>
+                <w:webHidden/>
+              </w:rPr>
+              <w:fldChar w:fldCharType="separate"/>
+            </w:r>
+            <w:r>
+              <w:rPr>
+                <w:noProof/>
+                <w:webHidden/>
+              </w:rPr>
+              <w:t>3</w:t>
+            </w:r>
+            <w:r>
+              <w:rPr>
+                <w:noProof/>
+                <w:webHidden/>
+              </w:rPr>
+              <w:fldChar w:fldCharType="end"/>
+            </w:r>
+          </w:hyperlink>
+        </w:p>
+        <w:p>
+          <w:pPr>
+            <w:pStyle w:val="TOC1"/>
+            <w:tabs>
+              <w:tab w:val="right" w:leader="dot" w:pos="10030"/>
+            </w:tabs>
+            <w:rPr>
+              <w:rFonts w:asciiTheme="minorHAnsi" w:eastAsiaTheme="minorEastAsia" w:hAnsiTheme="minorHAnsi" w:cstheme="minorBidi"/>
+              <w:noProof/>
+              <w:kern w:val="2"/>
+              <w:sz w:val="24"/>
+              <w:szCs w:val="24"/>
+              <w14:ligatures w14:val="standardContextual"/>
+            </w:rPr>
+          </w:pPr>
+          <w:hyperlink w:anchor="_Toc241404699" w:history="1">
+            <w:r>
+              <w:rPr>
+                <w:rStyle w:val="Hyperlink"/>
+                <w:b/>
+                <w:bCs/>
+                <w:noProof/>
+              </w:rPr>
+              <w:t>1. File Transfer with Netcat</w:t>
+            </w:r>
+            <w:r>
+              <w:rPr>
+                <w:noProof/>
+                <w:webHidden/>
+              </w:rPr>
+              <w:tab/>
+            </w:r>
+            <w:r>
+              <w:rPr>
+                <w:noProof/>
+                <w:webHidden/>
+              </w:rPr>
+              <w:fldChar w:fldCharType="begin"/>
+            </w:r>
+            <w:r>
+              <w:rPr>
+                <w:noProof/>
+                <w:webHidden/>
+              </w:rPr>
+              <w:instrText xml:space="preserve"> PAGEREF _Toc241404699 \h </w:instrText>
+            </w:r>
+            <w:r>
+              <w:rPr>
+                <w:noProof/>
+                <w:webHidden/>
+              </w:rPr>
+            </w:r>
+            <w:r>
+              <w:rPr>
+                <w:noProof/>
+                <w:webHidden/>
+              </w:rPr>
+              <w:fldChar w:fldCharType="separate"/>
+            </w:r>
+            <w:r>
+              <w:rPr>
+                <w:noProof/>
+                <w:webHidden/>
+              </w:rPr>
+              <w:t>4</w:t>
+            </w:r>
+            <w:r>
+              <w:rPr>
+                <w:noProof/>
+                <w:webHidden/>
+              </w:rPr>
+              <w:fldChar w:fldCharType="end"/>
+            </w:r>
+          </w:hyperlink>
+        </w:p>
+        <w:p>
+          <w:pPr>
+            <w:pStyle w:val="TOC2"/>
+            <w:tabs>
+              <w:tab w:val="right" w:leader="dot" w:pos="10030"/>
+            </w:tabs>
+            <w:rPr>
+              <w:rFonts w:asciiTheme="minorHAnsi" w:eastAsiaTheme="minorEastAsia" w:hAnsiTheme="minorHAnsi" w:cstheme="minorBidi"/>
+              <w:noProof/>
+              <w:kern w:val="2"/>
+              <w:sz w:val="24"/>
+              <w:szCs w:val="24"/>
+              <w14:ligatures w14:val="standardContextual"/>
+            </w:rPr>
+          </w:pPr>
+          <w:hyperlink w:anchor="_Toc241404700" w:history="1">
+            <w:r>
+              <w:rPr>
+                <w:rStyle w:val="Hyperlink"/>
+                <w:b/>
+                <w:bCs/>
+                <w:noProof/>
+              </w:rPr>
+              <w:t>What I Learned</w:t>
+            </w:r>
+            <w:r>
+              <w:rPr>
+                <w:noProof/>
+                <w:webHidden/>
+              </w:rPr>
+              <w:tab/>
+            </w:r>
+            <w:r>
+              <w:rPr>
+                <w:noProof/>
+                <w:webHidden/>
+              </w:rPr>
+              <w:fldChar w:fldCharType="begin"/>
+            </w:r>
+            <w:r>
+              <w:rPr>
+                <w:noProof/>
+                <w:webHidden/>
+              </w:rPr>
+              <w:instrText xml:space="preserve"> PAGEREF _Toc241404700 \h </w:instrText>
+            </w:r>
+            <w:r>
+              <w:rPr>
+                <w:noProof/>
+                <w:webHidden/>
+              </w:rPr>
+            </w:r>
+            <w:r>
+              <w:rPr>
+                <w:noProof/>
+                <w:webHidden/>
+              </w:rPr>
+              <w:fldChar w:fldCharType="separate"/>
+            </w:r>
+            <w:r>
+              <w:rPr>
+                <w:noProof/>
+                <w:webHidden/>
+              </w:rPr>
+              <w:t>4</w:t>
+            </w:r>
+            <w:r>
+              <w:rPr>
+                <w:noProof/>
+                <w:webHidden/>
+              </w:rPr>
+              <w:fldChar w:fldCharType="end"/>
+            </w:r>
+          </w:hyperlink>
+        </w:p>
+        <w:p>
+          <w:pPr>
+            <w:pStyle w:val="TOC1"/>
+            <w:tabs>
+              <w:tab w:val="right" w:leader="dot" w:pos="10030"/>
+            </w:tabs>
+            <w:rPr>
+              <w:rFonts w:asciiTheme="minorHAnsi" w:eastAsiaTheme="minorEastAsia" w:hAnsiTheme="minorHAnsi" w:cstheme="minorBidi"/>
+              <w:noProof/>
+              <w:kern w:val="2"/>
+              <w:sz w:val="24"/>
+              <w:szCs w:val="24"/>
+              <w14:ligatures w14:val="standardContextual"/>
+            </w:rPr>
+          </w:pPr>
+          <w:hyperlink w:anchor="_Toc241404701" w:history="1">
+            <w:r>
+              <w:rPr>
+                <w:rStyle w:val="Hyperlink"/>
+                <w:b/>
+                <w:bCs/>
+                <w:noProof/>
+              </w:rPr>
+              <w:t>2. Two-Way Communication (Chat) with Netcat</w:t>
+            </w:r>
+            <w:r>
+              <w:rPr>
+                <w:noProof/>
+                <w:webHidden/>
+              </w:rPr>
+              <w:tab/>
+            </w:r>
+            <w:r>
+              <w:rPr>
+                <w:noProof/>
+                <w:webHidden/>
+              </w:rPr>
+              <w:fldChar w:fldCharType="begin"/>
+            </w:r>
+            <w:r>
+              <w:rPr>
+                <w:noProof/>
+                <w:webHidden/>
+              </w:rPr>
+              <w:instrText xml:space="preserve"> PAGEREF _Toc241404701 \h </w:instrText>
+            </w:r>
+            <w:r>
+              <w:rPr>
+                <w:noProof/>
+                <w:webHidden/>
+              </w:rPr>
+            </w:r>
+            <w:r>
+              <w:rPr>
+                <w:noProof/>
+                <w:webHidden/>
+              </w:rPr>
+              <w:fldChar w:fldCharType="separate"/>
+            </w:r>
+            <w:r>
+              <w:rPr>
+                <w:noProof/>
+                <w:webHidden/>
+              </w:rPr>
+              <w:t>6</w:t>
+            </w:r>
+            <w:r>
+              <w:rPr>
+                <w:noProof/>
+                <w:webHidden/>
+              </w:rPr>
+              <w:fldChar w:fldCharType="end"/>
+            </w:r>
+          </w:hyperlink>
+        </w:p>
+        <w:p>
+          <w:pPr>
+            <w:pStyle w:val="TOC2"/>
+            <w:tabs>
+              <w:tab w:val="right" w:leader="dot" w:pos="10030"/>
+            </w:tabs>
+            <w:rPr>
+              <w:rFonts w:asciiTheme="minorHAnsi" w:eastAsiaTheme="minorEastAsia" w:hAnsiTheme="minorHAnsi" w:cstheme="minorBidi"/>
+              <w:noProof/>
+              <w:kern w:val="2"/>
+              <w:sz w:val="24"/>
+              <w:szCs w:val="24"/>
+              <w14:ligatures w14:val="standardContextual"/>
+            </w:rPr>
+          </w:pPr>
+          <w:hyperlink w:anchor="_Toc241404702" w:history="1">
+            <w:r>
+              <w:rPr>
+                <w:rStyle w:val="Hyperlink"/>
+                <w:b/>
+                <w:bCs/>
+                <w:noProof/>
+              </w:rPr>
+              <w:t>What I Learned</w:t>
+            </w:r>
+            <w:r>
+              <w:rPr>
+                <w:noProof/>
+                <w:webHidden/>
+              </w:rPr>
+              <w:tab/>
+            </w:r>
+            <w:r>
+              <w:rPr>
+                <w:noProof/>
+                <w:webHidden/>
+              </w:rPr>
+              <w:fldChar w:fldCharType="begin"/>
+            </w:r>
+            <w:r>
+              <w:rPr>
+                <w:noProof/>
+                <w:webHidden/>
+              </w:rPr>
+              <w:instrText xml:space="preserve"> PAGEREF _Toc241404702 \h </w:instrText>
+            </w:r>
+            <w:r>
+              <w:rPr>
+                <w:noProof/>
+                <w:webHidden/>
+              </w:rPr>
+            </w:r>
+            <w:r>
+              <w:rPr>
+                <w:noProof/>
+                <w:webHidden/>
+              </w:rPr>
+              <w:fldChar w:fldCharType="separate"/>
+            </w:r>
+            <w:r>
+              <w:rPr>
+                <w:noProof/>
+                <w:webHidden/>
+              </w:rPr>
+              <w:t>6</w:t>
+            </w:r>
+            <w:r>
+              <w:rPr>
+                <w:noProof/>
+                <w:webHidden/>
+              </w:rPr>
+              <w:fldChar w:fldCharType="end"/>
+            </w:r>
+          </w:hyperlink>
+        </w:p>
+        <w:p>
+          <w:pPr>
+            <w:pStyle w:val="TOC1"/>
+            <w:tabs>
+              <w:tab w:val="right" w:leader="dot" w:pos="10030"/>
+            </w:tabs>
+            <w:rPr>
+              <w:rFonts w:asciiTheme="minorHAnsi" w:eastAsiaTheme="minorEastAsia" w:hAnsiTheme="minorHAnsi" w:cstheme="minorBidi"/>
+              <w:noProof/>
+              <w:kern w:val="2"/>
+              <w:sz w:val="24"/>
+              <w:szCs w:val="24"/>
+              <w14:ligatures w14:val="standardContextual"/>
+            </w:rPr>
+          </w:pPr>
+          <w:hyperlink w:anchor="_Toc241404703" w:history="1">
+            <w:r>
+              <w:rPr>
+                <w:rStyle w:val="Hyperlink"/>
+                <w:b/>
+                <w:bCs/>
+                <w:noProof/>
+              </w:rPr>
+              <w:t>Key Takeaways</w:t>
+            </w:r>
+            <w:r>
+              <w:rPr>
+                <w:noProof/>
+                <w:webHidden/>
+              </w:rPr>
+              <w:tab/>
+            </w:r>
+            <w:r>
+              <w:rPr>
+                <w:noProof/>
+                <w:webHidden/>
+              </w:rPr>
+              <w:fldChar w:fldCharType="begin"/>
+            </w:r>
+            <w:r>
+              <w:rPr>
+                <w:noProof/>
+                <w:webHidden/>
+              </w:rPr>
+              <w:instrText xml:space="preserve"> PAGEREF _Toc241404703 \h </w:instrText>
+            </w:r>
+            <w:r>
+              <w:rPr>
+                <w:noProof/>
+                <w:webHidden/>
+              </w:rPr>
+            </w:r>
+            <w:r>
+              <w:rPr>
+                <w:noProof/>
+                <w:webHidden/>
+              </w:rPr>
+              <w:fldChar w:fldCharType="separate"/>
+            </w:r>
+            <w:r>
+              <w:rPr>
+                <w:noProof/>
+                <w:webHidden/>
+              </w:rPr>
+              <w:t>8</w:t>
+            </w:r>
+            <w:r>
+              <w:rPr>
+                <w:noProof/>
+                <w:webHidden/>
+              </w:rPr>
+              <w:fldChar w:fldCharType="end"/>
+            </w:r>
+          </w:hyperlink>
+        </w:p>
+        <w:p>
+          <w:r>
+            <w:rPr>
+              <w:b/>
+              <w:bCs/>
+              <w:noProof/>
+            </w:rPr>
+            <w:fldChar w:fldCharType="end"/>
+          </w:r>
+        </w:p>
+      </w:sdtContent>
+    </w:sdt>
+    <w:p>
+      <w:r>
+        <w:br w:type="page"/>
+      </w:r>
+    </w:p>
     <w:p>
       <w:pPr>
         <w:pStyle w:val="Heading1"/>
@@ -134,6 +638,7 @@
         </w:pBdr>
         <w:spacing w:after="200"/>
       </w:pPr>
+      <w:bookmarkStart w:id="0" w:name="_Toc241404698"/>
       <w:r>
         <w:rPr>
           <w:b/>
@@ -141,155 +646,9 @@
           <w:color w:val="000000"/>
         </w:rPr>
         <w:lastRenderedPageBreak/>
-        <w:t>Table of Contents</w:t>
-      </w:r>
-    </w:p>
-    <w:p>
-      <w:pPr>
-        <w:tabs>
-          <w:tab w:val="right" w:leader="dot" w:pos="9350"/>
-        </w:tabs>
-        <w:spacing w:after="160"/>
-      </w:pPr>
-      <w:r>
-        <w:rPr>
-          <w:color w:val="262626"/>
-          <w:sz w:val="22"/>
-          <w:szCs w:val="22"/>
-        </w:rPr>
-        <w:t>Project</w:t>
-      </w:r>
-      <w:r>
-        <w:rPr>
-          <w:color w:val="262626"/>
-          <w:sz w:val="22"/>
-          <w:szCs w:val="22"/>
-        </w:rPr>
-        <w:t xml:space="preserve"> Overview</w:t>
-      </w:r>
-      <w:r>
-        <w:rPr>
-          <w:b/>
-          <w:bCs/>
-          <w:color w:val="000000"/>
-          <w:sz w:val="22"/>
-          <w:szCs w:val="22"/>
-        </w:rPr>
-        <w:tab/>
-        <w:t>3</w:t>
-      </w:r>
-    </w:p>
-    <w:p>
-      <w:pPr>
-        <w:tabs>
-          <w:tab w:val="right" w:leader="dot" w:pos="9350"/>
-        </w:tabs>
-        <w:spacing w:after="160"/>
-      </w:pPr>
-      <w:r>
-        <w:rPr>
-          <w:color w:val="262626"/>
-          <w:sz w:val="22"/>
-          <w:szCs w:val="22"/>
-        </w:rPr>
-        <w:t>1.  File Transfer with Netcat</w:t>
-      </w:r>
-      <w:r>
-        <w:rPr>
-          <w:b/>
-          <w:bCs/>
-          <w:color w:val="000000"/>
-          <w:sz w:val="22"/>
-          <w:szCs w:val="22"/>
-        </w:rPr>
-        <w:tab/>
-        <w:t>4</w:t>
-      </w:r>
-    </w:p>
-    <w:p>
-      <w:pPr>
-        <w:tabs>
-          <w:tab w:val="right" w:leader="dot" w:pos="9350"/>
-        </w:tabs>
-        <w:spacing w:after="160"/>
-      </w:pPr>
-      <w:r>
-        <w:rPr>
-          <w:color w:val="262626"/>
-          <w:sz w:val="22"/>
-          <w:szCs w:val="22"/>
-        </w:rPr>
-        <w:t>2.  Two-Way Communication (Chat) with Netcat</w:t>
-      </w:r>
-      <w:r>
-        <w:rPr>
-          <w:b/>
-          <w:bCs/>
-          <w:color w:val="000000"/>
-          <w:sz w:val="22"/>
-          <w:szCs w:val="22"/>
-        </w:rPr>
-        <w:tab/>
-        <w:t>6</w:t>
-      </w:r>
-    </w:p>
-    <w:p>
-      <w:pPr>
-        <w:tabs>
-          <w:tab w:val="right" w:leader="dot" w:pos="9350"/>
-        </w:tabs>
-        <w:spacing w:after="160"/>
-      </w:pPr>
-      <w:r>
-        <w:rPr>
-          <w:color w:val="262626"/>
-          <w:sz w:val="22"/>
-          <w:szCs w:val="22"/>
-        </w:rPr>
-        <w:t>Key Takeaways</w:t>
-      </w:r>
-      <w:r>
-        <w:rPr>
-          <w:b/>
-          <w:bCs/>
-          <w:color w:val="000000"/>
-          <w:sz w:val="22"/>
-          <w:szCs w:val="22"/>
-        </w:rPr>
-        <w:tab/>
-        <w:t>8</w:t>
-      </w:r>
-    </w:p>
-    <w:p>
-      <w:r>
-        <w:br w:type="page"/>
-      </w:r>
-    </w:p>
-    <w:p>
-      <w:pPr>
-        <w:pStyle w:val="Heading1"/>
-        <w:pBdr>
-          <w:bottom w:val="single" w:sz="12" w:space="6" w:color="333333"/>
-        </w:pBdr>
-        <w:spacing w:after="200"/>
-      </w:pPr>
-      <w:r>
-        <w:rPr>
-          <w:b/>
-          <w:bCs/>
-          <w:color w:val="000000"/>
-        </w:rPr>
-        <w:lastRenderedPageBreak/>
-        <w:t xml:space="preserve">Project </w:t>
-      </w:r>
-      <w:r>
-        <w:rPr>
-          <w:b/>
-          <w:bCs/>
-          <w:color w:val="000000"/>
-        </w:rPr>
-        <w:t>Overview</w:t>
-      </w:r>
+        <w:t>Project Overview</w:t>
+      </w:r>
+      <w:bookmarkEnd w:id="0"/>
     </w:p>
     <w:p>
       <w:pPr>
@@ -334,12 +693,6 @@
         <w:gridCol w:w="10040"/>
       </w:tblGrid>
       <w:tr>
-        <w:tblPrEx>
-          <w:tblCellMar>
-            <w:top w:w="0" w:type="dxa"/>
-            <w:bottom w:w="0" w:type="dxa"/>
-          </w:tblCellMar>
-        </w:tblPrEx>
         <w:tc>
           <w:tcPr>
             <w:tcW w:w="0" w:type="auto"/>
@@ -393,12 +746,6 @@
         <w:gridCol w:w="6581"/>
       </w:tblGrid>
       <w:tr>
-        <w:tblPrEx>
-          <w:tblCellMar>
-            <w:top w:w="0" w:type="dxa"/>
-            <w:bottom w:w="0" w:type="dxa"/>
-          </w:tblCellMar>
-        </w:tblPrEx>
         <w:tc>
           <w:tcPr>
             <w:tcW w:w="3200" w:type="dxa"/>
@@ -451,12 +798,6 @@
         </w:tc>
       </w:tr>
       <w:tr>
-        <w:tblPrEx>
-          <w:tblCellMar>
-            <w:top w:w="0" w:type="dxa"/>
-            <w:bottom w:w="0" w:type="dxa"/>
-          </w:tblCellMar>
-        </w:tblPrEx>
         <w:tc>
           <w:tcPr>
             <w:tcW w:w="3200" w:type="dxa"/>
@@ -507,12 +848,6 @@
         </w:tc>
       </w:tr>
       <w:tr>
-        <w:tblPrEx>
-          <w:tblCellMar>
-            <w:top w:w="0" w:type="dxa"/>
-            <w:bottom w:w="0" w:type="dxa"/>
-          </w:tblCellMar>
-        </w:tblPrEx>
         <w:tc>
           <w:tcPr>
             <w:tcW w:w="3200" w:type="dxa"/>
@@ -563,12 +898,6 @@
         </w:tc>
       </w:tr>
       <w:tr>
-        <w:tblPrEx>
-          <w:tblCellMar>
-            <w:top w:w="0" w:type="dxa"/>
-            <w:bottom w:w="0" w:type="dxa"/>
-          </w:tblCellMar>
-        </w:tblPrEx>
         <w:tc>
           <w:tcPr>
             <w:tcW w:w="3200" w:type="dxa"/>
@@ -619,12 +948,6 @@
         </w:tc>
       </w:tr>
       <w:tr>
-        <w:tblPrEx>
-          <w:tblCellMar>
-            <w:top w:w="0" w:type="dxa"/>
-            <w:bottom w:w="0" w:type="dxa"/>
-          </w:tblCellMar>
-        </w:tblPrEx>
         <w:tc>
           <w:tcPr>
             <w:tcW w:w="3200" w:type="dxa"/>
@@ -688,6 +1011,7 @@
         </w:pBdr>
         <w:spacing w:after="200"/>
       </w:pPr>
+      <w:bookmarkStart w:id="1" w:name="_Toc241404699"/>
       <w:r>
         <w:rPr>
           <w:b/>
@@ -697,6 +1021,7 @@
         <w:lastRenderedPageBreak/>
         <w:t>1. File Transfer with Netcat</w:t>
       </w:r>
+      <w:bookmarkEnd w:id="1"/>
     </w:p>
     <w:p>
       <w:pPr>
@@ -728,12 +1053,6 @@
         <w:gridCol w:w="10040"/>
       </w:tblGrid>
       <w:tr>
-        <w:tblPrEx>
-          <w:tblCellMar>
-            <w:top w:w="0" w:type="dxa"/>
-            <w:bottom w:w="0" w:type="dxa"/>
-          </w:tblCellMar>
-        </w:tblPrEx>
         <w:tc>
           <w:tcPr>
             <w:tcW w:w="0" w:type="auto"/>
@@ -786,12 +1105,6 @@
         <w:gridCol w:w="10030"/>
       </w:tblGrid>
       <w:tr>
-        <w:tblPrEx>
-          <w:tblCellMar>
-            <w:top w:w="0" w:type="dxa"/>
-            <w:bottom w:w="0" w:type="dxa"/>
-          </w:tblCellMar>
-        </w:tblPrEx>
         <w:tc>
           <w:tcPr>
             <w:tcW w:w="0" w:type="auto"/>
@@ -872,6 +1185,7 @@
         <w:pStyle w:val="Heading2"/>
         <w:spacing w:before="260" w:after="140"/>
       </w:pPr>
+      <w:bookmarkStart w:id="2" w:name="_Toc241404700"/>
       <w:r>
         <w:rPr>
           <w:b/>
@@ -882,6 +1196,7 @@
         </w:rPr>
         <w:t>What I Learned</w:t>
       </w:r>
+      <w:bookmarkEnd w:id="2"/>
     </w:p>
     <w:p>
       <w:pPr>
@@ -939,817 +1254,6 @@
             <wp:extent cx="5124450" cy="2562225"/>
             <wp:effectExtent l="0" t="0" r="0" b="0"/>
             <wp:docPr id="1" name="Picture 1"/>
-            <wp:cNvGraphicFramePr>
-              <a:graphicFrameLocks xmlns:a="http://schemas.openxmlformats.org/drawingml/2006/main" noChangeAspect="1"/>
-            </wp:cNvGraphicFramePr>
-            <a:graphic xmlns:a="http://schemas.openxmlformats.org/drawingml/2006/main">
-              <a:graphicData uri="http://schemas.openxmlformats.org/drawingml/2006/picture">
-                <pic:pic xmlns:pic="http://schemas.openxmlformats.org/drawingml/2006/picture">
-                  <pic:nvPicPr>
-                    <pic:cNvPr id="0" name=""/>
-                    <pic:cNvPicPr>
-                      <a:picLocks noChangeAspect="1" noChangeArrowheads="1"/>
-                    </pic:cNvPicPr>
-                  </pic:nvPicPr>
-                  <pic:blipFill>
-                    <a:blip r:embed="rId7"/>
-                    <a:srcRect/>
-                    <a:stretch>
-                      <a:fillRect/>
-                    </a:stretch>
-                  </pic:blipFill>
-                  <pic:spPr bwMode="auto">
-                    <a:xfrm>
-                      <a:off x="0" y="0"/>
-                      <a:ext cx="5124450" cy="2562225"/>
-                    </a:xfrm>
-                    <a:prstGeom prst="rect">
-                      <a:avLst/>
-                    </a:prstGeom>
-                  </pic:spPr>
-                </pic:pic>
-              </a:graphicData>
-            </a:graphic>
-          </wp:inline>
-        </w:drawing>
-      </w:r>
-    </w:p>
-    <w:p>
-      <w:pPr>
-        <w:spacing w:after="260"/>
-        <w:jc w:val="center"/>
-      </w:pPr>
-      <w:r>
-        <w:rPr>
-          <w:i/>
-          <w:iCs/>
-          <w:color w:val="4D4D4D"/>
-          <w:sz w:val="18"/>
-          <w:szCs w:val="18"/>
-        </w:rPr>
-        <w:t>Figure 1 — Kali sending send.txt to the Metasploitable2 listener on port 4444; the received file is verified with dir and cat on the target.</w:t>
-      </w:r>
-    </w:p>
-    <w:tbl>
-      <w:tblPr>
-        <w:tblW w:w="5000" w:type="pct"/>
-        <w:tblBorders>
-          <w:insideH w:val="single" w:sz="4" w:space="0" w:color="auto"/>
-          <w:insideV w:val="single" w:sz="4" w:space="0" w:color="auto"/>
-        </w:tblBorders>
-        <w:tblCellMar>
-          <w:left w:w="10" w:type="dxa"/>
-          <w:right w:w="10" w:type="dxa"/>
-        </w:tblCellMar>
-        <w:tblLook w:val="04A0" w:firstRow="1" w:lastRow="0" w:firstColumn="1" w:lastColumn="0" w:noHBand="0" w:noVBand="1"/>
-      </w:tblPr>
-      <w:tblGrid>
-        <w:gridCol w:w="10040"/>
-      </w:tblGrid>
-      <w:tr>
-        <w:tblPrEx>
-          <w:tblCellMar>
-            <w:top w:w="0" w:type="dxa"/>
-            <w:bottom w:w="0" w:type="dxa"/>
-          </w:tblCellMar>
-        </w:tblPrEx>
-        <w:tc>
-          <w:tcPr>
-            <w:tcW w:w="0" w:type="auto"/>
-            <w:shd w:val="clear" w:color="auto" w:fill="333333"/>
-            <w:tcMar>
-              <w:top w:w="100" w:type="dxa"/>
-              <w:left w:w="180" w:type="dxa"/>
-              <w:bottom w:w="100" w:type="dxa"/>
-              <w:right w:w="180" w:type="dxa"/>
-            </w:tcMar>
-          </w:tcPr>
-          <w:p>
-            <w:r>
-              <w:rPr>
-                <w:b/>
-                <w:bCs/>
-                <w:color w:val="FFFFFF"/>
-                <w:sz w:val="19"/>
-                <w:szCs w:val="19"/>
-              </w:rPr>
-              <w:t>RESULT SUMMARY</w:t>
-            </w:r>
-          </w:p>
-        </w:tc>
-      </w:tr>
-    </w:tbl>
-    <w:p>
-      <w:pPr>
-        <w:spacing w:before="100"/>
-      </w:pPr>
-    </w:p>
-    <w:tbl>
-      <w:tblPr>
-        <w:tblW w:w="5000" w:type="pct"/>
-        <w:tblBorders>
-          <w:top w:val="single" w:sz="2" w:space="0" w:color="BFBFBF"/>
-          <w:left w:val="single" w:sz="2" w:space="0" w:color="BFBFBF"/>
-          <w:bottom w:val="single" w:sz="2" w:space="0" w:color="BFBFBF"/>
-          <w:right w:val="single" w:sz="2" w:space="0" w:color="BFBFBF"/>
-          <w:insideH w:val="single" w:sz="2" w:space="0" w:color="BFBFBF"/>
-          <w:insideV w:val="single" w:sz="2" w:space="0" w:color="BFBFBF"/>
-        </w:tblBorders>
-        <w:tblCellMar>
-          <w:left w:w="10" w:type="dxa"/>
-          <w:right w:w="10" w:type="dxa"/>
-        </w:tblCellMar>
-        <w:tblLook w:val="04A0" w:firstRow="1" w:lastRow="0" w:firstColumn="1" w:lastColumn="0" w:noHBand="0" w:noVBand="1"/>
-      </w:tblPr>
-      <w:tblGrid>
-        <w:gridCol w:w="6990"/>
-        <w:gridCol w:w="3044"/>
-      </w:tblGrid>
-      <w:tr>
-        <w:tblPrEx>
-          <w:tblCellMar>
-            <w:top w:w="0" w:type="dxa"/>
-            <w:bottom w:w="0" w:type="dxa"/>
-          </w:tblCellMar>
-        </w:tblPrEx>
-        <w:tc>
-          <w:tcPr>
-            <w:tcW w:w="3200" w:type="dxa"/>
-            <w:shd w:val="clear" w:color="auto" w:fill="333333"/>
-            <w:tcMar>
-              <w:top w:w="100" w:type="dxa"/>
-              <w:left w:w="150" w:type="dxa"/>
-              <w:bottom w:w="100" w:type="dxa"/>
-              <w:right w:w="150" w:type="dxa"/>
-            </w:tcMar>
-            <w:vAlign w:val="center"/>
-          </w:tcPr>
-          <w:p>
-            <w:r>
-              <w:rPr>
-                <w:b/>
-                <w:bCs/>
-                <w:color w:val="FFFFFF"/>
-                <w:sz w:val="19"/>
-                <w:szCs w:val="19"/>
-              </w:rPr>
-              <w:t>Item</w:t>
-            </w:r>
-          </w:p>
-        </w:tc>
-        <w:tc>
-          <w:tcPr>
-            <w:tcW w:w="6100" w:type="dxa"/>
-            <w:shd w:val="clear" w:color="auto" w:fill="000000"/>
-            <w:tcMar>
-              <w:top w:w="100" w:type="dxa"/>
-              <w:left w:w="150" w:type="dxa"/>
-              <w:bottom w:w="100" w:type="dxa"/>
-              <w:right w:w="150" w:type="dxa"/>
-            </w:tcMar>
-            <w:vAlign w:val="center"/>
-          </w:tcPr>
-          <w:p>
-            <w:r>
-              <w:rPr>
-                <w:b/>
-                <w:bCs/>
-                <w:color w:val="FFFFFF"/>
-                <w:sz w:val="19"/>
-                <w:szCs w:val="19"/>
-              </w:rPr>
-              <w:t>Observation</w:t>
-            </w:r>
-          </w:p>
-        </w:tc>
-      </w:tr>
-      <w:tr>
-        <w:tblPrEx>
-          <w:tblCellMar>
-            <w:top w:w="0" w:type="dxa"/>
-            <w:bottom w:w="0" w:type="dxa"/>
-          </w:tblCellMar>
-        </w:tblPrEx>
-        <w:tc>
-          <w:tcPr>
-            <w:tcW w:w="3200" w:type="dxa"/>
-            <w:shd w:val="clear" w:color="auto" w:fill="F2F2F2"/>
-            <w:tcMar>
-              <w:top w:w="100" w:type="dxa"/>
-              <w:left w:w="150" w:type="dxa"/>
-              <w:bottom w:w="100" w:type="dxa"/>
-              <w:right w:w="150" w:type="dxa"/>
-            </w:tcMar>
-            <w:vAlign w:val="center"/>
-          </w:tcPr>
-          <w:p>
-            <w:r>
-              <w:rPr>
-                <w:b/>
-                <w:bCs/>
-                <w:color w:val="000000"/>
-                <w:sz w:val="19"/>
-                <w:szCs w:val="19"/>
-              </w:rPr>
-              <w:lastRenderedPageBreak/>
-              <w:t>Listener command</w:t>
-            </w:r>
-          </w:p>
-        </w:tc>
-        <w:tc>
-          <w:tcPr>
-            <w:tcW w:w="6100" w:type="dxa"/>
-            <w:shd w:val="clear" w:color="auto" w:fill="FFFFFF"/>
-            <w:tcMar>
-              <w:top w:w="100" w:type="dxa"/>
-              <w:left w:w="150" w:type="dxa"/>
-              <w:bottom w:w="100" w:type="dxa"/>
-              <w:right w:w="150" w:type="dxa"/>
-            </w:tcMar>
-            <w:vAlign w:val="center"/>
-          </w:tcPr>
-          <w:p>
-            <w:r>
-              <w:rPr>
-                <w:color w:val="262626"/>
-                <w:sz w:val="19"/>
-                <w:szCs w:val="19"/>
-              </w:rPr>
-              <w:t>nc -lvp 4444 &gt;receiveed.txt (Metasploitable2)</w:t>
-            </w:r>
-          </w:p>
-        </w:tc>
-      </w:tr>
-      <w:tr>
-        <w:tblPrEx>
-          <w:tblCellMar>
-            <w:top w:w="0" w:type="dxa"/>
-            <w:bottom w:w="0" w:type="dxa"/>
-          </w:tblCellMar>
-        </w:tblPrEx>
-        <w:tc>
-          <w:tcPr>
-            <w:tcW w:w="3200" w:type="dxa"/>
-            <w:shd w:val="clear" w:color="auto" w:fill="F2F2F2"/>
-            <w:tcMar>
-              <w:top w:w="100" w:type="dxa"/>
-              <w:left w:w="150" w:type="dxa"/>
-              <w:bottom w:w="100" w:type="dxa"/>
-              <w:right w:w="150" w:type="dxa"/>
-            </w:tcMar>
-            <w:vAlign w:val="center"/>
-          </w:tcPr>
-          <w:p>
-            <w:r>
-              <w:rPr>
-                <w:b/>
-                <w:bCs/>
-                <w:color w:val="000000"/>
-                <w:sz w:val="19"/>
-                <w:szCs w:val="19"/>
-              </w:rPr>
-              <w:t>Sender command</w:t>
-            </w:r>
-          </w:p>
-        </w:tc>
-        <w:tc>
-          <w:tcPr>
-            <w:tcW w:w="6100" w:type="dxa"/>
-            <w:shd w:val="clear" w:color="auto" w:fill="FFFFFF"/>
-            <w:tcMar>
-              <w:top w:w="100" w:type="dxa"/>
-              <w:left w:w="150" w:type="dxa"/>
-              <w:bottom w:w="100" w:type="dxa"/>
-              <w:right w:w="150" w:type="dxa"/>
-            </w:tcMar>
-            <w:vAlign w:val="center"/>
-          </w:tcPr>
-          <w:p>
-            <w:r>
-              <w:rPr>
-                <w:color w:val="262626"/>
-                <w:sz w:val="19"/>
-                <w:szCs w:val="19"/>
-              </w:rPr>
-              <w:t>nc 192.168.56.102 4444 &lt;send.txt (Kali)</w:t>
-            </w:r>
-          </w:p>
-        </w:tc>
-      </w:tr>
-      <w:tr>
-        <w:tblPrEx>
-          <w:tblCellMar>
-            <w:top w:w="0" w:type="dxa"/>
-            <w:bottom w:w="0" w:type="dxa"/>
-          </w:tblCellMar>
-        </w:tblPrEx>
-        <w:tc>
-          <w:tcPr>
-            <w:tcW w:w="3200" w:type="dxa"/>
-            <w:shd w:val="clear" w:color="auto" w:fill="F2F2F2"/>
-            <w:tcMar>
-              <w:top w:w="100" w:type="dxa"/>
-              <w:left w:w="150" w:type="dxa"/>
-              <w:bottom w:w="100" w:type="dxa"/>
-              <w:right w:w="150" w:type="dxa"/>
-            </w:tcMar>
-            <w:vAlign w:val="center"/>
-          </w:tcPr>
-          <w:p>
-            <w:r>
-              <w:rPr>
-                <w:b/>
-                <w:bCs/>
-                <w:color w:val="000000"/>
-                <w:sz w:val="19"/>
-                <w:szCs w:val="19"/>
-              </w:rPr>
-              <w:t>Connection reported</w:t>
-            </w:r>
-          </w:p>
-        </w:tc>
-        <w:tc>
-          <w:tcPr>
-            <w:tcW w:w="6100" w:type="dxa"/>
-            <w:shd w:val="clear" w:color="auto" w:fill="FFFFFF"/>
-            <w:tcMar>
-              <w:top w:w="100" w:type="dxa"/>
-              <w:left w:w="150" w:type="dxa"/>
-              <w:bottom w:w="100" w:type="dxa"/>
-              <w:right w:w="150" w:type="dxa"/>
-            </w:tcMar>
-            <w:vAlign w:val="center"/>
-          </w:tcPr>
-          <w:p>
-            <w:r>
-              <w:rPr>
-                <w:color w:val="262626"/>
-                <w:sz w:val="19"/>
-                <w:szCs w:val="19"/>
-              </w:rPr>
-              <w:t>connect to [192.168.56.102] from (UNKNOWN) [192.168.56.101] 58422</w:t>
-            </w:r>
-          </w:p>
-        </w:tc>
-      </w:tr>
-      <w:tr>
-        <w:tblPrEx>
-          <w:tblCellMar>
-            <w:top w:w="0" w:type="dxa"/>
-            <w:bottom w:w="0" w:type="dxa"/>
-          </w:tblCellMar>
-        </w:tblPrEx>
-        <w:tc>
-          <w:tcPr>
-            <w:tcW w:w="3200" w:type="dxa"/>
-            <w:shd w:val="clear" w:color="auto" w:fill="F2F2F2"/>
-            <w:tcMar>
-              <w:top w:w="100" w:type="dxa"/>
-              <w:left w:w="150" w:type="dxa"/>
-              <w:bottom w:w="100" w:type="dxa"/>
-              <w:right w:w="150" w:type="dxa"/>
-            </w:tcMar>
-            <w:vAlign w:val="center"/>
-          </w:tcPr>
-          <w:p>
-            <w:r>
-              <w:rPr>
-                <w:b/>
-                <w:bCs/>
-                <w:color w:val="000000"/>
-                <w:sz w:val="19"/>
-                <w:szCs w:val="19"/>
-              </w:rPr>
-              <w:t>File received</w:t>
-            </w:r>
-          </w:p>
-        </w:tc>
-        <w:tc>
-          <w:tcPr>
-            <w:tcW w:w="6100" w:type="dxa"/>
-            <w:shd w:val="clear" w:color="auto" w:fill="FFFFFF"/>
-            <w:tcMar>
-              <w:top w:w="100" w:type="dxa"/>
-              <w:left w:w="150" w:type="dxa"/>
-              <w:bottom w:w="100" w:type="dxa"/>
-              <w:right w:w="150" w:type="dxa"/>
-            </w:tcMar>
-            <w:vAlign w:val="center"/>
-          </w:tcPr>
-          <w:p>
-            <w:r>
-              <w:rPr>
-                <w:color w:val="262626"/>
-                <w:sz w:val="19"/>
-                <w:szCs w:val="19"/>
-              </w:rPr>
-              <w:t>receiveed.txt — content: "This is the received file."</w:t>
-            </w:r>
-          </w:p>
-        </w:tc>
-      </w:tr>
-      <w:tr>
-        <w:tblPrEx>
-          <w:tblCellMar>
-            <w:top w:w="0" w:type="dxa"/>
-            <w:bottom w:w="0" w:type="dxa"/>
-          </w:tblCellMar>
-        </w:tblPrEx>
-        <w:tc>
-          <w:tcPr>
-            <w:tcW w:w="3200" w:type="dxa"/>
-            <w:shd w:val="clear" w:color="auto" w:fill="F2F2F2"/>
-            <w:tcMar>
-              <w:top w:w="100" w:type="dxa"/>
-              <w:left w:w="150" w:type="dxa"/>
-              <w:bottom w:w="100" w:type="dxa"/>
-              <w:right w:w="150" w:type="dxa"/>
-            </w:tcMar>
-            <w:vAlign w:val="center"/>
-          </w:tcPr>
-          <w:p>
-            <w:r>
-              <w:rPr>
-                <w:b/>
-                <w:bCs/>
-                <w:color w:val="000000"/>
-                <w:sz w:val="19"/>
-                <w:szCs w:val="19"/>
-              </w:rPr>
-              <w:t>Verification</w:t>
-            </w:r>
-          </w:p>
-        </w:tc>
-        <w:tc>
-          <w:tcPr>
-            <w:tcW w:w="6100" w:type="dxa"/>
-            <w:shd w:val="clear" w:color="auto" w:fill="FFFFFF"/>
-            <w:tcMar>
-              <w:top w:w="100" w:type="dxa"/>
-              <w:left w:w="150" w:type="dxa"/>
-              <w:bottom w:w="100" w:type="dxa"/>
-              <w:right w:w="150" w:type="dxa"/>
-            </w:tcMar>
-            <w:vAlign w:val="center"/>
-          </w:tcPr>
-          <w:p>
-            <w:r>
-              <w:rPr>
-                <w:color w:val="262626"/>
-                <w:sz w:val="19"/>
-                <w:szCs w:val="19"/>
-              </w:rPr>
-              <w:t>dir listed the new file; cat receiveed.txt confirmed its contents</w:t>
-            </w:r>
-          </w:p>
-        </w:tc>
-      </w:tr>
-      <w:tr>
-        <w:tblPrEx>
-          <w:tblBorders>
-            <w:top w:val="single" w:sz="6" w:space="0" w:color="000000"/>
-            <w:left w:val="single" w:sz="6" w:space="0" w:color="000000"/>
-            <w:bottom w:val="single" w:sz="6" w:space="0" w:color="000000"/>
-            <w:right w:val="single" w:sz="6" w:space="0" w:color="000000"/>
-            <w:insideH w:val="single" w:sz="4" w:space="0" w:color="auto"/>
-            <w:insideV w:val="single" w:sz="4" w:space="0" w:color="auto"/>
-          </w:tblBorders>
-          <w:tblCellMar>
-            <w:top w:w="0" w:type="dxa"/>
-            <w:bottom w:w="0" w:type="dxa"/>
-          </w:tblCellMar>
-        </w:tblPrEx>
-        <w:trPr>
-          <w:gridAfter w:val="1"/>
-          <w:wAfter w:w="9195" w:type="dxa"/>
-        </w:trPr>
-        <w:tc>
-          <w:tcPr>
-            <w:tcW w:w="0" w:type="auto"/>
-            <w:shd w:val="clear" w:color="auto" w:fill="F2F2F2"/>
-            <w:tcMar>
-              <w:top w:w="160" w:type="dxa"/>
-              <w:left w:w="220" w:type="dxa"/>
-              <w:bottom w:w="160" w:type="dxa"/>
-              <w:right w:w="220" w:type="dxa"/>
-            </w:tcMar>
-          </w:tcPr>
-          <w:p>
-            <w:pPr>
-              <w:spacing w:after="60"/>
-            </w:pPr>
-            <w:r>
-              <w:rPr>
-                <w:b/>
-                <w:bCs/>
-                <w:color w:val="000000"/>
-              </w:rPr>
-              <w:t>My Observation</w:t>
-            </w:r>
-          </w:p>
-          <w:p>
-            <w:r>
-              <w:rPr>
-                <w:color w:val="1A1A1A"/>
-              </w:rPr>
-              <w:t>I mistyped the output filename as receiveed.txt (double "e") in the listener command, and the transfer still completed without error — Netcat doesn't validate filenames, it just writes to whatever path the shell redirection gives it. I noticed the listener never terminates on its own after the file is fully received</w:t>
-            </w:r>
-            <w:r>
-              <w:rPr>
-                <w:color w:val="1A1A1A"/>
-              </w:rPr>
-              <w:t xml:space="preserve"> instead</w:t>
-            </w:r>
-            <w:r>
-              <w:rPr>
-                <w:color w:val="1A1A1A"/>
-              </w:rPr>
-              <w:t xml:space="preserve"> I had to confirm completion by checking the file and then close the listener with Ctrl+C.</w:t>
-            </w:r>
-          </w:p>
-        </w:tc>
-      </w:tr>
-    </w:tbl>
-    <w:p>
-      <w:r>
-        <w:br w:type="page"/>
-      </w:r>
-    </w:p>
-    <w:p>
-      <w:pPr>
-        <w:pStyle w:val="Heading1"/>
-        <w:pBdr>
-          <w:bottom w:val="single" w:sz="12" w:space="6" w:color="333333"/>
-        </w:pBdr>
-        <w:spacing w:after="200"/>
-      </w:pPr>
-      <w:r>
-        <w:rPr>
-          <w:b/>
-          <w:bCs/>
-          <w:color w:val="000000"/>
-        </w:rPr>
-        <w:lastRenderedPageBreak/>
-        <w:t>2. Two-Way Communication (Chat) with Netcat</w:t>
-      </w:r>
-    </w:p>
-    <w:p>
-      <w:pPr>
-        <w:spacing w:after="160" w:line="300" w:lineRule="auto"/>
-      </w:pPr>
-      <w:r>
-        <w:rPr>
-          <w:color w:val="262626"/>
-          <w:sz w:val="21"/>
-          <w:szCs w:val="21"/>
-        </w:rPr>
-        <w:t>Beyond files, a plain Netcat connection is just a raw TCP pipe, so typing text on either end sends it live to the other side. This practical set up a simple two-way chat between the Kali and Metasploitable2 VMs, with the listener role swapped to Kali this time.</w:t>
-      </w:r>
-    </w:p>
-    <w:tbl>
-      <w:tblPr>
-        <w:tblW w:w="5000" w:type="pct"/>
-        <w:tblBorders>
-          <w:insideH w:val="single" w:sz="4" w:space="0" w:color="auto"/>
-          <w:insideV w:val="single" w:sz="4" w:space="0" w:color="auto"/>
-        </w:tblBorders>
-        <w:tblCellMar>
-          <w:left w:w="10" w:type="dxa"/>
-          <w:right w:w="10" w:type="dxa"/>
-        </w:tblCellMar>
-        <w:tblLook w:val="04A0" w:firstRow="1" w:lastRow="0" w:firstColumn="1" w:lastColumn="0" w:noHBand="0" w:noVBand="1"/>
-      </w:tblPr>
-      <w:tblGrid>
-        <w:gridCol w:w="10040"/>
-      </w:tblGrid>
-      <w:tr>
-        <w:tblPrEx>
-          <w:tblCellMar>
-            <w:top w:w="0" w:type="dxa"/>
-            <w:bottom w:w="0" w:type="dxa"/>
-          </w:tblCellMar>
-        </w:tblPrEx>
-        <w:tc>
-          <w:tcPr>
-            <w:tcW w:w="0" w:type="auto"/>
-            <w:shd w:val="clear" w:color="auto" w:fill="000000"/>
-            <w:tcMar>
-              <w:top w:w="100" w:type="dxa"/>
-              <w:left w:w="180" w:type="dxa"/>
-              <w:bottom w:w="100" w:type="dxa"/>
-              <w:right w:w="180" w:type="dxa"/>
-            </w:tcMar>
-          </w:tcPr>
-          <w:p>
-            <w:r>
-              <w:rPr>
-                <w:b/>
-                <w:bCs/>
-                <w:color w:val="FFFFFF"/>
-                <w:sz w:val="19"/>
-                <w:szCs w:val="19"/>
-              </w:rPr>
-              <w:t>COMMANDS USED</w:t>
-            </w:r>
-          </w:p>
-        </w:tc>
-      </w:tr>
-    </w:tbl>
-    <w:p>
-      <w:pPr>
-        <w:spacing w:before="100"/>
-      </w:pPr>
-    </w:p>
-    <w:tbl>
-      <w:tblPr>
-        <w:tblW w:w="5000" w:type="pct"/>
-        <w:tblBorders>
-          <w:top w:val="single" w:sz="4" w:space="0" w:color="000000"/>
-          <w:left w:val="single" w:sz="4" w:space="0" w:color="000000"/>
-          <w:bottom w:val="single" w:sz="4" w:space="0" w:color="000000"/>
-          <w:right w:val="single" w:sz="4" w:space="0" w:color="000000"/>
-          <w:insideH w:val="single" w:sz="4" w:space="0" w:color="auto"/>
-          <w:insideV w:val="single" w:sz="4" w:space="0" w:color="auto"/>
-        </w:tblBorders>
-        <w:tblCellMar>
-          <w:left w:w="10" w:type="dxa"/>
-          <w:right w:w="10" w:type="dxa"/>
-        </w:tblCellMar>
-        <w:tblLook w:val="04A0" w:firstRow="1" w:lastRow="0" w:firstColumn="1" w:lastColumn="0" w:noHBand="0" w:noVBand="1"/>
-      </w:tblPr>
-      <w:tblGrid>
-        <w:gridCol w:w="10030"/>
-      </w:tblGrid>
-      <w:tr>
-        <w:tblPrEx>
-          <w:tblCellMar>
-            <w:top w:w="0" w:type="dxa"/>
-            <w:bottom w:w="0" w:type="dxa"/>
-          </w:tblCellMar>
-        </w:tblPrEx>
-        <w:tc>
-          <w:tcPr>
-            <w:tcW w:w="0" w:type="auto"/>
-            <w:shd w:val="clear" w:color="auto" w:fill="1A1A1A"/>
-            <w:tcMar>
-              <w:top w:w="160" w:type="dxa"/>
-              <w:left w:w="200" w:type="dxa"/>
-              <w:bottom w:w="160" w:type="dxa"/>
-              <w:right w:w="200" w:type="dxa"/>
-            </w:tcMar>
-          </w:tcPr>
-          <w:p>
-            <w:pPr>
-              <w:spacing w:after="40"/>
-            </w:pPr>
-            <w:r>
-              <w:rPr>
-                <w:rFonts w:ascii="Consolas" w:eastAsia="Consolas" w:hAnsi="Consolas" w:cs="Consolas"/>
-                <w:color w:val="E8E8E8"/>
-                <w:sz w:val="19"/>
-                <w:szCs w:val="19"/>
-              </w:rPr>
-              <w:t># On Kali (listener) — 192.168.56.101</w:t>
-            </w:r>
-          </w:p>
-          <w:p>
-            <w:pPr>
-              <w:spacing w:after="40"/>
-            </w:pPr>
-            <w:r>
-              <w:rPr>
-                <w:rFonts w:ascii="Consolas" w:eastAsia="Consolas" w:hAnsi="Consolas" w:cs="Consolas"/>
-                <w:color w:val="E8E8E8"/>
-                <w:sz w:val="19"/>
-                <w:szCs w:val="19"/>
-              </w:rPr>
-              <w:t>$ nc -n -lvp 4444</w:t>
-            </w:r>
-          </w:p>
-          <w:p>
-            <w:pPr>
-              <w:spacing w:after="40"/>
-            </w:pPr>
-          </w:p>
-          <w:p>
-            <w:pPr>
-              <w:spacing w:after="40"/>
-            </w:pPr>
-            <w:r>
-              <w:rPr>
-                <w:rFonts w:ascii="Consolas" w:eastAsia="Consolas" w:hAnsi="Consolas" w:cs="Consolas"/>
-                <w:color w:val="E8E8E8"/>
-                <w:sz w:val="19"/>
-                <w:szCs w:val="19"/>
-              </w:rPr>
-              <w:t># On Metasploitable2 (client) — 192.168.56.102</w:t>
-            </w:r>
-          </w:p>
-          <w:p>
-            <w:pPr>
-              <w:spacing w:after="40"/>
-            </w:pPr>
-            <w:r>
-              <w:rPr>
-                <w:rFonts w:ascii="Consolas" w:eastAsia="Consolas" w:hAnsi="Consolas" w:cs="Consolas"/>
-                <w:color w:val="E8E8E8"/>
-                <w:sz w:val="19"/>
-                <w:szCs w:val="19"/>
-              </w:rPr>
-              <w:t>$ nc 192.168.56.101 4444</w:t>
-            </w:r>
-          </w:p>
-        </w:tc>
-      </w:tr>
-    </w:tbl>
-    <w:p>
-      <w:pPr>
-        <w:pStyle w:val="Heading2"/>
-        <w:spacing w:before="260" w:after="140"/>
-      </w:pPr>
-      <w:r>
-        <w:rPr>
-          <w:b/>
-          <w:bCs/>
-          <w:color w:val="333333"/>
-          <w:sz w:val="25"/>
-          <w:szCs w:val="25"/>
-        </w:rPr>
-        <w:t>What I Learned</w:t>
-      </w:r>
-    </w:p>
-    <w:p>
-      <w:pPr>
-        <w:spacing w:after="160" w:line="300" w:lineRule="auto"/>
-      </w:pPr>
-      <w:r>
-        <w:rPr>
-          <w:color w:val="262626"/>
-          <w:sz w:val="21"/>
-          <w:szCs w:val="21"/>
-        </w:rPr>
-        <w:t>Once the client connects, Netcat keeps the TCP connection open in the foreground on both ends, and stdin/stdout are simply piped across the socket</w:t>
-      </w:r>
-      <w:r>
-        <w:rPr>
-          <w:color w:val="262626"/>
-          <w:sz w:val="21"/>
-          <w:szCs w:val="21"/>
-        </w:rPr>
-        <w:t xml:space="preserve"> </w:t>
-      </w:r>
-      <w:r>
-        <w:rPr>
-          <w:color w:val="262626"/>
-          <w:sz w:val="21"/>
-          <w:szCs w:val="21"/>
-        </w:rPr>
-        <w:t>so a full-duplex chat happens as soon as both sides start typing, with no extra chat protocol involved. This time the -n flag was added on the listener side, which tells Netcat to skip DNS/reverse-DNS resolution entirely; because the earlier file-transfer practical logged a host-lookup failure for the same reason, adding -n here suppressed that message and connected slightly faster.</w:t>
-      </w:r>
-    </w:p>
-    <w:p>
-      <w:pPr>
-        <w:spacing w:after="160" w:line="300" w:lineRule="auto"/>
-      </w:pPr>
-      <w:r>
-        <w:rPr>
-          <w:color w:val="262626"/>
-          <w:sz w:val="21"/>
-          <w:szCs w:val="21"/>
-        </w:rPr>
-        <w:t>The conversation shown below ("Hi / Hello / How are you doing? / I am good / Yourself? / I am doing amazing, thanks for asking.") appears identically on both terminals in real time, which is the clearest demonstration that Netcat is not doing anything file- or protocol-specific here</w:t>
-      </w:r>
-      <w:r>
-        <w:rPr>
-          <w:color w:val="262626"/>
-          <w:sz w:val="21"/>
-          <w:szCs w:val="21"/>
-        </w:rPr>
-        <w:t>,</w:t>
-      </w:r>
-      <w:r>
-        <w:rPr>
-          <w:color w:val="262626"/>
-          <w:sz w:val="21"/>
-          <w:szCs w:val="21"/>
-        </w:rPr>
-        <w:t xml:space="preserve"> it is only relaying raw bytes between two open sockets.</w:t>
-      </w:r>
-    </w:p>
-    <w:p>
-      <w:pPr>
-        <w:spacing w:before="140" w:after="100"/>
-        <w:jc w:val="center"/>
-      </w:pPr>
-      <w:r>
-        <w:rPr>
-          <w:noProof/>
-        </w:rPr>
-        <w:drawing>
-          <wp:inline distT="0" distB="0" distL="0" distR="0" wp14:anchorId="5A153B36" wp14:editId="7B8D6E51">
-            <wp:extent cx="5124450" cy="2562225"/>
-            <wp:effectExtent l="0" t="0" r="0" b="0"/>
-            <wp:docPr id="1472251879" name="Picture 1472251879"/>
             <wp:cNvGraphicFramePr>
               <a:graphicFrameLocks xmlns:a="http://schemas.openxmlformats.org/drawingml/2006/main" noChangeAspect="1"/>
             </wp:cNvGraphicFramePr>
@@ -1798,7 +1302,7 @@
           <w:sz w:val="18"/>
           <w:szCs w:val="18"/>
         </w:rPr>
-        <w:t>Figure 2 — A live two-way chat over a single Netcat TCP connection, shown mirrored on the Metasploitable2 (left) and Kali (right) terminals.</w:t>
+        <w:t>Figure 1 — Kali sending send.txt to the Metasploitable2 listener on port 4444; the received file is verified with dir and cat on the target.</w:t>
       </w:r>
     </w:p>
     <w:tbl>
@@ -1818,12 +1322,763 @@
         <w:gridCol w:w="10040"/>
       </w:tblGrid>
       <w:tr>
+        <w:tc>
+          <w:tcPr>
+            <w:tcW w:w="0" w:type="auto"/>
+            <w:shd w:val="clear" w:color="auto" w:fill="333333"/>
+            <w:tcMar>
+              <w:top w:w="100" w:type="dxa"/>
+              <w:left w:w="180" w:type="dxa"/>
+              <w:bottom w:w="100" w:type="dxa"/>
+              <w:right w:w="180" w:type="dxa"/>
+            </w:tcMar>
+          </w:tcPr>
+          <w:p>
+            <w:r>
+              <w:rPr>
+                <w:b/>
+                <w:bCs/>
+                <w:color w:val="FFFFFF"/>
+                <w:sz w:val="19"/>
+                <w:szCs w:val="19"/>
+              </w:rPr>
+              <w:t>RESULT SUMMARY</w:t>
+            </w:r>
+          </w:p>
+        </w:tc>
+      </w:tr>
+    </w:tbl>
+    <w:p>
+      <w:pPr>
+        <w:spacing w:before="100"/>
+      </w:pPr>
+    </w:p>
+    <w:tbl>
+      <w:tblPr>
+        <w:tblW w:w="5000" w:type="pct"/>
+        <w:tblBorders>
+          <w:top w:val="single" w:sz="2" w:space="0" w:color="BFBFBF"/>
+          <w:left w:val="single" w:sz="2" w:space="0" w:color="BFBFBF"/>
+          <w:bottom w:val="single" w:sz="2" w:space="0" w:color="BFBFBF"/>
+          <w:right w:val="single" w:sz="2" w:space="0" w:color="BFBFBF"/>
+          <w:insideH w:val="single" w:sz="2" w:space="0" w:color="BFBFBF"/>
+          <w:insideV w:val="single" w:sz="2" w:space="0" w:color="BFBFBF"/>
+        </w:tblBorders>
+        <w:tblCellMar>
+          <w:left w:w="10" w:type="dxa"/>
+          <w:right w:w="10" w:type="dxa"/>
+        </w:tblCellMar>
+        <w:tblLook w:val="04A0" w:firstRow="1" w:lastRow="0" w:firstColumn="1" w:lastColumn="0" w:noHBand="0" w:noVBand="1"/>
+      </w:tblPr>
+      <w:tblGrid>
+        <w:gridCol w:w="6990"/>
+        <w:gridCol w:w="3044"/>
+      </w:tblGrid>
+      <w:tr>
+        <w:tc>
+          <w:tcPr>
+            <w:tcW w:w="3200" w:type="dxa"/>
+            <w:shd w:val="clear" w:color="auto" w:fill="333333"/>
+            <w:tcMar>
+              <w:top w:w="100" w:type="dxa"/>
+              <w:left w:w="150" w:type="dxa"/>
+              <w:bottom w:w="100" w:type="dxa"/>
+              <w:right w:w="150" w:type="dxa"/>
+            </w:tcMar>
+            <w:vAlign w:val="center"/>
+          </w:tcPr>
+          <w:p>
+            <w:r>
+              <w:rPr>
+                <w:b/>
+                <w:bCs/>
+                <w:color w:val="FFFFFF"/>
+                <w:sz w:val="19"/>
+                <w:szCs w:val="19"/>
+              </w:rPr>
+              <w:t>Item</w:t>
+            </w:r>
+          </w:p>
+        </w:tc>
+        <w:tc>
+          <w:tcPr>
+            <w:tcW w:w="6100" w:type="dxa"/>
+            <w:shd w:val="clear" w:color="auto" w:fill="000000"/>
+            <w:tcMar>
+              <w:top w:w="100" w:type="dxa"/>
+              <w:left w:w="150" w:type="dxa"/>
+              <w:bottom w:w="100" w:type="dxa"/>
+              <w:right w:w="150" w:type="dxa"/>
+            </w:tcMar>
+            <w:vAlign w:val="center"/>
+          </w:tcPr>
+          <w:p>
+            <w:r>
+              <w:rPr>
+                <w:b/>
+                <w:bCs/>
+                <w:color w:val="FFFFFF"/>
+                <w:sz w:val="19"/>
+                <w:szCs w:val="19"/>
+              </w:rPr>
+              <w:t>Observation</w:t>
+            </w:r>
+          </w:p>
+        </w:tc>
+      </w:tr>
+      <w:tr>
+        <w:tc>
+          <w:tcPr>
+            <w:tcW w:w="3200" w:type="dxa"/>
+            <w:shd w:val="clear" w:color="auto" w:fill="F2F2F2"/>
+            <w:tcMar>
+              <w:top w:w="100" w:type="dxa"/>
+              <w:left w:w="150" w:type="dxa"/>
+              <w:bottom w:w="100" w:type="dxa"/>
+              <w:right w:w="150" w:type="dxa"/>
+            </w:tcMar>
+            <w:vAlign w:val="center"/>
+          </w:tcPr>
+          <w:p>
+            <w:r>
+              <w:rPr>
+                <w:b/>
+                <w:bCs/>
+                <w:color w:val="000000"/>
+                <w:sz w:val="19"/>
+                <w:szCs w:val="19"/>
+              </w:rPr>
+              <w:lastRenderedPageBreak/>
+              <w:t>Listener command</w:t>
+            </w:r>
+          </w:p>
+        </w:tc>
+        <w:tc>
+          <w:tcPr>
+            <w:tcW w:w="6100" w:type="dxa"/>
+            <w:shd w:val="clear" w:color="auto" w:fill="FFFFFF"/>
+            <w:tcMar>
+              <w:top w:w="100" w:type="dxa"/>
+              <w:left w:w="150" w:type="dxa"/>
+              <w:bottom w:w="100" w:type="dxa"/>
+              <w:right w:w="150" w:type="dxa"/>
+            </w:tcMar>
+            <w:vAlign w:val="center"/>
+          </w:tcPr>
+          <w:p>
+            <w:r>
+              <w:rPr>
+                <w:color w:val="262626"/>
+                <w:sz w:val="19"/>
+                <w:szCs w:val="19"/>
+              </w:rPr>
+              <w:t>nc -lvp 4444 &gt;receiveed.txt (Metasploitable2)</w:t>
+            </w:r>
+          </w:p>
+        </w:tc>
+      </w:tr>
+      <w:tr>
+        <w:tc>
+          <w:tcPr>
+            <w:tcW w:w="3200" w:type="dxa"/>
+            <w:shd w:val="clear" w:color="auto" w:fill="F2F2F2"/>
+            <w:tcMar>
+              <w:top w:w="100" w:type="dxa"/>
+              <w:left w:w="150" w:type="dxa"/>
+              <w:bottom w:w="100" w:type="dxa"/>
+              <w:right w:w="150" w:type="dxa"/>
+            </w:tcMar>
+            <w:vAlign w:val="center"/>
+          </w:tcPr>
+          <w:p>
+            <w:r>
+              <w:rPr>
+                <w:b/>
+                <w:bCs/>
+                <w:color w:val="000000"/>
+                <w:sz w:val="19"/>
+                <w:szCs w:val="19"/>
+              </w:rPr>
+              <w:t>Sender command</w:t>
+            </w:r>
+          </w:p>
+        </w:tc>
+        <w:tc>
+          <w:tcPr>
+            <w:tcW w:w="6100" w:type="dxa"/>
+            <w:shd w:val="clear" w:color="auto" w:fill="FFFFFF"/>
+            <w:tcMar>
+              <w:top w:w="100" w:type="dxa"/>
+              <w:left w:w="150" w:type="dxa"/>
+              <w:bottom w:w="100" w:type="dxa"/>
+              <w:right w:w="150" w:type="dxa"/>
+            </w:tcMar>
+            <w:vAlign w:val="center"/>
+          </w:tcPr>
+          <w:p>
+            <w:r>
+              <w:rPr>
+                <w:color w:val="262626"/>
+                <w:sz w:val="19"/>
+                <w:szCs w:val="19"/>
+              </w:rPr>
+              <w:t>nc 192.168.56.102 4444 &lt;send.txt (Kali)</w:t>
+            </w:r>
+          </w:p>
+        </w:tc>
+      </w:tr>
+      <w:tr>
+        <w:tc>
+          <w:tcPr>
+            <w:tcW w:w="3200" w:type="dxa"/>
+            <w:shd w:val="clear" w:color="auto" w:fill="F2F2F2"/>
+            <w:tcMar>
+              <w:top w:w="100" w:type="dxa"/>
+              <w:left w:w="150" w:type="dxa"/>
+              <w:bottom w:w="100" w:type="dxa"/>
+              <w:right w:w="150" w:type="dxa"/>
+            </w:tcMar>
+            <w:vAlign w:val="center"/>
+          </w:tcPr>
+          <w:p>
+            <w:r>
+              <w:rPr>
+                <w:b/>
+                <w:bCs/>
+                <w:color w:val="000000"/>
+                <w:sz w:val="19"/>
+                <w:szCs w:val="19"/>
+              </w:rPr>
+              <w:t>Connection reported</w:t>
+            </w:r>
+          </w:p>
+        </w:tc>
+        <w:tc>
+          <w:tcPr>
+            <w:tcW w:w="6100" w:type="dxa"/>
+            <w:shd w:val="clear" w:color="auto" w:fill="FFFFFF"/>
+            <w:tcMar>
+              <w:top w:w="100" w:type="dxa"/>
+              <w:left w:w="150" w:type="dxa"/>
+              <w:bottom w:w="100" w:type="dxa"/>
+              <w:right w:w="150" w:type="dxa"/>
+            </w:tcMar>
+            <w:vAlign w:val="center"/>
+          </w:tcPr>
+          <w:p>
+            <w:r>
+              <w:rPr>
+                <w:color w:val="262626"/>
+                <w:sz w:val="19"/>
+                <w:szCs w:val="19"/>
+              </w:rPr>
+              <w:t>connect to [192.168.56.102] from (UNKNOWN) [192.168.56.101] 58422</w:t>
+            </w:r>
+          </w:p>
+        </w:tc>
+      </w:tr>
+      <w:tr>
+        <w:tc>
+          <w:tcPr>
+            <w:tcW w:w="3200" w:type="dxa"/>
+            <w:shd w:val="clear" w:color="auto" w:fill="F2F2F2"/>
+            <w:tcMar>
+              <w:top w:w="100" w:type="dxa"/>
+              <w:left w:w="150" w:type="dxa"/>
+              <w:bottom w:w="100" w:type="dxa"/>
+              <w:right w:w="150" w:type="dxa"/>
+            </w:tcMar>
+            <w:vAlign w:val="center"/>
+          </w:tcPr>
+          <w:p>
+            <w:r>
+              <w:rPr>
+                <w:b/>
+                <w:bCs/>
+                <w:color w:val="000000"/>
+                <w:sz w:val="19"/>
+                <w:szCs w:val="19"/>
+              </w:rPr>
+              <w:t>File received</w:t>
+            </w:r>
+          </w:p>
+        </w:tc>
+        <w:tc>
+          <w:tcPr>
+            <w:tcW w:w="6100" w:type="dxa"/>
+            <w:shd w:val="clear" w:color="auto" w:fill="FFFFFF"/>
+            <w:tcMar>
+              <w:top w:w="100" w:type="dxa"/>
+              <w:left w:w="150" w:type="dxa"/>
+              <w:bottom w:w="100" w:type="dxa"/>
+              <w:right w:w="150" w:type="dxa"/>
+            </w:tcMar>
+            <w:vAlign w:val="center"/>
+          </w:tcPr>
+          <w:p>
+            <w:r>
+              <w:rPr>
+                <w:color w:val="262626"/>
+                <w:sz w:val="19"/>
+                <w:szCs w:val="19"/>
+              </w:rPr>
+              <w:t>receiveed.txt — content: "This is the received file."</w:t>
+            </w:r>
+          </w:p>
+        </w:tc>
+      </w:tr>
+      <w:tr>
+        <w:tc>
+          <w:tcPr>
+            <w:tcW w:w="3200" w:type="dxa"/>
+            <w:shd w:val="clear" w:color="auto" w:fill="F2F2F2"/>
+            <w:tcMar>
+              <w:top w:w="100" w:type="dxa"/>
+              <w:left w:w="150" w:type="dxa"/>
+              <w:bottom w:w="100" w:type="dxa"/>
+              <w:right w:w="150" w:type="dxa"/>
+            </w:tcMar>
+            <w:vAlign w:val="center"/>
+          </w:tcPr>
+          <w:p>
+            <w:r>
+              <w:rPr>
+                <w:b/>
+                <w:bCs/>
+                <w:color w:val="000000"/>
+                <w:sz w:val="19"/>
+                <w:szCs w:val="19"/>
+              </w:rPr>
+              <w:t>Verification</w:t>
+            </w:r>
+          </w:p>
+        </w:tc>
+        <w:tc>
+          <w:tcPr>
+            <w:tcW w:w="6100" w:type="dxa"/>
+            <w:shd w:val="clear" w:color="auto" w:fill="FFFFFF"/>
+            <w:tcMar>
+              <w:top w:w="100" w:type="dxa"/>
+              <w:left w:w="150" w:type="dxa"/>
+              <w:bottom w:w="100" w:type="dxa"/>
+              <w:right w:w="150" w:type="dxa"/>
+            </w:tcMar>
+            <w:vAlign w:val="center"/>
+          </w:tcPr>
+          <w:p>
+            <w:r>
+              <w:rPr>
+                <w:color w:val="262626"/>
+                <w:sz w:val="19"/>
+                <w:szCs w:val="19"/>
+              </w:rPr>
+              <w:t>dir listed the new file; cat receiveed.txt confirmed its contents</w:t>
+            </w:r>
+          </w:p>
+        </w:tc>
+      </w:tr>
+      <w:tr>
         <w:tblPrEx>
-          <w:tblCellMar>
-            <w:top w:w="0" w:type="dxa"/>
-            <w:bottom w:w="0" w:type="dxa"/>
-          </w:tblCellMar>
+          <w:tblBorders>
+            <w:top w:val="single" w:sz="6" w:space="0" w:color="000000"/>
+            <w:left w:val="single" w:sz="6" w:space="0" w:color="000000"/>
+            <w:bottom w:val="single" w:sz="6" w:space="0" w:color="000000"/>
+            <w:right w:val="single" w:sz="6" w:space="0" w:color="000000"/>
+            <w:insideH w:val="single" w:sz="4" w:space="0" w:color="auto"/>
+            <w:insideV w:val="single" w:sz="4" w:space="0" w:color="auto"/>
+          </w:tblBorders>
         </w:tblPrEx>
+        <w:trPr>
+          <w:gridAfter w:val="1"/>
+          <w:wAfter w:w="9195" w:type="dxa"/>
+        </w:trPr>
+        <w:tc>
+          <w:tcPr>
+            <w:tcW w:w="0" w:type="auto"/>
+            <w:shd w:val="clear" w:color="auto" w:fill="F2F2F2"/>
+            <w:tcMar>
+              <w:top w:w="160" w:type="dxa"/>
+              <w:left w:w="220" w:type="dxa"/>
+              <w:bottom w:w="160" w:type="dxa"/>
+              <w:right w:w="220" w:type="dxa"/>
+            </w:tcMar>
+          </w:tcPr>
+          <w:p>
+            <w:pPr>
+              <w:spacing w:after="60"/>
+            </w:pPr>
+            <w:r>
+              <w:rPr>
+                <w:b/>
+                <w:bCs/>
+                <w:color w:val="000000"/>
+              </w:rPr>
+              <w:t>My Observation</w:t>
+            </w:r>
+          </w:p>
+          <w:p>
+            <w:r>
+              <w:rPr>
+                <w:color w:val="1A1A1A"/>
+              </w:rPr>
+              <w:t>I mistyped the output filename as receiveed.txt (double "e") in the listener command, and the transfer still completed without error — Netcat doesn't validate filenames, it just writes to whatever path the shell redirection gives it. I noticed the listener never terminates on its own after the file is fully received</w:t>
+            </w:r>
+            <w:r>
+              <w:rPr>
+                <w:color w:val="1A1A1A"/>
+              </w:rPr>
+              <w:t xml:space="preserve"> instead</w:t>
+            </w:r>
+            <w:r>
+              <w:rPr>
+                <w:color w:val="1A1A1A"/>
+              </w:rPr>
+              <w:t xml:space="preserve"> I had to confirm completion by checking the file and then close the listener with Ctrl+C.</w:t>
+            </w:r>
+          </w:p>
+        </w:tc>
+      </w:tr>
+    </w:tbl>
+    <w:p>
+      <w:r>
+        <w:br w:type="page"/>
+      </w:r>
+    </w:p>
+    <w:p>
+      <w:pPr>
+        <w:pStyle w:val="Heading1"/>
+        <w:pBdr>
+          <w:bottom w:val="single" w:sz="12" w:space="6" w:color="333333"/>
+        </w:pBdr>
+        <w:spacing w:after="200"/>
+      </w:pPr>
+      <w:bookmarkStart w:id="3" w:name="_Toc241404701"/>
+      <w:r>
+        <w:rPr>
+          <w:b/>
+          <w:bCs/>
+          <w:color w:val="000000"/>
+        </w:rPr>
+        <w:lastRenderedPageBreak/>
+        <w:t>2. Two-Way Communication (Chat) with Netcat</w:t>
+      </w:r>
+      <w:bookmarkEnd w:id="3"/>
+    </w:p>
+    <w:p>
+      <w:pPr>
+        <w:spacing w:after="160" w:line="300" w:lineRule="auto"/>
+      </w:pPr>
+      <w:r>
+        <w:rPr>
+          <w:color w:val="262626"/>
+          <w:sz w:val="21"/>
+          <w:szCs w:val="21"/>
+        </w:rPr>
+        <w:t>Beyond files, a plain Netcat connection is just a raw TCP pipe, so typing text on either end sends it live to the other side. This practical set up a simple two-way chat between the Kali and Metasploitable2 VMs, with the listener role swapped to Kali this time.</w:t>
+      </w:r>
+    </w:p>
+    <w:tbl>
+      <w:tblPr>
+        <w:tblW w:w="5000" w:type="pct"/>
+        <w:tblBorders>
+          <w:insideH w:val="single" w:sz="4" w:space="0" w:color="auto"/>
+          <w:insideV w:val="single" w:sz="4" w:space="0" w:color="auto"/>
+        </w:tblBorders>
+        <w:tblCellMar>
+          <w:left w:w="10" w:type="dxa"/>
+          <w:right w:w="10" w:type="dxa"/>
+        </w:tblCellMar>
+        <w:tblLook w:val="04A0" w:firstRow="1" w:lastRow="0" w:firstColumn="1" w:lastColumn="0" w:noHBand="0" w:noVBand="1"/>
+      </w:tblPr>
+      <w:tblGrid>
+        <w:gridCol w:w="10040"/>
+      </w:tblGrid>
+      <w:tr>
+        <w:tc>
+          <w:tcPr>
+            <w:tcW w:w="0" w:type="auto"/>
+            <w:shd w:val="clear" w:color="auto" w:fill="000000"/>
+            <w:tcMar>
+              <w:top w:w="100" w:type="dxa"/>
+              <w:left w:w="180" w:type="dxa"/>
+              <w:bottom w:w="100" w:type="dxa"/>
+              <w:right w:w="180" w:type="dxa"/>
+            </w:tcMar>
+          </w:tcPr>
+          <w:p>
+            <w:r>
+              <w:rPr>
+                <w:b/>
+                <w:bCs/>
+                <w:color w:val="FFFFFF"/>
+                <w:sz w:val="19"/>
+                <w:szCs w:val="19"/>
+              </w:rPr>
+              <w:t>COMMANDS USED</w:t>
+            </w:r>
+          </w:p>
+        </w:tc>
+      </w:tr>
+    </w:tbl>
+    <w:p>
+      <w:pPr>
+        <w:spacing w:before="100"/>
+      </w:pPr>
+    </w:p>
+    <w:tbl>
+      <w:tblPr>
+        <w:tblW w:w="5000" w:type="pct"/>
+        <w:tblBorders>
+          <w:top w:val="single" w:sz="4" w:space="0" w:color="000000"/>
+          <w:left w:val="single" w:sz="4" w:space="0" w:color="000000"/>
+          <w:bottom w:val="single" w:sz="4" w:space="0" w:color="000000"/>
+          <w:right w:val="single" w:sz="4" w:space="0" w:color="000000"/>
+          <w:insideH w:val="single" w:sz="4" w:space="0" w:color="auto"/>
+          <w:insideV w:val="single" w:sz="4" w:space="0" w:color="auto"/>
+        </w:tblBorders>
+        <w:tblCellMar>
+          <w:left w:w="10" w:type="dxa"/>
+          <w:right w:w="10" w:type="dxa"/>
+        </w:tblCellMar>
+        <w:tblLook w:val="04A0" w:firstRow="1" w:lastRow="0" w:firstColumn="1" w:lastColumn="0" w:noHBand="0" w:noVBand="1"/>
+      </w:tblPr>
+      <w:tblGrid>
+        <w:gridCol w:w="10030"/>
+      </w:tblGrid>
+      <w:tr>
+        <w:tc>
+          <w:tcPr>
+            <w:tcW w:w="0" w:type="auto"/>
+            <w:shd w:val="clear" w:color="auto" w:fill="1A1A1A"/>
+            <w:tcMar>
+              <w:top w:w="160" w:type="dxa"/>
+              <w:left w:w="200" w:type="dxa"/>
+              <w:bottom w:w="160" w:type="dxa"/>
+              <w:right w:w="200" w:type="dxa"/>
+            </w:tcMar>
+          </w:tcPr>
+          <w:p>
+            <w:pPr>
+              <w:spacing w:after="40"/>
+            </w:pPr>
+            <w:r>
+              <w:rPr>
+                <w:rFonts w:ascii="Consolas" w:eastAsia="Consolas" w:hAnsi="Consolas" w:cs="Consolas"/>
+                <w:color w:val="E8E8E8"/>
+                <w:sz w:val="19"/>
+                <w:szCs w:val="19"/>
+              </w:rPr>
+              <w:t># On Kali (listener) — 192.168.56.101</w:t>
+            </w:r>
+          </w:p>
+          <w:p>
+            <w:pPr>
+              <w:spacing w:after="40"/>
+            </w:pPr>
+            <w:r>
+              <w:rPr>
+                <w:rFonts w:ascii="Consolas" w:eastAsia="Consolas" w:hAnsi="Consolas" w:cs="Consolas"/>
+                <w:color w:val="E8E8E8"/>
+                <w:sz w:val="19"/>
+                <w:szCs w:val="19"/>
+              </w:rPr>
+              <w:t>$ nc -n -lvp 4444</w:t>
+            </w:r>
+          </w:p>
+          <w:p>
+            <w:pPr>
+              <w:spacing w:after="40"/>
+            </w:pPr>
+          </w:p>
+          <w:p>
+            <w:pPr>
+              <w:spacing w:after="40"/>
+            </w:pPr>
+            <w:r>
+              <w:rPr>
+                <w:rFonts w:ascii="Consolas" w:eastAsia="Consolas" w:hAnsi="Consolas" w:cs="Consolas"/>
+                <w:color w:val="E8E8E8"/>
+                <w:sz w:val="19"/>
+                <w:szCs w:val="19"/>
+              </w:rPr>
+              <w:t># On Metasploitable2 (client) — 192.168.56.102</w:t>
+            </w:r>
+          </w:p>
+          <w:p>
+            <w:pPr>
+              <w:spacing w:after="40"/>
+            </w:pPr>
+            <w:r>
+              <w:rPr>
+                <w:rFonts w:ascii="Consolas" w:eastAsia="Consolas" w:hAnsi="Consolas" w:cs="Consolas"/>
+                <w:color w:val="E8E8E8"/>
+                <w:sz w:val="19"/>
+                <w:szCs w:val="19"/>
+              </w:rPr>
+              <w:t>$ nc 192.168.56.101 4444</w:t>
+            </w:r>
+          </w:p>
+        </w:tc>
+      </w:tr>
+    </w:tbl>
+    <w:p>
+      <w:pPr>
+        <w:pStyle w:val="Heading2"/>
+        <w:spacing w:before="260" w:after="140"/>
+      </w:pPr>
+      <w:bookmarkStart w:id="4" w:name="_Toc241404702"/>
+      <w:r>
+        <w:rPr>
+          <w:b/>
+          <w:bCs/>
+          <w:color w:val="333333"/>
+          <w:sz w:val="25"/>
+          <w:szCs w:val="25"/>
+        </w:rPr>
+        <w:t>What I Learned</w:t>
+      </w:r>
+      <w:bookmarkEnd w:id="4"/>
+    </w:p>
+    <w:p>
+      <w:pPr>
+        <w:spacing w:after="160" w:line="300" w:lineRule="auto"/>
+      </w:pPr>
+      <w:r>
+        <w:rPr>
+          <w:color w:val="262626"/>
+          <w:sz w:val="21"/>
+          <w:szCs w:val="21"/>
+        </w:rPr>
+        <w:t>Once the client connects, Netcat keeps the TCP connection open in the foreground on both ends, and stdin/stdout are simply piped across the socket</w:t>
+      </w:r>
+      <w:r>
+        <w:rPr>
+          <w:color w:val="262626"/>
+          <w:sz w:val="21"/>
+          <w:szCs w:val="21"/>
+        </w:rPr>
+        <w:t xml:space="preserve"> </w:t>
+      </w:r>
+      <w:r>
+        <w:rPr>
+          <w:color w:val="262626"/>
+          <w:sz w:val="21"/>
+          <w:szCs w:val="21"/>
+        </w:rPr>
+        <w:t>so a full-duplex chat happens as soon as both sides start typing, with no extra chat protocol involved. This time the -n flag was added on the listener side, which tells Netcat to skip DNS/reverse-DNS resolution entirely; because the earlier file-transfer practical logged a host-lookup failure for the same reason, adding -n here suppressed that message and connected slightly faster.</w:t>
+      </w:r>
+    </w:p>
+    <w:p>
+      <w:pPr>
+        <w:spacing w:after="160" w:line="300" w:lineRule="auto"/>
+      </w:pPr>
+      <w:r>
+        <w:rPr>
+          <w:color w:val="262626"/>
+          <w:sz w:val="21"/>
+          <w:szCs w:val="21"/>
+        </w:rPr>
+        <w:t>The conversation shown below ("Hi / Hello / How are you doing? / I am good / Yourself? / I am doing amazing, thanks for asking.") appears identically on both terminals in real time, which is the clearest demonstration that Netcat is not doing anything file- or protocol-specific here</w:t>
+      </w:r>
+      <w:r>
+        <w:rPr>
+          <w:color w:val="262626"/>
+          <w:sz w:val="21"/>
+          <w:szCs w:val="21"/>
+        </w:rPr>
+        <w:t>,</w:t>
+      </w:r>
+      <w:r>
+        <w:rPr>
+          <w:color w:val="262626"/>
+          <w:sz w:val="21"/>
+          <w:szCs w:val="21"/>
+        </w:rPr>
+        <w:t xml:space="preserve"> it is only relaying raw bytes between two open sockets.</w:t>
+      </w:r>
+    </w:p>
+    <w:p>
+      <w:pPr>
+        <w:spacing w:before="140" w:after="100"/>
+        <w:jc w:val="center"/>
+      </w:pPr>
+      <w:r>
+        <w:rPr>
+          <w:noProof/>
+        </w:rPr>
+        <w:drawing>
+          <wp:inline distT="0" distB="0" distL="0" distR="0" wp14:anchorId="5A153B36" wp14:editId="7B8D6E51">
+            <wp:extent cx="5124450" cy="2562225"/>
+            <wp:effectExtent l="0" t="0" r="0" b="0"/>
+            <wp:docPr id="1472251879" name="Picture 1472251879"/>
+            <wp:cNvGraphicFramePr>
+              <a:graphicFrameLocks xmlns:a="http://schemas.openxmlformats.org/drawingml/2006/main" noChangeAspect="1"/>
+            </wp:cNvGraphicFramePr>
+            <a:graphic xmlns:a="http://schemas.openxmlformats.org/drawingml/2006/main">
+              <a:graphicData uri="http://schemas.openxmlformats.org/drawingml/2006/picture">
+                <pic:pic xmlns:pic="http://schemas.openxmlformats.org/drawingml/2006/picture">
+                  <pic:nvPicPr>
+                    <pic:cNvPr id="0" name=""/>
+                    <pic:cNvPicPr>
+                      <a:picLocks noChangeAspect="1" noChangeArrowheads="1"/>
+                    </pic:cNvPicPr>
+                  </pic:nvPicPr>
+                  <pic:blipFill>
+                    <a:blip r:embed="rId9"/>
+                    <a:srcRect/>
+                    <a:stretch>
+                      <a:fillRect/>
+                    </a:stretch>
+                  </pic:blipFill>
+                  <pic:spPr bwMode="auto">
+                    <a:xfrm>
+                      <a:off x="0" y="0"/>
+                      <a:ext cx="5124450" cy="2562225"/>
+                    </a:xfrm>
+                    <a:prstGeom prst="rect">
+                      <a:avLst/>
+                    </a:prstGeom>
+                  </pic:spPr>
+                </pic:pic>
+              </a:graphicData>
+            </a:graphic>
+          </wp:inline>
+        </w:drawing>
+      </w:r>
+    </w:p>
+    <w:p>
+      <w:pPr>
+        <w:spacing w:after="260"/>
+        <w:jc w:val="center"/>
+      </w:pPr>
+      <w:r>
+        <w:rPr>
+          <w:i/>
+          <w:iCs/>
+          <w:color w:val="4D4D4D"/>
+          <w:sz w:val="18"/>
+          <w:szCs w:val="18"/>
+        </w:rPr>
+        <w:t>Figure 2 — A live two-way chat over a single Netcat TCP connection, shown mirrored on the Metasploitable2 (left) and Kali (right) terminals.</w:t>
+      </w:r>
+    </w:p>
+    <w:tbl>
+      <w:tblPr>
+        <w:tblW w:w="5000" w:type="pct"/>
+        <w:tblBorders>
+          <w:insideH w:val="single" w:sz="4" w:space="0" w:color="auto"/>
+          <w:insideV w:val="single" w:sz="4" w:space="0" w:color="auto"/>
+        </w:tblBorders>
+        <w:tblCellMar>
+          <w:left w:w="10" w:type="dxa"/>
+          <w:right w:w="10" w:type="dxa"/>
+        </w:tblCellMar>
+        <w:tblLook w:val="04A0" w:firstRow="1" w:lastRow="0" w:firstColumn="1" w:lastColumn="0" w:noHBand="0" w:noVBand="1"/>
+      </w:tblPr>
+      <w:tblGrid>
+        <w:gridCol w:w="10040"/>
+      </w:tblGrid>
+      <w:tr>
         <w:tc>
           <w:tcPr>
             <w:tcW w:w="0" w:type="auto"/>
@@ -1877,12 +2132,6 @@
         <w:gridCol w:w="3051"/>
       </w:tblGrid>
       <w:tr>
-        <w:tblPrEx>
-          <w:tblCellMar>
-            <w:top w:w="0" w:type="dxa"/>
-            <w:bottom w:w="0" w:type="dxa"/>
-          </w:tblCellMar>
-        </w:tblPrEx>
         <w:tc>
           <w:tcPr>
             <w:tcW w:w="3200" w:type="dxa"/>
@@ -1936,12 +2185,6 @@
         </w:tc>
       </w:tr>
       <w:tr>
-        <w:tblPrEx>
-          <w:tblCellMar>
-            <w:top w:w="0" w:type="dxa"/>
-            <w:bottom w:w="0" w:type="dxa"/>
-          </w:tblCellMar>
-        </w:tblPrEx>
         <w:tc>
           <w:tcPr>
             <w:tcW w:w="3200" w:type="dxa"/>
@@ -1992,12 +2235,6 @@
         </w:tc>
       </w:tr>
       <w:tr>
-        <w:tblPrEx>
-          <w:tblCellMar>
-            <w:top w:w="0" w:type="dxa"/>
-            <w:bottom w:w="0" w:type="dxa"/>
-          </w:tblCellMar>
-        </w:tblPrEx>
         <w:tc>
           <w:tcPr>
             <w:tcW w:w="3200" w:type="dxa"/>
@@ -2048,12 +2285,6 @@
         </w:tc>
       </w:tr>
       <w:tr>
-        <w:tblPrEx>
-          <w:tblCellMar>
-            <w:top w:w="0" w:type="dxa"/>
-            <w:bottom w:w="0" w:type="dxa"/>
-          </w:tblCellMar>
-        </w:tblPrEx>
         <w:tc>
           <w:tcPr>
             <w:tcW w:w="3200" w:type="dxa"/>
@@ -2104,12 +2335,6 @@
         </w:tc>
       </w:tr>
       <w:tr>
-        <w:tblPrEx>
-          <w:tblCellMar>
-            <w:top w:w="0" w:type="dxa"/>
-            <w:bottom w:w="0" w:type="dxa"/>
-          </w:tblCellMar>
-        </w:tblPrEx>
         <w:tc>
           <w:tcPr>
             <w:tcW w:w="3200" w:type="dxa"/>
@@ -2154,18 +2379,28 @@
                 <w:sz w:val="19"/>
                 <w:szCs w:val="19"/>
               </w:rPr>
-              <w:t>Full-duplex, real-time text exchange — identical on both terminals</w:t>
+              <w:t xml:space="preserve">Full-duplex, real-time </w:t>
+            </w:r>
+            <w:r>
+              <w:rPr>
+                <w:color w:val="262626"/>
+                <w:sz w:val="19"/>
+                <w:szCs w:val="19"/>
+              </w:rPr>
+              <w:t xml:space="preserve">identical </w:t>
+            </w:r>
+            <w:r>
+              <w:rPr>
+                <w:color w:val="262626"/>
+                <w:sz w:val="19"/>
+                <w:szCs w:val="19"/>
+              </w:rPr>
+              <w:t>text exchange on both terminals</w:t>
             </w:r>
           </w:p>
         </w:tc>
       </w:tr>
       <w:tr>
-        <w:tblPrEx>
-          <w:tblCellMar>
-            <w:top w:w="0" w:type="dxa"/>
-            <w:bottom w:w="0" w:type="dxa"/>
-          </w:tblCellMar>
-        </w:tblPrEx>
         <w:tc>
           <w:tcPr>
             <w:tcW w:w="3200" w:type="dxa"/>
@@ -2225,10 +2460,6 @@
             <w:insideH w:val="single" w:sz="4" w:space="0" w:color="auto"/>
             <w:insideV w:val="single" w:sz="4" w:space="0" w:color="auto"/>
           </w:tblBorders>
-          <w:tblCellMar>
-            <w:top w:w="0" w:type="dxa"/>
-            <w:bottom w:w="0" w:type="dxa"/>
-          </w:tblCellMar>
         </w:tblPrEx>
         <w:trPr>
           <w:gridAfter w:val="1"/>
@@ -2263,7 +2494,31 @@
               <w:rPr>
                 <w:color w:val="1A1A1A"/>
               </w:rPr>
-              <w:t>This practical made it click that a raw Netcat connection has no idea whether it's carrying a chat message, a file, or a shell command — it's all just bytes on a socket. That's exactly why the same tool doubles as a file-transfer utility in Section 1 and a chat channel here, and why (in a later, more advanced module) the same pattern with a shell bound to the socket becomes a reverse shell. The -n flag is a small but useful habit to carry forward: it removes the reverse-DNS delay/error I saw in the first practical whenever the target network has no working DNS.</w:t>
+              <w:t>This practical made it click that a raw Netcat connection has no idea whether it's carrying a chat message, a file, or a shell command</w:t>
+            </w:r>
+            <w:r>
+              <w:rPr>
+                <w:color w:val="1A1A1A"/>
+              </w:rPr>
+              <w:t>.</w:t>
+            </w:r>
+            <w:r>
+              <w:rPr>
+                <w:color w:val="1A1A1A"/>
+              </w:rPr>
+              <w:t xml:space="preserve"> </w:t>
+            </w:r>
+            <w:r>
+              <w:rPr>
+                <w:color w:val="1A1A1A"/>
+              </w:rPr>
+              <w:t>I</w:t>
+            </w:r>
+            <w:r>
+              <w:rPr>
+                <w:color w:val="1A1A1A"/>
+              </w:rPr>
+              <w:t>t's all just bytes on a socket. That's exactly why the same tool doubles as a file-transfer utility in Section 1 and a chat channel here, and why (in a later, more advanced module) the same pattern with a shell bound to the socket becomes a reverse shell. The -n flag is a small but useful habit to carry forward: it removes the reverse-DNS delay/error I saw in the first practical whenever the target network has no working DNS.</w:t>
             </w:r>
           </w:p>
         </w:tc>
@@ -2282,6 +2537,7 @@
         </w:pBdr>
         <w:spacing w:after="200"/>
       </w:pPr>
+      <w:bookmarkStart w:id="5" w:name="_Toc241404703"/>
       <w:r>
         <w:rPr>
           <w:b/>
@@ -2291,6 +2547,7 @@
         <w:lastRenderedPageBreak/>
         <w:t>Key Takeaways</w:t>
       </w:r>
+      <w:bookmarkEnd w:id="5"/>
     </w:p>
     <w:p>
       <w:pPr>
@@ -2325,7 +2582,23 @@
           <w:sz w:val="21"/>
           <w:szCs w:val="21"/>
         </w:rPr>
-        <w:t>Shell redirection (&gt; to write, &lt; to read) is what turns a raw Netcat pipe into a file-transfer tool — Netcat itself has no concept of "file"; it only moves bytes.</w:t>
+        <w:t>Shell redirection (&gt; to write, &lt; to read) is what turns a raw Netcat pipe into a file-transfer tool</w:t>
+      </w:r>
+      <w:r>
+        <w:rPr>
+          <w:color w:val="262626"/>
+          <w:sz w:val="21"/>
+          <w:szCs w:val="21"/>
+        </w:rPr>
+        <w:t xml:space="preserve">. </w:t>
+      </w:r>
+      <w:r>
+        <w:rPr>
+          <w:color w:val="262626"/>
+          <w:sz w:val="21"/>
+          <w:szCs w:val="21"/>
+        </w:rPr>
+        <w:t>Netcat itself has no concept of "file"; it only moves bytes.</w:t>
       </w:r>
     </w:p>
     <w:p>
@@ -2363,6 +2636,14 @@
         </w:rPr>
         <w:t>The -n flag skips DNS/reverse-DNS resolution, which avoids the host-lookup delay/error seen when connecting on a lab network with no DNS server.</w:t>
       </w:r>
+      <w:r>
+        <w:rPr>
+          <w:color w:val="262626"/>
+          <w:sz w:val="21"/>
+          <w:szCs w:val="21"/>
+        </w:rPr>
+        <w:t xml:space="preserve"> </w:t>
+      </w:r>
     </w:p>
     <w:p>
       <w:pPr>
@@ -2384,20 +2665,35 @@
     </w:p>
     <w:p>
       <w:pPr>
-        <w:spacing w:before="300"/>
-      </w:pPr>
-      <w:r>
-        <w:rPr>
-          <w:i/>
-          <w:iCs/>
-          <w:color w:val="4D4D4D"/>
-        </w:rPr>
-        <w:t>Next up: banner grabbing and basic port scanning with Netcat (-z, -w), before moving on to reverse and bind shells.</w:t>
+        <w:spacing w:after="90"/>
+      </w:pPr>
+    </w:p>
+    <w:p>
+      <w:pPr>
+        <w:spacing w:after="90"/>
+      </w:pPr>
+    </w:p>
+    <w:p>
+      <w:pPr>
+        <w:spacing w:after="90"/>
+      </w:pPr>
+    </w:p>
+    <w:p>
+      <w:pPr>
+        <w:spacing w:after="90"/>
+      </w:pPr>
+    </w:p>
+    <w:p>
+      <w:pPr>
+        <w:spacing w:after="90"/>
+      </w:pPr>
+      <w:r>
+        <w:t>How can the connection be closed in the banner grabbing even though the port is opened.</w:t>
       </w:r>
     </w:p>
     <w:sectPr>
-      <w:headerReference w:type="default" r:id="rId9"/>
-      <w:footerReference w:type="default" r:id="rId10"/>
+      <w:headerReference w:type="default" r:id="rId10"/>
+      <w:footerReference w:type="default" r:id="rId11"/>
       <w:pgSz w:w="12240" w:h="15840"/>
       <w:pgMar w:top="1000" w:right="1100" w:bottom="1000" w:left="1100" w:header="708" w:footer="708" w:gutter="0"/>
       <w:cols w:space="720"/>
@@ -3251,6 +3547,50 @@
     <w:uiPriority w:val="99"/>
     <w:rsid w:val="001B536A"/>
   </w:style>
+  <w:style w:type="paragraph" w:styleId="TOCHeading">
+    <w:name w:val="TOC Heading"/>
+    <w:basedOn w:val="Heading1"/>
+    <w:next w:val="Normal"/>
+    <w:uiPriority w:val="39"/>
+    <w:unhideWhenUsed/>
+    <w:qFormat/>
+    <w:rsid w:val="000B5C5F"/>
+    <w:pPr>
+      <w:keepNext/>
+      <w:keepLines/>
+      <w:spacing w:before="240" w:line="259" w:lineRule="auto"/>
+      <w:outlineLvl w:val="9"/>
+    </w:pPr>
+    <w:rPr>
+      <w:rFonts w:asciiTheme="majorHAnsi" w:eastAsiaTheme="majorEastAsia" w:hAnsiTheme="majorHAnsi" w:cstheme="majorBidi"/>
+      <w:color w:val="2F5496" w:themeColor="accent1" w:themeShade="BF"/>
+    </w:rPr>
+  </w:style>
+  <w:style w:type="paragraph" w:styleId="TOC1">
+    <w:name w:val="toc 1"/>
+    <w:basedOn w:val="Normal"/>
+    <w:next w:val="Normal"/>
+    <w:autoRedefine/>
+    <w:uiPriority w:val="39"/>
+    <w:unhideWhenUsed/>
+    <w:rsid w:val="000B5C5F"/>
+    <w:pPr>
+      <w:spacing w:after="100"/>
+    </w:pPr>
+  </w:style>
+  <w:style w:type="paragraph" w:styleId="TOC2">
+    <w:name w:val="toc 2"/>
+    <w:basedOn w:val="Normal"/>
+    <w:next w:val="Normal"/>
+    <w:autoRedefine/>
+    <w:uiPriority w:val="39"/>
+    <w:unhideWhenUsed/>
+    <w:rsid w:val="000B5C5F"/>
+    <w:pPr>
+      <w:spacing w:after="100"/>
+      <w:ind w:left="200"/>
+    </w:pPr>
+  </w:style>
 </w:styles>
 </file>
 
@@ -3547,4 +3887,16 @@
     </a:ext>
   </a:extLst>
 </a:theme>
+</file>
+
+<file path=customXml/item1.xml><?xml version="1.0" encoding="utf-8"?>
+<b:Sources xmlns:b="http://schemas.openxmlformats.org/officeDocument/2006/bibliography" xmlns="http://schemas.openxmlformats.org/officeDocument/2006/bibliography" SelectedStyle="\APASixthEditionOfficeOnline.xsl" StyleName="APA" Version="6"/>
+</file>
+
+<file path=customXml/itemProps1.xml><?xml version="1.0" encoding="utf-8"?>
+<ds:datastoreItem xmlns:ds="http://schemas.openxmlformats.org/officeDocument/2006/customXml" ds:itemID="{AB36D445-A79E-4918-A786-681B7C8298CD}">
+  <ds:schemaRefs>
+    <ds:schemaRef ds:uri="http://schemas.openxmlformats.org/officeDocument/2006/bibliography"/>
+  </ds:schemaRefs>
+</ds:datastoreItem>
 </file>
--- a/tools/Netcat_NC/File Transfer And Communication_Project/FileTransfer_Communication_Project.docx
+++ b/tools/Netcat_NC/File Transfer And Communication_Project/FileTransfer_Communication_Project.docx
@@ -27,6 +27,7 @@
         <w:spacing w:before="260" w:after="100"/>
         <w:jc w:val="center"/>
       </w:pPr>
+      <w:proofErr w:type="spellStart"/>
       <w:r>
         <w:rPr>
           <w:b/>
@@ -35,7 +36,18 @@
           <w:sz w:val="60"/>
           <w:szCs w:val="60"/>
         </w:rPr>
-        <w:t>Netcat (nc)</w:t>
+        <w:t>Netcat</w:t>
+      </w:r>
+      <w:proofErr w:type="spellEnd"/>
+      <w:r>
+        <w:rPr>
+          <w:b/>
+          <w:bCs/>
+          <w:color w:val="000000"/>
+          <w:sz w:val="60"/>
+          <w:szCs w:val="60"/>
+        </w:rPr>
+        <w:t xml:space="preserve"> (nc)</w:t>
       </w:r>
     </w:p>
     <w:p>
@@ -67,7 +79,29 @@
           <w:sz w:val="21"/>
           <w:szCs w:val="21"/>
         </w:rPr>
-        <w:t>Hands-on lab practicals using Netcat between a Kali Linux attacker VM and a Metasploitable2 target VM, run over a private VirtualBox host-only network.</w:t>
+        <w:t xml:space="preserve">Hands-on lab practicals using </w:t>
+      </w:r>
+      <w:proofErr w:type="spellStart"/>
+      <w:r>
+        <w:rPr>
+          <w:i/>
+          <w:iCs/>
+          <w:color w:val="4D4D4D"/>
+          <w:sz w:val="21"/>
+          <w:szCs w:val="21"/>
+        </w:rPr>
+        <w:t>Netcat</w:t>
+      </w:r>
+      <w:proofErr w:type="spellEnd"/>
+      <w:r>
+        <w:rPr>
+          <w:i/>
+          <w:iCs/>
+          <w:color w:val="4D4D4D"/>
+          <w:sz w:val="21"/>
+          <w:szCs w:val="21"/>
+        </w:rPr>
+        <w:t xml:space="preserve"> between a Kali Linux attacker VM and a Metasploitable2 target VM, run over a private VirtualBox host-only network.</w:t>
       </w:r>
     </w:p>
     <w:p>
@@ -128,6 +162,12 @@
     </w:p>
     <w:sdt>
       <w:sdtPr>
+        <w:rPr>
+          <w:rFonts w:ascii="Calibri" w:eastAsia="Calibri" w:hAnsi="Calibri" w:cs="Calibri"/>
+          <w:color w:val="auto"/>
+          <w:sz w:val="20"/>
+          <w:szCs w:val="20"/>
+        </w:rPr>
         <w:id w:val="1020588121"/>
         <w:docPartObj>
           <w:docPartGallery w:val="Table of Contents"/>
@@ -136,13 +176,9 @@
       </w:sdtPr>
       <w:sdtEndPr>
         <w:rPr>
-          <w:rFonts w:ascii="Calibri" w:eastAsia="Calibri" w:hAnsi="Calibri" w:cs="Calibri"/>
           <w:b/>
           <w:bCs/>
           <w:noProof/>
-          <w:color w:val="auto"/>
-          <w:sz w:val="20"/>
-          <w:szCs w:val="20"/>
         </w:rPr>
       </w:sdtEndPr>
       <w:sdtContent>
@@ -654,13 +690,23 @@
       <w:pPr>
         <w:spacing w:after="160" w:line="300" w:lineRule="auto"/>
       </w:pPr>
-      <w:r>
-        <w:rPr>
-          <w:color w:val="262626"/>
-          <w:sz w:val="21"/>
-          <w:szCs w:val="21"/>
-        </w:rPr>
-        <w:t>Netcat (nc) is a lightweight command-line networking utility often described as the "TCP/IP Swiss Army knife." It reads and writes data across network connections using TCP or UDP, which makes it useful for banner grabbing, port scanning, file transfer, and building simple client/server communication channels.</w:t>
+      <w:proofErr w:type="spellStart"/>
+      <w:r>
+        <w:rPr>
+          <w:color w:val="262626"/>
+          <w:sz w:val="21"/>
+          <w:szCs w:val="21"/>
+        </w:rPr>
+        <w:t>Netcat</w:t>
+      </w:r>
+      <w:proofErr w:type="spellEnd"/>
+      <w:r>
+        <w:rPr>
+          <w:color w:val="262626"/>
+          <w:sz w:val="21"/>
+          <w:szCs w:val="21"/>
+        </w:rPr>
+        <w:t xml:space="preserve"> (nc) is a lightweight command-line networking utility often described as the "TCP/IP Swiss Army knife." It reads and writes data across network connections using TCP or UDP, which makes it useful for banner grabbing, port scanning, file transfer, and building simple client/server communication channels.</w:t>
       </w:r>
     </w:p>
     <w:p>
@@ -673,7 +719,43 @@
           <w:sz w:val="21"/>
           <w:szCs w:val="21"/>
         </w:rPr>
-        <w:t>This module documents two beginner practicals carried out across two virtual machines on the same VirtualBox host-only network: a Metasploitable2 VM acting as one endpoint (192.168.56.102) and a Kali Linux VM acting as the other endpoint (192.168.56.101). The goal was to understand Netcat's listener/client model (-l to listen, and a plain nc &lt;ip&gt; &lt;port&gt; to connect) before moving on to more advanced uses such as reverse shells and port scanning in later modules.</w:t>
+        <w:t xml:space="preserve">This module documents two beginner practicals carried out across two virtual machines on the same VirtualBox host-only network: a Metasploitable2 VM acting as one endpoint (192.168.56.102) and a Kali Linux VM acting as the other endpoint (192.168.56.101). The goal was to understand </w:t>
+      </w:r>
+      <w:proofErr w:type="spellStart"/>
+      <w:r>
+        <w:rPr>
+          <w:color w:val="262626"/>
+          <w:sz w:val="21"/>
+          <w:szCs w:val="21"/>
+        </w:rPr>
+        <w:t>Netcat's</w:t>
+      </w:r>
+      <w:proofErr w:type="spellEnd"/>
+      <w:r>
+        <w:rPr>
+          <w:color w:val="262626"/>
+          <w:sz w:val="21"/>
+          <w:szCs w:val="21"/>
+        </w:rPr>
+        <w:t xml:space="preserve"> listener/client model (-l to listen, and a plain nc &lt;</w:t>
+      </w:r>
+      <w:proofErr w:type="spellStart"/>
+      <w:r>
+        <w:rPr>
+          <w:color w:val="262626"/>
+          <w:sz w:val="21"/>
+          <w:szCs w:val="21"/>
+        </w:rPr>
+        <w:t>ip</w:t>
+      </w:r>
+      <w:proofErr w:type="spellEnd"/>
+      <w:r>
+        <w:rPr>
+          <w:color w:val="262626"/>
+          <w:sz w:val="21"/>
+          <w:szCs w:val="21"/>
+        </w:rPr>
+        <w:t>&gt; &lt;port&gt; to connect) before moving on to more advanced uses such as reverse shells and port scanning in later modules.</w:t>
       </w:r>
     </w:p>
     <w:tbl>
@@ -986,13 +1068,23 @@
             <w:vAlign w:val="center"/>
           </w:tcPr>
           <w:p>
+            <w:proofErr w:type="spellStart"/>
             <w:r>
               <w:rPr>
                 <w:color w:val="262626"/>
                 <w:sz w:val="19"/>
                 <w:szCs w:val="19"/>
               </w:rPr>
-              <w:t>Netcat (nc)</w:t>
+              <w:t>Netcat</w:t>
+            </w:r>
+            <w:proofErr w:type="spellEnd"/>
+            <w:r>
+              <w:rPr>
+                <w:color w:val="262626"/>
+                <w:sz w:val="19"/>
+                <w:szCs w:val="19"/>
+              </w:rPr>
+              <w:t xml:space="preserve"> (nc)</w:t>
             </w:r>
           </w:p>
         </w:tc>
@@ -1019,21 +1111,41 @@
           <w:color w:val="000000"/>
         </w:rPr>
         <w:lastRenderedPageBreak/>
-        <w:t>1. File Transfer with Netcat</w:t>
+        <w:t xml:space="preserve">1. File Transfer with </w:t>
+      </w:r>
+      <w:proofErr w:type="spellStart"/>
+      <w:r>
+        <w:rPr>
+          <w:b/>
+          <w:bCs/>
+          <w:color w:val="000000"/>
+        </w:rPr>
+        <w:t>Netcat</w:t>
       </w:r>
       <w:bookmarkEnd w:id="1"/>
+      <w:proofErr w:type="spellEnd"/>
     </w:p>
     <w:p>
       <w:pPr>
         <w:spacing w:after="160" w:line="300" w:lineRule="auto"/>
       </w:pPr>
-      <w:r>
-        <w:rPr>
-          <w:color w:val="262626"/>
-          <w:sz w:val="21"/>
-          <w:szCs w:val="21"/>
-        </w:rPr>
-        <w:t>Netcat can move a file between two hosts with no dedicated file-transfer protocol: one side listens and redirects the incoming stream into a file, and the other side connects and feeds a file into the stream. This practical sent a text file from the Kali VM to the Metasploitable2 VM over port 4444.</w:t>
+      <w:proofErr w:type="spellStart"/>
+      <w:r>
+        <w:rPr>
+          <w:color w:val="262626"/>
+          <w:sz w:val="21"/>
+          <w:szCs w:val="21"/>
+        </w:rPr>
+        <w:t>Netcat</w:t>
+      </w:r>
+      <w:proofErr w:type="spellEnd"/>
+      <w:r>
+        <w:rPr>
+          <w:color w:val="262626"/>
+          <w:sz w:val="21"/>
+          <w:szCs w:val="21"/>
+        </w:rPr>
+        <w:t xml:space="preserve"> can move a file between two hosts with no dedicated file-transfer protocol: one side listens and redirects the incoming stream into a file, and the other side connects and feeds a file into the stream. This practical sent a text file from the Kali VM to the Metasploitable2 VM over port 4444.</w:t>
       </w:r>
     </w:p>
     <w:tbl>
@@ -1141,7 +1253,27 @@
                 <w:sz w:val="19"/>
                 <w:szCs w:val="19"/>
               </w:rPr>
-              <w:t>$ nc -lvp 4444 &gt;receiveed.txt</w:t>
+              <w:t>$ nc -</w:t>
+            </w:r>
+            <w:proofErr w:type="spellStart"/>
+            <w:r>
+              <w:rPr>
+                <w:rFonts w:ascii="Consolas" w:eastAsia="Consolas" w:hAnsi="Consolas" w:cs="Consolas"/>
+                <w:color w:val="E8E8E8"/>
+                <w:sz w:val="19"/>
+                <w:szCs w:val="19"/>
+              </w:rPr>
+              <w:t>lvp</w:t>
+            </w:r>
+            <w:proofErr w:type="spellEnd"/>
+            <w:r>
+              <w:rPr>
+                <w:rFonts w:ascii="Consolas" w:eastAsia="Consolas" w:hAnsi="Consolas" w:cs="Consolas"/>
+                <w:color w:val="E8E8E8"/>
+                <w:sz w:val="19"/>
+                <w:szCs w:val="19"/>
+              </w:rPr>
+              <w:t xml:space="preserve"> 4444 &gt;receiveed.txt</w:t>
             </w:r>
           </w:p>
           <w:p>
@@ -1208,7 +1340,61 @@
           <w:sz w:val="21"/>
           <w:szCs w:val="21"/>
         </w:rPr>
-        <w:t>The receiving side is set up first: nc -lvp 4444 tells Netcat to listen (-l), print connection details verbosely (-v), stay on port 4444 (-p 4444), and the shell redirection &gt;receiveed.txt writes anything received on that socket straight into a file instead of the screen. The sending side is a plain client connection, nc &lt;target-ip&gt; &lt;port&gt;, with &lt;send.txt redirecting the local file's contents into the socket as the payload.</w:t>
+        <w:t>The receiving side is set up first: nc -</w:t>
+      </w:r>
+      <w:proofErr w:type="spellStart"/>
+      <w:r>
+        <w:rPr>
+          <w:color w:val="262626"/>
+          <w:sz w:val="21"/>
+          <w:szCs w:val="21"/>
+        </w:rPr>
+        <w:t>lvp</w:t>
+      </w:r>
+      <w:proofErr w:type="spellEnd"/>
+      <w:r>
+        <w:rPr>
+          <w:color w:val="262626"/>
+          <w:sz w:val="21"/>
+          <w:szCs w:val="21"/>
+        </w:rPr>
+        <w:t xml:space="preserve"> 4444 tells </w:t>
+      </w:r>
+      <w:proofErr w:type="spellStart"/>
+      <w:r>
+        <w:rPr>
+          <w:color w:val="262626"/>
+          <w:sz w:val="21"/>
+          <w:szCs w:val="21"/>
+        </w:rPr>
+        <w:t>Netcat</w:t>
+      </w:r>
+      <w:proofErr w:type="spellEnd"/>
+      <w:r>
+        <w:rPr>
+          <w:color w:val="262626"/>
+          <w:sz w:val="21"/>
+          <w:szCs w:val="21"/>
+        </w:rPr>
+        <w:t xml:space="preserve"> to listen (-l), print connection details verbosely (-v), stay on port 4444 (-p 4444), and the shell redirection &gt;receiveed.txt writes anything received on that socket straight into a file instead of the screen. The sending side is a plain client connection, nc &lt;target-</w:t>
+      </w:r>
+      <w:proofErr w:type="spellStart"/>
+      <w:r>
+        <w:rPr>
+          <w:color w:val="262626"/>
+          <w:sz w:val="21"/>
+          <w:szCs w:val="21"/>
+        </w:rPr>
+        <w:t>ip</w:t>
+      </w:r>
+      <w:proofErr w:type="spellEnd"/>
+      <w:r>
+        <w:rPr>
+          <w:color w:val="262626"/>
+          <w:sz w:val="21"/>
+          <w:szCs w:val="21"/>
+        </w:rPr>
+        <w:t>&gt; &lt;port&gt;, with &lt;send.txt redirecting the local file's contents into the socket as the payload.</w:t>
       </w:r>
     </w:p>
     <w:p>
@@ -1221,7 +1407,25 @@
           <w:sz w:val="21"/>
           <w:szCs w:val="21"/>
         </w:rPr>
-        <w:t>As soon as the client connects, Netcat has no built-in concept of "end of file" for a transfer</w:t>
+        <w:t xml:space="preserve">As soon as the client connects, </w:t>
+      </w:r>
+      <w:proofErr w:type="spellStart"/>
+      <w:r>
+        <w:rPr>
+          <w:color w:val="262626"/>
+          <w:sz w:val="21"/>
+          <w:szCs w:val="21"/>
+        </w:rPr>
+        <w:t>Netcat</w:t>
+      </w:r>
+      <w:proofErr w:type="spellEnd"/>
+      <w:r>
+        <w:rPr>
+          <w:color w:val="262626"/>
+          <w:sz w:val="21"/>
+          <w:szCs w:val="21"/>
+        </w:rPr>
+        <w:t xml:space="preserve"> has no built-in concept of "end of file" for a transfer</w:t>
       </w:r>
       <w:r>
         <w:rPr>
@@ -1302,7 +1506,29 @@
           <w:sz w:val="18"/>
           <w:szCs w:val="18"/>
         </w:rPr>
-        <w:t>Figure 1 — Kali sending send.txt to the Metasploitable2 listener on port 4444; the received file is verified with dir and cat on the target.</w:t>
+        <w:t xml:space="preserve">Figure 1 — Kali sending send.txt to the Metasploitable2 listener on port 4444; the received file is verified with </w:t>
+      </w:r>
+      <w:proofErr w:type="spellStart"/>
+      <w:r>
+        <w:rPr>
+          <w:i/>
+          <w:iCs/>
+          <w:color w:val="4D4D4D"/>
+          <w:sz w:val="18"/>
+          <w:szCs w:val="18"/>
+        </w:rPr>
+        <w:t>dir</w:t>
+      </w:r>
+      <w:proofErr w:type="spellEnd"/>
+      <w:r>
+        <w:rPr>
+          <w:i/>
+          <w:iCs/>
+          <w:color w:val="4D4D4D"/>
+          <w:sz w:val="18"/>
+          <w:szCs w:val="18"/>
+        </w:rPr>
+        <w:t xml:space="preserve"> and cat on the target.</w:t>
       </w:r>
     </w:p>
     <w:tbl>
@@ -1472,7 +1698,25 @@
                 <w:sz w:val="19"/>
                 <w:szCs w:val="19"/>
               </w:rPr>
-              <w:t>nc -lvp 4444 &gt;receiveed.txt (Metasploitable2)</w:t>
+              <w:t>nc -</w:t>
+            </w:r>
+            <w:proofErr w:type="spellStart"/>
+            <w:r>
+              <w:rPr>
+                <w:color w:val="262626"/>
+                <w:sz w:val="19"/>
+                <w:szCs w:val="19"/>
+              </w:rPr>
+              <w:t>lvp</w:t>
+            </w:r>
+            <w:proofErr w:type="spellEnd"/>
+            <w:r>
+              <w:rPr>
+                <w:color w:val="262626"/>
+                <w:sz w:val="19"/>
+                <w:szCs w:val="19"/>
+              </w:rPr>
+              <w:t xml:space="preserve"> 4444 &gt;receiveed.txt (Metasploitable2)</w:t>
             </w:r>
           </w:p>
         </w:tc>
@@ -1666,13 +1910,23 @@
             <w:vAlign w:val="center"/>
           </w:tcPr>
           <w:p>
+            <w:proofErr w:type="spellStart"/>
             <w:r>
               <w:rPr>
                 <w:color w:val="262626"/>
                 <w:sz w:val="19"/>
                 <w:szCs w:val="19"/>
               </w:rPr>
-              <w:t>dir listed the new file; cat receiveed.txt confirmed its contents</w:t>
+              <w:t>dir</w:t>
+            </w:r>
+            <w:proofErr w:type="spellEnd"/>
+            <w:r>
+              <w:rPr>
+                <w:color w:val="262626"/>
+                <w:sz w:val="19"/>
+                <w:szCs w:val="19"/>
+              </w:rPr>
+              <w:t xml:space="preserve"> listed the new file; cat receiveed.txt confirmed its contents</w:t>
             </w:r>
           </w:p>
         </w:tc>
@@ -1721,19 +1975,55 @@
               <w:rPr>
                 <w:color w:val="1A1A1A"/>
               </w:rPr>
-              <w:t>I mistyped the output filename as receiveed.txt (double "e") in the listener command, and the transfer still completed without error — Netcat doesn't validate filenames, it just writes to whatever path the shell redirection gives it. I noticed the listener never terminates on its own after the file is fully received</w:t>
-            </w:r>
+              <w:t xml:space="preserve">I mistyped the output filename as receiveed.txt (double "e") in the listener command, and the transfer still completed without error — </w:t>
+            </w:r>
+            <w:proofErr w:type="spellStart"/>
             <w:r>
               <w:rPr>
                 <w:color w:val="1A1A1A"/>
               </w:rPr>
-              <w:t xml:space="preserve"> instead</w:t>
-            </w:r>
+              <w:t>Netcat</w:t>
+            </w:r>
+            <w:proofErr w:type="spellEnd"/>
             <w:r>
               <w:rPr>
                 <w:color w:val="1A1A1A"/>
               </w:rPr>
-              <w:t xml:space="preserve"> I had to confirm completion by checking the file and then close the listener with Ctrl+C.</w:t>
+              <w:t xml:space="preserve"> doesn't validate filenames, it just writes to whatever path the shell redirection gives it. I noticed the listener never terminates on its own after the file is fully received</w:t>
+            </w:r>
+            <w:r>
+              <w:rPr>
+                <w:color w:val="1A1A1A"/>
+              </w:rPr>
+              <w:t xml:space="preserve"> </w:t>
+            </w:r>
+            <w:proofErr w:type="gramStart"/>
+            <w:r>
+              <w:rPr>
+                <w:color w:val="1A1A1A"/>
+              </w:rPr>
+              <w:t>instead</w:t>
+            </w:r>
+            <w:proofErr w:type="gramEnd"/>
+            <w:r>
+              <w:rPr>
+                <w:color w:val="1A1A1A"/>
+              </w:rPr>
+              <w:t xml:space="preserve"> I had to confirm completion by checking the file and then close the listener with </w:t>
+            </w:r>
+            <w:proofErr w:type="spellStart"/>
+            <w:r>
+              <w:rPr>
+                <w:color w:val="1A1A1A"/>
+              </w:rPr>
+              <w:t>Ctrl+C</w:t>
+            </w:r>
+            <w:proofErr w:type="spellEnd"/>
+            <w:r>
+              <w:rPr>
+                <w:color w:val="1A1A1A"/>
+              </w:rPr>
+              <w:t>.</w:t>
             </w:r>
           </w:p>
         </w:tc>
@@ -1760,9 +2050,19 @@
           <w:color w:val="000000"/>
         </w:rPr>
         <w:lastRenderedPageBreak/>
-        <w:t>2. Two-Way Communication (Chat) with Netcat</w:t>
+        <w:t xml:space="preserve">2. Two-Way Communication (Chat) with </w:t>
+      </w:r>
+      <w:proofErr w:type="spellStart"/>
+      <w:r>
+        <w:rPr>
+          <w:b/>
+          <w:bCs/>
+          <w:color w:val="000000"/>
+        </w:rPr>
+        <w:t>Netcat</w:t>
       </w:r>
       <w:bookmarkEnd w:id="3"/>
+      <w:proofErr w:type="spellEnd"/>
     </w:p>
     <w:p>
       <w:pPr>
@@ -1774,7 +2074,25 @@
           <w:sz w:val="21"/>
           <w:szCs w:val="21"/>
         </w:rPr>
-        <w:t>Beyond files, a plain Netcat connection is just a raw TCP pipe, so typing text on either end sends it live to the other side. This practical set up a simple two-way chat between the Kali and Metasploitable2 VMs, with the listener role swapped to Kali this time.</w:t>
+        <w:t xml:space="preserve">Beyond files, a plain </w:t>
+      </w:r>
+      <w:proofErr w:type="spellStart"/>
+      <w:r>
+        <w:rPr>
+          <w:color w:val="262626"/>
+          <w:sz w:val="21"/>
+          <w:szCs w:val="21"/>
+        </w:rPr>
+        <w:t>Netcat</w:t>
+      </w:r>
+      <w:proofErr w:type="spellEnd"/>
+      <w:r>
+        <w:rPr>
+          <w:color w:val="262626"/>
+          <w:sz w:val="21"/>
+          <w:szCs w:val="21"/>
+        </w:rPr>
+        <w:t xml:space="preserve"> connection is just a raw TCP pipe, so typing text on either end sends it live to the other side. This practical set up a simple two-way chat between the Kali and Metasploitable2 VMs, with the listener role swapped to Kali this time.</w:t>
       </w:r>
     </w:p>
     <w:tbl>
@@ -1882,7 +2200,27 @@
                 <w:sz w:val="19"/>
                 <w:szCs w:val="19"/>
               </w:rPr>
-              <w:t>$ nc -n -lvp 4444</w:t>
+              <w:t>$ nc -n -</w:t>
+            </w:r>
+            <w:proofErr w:type="spellStart"/>
+            <w:r>
+              <w:rPr>
+                <w:rFonts w:ascii="Consolas" w:eastAsia="Consolas" w:hAnsi="Consolas" w:cs="Consolas"/>
+                <w:color w:val="E8E8E8"/>
+                <w:sz w:val="19"/>
+                <w:szCs w:val="19"/>
+              </w:rPr>
+              <w:t>lvp</w:t>
+            </w:r>
+            <w:proofErr w:type="spellEnd"/>
+            <w:r>
+              <w:rPr>
+                <w:rFonts w:ascii="Consolas" w:eastAsia="Consolas" w:hAnsi="Consolas" w:cs="Consolas"/>
+                <w:color w:val="E8E8E8"/>
+                <w:sz w:val="19"/>
+                <w:szCs w:val="19"/>
+              </w:rPr>
+              <w:t xml:space="preserve"> 4444</w:t>
             </w:r>
           </w:p>
           <w:p>
@@ -1949,7 +2287,43 @@
           <w:sz w:val="21"/>
           <w:szCs w:val="21"/>
         </w:rPr>
-        <w:t>Once the client connects, Netcat keeps the TCP connection open in the foreground on both ends, and stdin/stdout are simply piped across the socket</w:t>
+        <w:t xml:space="preserve">Once the client connects, </w:t>
+      </w:r>
+      <w:proofErr w:type="spellStart"/>
+      <w:r>
+        <w:rPr>
+          <w:color w:val="262626"/>
+          <w:sz w:val="21"/>
+          <w:szCs w:val="21"/>
+        </w:rPr>
+        <w:t>Netcat</w:t>
+      </w:r>
+      <w:proofErr w:type="spellEnd"/>
+      <w:r>
+        <w:rPr>
+          <w:color w:val="262626"/>
+          <w:sz w:val="21"/>
+          <w:szCs w:val="21"/>
+        </w:rPr>
+        <w:t xml:space="preserve"> keeps the TCP connection open in the foreground on both ends, and stdin/</w:t>
+      </w:r>
+      <w:proofErr w:type="spellStart"/>
+      <w:r>
+        <w:rPr>
+          <w:color w:val="262626"/>
+          <w:sz w:val="21"/>
+          <w:szCs w:val="21"/>
+        </w:rPr>
+        <w:t>stdout</w:t>
+      </w:r>
+      <w:proofErr w:type="spellEnd"/>
+      <w:r>
+        <w:rPr>
+          <w:color w:val="262626"/>
+          <w:sz w:val="21"/>
+          <w:szCs w:val="21"/>
+        </w:rPr>
+        <w:t xml:space="preserve"> are simply piped across the socket</w:t>
       </w:r>
       <w:r>
         <w:rPr>
@@ -1965,7 +2339,25 @@
           <w:sz w:val="21"/>
           <w:szCs w:val="21"/>
         </w:rPr>
-        <w:t>so a full-duplex chat happens as soon as both sides start typing, with no extra chat protocol involved. This time the -n flag was added on the listener side, which tells Netcat to skip DNS/reverse-DNS resolution entirely; because the earlier file-transfer practical logged a host-lookup failure for the same reason, adding -n here suppressed that message and connected slightly faster.</w:t>
+        <w:t xml:space="preserve">so a full-duplex chat happens as soon as both sides start typing, with no extra chat protocol involved. This time the -n flag was added on the listener side, which tells </w:t>
+      </w:r>
+      <w:proofErr w:type="spellStart"/>
+      <w:r>
+        <w:rPr>
+          <w:color w:val="262626"/>
+          <w:sz w:val="21"/>
+          <w:szCs w:val="21"/>
+        </w:rPr>
+        <w:t>Netcat</w:t>
+      </w:r>
+      <w:proofErr w:type="spellEnd"/>
+      <w:r>
+        <w:rPr>
+          <w:color w:val="262626"/>
+          <w:sz w:val="21"/>
+          <w:szCs w:val="21"/>
+        </w:rPr>
+        <w:t xml:space="preserve"> to skip DNS/reverse-DNS resolution entirely; because the earlier file-transfer practical logged a host-lookup failure for the same reason, adding -n here suppressed that message and connected slightly faster.</w:t>
       </w:r>
     </w:p>
     <w:p>
@@ -1978,7 +2370,25 @@
           <w:sz w:val="21"/>
           <w:szCs w:val="21"/>
         </w:rPr>
-        <w:t>The conversation shown below ("Hi / Hello / How are you doing? / I am good / Yourself? / I am doing amazing, thanks for asking.") appears identically on both terminals in real time, which is the clearest demonstration that Netcat is not doing anything file- or protocol-specific here</w:t>
+        <w:t xml:space="preserve">The conversation shown below ("Hi / Hello / How are you doing? / I am good / Yourself? / I am doing amazing, thanks for asking.") appears identically on both terminals in real time, which is the clearest demonstration that </w:t>
+      </w:r>
+      <w:proofErr w:type="spellStart"/>
+      <w:r>
+        <w:rPr>
+          <w:color w:val="262626"/>
+          <w:sz w:val="21"/>
+          <w:szCs w:val="21"/>
+        </w:rPr>
+        <w:t>Netcat</w:t>
+      </w:r>
+      <w:proofErr w:type="spellEnd"/>
+      <w:r>
+        <w:rPr>
+          <w:color w:val="262626"/>
+          <w:sz w:val="21"/>
+          <w:szCs w:val="21"/>
+        </w:rPr>
+        <w:t xml:space="preserve"> is not doing anything file- or protocol-specific here</w:t>
       </w:r>
       <w:r>
         <w:rPr>
@@ -2059,7 +2469,29 @@
           <w:sz w:val="18"/>
           <w:szCs w:val="18"/>
         </w:rPr>
-        <w:t>Figure 2 — A live two-way chat over a single Netcat TCP connection, shown mirrored on the Metasploitable2 (left) and Kali (right) terminals.</w:t>
+        <w:t xml:space="preserve">Figure 2 — A live two-way chat over a single </w:t>
+      </w:r>
+      <w:proofErr w:type="spellStart"/>
+      <w:r>
+        <w:rPr>
+          <w:i/>
+          <w:iCs/>
+          <w:color w:val="4D4D4D"/>
+          <w:sz w:val="18"/>
+          <w:szCs w:val="18"/>
+        </w:rPr>
+        <w:t>Netcat</w:t>
+      </w:r>
+      <w:proofErr w:type="spellEnd"/>
+      <w:r>
+        <w:rPr>
+          <w:i/>
+          <w:iCs/>
+          <w:color w:val="4D4D4D"/>
+          <w:sz w:val="18"/>
+          <w:szCs w:val="18"/>
+        </w:rPr>
+        <w:t xml:space="preserve"> TCP connection, shown mirrored on the Metasploitable2 (left) and Kali (right) terminals.</w:t>
       </w:r>
     </w:p>
     <w:tbl>
@@ -2229,7 +2661,25 @@
                 <w:sz w:val="19"/>
                 <w:szCs w:val="19"/>
               </w:rPr>
-              <w:t>nc -n -lvp 4444 (Kali)</w:t>
+              <w:t>nc -n -</w:t>
+            </w:r>
+            <w:proofErr w:type="spellStart"/>
+            <w:r>
+              <w:rPr>
+                <w:color w:val="262626"/>
+                <w:sz w:val="19"/>
+                <w:szCs w:val="19"/>
+              </w:rPr>
+              <w:t>lvp</w:t>
+            </w:r>
+            <w:proofErr w:type="spellEnd"/>
+            <w:r>
+              <w:rPr>
+                <w:color w:val="262626"/>
+                <w:sz w:val="19"/>
+                <w:szCs w:val="19"/>
+              </w:rPr>
+              <w:t xml:space="preserve"> 4444 (Kali)</w:t>
             </w:r>
           </w:p>
         </w:tc>
@@ -2348,6 +2798,7 @@
             <w:vAlign w:val="center"/>
           </w:tcPr>
           <w:p>
+            <w:proofErr w:type="spellStart"/>
             <w:r>
               <w:rPr>
                 <w:b/>
@@ -2358,6 +2809,7 @@
               </w:rPr>
               <w:t>Behaviour</w:t>
             </w:r>
+            <w:proofErr w:type="spellEnd"/>
           </w:p>
         </w:tc>
         <w:tc>
@@ -2464,6 +2916,7 @@
         <w:trPr>
           <w:gridAfter w:val="1"/>
           <w:wAfter w:w="9195" w:type="dxa"/>
+          <w:trHeight w:val="2079"/>
         </w:trPr>
         <w:tc>
           <w:tcPr>
@@ -2494,7 +2947,21 @@
               <w:rPr>
                 <w:color w:val="1A1A1A"/>
               </w:rPr>
-              <w:t>This practical made it click that a raw Netcat connection has no idea whether it's carrying a chat message, a file, or a shell command</w:t>
+              <w:t xml:space="preserve">This practical made it click that a raw </w:t>
+            </w:r>
+            <w:proofErr w:type="spellStart"/>
+            <w:r>
+              <w:rPr>
+                <w:color w:val="1A1A1A"/>
+              </w:rPr>
+              <w:t>Netcat</w:t>
+            </w:r>
+            <w:proofErr w:type="spellEnd"/>
+            <w:r>
+              <w:rPr>
+                <w:color w:val="1A1A1A"/>
+              </w:rPr>
+              <w:t xml:space="preserve"> connection has no idea whether it's carrying a chat message, a file, or a shell command</w:t>
             </w:r>
             <w:r>
               <w:rPr>
@@ -2558,13 +3025,41 @@
         </w:numPr>
         <w:spacing w:after="90"/>
       </w:pPr>
-      <w:r>
-        <w:rPr>
-          <w:color w:val="262626"/>
-          <w:sz w:val="21"/>
-          <w:szCs w:val="21"/>
-        </w:rPr>
-        <w:t>Netcat's core model is simple: one side listens with -l (optionally -v for verbose, -p &lt;port&gt; for the port), and the other side connects with a plain nc &lt;ip&gt; &lt;port&gt;.</w:t>
+      <w:proofErr w:type="spellStart"/>
+      <w:r>
+        <w:rPr>
+          <w:color w:val="262626"/>
+          <w:sz w:val="21"/>
+          <w:szCs w:val="21"/>
+        </w:rPr>
+        <w:t>Netcat's</w:t>
+      </w:r>
+      <w:proofErr w:type="spellEnd"/>
+      <w:r>
+        <w:rPr>
+          <w:color w:val="262626"/>
+          <w:sz w:val="21"/>
+          <w:szCs w:val="21"/>
+        </w:rPr>
+        <w:t xml:space="preserve"> core model is simple: one side listens with -l (optionally -v for verbose, -p &lt;port&gt; for the port), and the other side connects with a plain nc &lt;</w:t>
+      </w:r>
+      <w:proofErr w:type="spellStart"/>
+      <w:r>
+        <w:rPr>
+          <w:color w:val="262626"/>
+          <w:sz w:val="21"/>
+          <w:szCs w:val="21"/>
+        </w:rPr>
+        <w:t>ip</w:t>
+      </w:r>
+      <w:proofErr w:type="spellEnd"/>
+      <w:r>
+        <w:rPr>
+          <w:color w:val="262626"/>
+          <w:sz w:val="21"/>
+          <w:szCs w:val="21"/>
+        </w:rPr>
+        <w:t>&gt; &lt;port&gt;.</w:t>
       </w:r>
     </w:p>
     <w:p>
@@ -2582,7 +3077,25 @@
           <w:sz w:val="21"/>
           <w:szCs w:val="21"/>
         </w:rPr>
-        <w:t>Shell redirection (&gt; to write, &lt; to read) is what turns a raw Netcat pipe into a file-transfer tool</w:t>
+        <w:t xml:space="preserve">Shell redirection (&gt; to write, &lt; to read) is what turns a raw </w:t>
+      </w:r>
+      <w:proofErr w:type="spellStart"/>
+      <w:r>
+        <w:rPr>
+          <w:color w:val="262626"/>
+          <w:sz w:val="21"/>
+          <w:szCs w:val="21"/>
+        </w:rPr>
+        <w:t>Netcat</w:t>
+      </w:r>
+      <w:proofErr w:type="spellEnd"/>
+      <w:r>
+        <w:rPr>
+          <w:color w:val="262626"/>
+          <w:sz w:val="21"/>
+          <w:szCs w:val="21"/>
+        </w:rPr>
+        <w:t xml:space="preserve"> pipe into a file-transfer tool</w:t>
       </w:r>
       <w:r>
         <w:rPr>
@@ -2592,13 +3105,23 @@
         </w:rPr>
         <w:t xml:space="preserve">. </w:t>
       </w:r>
-      <w:r>
-        <w:rPr>
-          <w:color w:val="262626"/>
-          <w:sz w:val="21"/>
-          <w:szCs w:val="21"/>
-        </w:rPr>
-        <w:t>Netcat itself has no concept of "file"; it only moves bytes.</w:t>
+      <w:proofErr w:type="spellStart"/>
+      <w:r>
+        <w:rPr>
+          <w:color w:val="262626"/>
+          <w:sz w:val="21"/>
+          <w:szCs w:val="21"/>
+        </w:rPr>
+        <w:t>Netcat</w:t>
+      </w:r>
+      <w:proofErr w:type="spellEnd"/>
+      <w:r>
+        <w:rPr>
+          <w:color w:val="262626"/>
+          <w:sz w:val="21"/>
+          <w:szCs w:val="21"/>
+        </w:rPr>
+        <w:t xml:space="preserve"> itself has no concept of "file"; it only moves bytes.</w:t>
       </w:r>
     </w:p>
     <w:p>
@@ -2616,7 +3139,25 @@
           <w:sz w:val="21"/>
           <w:szCs w:val="21"/>
         </w:rPr>
-        <w:t>A live Netcat connection is inherently two-way (full-duplex): typing on either end sends data to the other immediately, which is the same mechanism a reverse or bind shell later relies on.</w:t>
+        <w:t xml:space="preserve">A live </w:t>
+      </w:r>
+      <w:proofErr w:type="spellStart"/>
+      <w:r>
+        <w:rPr>
+          <w:color w:val="262626"/>
+          <w:sz w:val="21"/>
+          <w:szCs w:val="21"/>
+        </w:rPr>
+        <w:t>Netcat</w:t>
+      </w:r>
+      <w:proofErr w:type="spellEnd"/>
+      <w:r>
+        <w:rPr>
+          <w:color w:val="262626"/>
+          <w:sz w:val="21"/>
+          <w:szCs w:val="21"/>
+        </w:rPr>
+        <w:t xml:space="preserve"> connection is inherently two-way (full-duplex): typing on either end sends data to the other immediately, which is the same mechanism a reverse or bind shell later relies on.</w:t>
       </w:r>
     </w:p>
     <w:p>
@@ -2660,7 +3201,25 @@
           <w:sz w:val="21"/>
           <w:szCs w:val="21"/>
         </w:rPr>
-        <w:t>Because Netcat performs no validation on filenames or input, small mistakes (like a mistyped output filename) fail silently rather than throwing an error — output should always be checked, not assumed.</w:t>
+        <w:t xml:space="preserve">Because </w:t>
+      </w:r>
+      <w:proofErr w:type="spellStart"/>
+      <w:r>
+        <w:rPr>
+          <w:color w:val="262626"/>
+          <w:sz w:val="21"/>
+          <w:szCs w:val="21"/>
+        </w:rPr>
+        <w:t>Netcat</w:t>
+      </w:r>
+      <w:proofErr w:type="spellEnd"/>
+      <w:r>
+        <w:rPr>
+          <w:color w:val="262626"/>
+          <w:sz w:val="21"/>
+          <w:szCs w:val="21"/>
+        </w:rPr>
+        <w:t xml:space="preserve"> performs no validation on filenames or input, small mistakes (like a mistyped output filename) fail silently rather than throwing an error — output should always be checked, not assumed.</w:t>
       </w:r>
     </w:p>
     <w:p>

--- a/tools/Netcat_NC/File Transfer And Communication_Project/FileTransfer_Communication_Project.docx
+++ b/tools/Netcat_NC/File Transfer And Communication_Project/FileTransfer_Communication_Project.docx
@@ -3184,70 +3184,6 @@
           <w:szCs w:val="21"/>
         </w:rPr>
         <w:t xml:space="preserve"> </w:t>
-      </w:r>
-    </w:p>
-    <w:p>
-      <w:pPr>
-        <w:pStyle w:val="ListParagraph"/>
-        <w:numPr>
-          <w:ilvl w:val="0"/>
-          <w:numId w:val="1"/>
-        </w:numPr>
-        <w:spacing w:after="90"/>
-      </w:pPr>
-      <w:r>
-        <w:rPr>
-          <w:color w:val="262626"/>
-          <w:sz w:val="21"/>
-          <w:szCs w:val="21"/>
-        </w:rPr>
-        <w:t xml:space="preserve">Because </w:t>
-      </w:r>
-      <w:proofErr w:type="spellStart"/>
-      <w:r>
-        <w:rPr>
-          <w:color w:val="262626"/>
-          <w:sz w:val="21"/>
-          <w:szCs w:val="21"/>
-        </w:rPr>
-        <w:t>Netcat</w:t>
-      </w:r>
-      <w:proofErr w:type="spellEnd"/>
-      <w:r>
-        <w:rPr>
-          <w:color w:val="262626"/>
-          <w:sz w:val="21"/>
-          <w:szCs w:val="21"/>
-        </w:rPr>
-        <w:t xml:space="preserve"> performs no validation on filenames or input, small mistakes (like a mistyped output filename) fail silently rather than throwing an error — output should always be checked, not assumed.</w:t>
-      </w:r>
-    </w:p>
-    <w:p>
-      <w:pPr>
-        <w:spacing w:after="90"/>
-      </w:pPr>
-    </w:p>
-    <w:p>
-      <w:pPr>
-        <w:spacing w:after="90"/>
-      </w:pPr>
-    </w:p>
-    <w:p>
-      <w:pPr>
-        <w:spacing w:after="90"/>
-      </w:pPr>
-    </w:p>
-    <w:p>
-      <w:pPr>
-        <w:spacing w:after="90"/>
-      </w:pPr>
-    </w:p>
-    <w:p>
-      <w:pPr>
-        <w:spacing w:after="90"/>
-      </w:pPr>
-      <w:r>
-        <w:t>How can the connection be closed in the banner grabbing even though the port is opened.</w:t>
       </w:r>
     </w:p>
     <w:sectPr>
